--- a/docs/generated/2627/2627_REGULAR_YEAR_OPS_GUIDE.docx
+++ b/docs/generated/2627/2627_REGULAR_YEAR_OPS_GUIDE.docx
@@ -1,17 +1,21 @@
 
 <file path=word/document.xml><?xml version="1.0" encoding="utf-8"?>
-<w:document xmlns:wpc="http://schemas.microsoft.com/office/word/2010/wordprocessingCanvas" xmlns:cx="http://schemas.microsoft.com/office/drawing/2014/chartex" xmlns:cx1="http://schemas.microsoft.com/office/drawing/2015/9/8/chartex" xmlns:cx2="http://schemas.microsoft.com/office/drawing/2015/10/21/chartex" xmlns:cx3="http://schemas.microsoft.com/office/drawing/2016/5/9/chartex" xmlns:cx4="http://schemas.microsoft.com/office/drawing/2016/5/10/chartex" xmlns:cx5="http://schemas.microsoft.com/office/drawing/2016/5/11/chartex" xmlns:cx6="http://schemas.microsoft.com/office/drawing/2016/5/12/chartex" xmlns:cx7="http://schemas.microsoft.com/office/drawing/2016/5/13/chartex" xmlns:cx8="http://schemas.microsoft.com/office/drawing/2016/5/14/chartex" xmlns:mc="http://schemas.openxmlformats.org/markup-compatibility/2006" xmlns:m="http://schemas.openxmlformats.org/officeDocument/2006/math" xmlns:aink="http://schemas.microsoft.com/office/drawing/2016/ink" xmlns:am3d="http://schemas.microsoft.com/office/drawing/2017/model3d" xmlns:oel="http://schemas.microsoft.com/office/2019/extlst" xmlns:r="http://schemas.openxmlformats.org/officeDocument/2006/relationships" xmlns:wp14="http://schemas.microsoft.com/office/word/2010/wordprocessingDrawing" xmlns:wp="http://schemas.openxmlformats.org/drawingml/2006/wordprocessingDrawing" xmlns:wpg="http://schemas.microsoft.com/office/word/2010/wordprocessingGroup" xmlns:wpi="http://schemas.microsoft.com/office/word/2010/wordprocessingInk" xmlns:wps="http://schemas.microsoft.com/office/word/2010/wordprocessingShape" xmlns:o="urn:schemas-microsoft-com:office:office" xmlns:v="urn:schemas-microsoft-com:vml" xmlns:w10="urn:schemas-microsoft-com:office:word" xmlns:w="http://schemas.openxmlformats.org/wordprocessingml/2006/main" xmlns:w14="http://schemas.microsoft.com/office/word/2010/wordml" xmlns:w15="http://schemas.microsoft.com/office/word/2012/wordml" xmlns:w16cei="http://schemas.microsoft.com/office/word/2026/wordml/cei" xmlns:w16cex="http://schemas.microsoft.com/office/word/2018/wordml/cex" xmlns:w16cid="http://schemas.microsoft.com/office/word/2016/wordml/cid" xmlns:w16="http://schemas.microsoft.com/office/word/2018/wordml" xmlns:w16sdtdh="http://schemas.microsoft.com/office/word/2020/wordml/sdtdatahash" xmlns:w16sdtfl="http://schemas.microsoft.com/office/word/2024/wordml/sdtformatlock" xmlns:w16se="http://schemas.microsoft.com/office/word/2015/wordml/symex" xmlns:w16du="http://schemas.microsoft.com/office/word/2023/wordml/word16du" xmlns:wne="http://schemas.microsoft.com/office/word/2006/wordml" mc:Ignorable="w14 w15 w16se w16cid w16 w16cex w16sdtdh w16sdtfl w16du wp14">
+<w:document xmlns:wpc="http://schemas.microsoft.com/office/word/2010/wordprocessingCanvas" xmlns:cx="http://schemas.microsoft.com/office/drawing/2014/chartex" xmlns:cx1="http://schemas.microsoft.com/office/drawing/2015/9/8/chartex" xmlns:cx2="http://schemas.microsoft.com/office/drawing/2015/10/21/chartex" xmlns:cx3="http://schemas.microsoft.com/office/drawing/2016/5/9/chartex" xmlns:cx4="http://schemas.microsoft.com/office/drawing/2016/5/10/chartex" xmlns:cx5="http://schemas.microsoft.com/office/drawing/2016/5/11/chartex" xmlns:cx6="http://schemas.microsoft.com/office/drawing/2016/5/12/chartex" xmlns:cx7="http://schemas.microsoft.com/office/drawing/2016/5/13/chartex" xmlns:cx8="http://schemas.microsoft.com/office/drawing/2016/5/14/chartex" xmlns:mc="http://schemas.openxmlformats.org/markup-compatibility/2006" xmlns:m="http://schemas.openxmlformats.org/officeDocument/2006/math" xmlns:aink="http://schemas.microsoft.com/office/drawing/2016/ink" xmlns:am3d="http://schemas.microsoft.com/office/drawing/2017/model3d" xmlns:oel="http://schemas.microsoft.com/office/2019/extlst" xmlns:r="http://schemas.openxmlformats.org/officeDocument/2006/relationships" xmlns:wp14="http://schemas.microsoft.com/office/word/2010/wordprocessingDrawing" xmlns:wp="http://schemas.openxmlformats.org/drawingml/2006/wordprocessingDrawing" xmlns:wpg="http://schemas.microsoft.com/office/word/2010/wordprocessingGroup" xmlns:wpi="http://schemas.microsoft.com/office/word/2010/wordprocessingInk" xmlns:wps="http://schemas.microsoft.com/office/word/2010/wordprocessingShape" xmlns:o="urn:schemas-microsoft-com:office:office" xmlns:v="urn:schemas-microsoft-com:vml" xmlns:w10="urn:schemas-microsoft-com:office:word" xmlns:w="http://schemas.openxmlformats.org/wordprocessingml/2006/main" xmlns:w14="http://schemas.microsoft.com/office/word/2010/wordml" xmlns:w15="http://schemas.microsoft.com/office/word/2012/wordml" xmlns:w16cex="http://schemas.microsoft.com/office/word/2018/wordml/cex" xmlns:w16cid="http://schemas.microsoft.com/office/word/2016/wordml/cid" xmlns:w16="http://schemas.microsoft.com/office/word/2018/wordml" xmlns:w16sdtdh="http://schemas.microsoft.com/office/word/2020/wordml/sdtdatahash" xmlns:w16sdtfl="http://schemas.microsoft.com/office/word/2024/wordml/sdtformatlock" xmlns:w16se="http://schemas.microsoft.com/office/word/2015/wordml/symex" xmlns:w16du="http://schemas.microsoft.com/office/word/2023/wordml/word16du" xmlns:wne="http://schemas.microsoft.com/office/word/2006/wordml" mc:Ignorable="w14 w15 w16se w16cid w16 w16cex w16sdtdh w16sdtfl w16du wp14">
   <w:body>
     <w:p>
       <w:pPr>
         <w:spacing w:before="960" w:after="160"/>
         <w:jc w:val="center"/>
+        <w:rPr>
+          <w:lang w:eastAsia="zh-TW"/>
+        </w:rPr>
       </w:pPr>
       <w:r>
         <w:rPr>
           <w:b/>
           <w:bCs/>
           <w:sz w:val="28"/>
+          <w:lang w:eastAsia="zh-TW"/>
         </w:rPr>
         <w:t>明學教育</w:t>
       </w:r>
@@ -23,12 +27,16 @@
         </w:pBdr>
         <w:spacing w:after="160"/>
         <w:jc w:val="center"/>
+        <w:rPr>
+          <w:lang w:eastAsia="zh-TW"/>
+        </w:rPr>
       </w:pPr>
       <w:r>
         <w:rPr>
           <w:b/>
           <w:bCs/>
           <w:sz w:val="36"/>
+          <w:lang w:eastAsia="zh-TW"/>
         </w:rPr>
         <w:t xml:space="preserve">2627 </w:t>
       </w:r>
@@ -37,6 +45,7 @@
           <w:b/>
           <w:bCs/>
           <w:sz w:val="36"/>
+          <w:lang w:eastAsia="zh-TW"/>
         </w:rPr>
         <w:t>常規學年營運指引</w:t>
       </w:r>
@@ -44,6 +53,9 @@
     <w:p>
       <w:pPr>
         <w:spacing w:before="240" w:after="0"/>
+        <w:rPr>
+          <w:lang w:eastAsia="zh-TW"/>
+        </w:rPr>
       </w:pPr>
     </w:p>
     <w:tbl>
@@ -259,7 +271,7 @@
               <w:rPr>
                 <w:sz w:val="20"/>
               </w:rPr>
-              <w:t>v1.2</w:t>
+              <w:t>v1.8</w:t>
             </w:r>
           </w:p>
         </w:tc>
@@ -317,7 +329,7 @@
               <w:rPr>
                 <w:sz w:val="20"/>
               </w:rPr>
-              <w:t>2026-08-12</w:t>
+              <w:t>2026-08-16</w:t>
             </w:r>
           </w:p>
         </w:tc>
@@ -511,7 +523,7 @@
       <w:r>
         <w:fldChar w:fldCharType="separate"/>
       </w:r>
-      <w:hyperlink w:anchor="_Toc237386707" w:history="1">
+      <w:hyperlink w:anchor="_Toc237763980" w:history="1">
         <w:r>
           <w:rPr>
             <w:rStyle w:val="affa"/>
@@ -538,7 +550,7 @@
             <w:noProof/>
             <w:webHidden/>
           </w:rPr>
-          <w:instrText xml:space="preserve"> PAGEREF _Toc237386707 \h </w:instrText>
+          <w:instrText xml:space="preserve"> PAGEREF _Toc237763980 \h </w:instrText>
         </w:r>
         <w:r>
           <w:rPr>
@@ -579,7 +591,7 @@
           <w:noProof/>
         </w:rPr>
       </w:pPr>
-      <w:hyperlink w:anchor="_Toc237386708" w:history="1">
+      <w:hyperlink w:anchor="_Toc237763981" w:history="1">
         <w:r>
           <w:rPr>
             <w:rStyle w:val="affa"/>
@@ -606,7 +618,7 @@
             <w:noProof/>
             <w:webHidden/>
           </w:rPr>
-          <w:instrText xml:space="preserve"> PAGEREF _Toc237386708 \h </w:instrText>
+          <w:instrText xml:space="preserve"> PAGEREF _Toc237763981 \h </w:instrText>
         </w:r>
         <w:r>
           <w:rPr>
@@ -647,7 +659,7 @@
           <w:noProof/>
         </w:rPr>
       </w:pPr>
-      <w:hyperlink w:anchor="_Toc237386709" w:history="1">
+      <w:hyperlink w:anchor="_Toc237763982" w:history="1">
         <w:r>
           <w:rPr>
             <w:rStyle w:val="affa"/>
@@ -674,7 +686,7 @@
             <w:noProof/>
             <w:webHidden/>
           </w:rPr>
-          <w:instrText xml:space="preserve"> PAGEREF _Toc237386709 \h </w:instrText>
+          <w:instrText xml:space="preserve"> PAGEREF _Toc237763982 \h </w:instrText>
         </w:r>
         <w:r>
           <w:rPr>
@@ -715,7 +727,7 @@
           <w:noProof/>
         </w:rPr>
       </w:pPr>
-      <w:hyperlink w:anchor="_Toc237386710" w:history="1">
+      <w:hyperlink w:anchor="_Toc237763983" w:history="1">
         <w:r>
           <w:rPr>
             <w:rStyle w:val="affa"/>
@@ -742,7 +754,7 @@
             <w:noProof/>
             <w:webHidden/>
           </w:rPr>
-          <w:instrText xml:space="preserve"> PAGEREF _Toc237386710 \h </w:instrText>
+          <w:instrText xml:space="preserve"> PAGEREF _Toc237763983 \h </w:instrText>
         </w:r>
         <w:r>
           <w:rPr>
@@ -783,7 +795,7 @@
           <w:noProof/>
         </w:rPr>
       </w:pPr>
-      <w:hyperlink w:anchor="_Toc237386711" w:history="1">
+      <w:hyperlink w:anchor="_Toc237763984" w:history="1">
         <w:r>
           <w:rPr>
             <w:rStyle w:val="affa"/>
@@ -810,7 +822,7 @@
             <w:noProof/>
             <w:webHidden/>
           </w:rPr>
-          <w:instrText xml:space="preserve"> PAGEREF _Toc237386711 \h </w:instrText>
+          <w:instrText xml:space="preserve"> PAGEREF _Toc237763984 \h </w:instrText>
         </w:r>
         <w:r>
           <w:rPr>
@@ -851,13 +863,13 @@
           <w:noProof/>
         </w:rPr>
       </w:pPr>
-      <w:hyperlink w:anchor="_Toc237386712" w:history="1">
+      <w:hyperlink w:anchor="_Toc237763985" w:history="1">
         <w:r>
           <w:rPr>
             <w:rStyle w:val="affa"/>
             <w:noProof/>
           </w:rPr>
-          <w:t>6. 一對一課程</w:t>
+          <w:t>6. 私人課程（一對一／一對二）</w:t>
         </w:r>
         <w:r>
           <w:rPr>
@@ -878,7 +890,7 @@
             <w:noProof/>
             <w:webHidden/>
           </w:rPr>
-          <w:instrText xml:space="preserve"> PAGEREF _Toc237386712 \h </w:instrText>
+          <w:instrText xml:space="preserve"> PAGEREF _Toc237763985 \h </w:instrText>
         </w:r>
         <w:r>
           <w:rPr>
@@ -919,13 +931,13 @@
           <w:noProof/>
         </w:rPr>
       </w:pPr>
-      <w:hyperlink w:anchor="_Toc237386713" w:history="1">
+      <w:hyperlink w:anchor="_Toc237763986" w:history="1">
         <w:r>
           <w:rPr>
             <w:rStyle w:val="affa"/>
             <w:noProof/>
           </w:rPr>
-          <w:t>7. 功課輔導</w:t>
+          <w:t>7. 功課輔導班</w:t>
         </w:r>
         <w:r>
           <w:rPr>
@@ -946,7 +958,7 @@
             <w:noProof/>
             <w:webHidden/>
           </w:rPr>
-          <w:instrText xml:space="preserve"> PAGEREF _Toc237386713 \h </w:instrText>
+          <w:instrText xml:space="preserve"> PAGEREF _Toc237763986 \h </w:instrText>
         </w:r>
         <w:r>
           <w:rPr>
@@ -987,7 +999,7 @@
           <w:noProof/>
         </w:rPr>
       </w:pPr>
-      <w:hyperlink w:anchor="_Toc237386714" w:history="1">
+      <w:hyperlink w:anchor="_Toc237763987" w:history="1">
         <w:r>
           <w:rPr>
             <w:rStyle w:val="affa"/>
@@ -1014,7 +1026,7 @@
             <w:noProof/>
             <w:webHidden/>
           </w:rPr>
-          <w:instrText xml:space="preserve"> PAGEREF _Toc237386714 \h </w:instrText>
+          <w:instrText xml:space="preserve"> PAGEREF _Toc237763987 \h </w:instrText>
         </w:r>
         <w:r>
           <w:rPr>
@@ -1034,7 +1046,7 @@
             <w:noProof/>
             <w:webHidden/>
           </w:rPr>
-          <w:t>16</w:t>
+          <w:t>17</w:t>
         </w:r>
         <w:r>
           <w:rPr>
@@ -1055,7 +1067,7 @@
           <w:noProof/>
         </w:rPr>
       </w:pPr>
-      <w:hyperlink w:anchor="_Toc237386715" w:history="1">
+      <w:hyperlink w:anchor="_Toc237763988" w:history="1">
         <w:r>
           <w:rPr>
             <w:rStyle w:val="affa"/>
@@ -1082,7 +1094,7 @@
             <w:noProof/>
             <w:webHidden/>
           </w:rPr>
-          <w:instrText xml:space="preserve"> PAGEREF _Toc237386715 \h </w:instrText>
+          <w:instrText xml:space="preserve"> PAGEREF _Toc237763988 \h </w:instrText>
         </w:r>
         <w:r>
           <w:rPr>
@@ -1102,7 +1114,7 @@
             <w:noProof/>
             <w:webHidden/>
           </w:rPr>
-          <w:t>19</w:t>
+          <w:t>20</w:t>
         </w:r>
         <w:r>
           <w:rPr>
@@ -1123,13 +1135,13 @@
           <w:noProof/>
         </w:rPr>
       </w:pPr>
-      <w:hyperlink w:anchor="_Toc237386716" w:history="1">
+      <w:hyperlink w:anchor="_Toc237763989" w:history="1">
         <w:r>
           <w:rPr>
             <w:rStyle w:val="affa"/>
             <w:noProof/>
           </w:rPr>
-          <w:t>10. 代堂與換主責老師</w:t>
+          <w:t>10. 代堂與更換任教老師</w:t>
         </w:r>
         <w:r>
           <w:rPr>
@@ -1150,7 +1162,7 @@
             <w:noProof/>
             <w:webHidden/>
           </w:rPr>
-          <w:instrText xml:space="preserve"> PAGEREF _Toc237386716 \h </w:instrText>
+          <w:instrText xml:space="preserve"> PAGEREF _Toc237763989 \h </w:instrText>
         </w:r>
         <w:r>
           <w:rPr>
@@ -1170,7 +1182,7 @@
             <w:noProof/>
             <w:webHidden/>
           </w:rPr>
-          <w:t>21</w:t>
+          <w:t>22</w:t>
         </w:r>
         <w:r>
           <w:rPr>
@@ -1191,7 +1203,7 @@
           <w:noProof/>
         </w:rPr>
       </w:pPr>
-      <w:hyperlink w:anchor="_Toc237386717" w:history="1">
+      <w:hyperlink w:anchor="_Toc237763990" w:history="1">
         <w:r>
           <w:rPr>
             <w:rStyle w:val="affa"/>
@@ -1218,7 +1230,7 @@
             <w:noProof/>
             <w:webHidden/>
           </w:rPr>
-          <w:instrText xml:space="preserve"> PAGEREF _Toc237386717 \h </w:instrText>
+          <w:instrText xml:space="preserve"> PAGEREF _Toc237763990 \h </w:instrText>
         </w:r>
         <w:r>
           <w:rPr>
@@ -1238,7 +1250,7 @@
             <w:noProof/>
             <w:webHidden/>
           </w:rPr>
-          <w:t>23</w:t>
+          <w:t>24</w:t>
         </w:r>
         <w:r>
           <w:rPr>
@@ -1259,7 +1271,7 @@
           <w:noProof/>
         </w:rPr>
       </w:pPr>
-      <w:hyperlink w:anchor="_Toc237386718" w:history="1">
+      <w:hyperlink w:anchor="_Toc237763991" w:history="1">
         <w:r>
           <w:rPr>
             <w:rStyle w:val="affa"/>
@@ -1286,7 +1298,7 @@
             <w:noProof/>
             <w:webHidden/>
           </w:rPr>
-          <w:instrText xml:space="preserve"> PAGEREF _Toc237386718 \h </w:instrText>
+          <w:instrText xml:space="preserve"> PAGEREF _Toc237763991 \h </w:instrText>
         </w:r>
         <w:r>
           <w:rPr>
@@ -1306,7 +1318,7 @@
             <w:noProof/>
             <w:webHidden/>
           </w:rPr>
-          <w:t>25</w:t>
+          <w:t>26</w:t>
         </w:r>
         <w:r>
           <w:rPr>
@@ -1327,7 +1339,7 @@
           <w:noProof/>
         </w:rPr>
       </w:pPr>
-      <w:hyperlink w:anchor="_Toc237386719" w:history="1">
+      <w:hyperlink w:anchor="_Toc237763992" w:history="1">
         <w:r>
           <w:rPr>
             <w:rStyle w:val="affa"/>
@@ -1354,7 +1366,7 @@
             <w:noProof/>
             <w:webHidden/>
           </w:rPr>
-          <w:instrText xml:space="preserve"> PAGEREF _Toc237386719 \h </w:instrText>
+          <w:instrText xml:space="preserve"> PAGEREF _Toc237763992 \h </w:instrText>
         </w:r>
         <w:r>
           <w:rPr>
@@ -1374,7 +1386,75 @@
             <w:noProof/>
             <w:webHidden/>
           </w:rPr>
-          <w:t>27</w:t>
+          <w:t>28</w:t>
+        </w:r>
+        <w:r>
+          <w:rPr>
+            <w:noProof/>
+            <w:webHidden/>
+          </w:rPr>
+          <w:fldChar w:fldCharType="end"/>
+        </w:r>
+      </w:hyperlink>
+    </w:p>
+    <w:p>
+      <w:pPr>
+        <w:pStyle w:val="14"/>
+        <w:tabs>
+          <w:tab w:val="right" w:leader="dot" w:pos="9062"/>
+        </w:tabs>
+        <w:rPr>
+          <w:noProof/>
+        </w:rPr>
+      </w:pPr>
+      <w:hyperlink w:anchor="_Toc237763993" w:history="1">
+        <w:r>
+          <w:rPr>
+            <w:rStyle w:val="affa"/>
+            <w:noProof/>
+          </w:rPr>
+          <w:t>附件乙　功課輔導班校曆（2026-09 至 2027-06）</w:t>
+        </w:r>
+        <w:r>
+          <w:rPr>
+            <w:noProof/>
+            <w:webHidden/>
+          </w:rPr>
+          <w:tab/>
+        </w:r>
+        <w:r>
+          <w:rPr>
+            <w:noProof/>
+            <w:webHidden/>
+          </w:rPr>
+          <w:fldChar w:fldCharType="begin"/>
+        </w:r>
+        <w:r>
+          <w:rPr>
+            <w:noProof/>
+            <w:webHidden/>
+          </w:rPr>
+          <w:instrText xml:space="preserve"> PAGEREF _Toc237763993 \h </w:instrText>
+        </w:r>
+        <w:r>
+          <w:rPr>
+            <w:noProof/>
+            <w:webHidden/>
+          </w:rPr>
+        </w:r>
+        <w:r>
+          <w:rPr>
+            <w:noProof/>
+            <w:webHidden/>
+          </w:rPr>
+          <w:fldChar w:fldCharType="separate"/>
+        </w:r>
+        <w:r>
+          <w:rPr>
+            <w:noProof/>
+            <w:webHidden/>
+          </w:rPr>
+          <w:t>31</w:t>
         </w:r>
         <w:r>
           <w:rPr>
@@ -1406,7 +1486,7 @@
         </w:pBdr>
         <w:spacing w:line="288" w:lineRule="auto"/>
       </w:pPr>
-      <w:bookmarkStart w:id="0" w:name="_Toc237386707"/>
+      <w:bookmarkStart w:id="0" w:name="_Toc237763980"/>
       <w:r>
         <w:rPr>
           <w:rFonts w:ascii="新細明體" w:eastAsia="新細明體" w:hAnsi="新細明體"/>
@@ -1504,7 +1584,7 @@
         <w:t xml:space="preserve">• </w:t>
       </w:r>
       <w:r>
-        <w:t>專科班上課日與校舍假期見附件甲；各班每周時間表仍另表公佈</w:t>
+        <w:t>專科班上課日與校舍假期見附件甲；功課輔導班開放與放假日見附件乙；各班每周時間表仍另表公佈</w:t>
       </w:r>
     </w:p>
     <w:p>
@@ -1538,7 +1618,7 @@
         <w:spacing w:after="160" w:line="324" w:lineRule="auto"/>
       </w:pPr>
       <w:r>
-        <w:t>閱讀本指引後，同事應能掌握：學年與報讀基本安排、排課時段規則、課室使用原則，以及後續各章（專科班、一對一等）所述的營運做法。</w:t>
+        <w:t>閱讀本指引後，同事應能掌握：學年與報讀基本安排、排課時段規則、課室使用原則，以及後續各章（專科班、私人課程等）所述的營運做法。</w:t>
       </w:r>
     </w:p>
     <w:p>
@@ -1708,7 +1788,7 @@
               <w:rPr>
                 <w:sz w:val="20"/>
               </w:rPr>
-              <w:t>）相關之專科班、一對一、功輔等常規營運</w:t>
+              <w:t>）相關之專科班、私人課程、功輔班等常規營運</w:t>
             </w:r>
           </w:p>
         </w:tc>
@@ -1848,7 +1928,7 @@
               <w:rPr>
                 <w:sz w:val="20"/>
               </w:rPr>
-              <w:t>每周實際時間表、開班清單、個別老師任教名單與檔期表；專科班逐日校曆見附件甲</w:t>
+              <w:t>每周實際時間表、開班清單、個別老師任教名單與檔期表；專科班逐日校曆見附件甲；功輔放假日見附件乙</w:t>
             </w:r>
           </w:p>
         </w:tc>
@@ -1904,6 +1984,7 @@
         <w:rPr>
           <w:rFonts w:ascii="新細明體" w:eastAsia="新細明體" w:hAnsi="新細明體"/>
         </w:rPr>
+        <w:lastRenderedPageBreak/>
         <w:t xml:space="preserve">1.4 </w:t>
       </w:r>
       <w:r>
@@ -1932,8 +2013,43 @@
       </w:r>
     </w:p>
     <w:p>
-      <w:r>
-        <w:lastRenderedPageBreak/>
+      <w:pPr>
+        <w:pStyle w:val="21"/>
+        <w:spacing w:line="288" w:lineRule="auto"/>
+      </w:pPr>
+      <w:r>
+        <w:rPr>
+          <w:rFonts w:ascii="新細明體" w:eastAsia="新細明體" w:hAnsi="新細明體"/>
+        </w:rPr>
+        <w:t xml:space="preserve">1.5 </w:t>
+      </w:r>
+      <w:r>
+        <w:rPr>
+          <w:rFonts w:ascii="新細明體" w:eastAsia="新細明體" w:hAnsi="新細明體"/>
+        </w:rPr>
+        <w:t>功課輔導班校曆</w:t>
+      </w:r>
+    </w:p>
+    <w:p>
+      <w:pPr>
+        <w:spacing w:after="160" w:line="324" w:lineRule="auto"/>
+      </w:pPr>
+      <w:r>
+        <w:t>功課輔導班首尾開放日與放假日，見</w:t>
+      </w:r>
+      <w:r>
+        <w:rPr>
+          <w:b/>
+          <w:bCs/>
+        </w:rPr>
+        <w:t>附件乙</w:t>
+      </w:r>
+      <w:r>
+        <w:t>。功輔與專科班假期並不相同，不可互套。</w:t>
+      </w:r>
+    </w:p>
+    <w:p>
+      <w:r>
         <w:br w:type="page"/>
       </w:r>
     </w:p>
@@ -1945,7 +2061,7 @@
         </w:pBdr>
         <w:spacing w:line="288" w:lineRule="auto"/>
       </w:pPr>
-      <w:bookmarkStart w:id="1" w:name="_Toc237386708"/>
+      <w:bookmarkStart w:id="1" w:name="_Toc237763981"/>
       <w:r>
         <w:rPr>
           <w:rFonts w:ascii="新細明體" w:eastAsia="新細明體" w:hAnsi="新細明體"/>
@@ -1983,7 +2099,7 @@
         <w:t xml:space="preserve">• </w:t>
       </w:r>
       <w:r>
-        <w:t>常規學年報讀主要有兩種：全期報讀、單堂；沒有暑期式的「第一期／第二期／兩期全報」</w:t>
+        <w:t>常規學年默認報讀至學年結束；另有單堂；沒有暑期式的「第一期／第二期／兩期全報」</w:t>
       </w:r>
     </w:p>
     <w:p>
@@ -2007,7 +2123,7 @@
         <w:t xml:space="preserve">• </w:t>
       </w:r>
       <w:r>
-        <w:t>專科班與一對一的報讀細節見第</w:t>
+        <w:t>專科班與私人課程的報讀細節見第</w:t>
       </w:r>
       <w:r>
         <w:t xml:space="preserve"> 5</w:t>
@@ -2183,7 +2299,7 @@
               <w:rPr>
                 <w:sz w:val="20"/>
               </w:rPr>
-              <w:t>全期報讀</w:t>
+              <w:t>報讀</w:t>
             </w:r>
           </w:p>
         </w:tc>
@@ -2211,7 +2327,7 @@
               <w:rPr>
                 <w:sz w:val="20"/>
               </w:rPr>
-              <w:t>報讀該班整段常規學年（在報讀／退讀生效日範圍內，基本上學年內都會出現在相關點名安排）</w:t>
+              <w:t>默認讀至常規學年結束；在報讀／退讀生效日範圍內，基本上學年內都會出現在相關點名安排</w:t>
             </w:r>
           </w:p>
         </w:tc>
@@ -2269,7 +2385,7 @@
               <w:rPr>
                 <w:sz w:val="20"/>
               </w:rPr>
-              <w:t>只報讀所選定的個別課堂；與全期報讀互斥；點名時通常只出現已選的那些堂</w:t>
+              <w:t>只報讀所選定的個別課堂；與常規報讀互斥；點名時通常只出現已選的那些堂</w:t>
             </w:r>
           </w:p>
         </w:tc>
@@ -2289,7 +2405,7 @@
         <w:spacing w:after="160" w:line="324" w:lineRule="auto"/>
       </w:pPr>
       <w:r>
-        <w:t>學費方面，常規學年即使全期報讀，實務上常按月繳交（例如一次約四堂）；細節見第</w:t>
+        <w:t>學費方面，常規報讀雖默認讀至學年結束，實務上仍常按月繳交（例如一次約四堂）；細節見第</w:t>
       </w:r>
       <w:r>
         <w:t xml:space="preserve"> 8 </w:t>
@@ -2337,7 +2453,7 @@
         <w:t xml:space="preserve">• </w:t>
       </w:r>
       <w:r>
-        <w:t>退讀（結束報讀）：該班報讀改為已結束；不等於從校方刪除該名學生。一對一退讀時，通常一併取消尚未上的未來課堂（詳見第</w:t>
+        <w:t>退讀（結束報讀）：該班報讀改為已結束；不等於刪除該名學生。私人課程退讀時，通常一併取消尚未上的未來課堂（詳見第</w:t>
       </w:r>
       <w:r>
         <w:t xml:space="preserve"> 6 </w:t>
@@ -2355,7 +2471,7 @@
         <w:t xml:space="preserve">• </w:t>
       </w:r>
       <w:r>
-        <w:t>全期生與單堂生在點名名冊上的可見範圍不同：全期生在生效範圍內較常出現；單堂生以已選課堂為準</w:t>
+        <w:t>常規報讀學生與單堂學生在點名名冊上的可見範圍不同：前者在生效範圍內較常出現；單堂學生以已選課堂為準</w:t>
       </w:r>
     </w:p>
     <w:p>
@@ -2375,6 +2491,7 @@
         <w:rPr>
           <w:rFonts w:ascii="新細明體" w:eastAsia="新細明體" w:hAnsi="新細明體"/>
         </w:rPr>
+        <w:lastRenderedPageBreak/>
         <w:t xml:space="preserve">2.4 </w:t>
       </w:r>
       <w:r>
@@ -2429,7 +2546,6 @@
                 <w:bCs/>
                 <w:sz w:val="20"/>
               </w:rPr>
-              <w:lastRenderedPageBreak/>
               <w:t>概念</w:t>
             </w:r>
           </w:p>
@@ -2518,7 +2634,7 @@
               <w:rPr>
                 <w:sz w:val="20"/>
               </w:rPr>
-              <w:t>是否為校方正式註冊客戶（相對試堂／查詢等）</w:t>
+              <w:t>是否為本社正式客戶（相對試堂／查詢等）</w:t>
             </w:r>
           </w:p>
         </w:tc>
@@ -2664,7 +2780,7 @@
         <w:rPr>
           <w:rFonts w:ascii="新細明體" w:eastAsia="新細明體" w:hAnsi="新細明體"/>
         </w:rPr>
-        <w:t>與專科班、一對一的關係</w:t>
+        <w:t>與專科班、私人課程的關係</w:t>
       </w:r>
     </w:p>
     <w:tbl>
@@ -2823,7 +2939,7 @@
               <w:rPr>
                 <w:sz w:val="20"/>
               </w:rPr>
-              <w:t>多為固定逢星期同一時段；可全期或單堂</w:t>
+              <w:t>多為固定逢星期同一時段；可常規報讀或單堂</w:t>
             </w:r>
           </w:p>
         </w:tc>
@@ -2893,7 +3009,7 @@
               <w:rPr>
                 <w:sz w:val="20"/>
               </w:rPr>
-              <w:t>一對一</w:t>
+              <w:t>私人課程</w:t>
             </w:r>
           </w:p>
         </w:tc>
@@ -2921,7 +3037,7 @@
               <w:rPr>
                 <w:sz w:val="20"/>
               </w:rPr>
-              <w:t>一人一班；通常按約定約堂，無全校統一固定周曆表</w:t>
+              <w:t>一位老師對一位或兩位學生；通常按約定約堂，無本社統一固定周曆表</w:t>
             </w:r>
           </w:p>
         </w:tc>
@@ -2991,7 +3107,7 @@
               <w:rPr>
                 <w:sz w:val="20"/>
               </w:rPr>
-              <w:t>功課輔導</w:t>
+              <w:t>功課輔導班</w:t>
             </w:r>
           </w:p>
         </w:tc>
@@ -3079,7 +3195,7 @@
         </w:pBdr>
         <w:spacing w:line="288" w:lineRule="auto"/>
       </w:pPr>
-      <w:bookmarkStart w:id="2" w:name="_Toc237386709"/>
+      <w:bookmarkStart w:id="2" w:name="_Toc237763982"/>
       <w:r>
         <w:rPr>
           <w:rFonts w:ascii="新細明體" w:eastAsia="新細明體" w:hAnsi="新細明體"/>
@@ -3141,19 +3257,16 @@
         <w:t xml:space="preserve">• </w:t>
       </w:r>
       <w:r>
-        <w:t>最遲可排至</w:t>
+        <w:t>專科班最遲可排至</w:t>
       </w:r>
       <w:r>
         <w:t xml:space="preserve"> 19:00–20:15</w:t>
       </w:r>
       <w:r>
-        <w:t>；小組不排</w:t>
+        <w:t>；私人課程可約</w:t>
       </w:r>
       <w:r>
         <w:t xml:space="preserve"> 20:15–21:30</w:t>
-      </w:r>
-      <w:r>
-        <w:t>，但一對一可約此時段</w:t>
       </w:r>
     </w:p>
     <w:p>
@@ -3898,7 +4011,7 @@
               <w:rPr>
                 <w:sz w:val="20"/>
               </w:rPr>
-              <w:t>（不排小組課）</w:t>
+              <w:t>（不排專科班）</w:t>
             </w:r>
           </w:p>
         </w:tc>
@@ -3910,7 +4023,7 @@
         <w:spacing w:after="160" w:line="324" w:lineRule="auto"/>
       </w:pPr>
       <w:r>
-        <w:t>小組課不安排第</w:t>
+        <w:t>專科班不安排第</w:t>
       </w:r>
       <w:r>
         <w:t xml:space="preserve"> 10 </w:t>
@@ -3928,7 +4041,7 @@
         <w:t xml:space="preserve"> 19:00–20:15</w:t>
       </w:r>
       <w:r>
-        <w:t>。一對一可約第</w:t>
+        <w:t>。私人課程可約第</w:t>
       </w:r>
       <w:r>
         <w:t xml:space="preserve"> 10 </w:t>
@@ -4226,7 +4339,7 @@
         <w:t xml:space="preserve"> 09:00–10:15</w:t>
       </w:r>
       <w:r>
-        <w:t>」、小組「不排</w:t>
+        <w:t>」、專科班「不排</w:t>
       </w:r>
       <w:r>
         <w:t xml:space="preserve"> 20:15–21:30</w:t>
@@ -4258,7 +4371,7 @@
         <w:spacing w:after="160" w:line="324" w:lineRule="auto"/>
       </w:pPr>
       <w:r>
-        <w:t>連堂指同一安排佔用連續兩個時段格。對學費與扣堂而言，連堂通常按兩堂計算（每一時段格對應一堂權益），除非另有「只補其中一節」等單項安排（見第</w:t>
+        <w:t>連堂指同一安排佔用連續兩個時段格。對學費與扣堂而言，連堂通常按兩堂計算（每一時段格扣一堂），除非另有「只補其中一節」等單項安排（見第</w:t>
       </w:r>
       <w:r>
         <w:t xml:space="preserve"> 9 </w:t>
@@ -4298,7 +4411,7 @@
         <w:spacing w:after="160" w:line="324" w:lineRule="auto"/>
       </w:pPr>
       <w:r>
-        <w:t>下列為全校通用節奏，不因個別老師姓名而改變。個別老師可出勤的星期與班數上限另表管理，不寫入本指引。</w:t>
+        <w:t>下列為本社通用節奏，不因個別老師姓名而改變。個別老師可出勤的星期與班數上限另表管理，不寫入本指引。</w:t>
       </w:r>
     </w:p>
     <w:tbl>
@@ -4398,7 +4511,7 @@
               <w:rPr>
                 <w:sz w:val="20"/>
               </w:rPr>
-              <w:t>禁排最晚一節（小組）</w:t>
+              <w:t>禁排最晚一節（專科班）</w:t>
             </w:r>
           </w:p>
         </w:tc>
@@ -4426,7 +4539,7 @@
               <w:rPr>
                 <w:sz w:val="20"/>
               </w:rPr>
-              <w:t>小組不排</w:t>
+              <w:t>專科班不排</w:t>
             </w:r>
             <w:r>
               <w:rPr>
@@ -4438,7 +4551,7 @@
               <w:rPr>
                 <w:sz w:val="20"/>
               </w:rPr>
-              <w:t>；一對一可約</w:t>
+              <w:t>；私人課程可約</w:t>
             </w:r>
           </w:p>
         </w:tc>
@@ -4862,7 +4975,7 @@
         </w:pBdr>
         <w:spacing w:line="288" w:lineRule="auto"/>
       </w:pPr>
-      <w:bookmarkStart w:id="3" w:name="_Toc237386710"/>
+      <w:bookmarkStart w:id="3" w:name="_Toc237763983"/>
       <w:r>
         <w:rPr>
           <w:rFonts w:ascii="新細明體" w:eastAsia="新細明體" w:hAnsi="新細明體"/>
@@ -4948,7 +5061,7 @@
         <w:t xml:space="preserve">• </w:t>
       </w:r>
       <w:r>
-        <w:t>平日功課輔導通常佔用其中一室，該時段常規專科班最多約四室可用；週末無功輔佔室時，五室皆可排專科</w:t>
+        <w:t>平日功課輔導班通常佔用其中一室，該時段常規專科班最多約四室可用；週末無功輔佔室時，五室皆可排專科</w:t>
       </w:r>
     </w:p>
     <w:p>
@@ -5858,26 +5971,14 @@
               <w:rPr>
                 <w:sz w:val="20"/>
               </w:rPr>
-              <w:t>功課輔導通常佔用其中一室（具體房號按編排；細節見第</w:t>
-            </w:r>
-            <w:r>
-              <w:rPr>
-                <w:sz w:val="20"/>
-              </w:rPr>
-              <w:t xml:space="preserve"> 7 </w:t>
-            </w:r>
-            <w:r>
-              <w:rPr>
-                <w:sz w:val="20"/>
-              </w:rPr>
-              <w:t>章）。已編作功輔的課室與時段，不可再</w:t>
+              <w:t>功課輔導班通常佔用其中一室（具體房號按編排）。已編作功輔的課室與時段，不可再排常規專</w:t>
             </w:r>
             <w:r>
               <w:rPr>
                 <w:sz w:val="20"/>
               </w:rPr>
               <w:lastRenderedPageBreak/>
-              <w:t>排常規專科班。其餘時段常規專科班每時段最多約四室</w:t>
+              <w:t>科班。其餘時段常規專科班每時段最多約四室</w:t>
             </w:r>
           </w:p>
         </w:tc>
@@ -5960,13 +6061,7 @@
         <w:spacing w:after="160" w:line="324" w:lineRule="auto"/>
       </w:pPr>
       <w:r>
-        <w:t>功輔的日子、時段與讓房等細節於第</w:t>
-      </w:r>
-      <w:r>
-        <w:t xml:space="preserve"> 7 </w:t>
-      </w:r>
-      <w:r>
-        <w:t>章補寫；本章只要求同事在平日預留「功輔佔一室」的空間，避免與專科班撞房。</w:t>
+        <w:t>功輔放假日見附件乙。功輔佔用該室至營運時段結束，不把末節讓予專科班。本章只要求同事在平日預留「功輔佔一室」的空間，避免與專科班撞房。</w:t>
       </w:r>
     </w:p>
     <w:p>
@@ -5982,7 +6077,7 @@
         </w:pBdr>
         <w:spacing w:line="288" w:lineRule="auto"/>
       </w:pPr>
-      <w:bookmarkStart w:id="4" w:name="_Toc237386711"/>
+      <w:bookmarkStart w:id="4" w:name="_Toc237763984"/>
       <w:r>
         <w:rPr>
           <w:rFonts w:ascii="新細明體" w:eastAsia="新細明體" w:hAnsi="新細明體"/>
@@ -6020,7 +6115,7 @@
         <w:t xml:space="preserve">• </w:t>
       </w:r>
       <w:r>
-        <w:t>專科班是固定「逢星期同一時段」上課的小組課程（例如某班逢星期三</w:t>
+        <w:t>專科班是以科目為主、多人同班的小組課，通常固定逢星期同一時段上課（例如某班逢星期三</w:t>
       </w:r>
       <w:r>
         <w:t xml:space="preserve"> 16:30 </w:t>
@@ -6038,7 +6133,7 @@
         <w:t xml:space="preserve">• </w:t>
       </w:r>
       <w:r>
-        <w:t>換常任老師應換主責，勿為代一兩堂而開新班；細節見第</w:t>
+        <w:t>長期更換任教老師應沿用原班，勿為代一兩堂而開新班；細節見第</w:t>
       </w:r>
       <w:r>
         <w:t xml:space="preserve"> 10 </w:t>
@@ -6326,7 +6421,7 @@
               <w:rPr>
                 <w:sz w:val="20"/>
               </w:rPr>
-              <w:t>可全期報讀或單堂（見第</w:t>
+              <w:t>常規報讀默認至學年結束，亦可單堂（見第</w:t>
             </w:r>
             <w:r>
               <w:rPr>
@@ -6368,7 +6463,7 @@
               <w:rPr>
                 <w:sz w:val="20"/>
               </w:rPr>
-              <w:t>與一對一分別</w:t>
+              <w:t>與私人課程分別</w:t>
             </w:r>
           </w:p>
         </w:tc>
@@ -6396,7 +6491,7 @@
               <w:rPr>
                 <w:sz w:val="20"/>
               </w:rPr>
-              <w:t>一對一為一人一班、多按約定約堂（見第</w:t>
+              <w:t>私人課程為一位老師對一位或兩位學生，多按約定約堂（見第</w:t>
             </w:r>
             <w:r>
               <w:rPr>
@@ -6438,7 +6533,7 @@
               <w:rPr>
                 <w:sz w:val="20"/>
               </w:rPr>
-              <w:t>與功課輔導分別</w:t>
+              <w:t>與功課輔導班分別</w:t>
             </w:r>
           </w:p>
         </w:tc>
@@ -6466,7 +6561,7 @@
               <w:rPr>
                 <w:sz w:val="20"/>
               </w:rPr>
-              <w:t>功輔另有按月與佔室安排（見第</w:t>
+              <w:t>功輔班另有按月與佔室安排（見第</w:t>
             </w:r>
             <w:r>
               <w:rPr>
@@ -7102,7 +7197,7 @@
               <w:rPr>
                 <w:sz w:val="20"/>
               </w:rPr>
-              <w:t>該班以後長期換常任老師</w:t>
+              <w:t>該班以後長期更換任教老師</w:t>
             </w:r>
           </w:p>
         </w:tc>
@@ -7130,7 +7225,7 @@
               <w:rPr>
                 <w:sz w:val="20"/>
               </w:rPr>
-              <w:t>換主責（第</w:t>
+              <w:t>更換任教老師（第</w:t>
             </w:r>
             <w:r>
               <w:rPr>
@@ -7200,7 +7295,7 @@
               <w:rPr>
                 <w:sz w:val="20"/>
               </w:rPr>
-              <w:t>另辦報讀／轉班；已繳堂數按原班對帳，不會自動轉去新班</w:t>
+              <w:t>另辦報讀／轉班。同一級專科小組已繳堂數已經共用，不用搬堂；轉去私人課程、試堂或另一級，才用「單據／權益更正」調動</w:t>
             </w:r>
           </w:p>
         </w:tc>
@@ -7230,13 +7325,13 @@
         <w:spacing w:after="160" w:line="324" w:lineRule="auto"/>
       </w:pPr>
       <w:r>
-        <w:t>專科班學費以「堂」為單位對帳：交學費增加該科已繳堂數；完成扣堂增加已扣堂數。連堂通常按兩堂計算。逾期罰款適用常規專科班（小組課），見第</w:t>
+        <w:t>專科班學費以「堂」為單位對帳。同一級專科小組（例如中一中文與數學）共用一個已繳堂數餘額；點名紙仍分班。私人課程、試堂、功課輔導班、暑期不共用。連堂通常按兩堂計算。逾期罰款適用常規專科班，見第</w:t>
       </w:r>
       <w:r>
         <w:t xml:space="preserve"> 8 </w:t>
       </w:r>
       <w:r>
-        <w:t>章。</w:t>
+        <w:t>章（罰款仍按班／科，不是按共用餘額）。</w:t>
       </w:r>
     </w:p>
     <w:p>
@@ -7252,7 +7347,7 @@
         </w:pBdr>
         <w:spacing w:line="288" w:lineRule="auto"/>
       </w:pPr>
-      <w:bookmarkStart w:id="5" w:name="_Toc237386712"/>
+      <w:bookmarkStart w:id="5" w:name="_Toc237763985"/>
       <w:r>
         <w:rPr>
           <w:rFonts w:ascii="新細明體" w:eastAsia="新細明體" w:hAnsi="新細明體"/>
@@ -7264,7 +7359,7 @@
         <w:rPr>
           <w:rFonts w:ascii="新細明體" w:eastAsia="新細明體" w:hAnsi="新細明體"/>
         </w:rPr>
-        <w:t>一對一課程</w:t>
+        <w:t>私人課程（一對一／一對二）</w:t>
       </w:r>
       <w:bookmarkEnd w:id="5"/>
     </w:p>
@@ -7290,7 +7385,7 @@
         <w:t xml:space="preserve">• </w:t>
       </w:r>
       <w:r>
-        <w:t>一對一是一人一班的私人課程，通常沒有「全校統一固定周曆表」；按約定約堂、改期</w:t>
+        <w:t>私人課程是一位老師對一位或兩位學生，分一對一、一對二；通常沒有「本社統一固定周曆表」，按約定約堂、改期</w:t>
       </w:r>
     </w:p>
     <w:p>
@@ -7302,7 +7397,7 @@
         <w:t xml:space="preserve">• </w:t>
       </w:r>
       <w:r>
-        <w:t>報讀、退讀、學費對帳與專科班分開理解；一對一不適用第</w:t>
+        <w:t>報讀、退讀、學費對帳與專科班分開理解；私人課程不適用第</w:t>
       </w:r>
       <w:r>
         <w:t xml:space="preserve"> 8 </w:t>
@@ -7320,13 +7415,13 @@
         <w:t xml:space="preserve">• </w:t>
       </w:r>
       <w:r>
-        <w:t>代堂與換主責的原則與專科班相同（第</w:t>
+        <w:t>代堂與更換任教老師的原則與專科班相同（第</w:t>
       </w:r>
       <w:r>
         <w:t xml:space="preserve"> 10 </w:t>
       </w:r>
       <w:r>
-        <w:t>章）；換主責時應只影響未來堂，已上過的堂保留當日實際老師</w:t>
+        <w:t>章）；更換時應只影響未來堂，已完成的堂保留實際授課老師</w:t>
       </w:r>
     </w:p>
     <w:p>
@@ -7445,7 +7540,7 @@
                 <w:bCs/>
                 <w:sz w:val="20"/>
               </w:rPr>
-              <w:t>一對一</w:t>
+              <w:t>私人課程</w:t>
             </w:r>
           </w:p>
         </w:tc>
@@ -7531,7 +7626,7 @@
               <w:rPr>
                 <w:sz w:val="20"/>
               </w:rPr>
-              <w:t>一人一班</w:t>
+              <w:t>一位老師對一位或兩位學生</w:t>
             </w:r>
           </w:p>
         </w:tc>
@@ -7647,7 +7742,7 @@
               <w:rPr>
                 <w:sz w:val="20"/>
               </w:rPr>
-              <w:t>全校周曆</w:t>
+              <w:t>本社周曆</w:t>
             </w:r>
           </w:p>
         </w:tc>
@@ -7703,7 +7798,7 @@
               <w:rPr>
                 <w:sz w:val="20"/>
               </w:rPr>
-              <w:t>一般不納入全校固定簡表</w:t>
+              <w:t>一般不納入本社固定簡表</w:t>
             </w:r>
           </w:p>
         </w:tc>
@@ -7831,7 +7926,7 @@
               <w:rPr>
                 <w:sz w:val="20"/>
               </w:rPr>
-              <w:t>代堂／換主責</w:t>
+              <w:t>代堂／更換任教老師</w:t>
             </w:r>
           </w:p>
         </w:tc>
@@ -7921,7 +8016,7 @@
         <w:t xml:space="preserve">• </w:t>
       </w:r>
       <w:r>
-        <w:t>報讀：學生加入該一對一班別的就讀安排</w:t>
+        <w:t>報讀：學生加入該私人課程班別的就讀安排</w:t>
       </w:r>
     </w:p>
     <w:p>
@@ -7979,13 +8074,13 @@
         <w:spacing w:after="160" w:line="324" w:lineRule="auto"/>
       </w:pPr>
       <w:r>
-        <w:t>一對一課堂仍須完成點名，扣堂規則與第</w:t>
+        <w:t>私人課程仍須完成點名，扣堂規則與第</w:t>
       </w:r>
       <w:r>
         <w:t xml:space="preserve"> 9 </w:t>
       </w:r>
       <w:r>
-        <w:t>章相同（哪些狀態計已上堂）。學費以堂數對帳；收款須經收款登記（第</w:t>
+        <w:t>章相同（哪些狀態計已扣堂數）。學費以堂數對帳；收款須經收款登記（第</w:t>
       </w:r>
       <w:r>
         <w:t xml:space="preserve"> 12 </w:t>
@@ -8017,7 +8112,7 @@
         <w:spacing w:after="160" w:line="324" w:lineRule="auto"/>
       </w:pPr>
       <w:r>
-        <w:t>一對一更換常任負責老師時，應走「換主責」，不要為換老師而強迫退讀再開新班。未來未取消的課堂應跟新主責；已經上過或已指定代堂的堂次，保留當時實際授課老師。細節見第</w:t>
+        <w:t>私人課程更換任教老師時，應使用班別詳情內現行畫面「換主責」，不要為換老師而強迫退讀再開新班。未來未取消的課堂應跟新任老師；已完成或已指定代堂的堂次，保留當時實際授課老師。細節見第</w:t>
       </w:r>
       <w:r>
         <w:t xml:space="preserve"> 10 </w:t>
@@ -8039,7 +8134,7 @@
         </w:pBdr>
         <w:spacing w:line="288" w:lineRule="auto"/>
       </w:pPr>
-      <w:bookmarkStart w:id="6" w:name="_Toc237386713"/>
+      <w:bookmarkStart w:id="6" w:name="_Toc237763986"/>
       <w:r>
         <w:rPr>
           <w:rFonts w:ascii="新細明體" w:eastAsia="新細明體" w:hAnsi="新細明體"/>
@@ -8051,16 +8146,190 @@
         <w:rPr>
           <w:rFonts w:ascii="新細明體" w:eastAsia="新細明體" w:hAnsi="新細明體"/>
         </w:rPr>
-        <w:t>功課輔導</w:t>
+        <w:t>功課輔導班</w:t>
       </w:r>
       <w:bookmarkEnd w:id="6"/>
+    </w:p>
+    <w:p>
+      <w:pPr>
+        <w:spacing w:before="280" w:after="160" w:line="324" w:lineRule="auto"/>
+      </w:pPr>
+      <w:r>
+        <w:rPr>
+          <w:b/>
+          <w:bCs/>
+          <w:sz w:val="24"/>
+        </w:rPr>
+        <w:t>重點</w:t>
+      </w:r>
+    </w:p>
+    <w:p>
+      <w:pPr>
+        <w:spacing w:before="20" w:after="80" w:line="324" w:lineRule="auto"/>
+        <w:ind w:left="425" w:hanging="227"/>
+      </w:pPr>
+      <w:r>
+        <w:t xml:space="preserve">• </w:t>
+      </w:r>
+      <w:r>
+        <w:t>功輔與專科班分開校曆；放假日見附件乙，不可互套</w:t>
+      </w:r>
+    </w:p>
+    <w:p>
+      <w:pPr>
+        <w:spacing w:before="20" w:after="80" w:line="324" w:lineRule="auto"/>
+        <w:ind w:left="425" w:hanging="227"/>
+      </w:pPr>
+      <w:r>
+        <w:t xml:space="preserve">• </w:t>
+      </w:r>
+      <w:r>
+        <w:t>首個開放日：</w:t>
+      </w:r>
+      <w:r>
+        <w:t xml:space="preserve">2026 </w:t>
+      </w:r>
+      <w:r>
+        <w:t>年</w:t>
+      </w:r>
+      <w:r>
+        <w:t xml:space="preserve"> 9 </w:t>
+      </w:r>
+      <w:r>
+        <w:t>月</w:t>
+      </w:r>
+      <w:r>
+        <w:t xml:space="preserve"> 1 </w:t>
+      </w:r>
+      <w:r>
+        <w:t>日；最後開放日：</w:t>
+      </w:r>
+      <w:r>
+        <w:t xml:space="preserve">2027 </w:t>
+      </w:r>
+      <w:r>
+        <w:t>年</w:t>
+      </w:r>
+      <w:r>
+        <w:t xml:space="preserve"> 6 </w:t>
+      </w:r>
+      <w:r>
+        <w:t>月</w:t>
+      </w:r>
+      <w:r>
+        <w:t xml:space="preserve"> 30 </w:t>
+      </w:r>
+      <w:r>
+        <w:t>日</w:t>
+      </w:r>
+    </w:p>
+    <w:p>
+      <w:pPr>
+        <w:spacing w:before="20" w:after="80" w:line="324" w:lineRule="auto"/>
+        <w:ind w:left="425" w:hanging="227"/>
+      </w:pPr>
+      <w:r>
+        <w:t xml:space="preserve">• </w:t>
+      </w:r>
+      <w:r>
+        <w:t>平日通常佔用其中一室直至營運時段結束；已編作功輔的課室與時段不可再排常規專科班（見第</w:t>
+      </w:r>
+      <w:r>
+        <w:t xml:space="preserve"> 4 </w:t>
+      </w:r>
+      <w:r>
+        <w:t>章）</w:t>
+      </w:r>
+    </w:p>
+    <w:p>
+      <w:pPr>
+        <w:spacing w:before="20" w:after="80" w:line="324" w:lineRule="auto"/>
+        <w:ind w:left="425" w:hanging="227"/>
+      </w:pPr>
+      <w:r>
+        <w:t xml:space="preserve">• </w:t>
+      </w:r>
+      <w:r>
+        <w:t>月費按每週報讀日數與年級收取；十二月及二月收該檔月費的四分三；不按堂扣、不補堂、不收第</w:t>
+      </w:r>
+      <w:r>
+        <w:t xml:space="preserve"> 8 </w:t>
+      </w:r>
+      <w:r>
+        <w:t>章逾期罰款</w:t>
+      </w:r>
+    </w:p>
+    <w:p>
+      <w:pPr>
+        <w:spacing w:before="20" w:after="80" w:line="324" w:lineRule="auto"/>
+        <w:ind w:left="425" w:hanging="227"/>
+      </w:pPr>
+      <w:r>
+        <w:t xml:space="preserve">• </w:t>
+      </w:r>
+      <w:r>
+        <w:rPr>
+          <w:b/>
+          <w:bCs/>
+        </w:rPr>
+        <w:t>不做</w:t>
+      </w:r>
+      <w:r>
+        <w:t>末節讓房：不把功輔時段末節撥予專科班</w:t>
+      </w:r>
+    </w:p>
+    <w:p>
+      <w:pPr>
+        <w:pStyle w:val="21"/>
+        <w:spacing w:line="288" w:lineRule="auto"/>
+      </w:pPr>
+      <w:r>
+        <w:rPr>
+          <w:rFonts w:ascii="新細明體" w:eastAsia="新細明體" w:hAnsi="新細明體"/>
+        </w:rPr>
+        <w:t xml:space="preserve">7.1 </w:t>
+      </w:r>
+      <w:r>
+        <w:rPr>
+          <w:rFonts w:ascii="新細明體" w:eastAsia="新細明體" w:hAnsi="新細明體"/>
+        </w:rPr>
+        <w:t>校曆</w:t>
+      </w:r>
     </w:p>
     <w:p>
       <w:pPr>
         <w:spacing w:after="160" w:line="324" w:lineRule="auto"/>
       </w:pPr>
       <w:r>
-        <w:t>本章暫留空。</w:t>
+        <w:t>見</w:t>
+      </w:r>
+      <w:r>
+        <w:rPr>
+          <w:b/>
+          <w:bCs/>
+        </w:rPr>
+        <w:t>附件乙</w:t>
+      </w:r>
+      <w:r>
+        <w:t>。放假日學生不用到本社。</w:t>
+      </w:r>
+    </w:p>
+    <w:p>
+      <w:pPr>
+        <w:pStyle w:val="21"/>
+        <w:spacing w:line="288" w:lineRule="auto"/>
+      </w:pPr>
+      <w:r>
+        <w:rPr>
+          <w:rFonts w:ascii="新細明體" w:eastAsia="新細明體" w:hAnsi="新細明體"/>
+        </w:rPr>
+        <w:t xml:space="preserve">7.2 </w:t>
+      </w:r>
+      <w:r>
+        <w:rPr>
+          <w:rFonts w:ascii="新細明體" w:eastAsia="新細明體" w:hAnsi="新細明體"/>
+        </w:rPr>
+        <w:t>月費（中一至中三）</w:t>
       </w:r>
     </w:p>
     <w:p>
@@ -8068,13 +8337,1234 @@
         <w:spacing w:after="160" w:line="324" w:lineRule="auto"/>
       </w:pPr>
       <w:r>
-        <w:t>待功課輔導產品範圍、課室編排、按月計費及末節讓房等規則拍板後，再補寫本章。在此之前，平日排專科班時仍須遵守第</w:t>
+        <w:t>本常規學年功課輔導班月費如下，單位為港元。僅適用中一至中三；中四至中六及小學未列本表，勿自行類推。</w:t>
+      </w:r>
+    </w:p>
+    <w:tbl>
+      <w:tblPr>
+        <w:tblStyle w:val="aff2"/>
+        <w:tblW w:w="0" w:type="auto"/>
+        <w:tblLook w:val="04A0" w:firstRow="1" w:lastRow="0" w:firstColumn="1" w:lastColumn="0" w:noHBand="0" w:noVBand="1"/>
+      </w:tblPr>
+      <w:tblGrid>
+        <w:gridCol w:w="2268"/>
+        <w:gridCol w:w="2268"/>
+        <w:gridCol w:w="2268"/>
+        <w:gridCol w:w="2268"/>
+      </w:tblGrid>
+      <w:tr>
+        <w:tc>
+          <w:tcPr>
+            <w:tcW w:w="2268" w:type="dxa"/>
+            <w:tcBorders>
+              <w:top w:val="single" w:sz="4" w:space="0" w:color="000000"/>
+              <w:left w:val="single" w:sz="4" w:space="0" w:color="000000"/>
+              <w:bottom w:val="single" w:sz="12" w:space="0" w:color="000000"/>
+              <w:right w:val="single" w:sz="4" w:space="0" w:color="000000"/>
+            </w:tcBorders>
+            <w:tcMar>
+              <w:top w:w="40" w:type="dxa"/>
+              <w:left w:w="60" w:type="dxa"/>
+              <w:bottom w:w="40" w:type="dxa"/>
+              <w:right w:w="60" w:type="dxa"/>
+            </w:tcMar>
+          </w:tcPr>
+          <w:p>
+            <w:pPr>
+              <w:spacing w:line="288" w:lineRule="auto"/>
+            </w:pPr>
+            <w:r>
+              <w:rPr>
+                <w:b/>
+                <w:bCs/>
+                <w:sz w:val="20"/>
+              </w:rPr>
+              <w:t>每週報讀日數</w:t>
+            </w:r>
+          </w:p>
+        </w:tc>
+        <w:tc>
+          <w:tcPr>
+            <w:tcW w:w="2268" w:type="dxa"/>
+            <w:tcBorders>
+              <w:top w:val="single" w:sz="4" w:space="0" w:color="000000"/>
+              <w:left w:val="single" w:sz="4" w:space="0" w:color="000000"/>
+              <w:bottom w:val="single" w:sz="12" w:space="0" w:color="000000"/>
+              <w:right w:val="single" w:sz="4" w:space="0" w:color="000000"/>
+            </w:tcBorders>
+            <w:tcMar>
+              <w:top w:w="40" w:type="dxa"/>
+              <w:left w:w="60" w:type="dxa"/>
+              <w:bottom w:w="40" w:type="dxa"/>
+              <w:right w:w="60" w:type="dxa"/>
+            </w:tcMar>
+          </w:tcPr>
+          <w:p>
+            <w:pPr>
+              <w:spacing w:line="288" w:lineRule="auto"/>
+            </w:pPr>
+            <w:r>
+              <w:rPr>
+                <w:b/>
+                <w:bCs/>
+                <w:sz w:val="20"/>
+              </w:rPr>
+              <w:t>中一</w:t>
+            </w:r>
+          </w:p>
+        </w:tc>
+        <w:tc>
+          <w:tcPr>
+            <w:tcW w:w="2268" w:type="dxa"/>
+            <w:tcBorders>
+              <w:top w:val="single" w:sz="4" w:space="0" w:color="000000"/>
+              <w:left w:val="single" w:sz="4" w:space="0" w:color="000000"/>
+              <w:bottom w:val="single" w:sz="12" w:space="0" w:color="000000"/>
+              <w:right w:val="single" w:sz="4" w:space="0" w:color="000000"/>
+            </w:tcBorders>
+            <w:tcMar>
+              <w:top w:w="40" w:type="dxa"/>
+              <w:left w:w="60" w:type="dxa"/>
+              <w:bottom w:w="40" w:type="dxa"/>
+              <w:right w:w="60" w:type="dxa"/>
+            </w:tcMar>
+          </w:tcPr>
+          <w:p>
+            <w:pPr>
+              <w:spacing w:line="288" w:lineRule="auto"/>
+            </w:pPr>
+            <w:r>
+              <w:rPr>
+                <w:b/>
+                <w:bCs/>
+                <w:sz w:val="20"/>
+              </w:rPr>
+              <w:t>中二</w:t>
+            </w:r>
+          </w:p>
+        </w:tc>
+        <w:tc>
+          <w:tcPr>
+            <w:tcW w:w="2268" w:type="dxa"/>
+            <w:tcBorders>
+              <w:top w:val="single" w:sz="4" w:space="0" w:color="000000"/>
+              <w:left w:val="single" w:sz="4" w:space="0" w:color="000000"/>
+              <w:bottom w:val="single" w:sz="12" w:space="0" w:color="000000"/>
+              <w:right w:val="single" w:sz="4" w:space="0" w:color="000000"/>
+            </w:tcBorders>
+            <w:tcMar>
+              <w:top w:w="40" w:type="dxa"/>
+              <w:left w:w="60" w:type="dxa"/>
+              <w:bottom w:w="40" w:type="dxa"/>
+              <w:right w:w="60" w:type="dxa"/>
+            </w:tcMar>
+          </w:tcPr>
+          <w:p>
+            <w:pPr>
+              <w:spacing w:line="288" w:lineRule="auto"/>
+            </w:pPr>
+            <w:r>
+              <w:rPr>
+                <w:b/>
+                <w:bCs/>
+                <w:sz w:val="20"/>
+              </w:rPr>
+              <w:t>中三</w:t>
+            </w:r>
+          </w:p>
+        </w:tc>
+      </w:tr>
+      <w:tr>
+        <w:tc>
+          <w:tcPr>
+            <w:tcW w:w="2268" w:type="dxa"/>
+            <w:tcBorders>
+              <w:top w:val="single" w:sz="4" w:space="0" w:color="000000"/>
+              <w:left w:val="single" w:sz="4" w:space="0" w:color="000000"/>
+              <w:bottom w:val="single" w:sz="4" w:space="0" w:color="000000"/>
+              <w:right w:val="single" w:sz="4" w:space="0" w:color="000000"/>
+            </w:tcBorders>
+            <w:tcMar>
+              <w:top w:w="40" w:type="dxa"/>
+              <w:left w:w="60" w:type="dxa"/>
+              <w:bottom w:w="40" w:type="dxa"/>
+              <w:right w:w="60" w:type="dxa"/>
+            </w:tcMar>
+          </w:tcPr>
+          <w:p>
+            <w:pPr>
+              <w:spacing w:line="288" w:lineRule="auto"/>
+            </w:pPr>
+            <w:r>
+              <w:rPr>
+                <w:sz w:val="20"/>
+              </w:rPr>
+              <w:t>三日</w:t>
+            </w:r>
+          </w:p>
+        </w:tc>
+        <w:tc>
+          <w:tcPr>
+            <w:tcW w:w="2268" w:type="dxa"/>
+            <w:tcBorders>
+              <w:top w:val="single" w:sz="4" w:space="0" w:color="000000"/>
+              <w:left w:val="single" w:sz="4" w:space="0" w:color="000000"/>
+              <w:bottom w:val="single" w:sz="4" w:space="0" w:color="000000"/>
+              <w:right w:val="single" w:sz="4" w:space="0" w:color="000000"/>
+            </w:tcBorders>
+            <w:tcMar>
+              <w:top w:w="40" w:type="dxa"/>
+              <w:left w:w="60" w:type="dxa"/>
+              <w:bottom w:w="40" w:type="dxa"/>
+              <w:right w:w="60" w:type="dxa"/>
+            </w:tcMar>
+          </w:tcPr>
+          <w:p>
+            <w:pPr>
+              <w:spacing w:line="288" w:lineRule="auto"/>
+            </w:pPr>
+            <w:r>
+              <w:rPr>
+                <w:sz w:val="20"/>
+              </w:rPr>
+              <w:t>2,800</w:t>
+            </w:r>
+          </w:p>
+        </w:tc>
+        <w:tc>
+          <w:tcPr>
+            <w:tcW w:w="2268" w:type="dxa"/>
+            <w:tcBorders>
+              <w:top w:val="single" w:sz="4" w:space="0" w:color="000000"/>
+              <w:left w:val="single" w:sz="4" w:space="0" w:color="000000"/>
+              <w:bottom w:val="single" w:sz="4" w:space="0" w:color="000000"/>
+              <w:right w:val="single" w:sz="4" w:space="0" w:color="000000"/>
+            </w:tcBorders>
+            <w:tcMar>
+              <w:top w:w="40" w:type="dxa"/>
+              <w:left w:w="60" w:type="dxa"/>
+              <w:bottom w:w="40" w:type="dxa"/>
+              <w:right w:w="60" w:type="dxa"/>
+            </w:tcMar>
+          </w:tcPr>
+          <w:p>
+            <w:pPr>
+              <w:spacing w:line="288" w:lineRule="auto"/>
+            </w:pPr>
+            <w:r>
+              <w:rPr>
+                <w:sz w:val="20"/>
+              </w:rPr>
+              <w:t>2,900</w:t>
+            </w:r>
+          </w:p>
+        </w:tc>
+        <w:tc>
+          <w:tcPr>
+            <w:tcW w:w="2268" w:type="dxa"/>
+            <w:tcBorders>
+              <w:top w:val="single" w:sz="4" w:space="0" w:color="000000"/>
+              <w:left w:val="single" w:sz="4" w:space="0" w:color="000000"/>
+              <w:bottom w:val="single" w:sz="4" w:space="0" w:color="000000"/>
+              <w:right w:val="single" w:sz="4" w:space="0" w:color="000000"/>
+            </w:tcBorders>
+            <w:tcMar>
+              <w:top w:w="40" w:type="dxa"/>
+              <w:left w:w="60" w:type="dxa"/>
+              <w:bottom w:w="40" w:type="dxa"/>
+              <w:right w:w="60" w:type="dxa"/>
+            </w:tcMar>
+          </w:tcPr>
+          <w:p>
+            <w:pPr>
+              <w:spacing w:line="288" w:lineRule="auto"/>
+            </w:pPr>
+            <w:r>
+              <w:rPr>
+                <w:sz w:val="20"/>
+              </w:rPr>
+              <w:t>3,000</w:t>
+            </w:r>
+          </w:p>
+        </w:tc>
+      </w:tr>
+      <w:tr>
+        <w:tc>
+          <w:tcPr>
+            <w:tcW w:w="2268" w:type="dxa"/>
+            <w:tcBorders>
+              <w:top w:val="single" w:sz="4" w:space="0" w:color="000000"/>
+              <w:left w:val="single" w:sz="4" w:space="0" w:color="000000"/>
+              <w:bottom w:val="single" w:sz="4" w:space="0" w:color="000000"/>
+              <w:right w:val="single" w:sz="4" w:space="0" w:color="000000"/>
+            </w:tcBorders>
+            <w:tcMar>
+              <w:top w:w="40" w:type="dxa"/>
+              <w:left w:w="60" w:type="dxa"/>
+              <w:bottom w:w="40" w:type="dxa"/>
+              <w:right w:w="60" w:type="dxa"/>
+            </w:tcMar>
+          </w:tcPr>
+          <w:p>
+            <w:pPr>
+              <w:spacing w:line="288" w:lineRule="auto"/>
+            </w:pPr>
+            <w:r>
+              <w:rPr>
+                <w:sz w:val="20"/>
+              </w:rPr>
+              <w:t>四日</w:t>
+            </w:r>
+          </w:p>
+        </w:tc>
+        <w:tc>
+          <w:tcPr>
+            <w:tcW w:w="2268" w:type="dxa"/>
+            <w:tcBorders>
+              <w:top w:val="single" w:sz="4" w:space="0" w:color="000000"/>
+              <w:left w:val="single" w:sz="4" w:space="0" w:color="000000"/>
+              <w:bottom w:val="single" w:sz="4" w:space="0" w:color="000000"/>
+              <w:right w:val="single" w:sz="4" w:space="0" w:color="000000"/>
+            </w:tcBorders>
+            <w:tcMar>
+              <w:top w:w="40" w:type="dxa"/>
+              <w:left w:w="60" w:type="dxa"/>
+              <w:bottom w:w="40" w:type="dxa"/>
+              <w:right w:w="60" w:type="dxa"/>
+            </w:tcMar>
+          </w:tcPr>
+          <w:p>
+            <w:pPr>
+              <w:spacing w:line="288" w:lineRule="auto"/>
+            </w:pPr>
+            <w:r>
+              <w:rPr>
+                <w:sz w:val="20"/>
+              </w:rPr>
+              <w:t>3,100</w:t>
+            </w:r>
+          </w:p>
+        </w:tc>
+        <w:tc>
+          <w:tcPr>
+            <w:tcW w:w="2268" w:type="dxa"/>
+            <w:tcBorders>
+              <w:top w:val="single" w:sz="4" w:space="0" w:color="000000"/>
+              <w:left w:val="single" w:sz="4" w:space="0" w:color="000000"/>
+              <w:bottom w:val="single" w:sz="4" w:space="0" w:color="000000"/>
+              <w:right w:val="single" w:sz="4" w:space="0" w:color="000000"/>
+            </w:tcBorders>
+            <w:tcMar>
+              <w:top w:w="40" w:type="dxa"/>
+              <w:left w:w="60" w:type="dxa"/>
+              <w:bottom w:w="40" w:type="dxa"/>
+              <w:right w:w="60" w:type="dxa"/>
+            </w:tcMar>
+          </w:tcPr>
+          <w:p>
+            <w:pPr>
+              <w:spacing w:line="288" w:lineRule="auto"/>
+            </w:pPr>
+            <w:r>
+              <w:rPr>
+                <w:sz w:val="20"/>
+              </w:rPr>
+              <w:t>3,200</w:t>
+            </w:r>
+          </w:p>
+        </w:tc>
+        <w:tc>
+          <w:tcPr>
+            <w:tcW w:w="2268" w:type="dxa"/>
+            <w:tcBorders>
+              <w:top w:val="single" w:sz="4" w:space="0" w:color="000000"/>
+              <w:left w:val="single" w:sz="4" w:space="0" w:color="000000"/>
+              <w:bottom w:val="single" w:sz="4" w:space="0" w:color="000000"/>
+              <w:right w:val="single" w:sz="4" w:space="0" w:color="000000"/>
+            </w:tcBorders>
+            <w:tcMar>
+              <w:top w:w="40" w:type="dxa"/>
+              <w:left w:w="60" w:type="dxa"/>
+              <w:bottom w:w="40" w:type="dxa"/>
+              <w:right w:w="60" w:type="dxa"/>
+            </w:tcMar>
+          </w:tcPr>
+          <w:p>
+            <w:pPr>
+              <w:spacing w:line="288" w:lineRule="auto"/>
+            </w:pPr>
+            <w:r>
+              <w:rPr>
+                <w:sz w:val="20"/>
+              </w:rPr>
+              <w:t>3,300</w:t>
+            </w:r>
+          </w:p>
+        </w:tc>
+      </w:tr>
+      <w:tr>
+        <w:tc>
+          <w:tcPr>
+            <w:tcW w:w="2268" w:type="dxa"/>
+            <w:tcBorders>
+              <w:top w:val="single" w:sz="4" w:space="0" w:color="000000"/>
+              <w:left w:val="single" w:sz="4" w:space="0" w:color="000000"/>
+              <w:bottom w:val="single" w:sz="4" w:space="0" w:color="000000"/>
+              <w:right w:val="single" w:sz="4" w:space="0" w:color="000000"/>
+            </w:tcBorders>
+            <w:tcMar>
+              <w:top w:w="40" w:type="dxa"/>
+              <w:left w:w="60" w:type="dxa"/>
+              <w:bottom w:w="40" w:type="dxa"/>
+              <w:right w:w="60" w:type="dxa"/>
+            </w:tcMar>
+          </w:tcPr>
+          <w:p>
+            <w:pPr>
+              <w:spacing w:line="288" w:lineRule="auto"/>
+            </w:pPr>
+            <w:r>
+              <w:rPr>
+                <w:sz w:val="20"/>
+              </w:rPr>
+              <w:t>五日</w:t>
+            </w:r>
+          </w:p>
+        </w:tc>
+        <w:tc>
+          <w:tcPr>
+            <w:tcW w:w="2268" w:type="dxa"/>
+            <w:tcBorders>
+              <w:top w:val="single" w:sz="4" w:space="0" w:color="000000"/>
+              <w:left w:val="single" w:sz="4" w:space="0" w:color="000000"/>
+              <w:bottom w:val="single" w:sz="4" w:space="0" w:color="000000"/>
+              <w:right w:val="single" w:sz="4" w:space="0" w:color="000000"/>
+            </w:tcBorders>
+            <w:tcMar>
+              <w:top w:w="40" w:type="dxa"/>
+              <w:left w:w="60" w:type="dxa"/>
+              <w:bottom w:w="40" w:type="dxa"/>
+              <w:right w:w="60" w:type="dxa"/>
+            </w:tcMar>
+          </w:tcPr>
+          <w:p>
+            <w:pPr>
+              <w:spacing w:line="288" w:lineRule="auto"/>
+            </w:pPr>
+            <w:r>
+              <w:rPr>
+                <w:sz w:val="20"/>
+              </w:rPr>
+              <w:t>3,200</w:t>
+            </w:r>
+          </w:p>
+        </w:tc>
+        <w:tc>
+          <w:tcPr>
+            <w:tcW w:w="2268" w:type="dxa"/>
+            <w:tcBorders>
+              <w:top w:val="single" w:sz="4" w:space="0" w:color="000000"/>
+              <w:left w:val="single" w:sz="4" w:space="0" w:color="000000"/>
+              <w:bottom w:val="single" w:sz="4" w:space="0" w:color="000000"/>
+              <w:right w:val="single" w:sz="4" w:space="0" w:color="000000"/>
+            </w:tcBorders>
+            <w:tcMar>
+              <w:top w:w="40" w:type="dxa"/>
+              <w:left w:w="60" w:type="dxa"/>
+              <w:bottom w:w="40" w:type="dxa"/>
+              <w:right w:w="60" w:type="dxa"/>
+            </w:tcMar>
+          </w:tcPr>
+          <w:p>
+            <w:pPr>
+              <w:spacing w:line="288" w:lineRule="auto"/>
+            </w:pPr>
+            <w:r>
+              <w:rPr>
+                <w:sz w:val="20"/>
+              </w:rPr>
+              <w:t>3,300</w:t>
+            </w:r>
+          </w:p>
+        </w:tc>
+        <w:tc>
+          <w:tcPr>
+            <w:tcW w:w="2268" w:type="dxa"/>
+            <w:tcBorders>
+              <w:top w:val="single" w:sz="4" w:space="0" w:color="000000"/>
+              <w:left w:val="single" w:sz="4" w:space="0" w:color="000000"/>
+              <w:bottom w:val="single" w:sz="4" w:space="0" w:color="000000"/>
+              <w:right w:val="single" w:sz="4" w:space="0" w:color="000000"/>
+            </w:tcBorders>
+            <w:tcMar>
+              <w:top w:w="40" w:type="dxa"/>
+              <w:left w:w="60" w:type="dxa"/>
+              <w:bottom w:w="40" w:type="dxa"/>
+              <w:right w:w="60" w:type="dxa"/>
+            </w:tcMar>
+          </w:tcPr>
+          <w:p>
+            <w:pPr>
+              <w:spacing w:line="288" w:lineRule="auto"/>
+            </w:pPr>
+            <w:r>
+              <w:rPr>
+                <w:sz w:val="20"/>
+              </w:rPr>
+              <w:t>3,400</w:t>
+            </w:r>
+          </w:p>
+        </w:tc>
+      </w:tr>
+      <w:tr>
+        <w:tc>
+          <w:tcPr>
+            <w:tcW w:w="2268" w:type="dxa"/>
+            <w:tcBorders>
+              <w:top w:val="single" w:sz="4" w:space="0" w:color="000000"/>
+              <w:left w:val="single" w:sz="4" w:space="0" w:color="000000"/>
+              <w:bottom w:val="single" w:sz="4" w:space="0" w:color="000000"/>
+              <w:right w:val="single" w:sz="4" w:space="0" w:color="000000"/>
+            </w:tcBorders>
+            <w:tcMar>
+              <w:top w:w="40" w:type="dxa"/>
+              <w:left w:w="60" w:type="dxa"/>
+              <w:bottom w:w="40" w:type="dxa"/>
+              <w:right w:w="60" w:type="dxa"/>
+            </w:tcMar>
+          </w:tcPr>
+          <w:p>
+            <w:pPr>
+              <w:spacing w:line="288" w:lineRule="auto"/>
+            </w:pPr>
+            <w:r>
+              <w:rPr>
+                <w:sz w:val="20"/>
+              </w:rPr>
+              <w:t>七日</w:t>
+            </w:r>
+          </w:p>
+        </w:tc>
+        <w:tc>
+          <w:tcPr>
+            <w:tcW w:w="2268" w:type="dxa"/>
+            <w:tcBorders>
+              <w:top w:val="single" w:sz="4" w:space="0" w:color="000000"/>
+              <w:left w:val="single" w:sz="4" w:space="0" w:color="000000"/>
+              <w:bottom w:val="single" w:sz="4" w:space="0" w:color="000000"/>
+              <w:right w:val="single" w:sz="4" w:space="0" w:color="000000"/>
+            </w:tcBorders>
+            <w:tcMar>
+              <w:top w:w="40" w:type="dxa"/>
+              <w:left w:w="60" w:type="dxa"/>
+              <w:bottom w:w="40" w:type="dxa"/>
+              <w:right w:w="60" w:type="dxa"/>
+            </w:tcMar>
+          </w:tcPr>
+          <w:p>
+            <w:pPr>
+              <w:spacing w:line="288" w:lineRule="auto"/>
+            </w:pPr>
+            <w:r>
+              <w:rPr>
+                <w:sz w:val="20"/>
+              </w:rPr>
+              <w:t>3,400</w:t>
+            </w:r>
+          </w:p>
+        </w:tc>
+        <w:tc>
+          <w:tcPr>
+            <w:tcW w:w="2268" w:type="dxa"/>
+            <w:tcBorders>
+              <w:top w:val="single" w:sz="4" w:space="0" w:color="000000"/>
+              <w:left w:val="single" w:sz="4" w:space="0" w:color="000000"/>
+              <w:bottom w:val="single" w:sz="4" w:space="0" w:color="000000"/>
+              <w:right w:val="single" w:sz="4" w:space="0" w:color="000000"/>
+            </w:tcBorders>
+            <w:tcMar>
+              <w:top w:w="40" w:type="dxa"/>
+              <w:left w:w="60" w:type="dxa"/>
+              <w:bottom w:w="40" w:type="dxa"/>
+              <w:right w:w="60" w:type="dxa"/>
+            </w:tcMar>
+          </w:tcPr>
+          <w:p>
+            <w:pPr>
+              <w:spacing w:line="288" w:lineRule="auto"/>
+            </w:pPr>
+            <w:r>
+              <w:rPr>
+                <w:sz w:val="20"/>
+              </w:rPr>
+              <w:t>3,500</w:t>
+            </w:r>
+          </w:p>
+        </w:tc>
+        <w:tc>
+          <w:tcPr>
+            <w:tcW w:w="2268" w:type="dxa"/>
+            <w:tcBorders>
+              <w:top w:val="single" w:sz="4" w:space="0" w:color="000000"/>
+              <w:left w:val="single" w:sz="4" w:space="0" w:color="000000"/>
+              <w:bottom w:val="single" w:sz="4" w:space="0" w:color="000000"/>
+              <w:right w:val="single" w:sz="4" w:space="0" w:color="000000"/>
+            </w:tcBorders>
+            <w:tcMar>
+              <w:top w:w="40" w:type="dxa"/>
+              <w:left w:w="60" w:type="dxa"/>
+              <w:bottom w:w="40" w:type="dxa"/>
+              <w:right w:w="60" w:type="dxa"/>
+            </w:tcMar>
+          </w:tcPr>
+          <w:p>
+            <w:pPr>
+              <w:spacing w:line="288" w:lineRule="auto"/>
+            </w:pPr>
+            <w:r>
+              <w:rPr>
+                <w:sz w:val="20"/>
+              </w:rPr>
+              <w:t>3,600</w:t>
+            </w:r>
+          </w:p>
+        </w:tc>
+      </w:tr>
+    </w:tbl>
+    <w:p/>
+    <w:p>
+      <w:pPr>
+        <w:spacing w:after="160" w:line="324" w:lineRule="auto"/>
+      </w:pPr>
+      <w:r>
+        <w:t>未另列優惠則按上表全額。</w:t>
+      </w:r>
+    </w:p>
+    <w:p>
+      <w:pPr>
+        <w:spacing w:after="160" w:line="324" w:lineRule="auto"/>
+      </w:pPr>
+      <w:r>
+        <w:t>十二月及二月為本學年功輔開放日最少之兩個月（全日各</w:t>
+      </w:r>
+      <w:r>
+        <w:t xml:space="preserve"> 21 </w:t>
+      </w:r>
+      <w:r>
+        <w:t>日、平日各</w:t>
+      </w:r>
+      <w:r>
+        <w:t xml:space="preserve"> 15 </w:t>
+      </w:r>
+      <w:r>
+        <w:t>日），收取上表月費的四分三：</w:t>
+      </w:r>
+    </w:p>
+    <w:tbl>
+      <w:tblPr>
+        <w:tblStyle w:val="aff2"/>
+        <w:tblW w:w="0" w:type="auto"/>
+        <w:tblLook w:val="04A0" w:firstRow="1" w:lastRow="0" w:firstColumn="1" w:lastColumn="0" w:noHBand="0" w:noVBand="1"/>
+      </w:tblPr>
+      <w:tblGrid>
+        <w:gridCol w:w="2268"/>
+        <w:gridCol w:w="2268"/>
+        <w:gridCol w:w="2268"/>
+        <w:gridCol w:w="2268"/>
+      </w:tblGrid>
+      <w:tr>
+        <w:tc>
+          <w:tcPr>
+            <w:tcW w:w="2268" w:type="dxa"/>
+            <w:tcBorders>
+              <w:top w:val="single" w:sz="4" w:space="0" w:color="000000"/>
+              <w:left w:val="single" w:sz="4" w:space="0" w:color="000000"/>
+              <w:bottom w:val="single" w:sz="12" w:space="0" w:color="000000"/>
+              <w:right w:val="single" w:sz="4" w:space="0" w:color="000000"/>
+            </w:tcBorders>
+            <w:tcMar>
+              <w:top w:w="40" w:type="dxa"/>
+              <w:left w:w="60" w:type="dxa"/>
+              <w:bottom w:w="40" w:type="dxa"/>
+              <w:right w:w="60" w:type="dxa"/>
+            </w:tcMar>
+          </w:tcPr>
+          <w:p>
+            <w:pPr>
+              <w:spacing w:line="288" w:lineRule="auto"/>
+            </w:pPr>
+            <w:r>
+              <w:rPr>
+                <w:b/>
+                <w:bCs/>
+                <w:sz w:val="20"/>
+              </w:rPr>
+              <w:t>每週報讀日數</w:t>
+            </w:r>
+          </w:p>
+        </w:tc>
+        <w:tc>
+          <w:tcPr>
+            <w:tcW w:w="2268" w:type="dxa"/>
+            <w:tcBorders>
+              <w:top w:val="single" w:sz="4" w:space="0" w:color="000000"/>
+              <w:left w:val="single" w:sz="4" w:space="0" w:color="000000"/>
+              <w:bottom w:val="single" w:sz="12" w:space="0" w:color="000000"/>
+              <w:right w:val="single" w:sz="4" w:space="0" w:color="000000"/>
+            </w:tcBorders>
+            <w:tcMar>
+              <w:top w:w="40" w:type="dxa"/>
+              <w:left w:w="60" w:type="dxa"/>
+              <w:bottom w:w="40" w:type="dxa"/>
+              <w:right w:w="60" w:type="dxa"/>
+            </w:tcMar>
+          </w:tcPr>
+          <w:p>
+            <w:pPr>
+              <w:spacing w:line="288" w:lineRule="auto"/>
+            </w:pPr>
+            <w:r>
+              <w:rPr>
+                <w:b/>
+                <w:bCs/>
+                <w:sz w:val="20"/>
+              </w:rPr>
+              <w:t>中一</w:t>
+            </w:r>
+          </w:p>
+        </w:tc>
+        <w:tc>
+          <w:tcPr>
+            <w:tcW w:w="2268" w:type="dxa"/>
+            <w:tcBorders>
+              <w:top w:val="single" w:sz="4" w:space="0" w:color="000000"/>
+              <w:left w:val="single" w:sz="4" w:space="0" w:color="000000"/>
+              <w:bottom w:val="single" w:sz="12" w:space="0" w:color="000000"/>
+              <w:right w:val="single" w:sz="4" w:space="0" w:color="000000"/>
+            </w:tcBorders>
+            <w:tcMar>
+              <w:top w:w="40" w:type="dxa"/>
+              <w:left w:w="60" w:type="dxa"/>
+              <w:bottom w:w="40" w:type="dxa"/>
+              <w:right w:w="60" w:type="dxa"/>
+            </w:tcMar>
+          </w:tcPr>
+          <w:p>
+            <w:pPr>
+              <w:spacing w:line="288" w:lineRule="auto"/>
+            </w:pPr>
+            <w:r>
+              <w:rPr>
+                <w:b/>
+                <w:bCs/>
+                <w:sz w:val="20"/>
+              </w:rPr>
+              <w:t>中二</w:t>
+            </w:r>
+          </w:p>
+        </w:tc>
+        <w:tc>
+          <w:tcPr>
+            <w:tcW w:w="2268" w:type="dxa"/>
+            <w:tcBorders>
+              <w:top w:val="single" w:sz="4" w:space="0" w:color="000000"/>
+              <w:left w:val="single" w:sz="4" w:space="0" w:color="000000"/>
+              <w:bottom w:val="single" w:sz="12" w:space="0" w:color="000000"/>
+              <w:right w:val="single" w:sz="4" w:space="0" w:color="000000"/>
+            </w:tcBorders>
+            <w:tcMar>
+              <w:top w:w="40" w:type="dxa"/>
+              <w:left w:w="60" w:type="dxa"/>
+              <w:bottom w:w="40" w:type="dxa"/>
+              <w:right w:w="60" w:type="dxa"/>
+            </w:tcMar>
+          </w:tcPr>
+          <w:p>
+            <w:pPr>
+              <w:spacing w:line="288" w:lineRule="auto"/>
+            </w:pPr>
+            <w:r>
+              <w:rPr>
+                <w:b/>
+                <w:bCs/>
+                <w:sz w:val="20"/>
+              </w:rPr>
+              <w:t>中三</w:t>
+            </w:r>
+          </w:p>
+        </w:tc>
+      </w:tr>
+      <w:tr>
+        <w:tc>
+          <w:tcPr>
+            <w:tcW w:w="2268" w:type="dxa"/>
+            <w:tcBorders>
+              <w:top w:val="single" w:sz="4" w:space="0" w:color="000000"/>
+              <w:left w:val="single" w:sz="4" w:space="0" w:color="000000"/>
+              <w:bottom w:val="single" w:sz="4" w:space="0" w:color="000000"/>
+              <w:right w:val="single" w:sz="4" w:space="0" w:color="000000"/>
+            </w:tcBorders>
+            <w:tcMar>
+              <w:top w:w="40" w:type="dxa"/>
+              <w:left w:w="60" w:type="dxa"/>
+              <w:bottom w:w="40" w:type="dxa"/>
+              <w:right w:w="60" w:type="dxa"/>
+            </w:tcMar>
+          </w:tcPr>
+          <w:p>
+            <w:pPr>
+              <w:spacing w:line="288" w:lineRule="auto"/>
+            </w:pPr>
+            <w:r>
+              <w:rPr>
+                <w:sz w:val="20"/>
+              </w:rPr>
+              <w:t>三日</w:t>
+            </w:r>
+          </w:p>
+        </w:tc>
+        <w:tc>
+          <w:tcPr>
+            <w:tcW w:w="2268" w:type="dxa"/>
+            <w:tcBorders>
+              <w:top w:val="single" w:sz="4" w:space="0" w:color="000000"/>
+              <w:left w:val="single" w:sz="4" w:space="0" w:color="000000"/>
+              <w:bottom w:val="single" w:sz="4" w:space="0" w:color="000000"/>
+              <w:right w:val="single" w:sz="4" w:space="0" w:color="000000"/>
+            </w:tcBorders>
+            <w:tcMar>
+              <w:top w:w="40" w:type="dxa"/>
+              <w:left w:w="60" w:type="dxa"/>
+              <w:bottom w:w="40" w:type="dxa"/>
+              <w:right w:w="60" w:type="dxa"/>
+            </w:tcMar>
+          </w:tcPr>
+          <w:p>
+            <w:pPr>
+              <w:spacing w:line="288" w:lineRule="auto"/>
+            </w:pPr>
+            <w:r>
+              <w:rPr>
+                <w:sz w:val="20"/>
+              </w:rPr>
+              <w:t>2,100</w:t>
+            </w:r>
+          </w:p>
+        </w:tc>
+        <w:tc>
+          <w:tcPr>
+            <w:tcW w:w="2268" w:type="dxa"/>
+            <w:tcBorders>
+              <w:top w:val="single" w:sz="4" w:space="0" w:color="000000"/>
+              <w:left w:val="single" w:sz="4" w:space="0" w:color="000000"/>
+              <w:bottom w:val="single" w:sz="4" w:space="0" w:color="000000"/>
+              <w:right w:val="single" w:sz="4" w:space="0" w:color="000000"/>
+            </w:tcBorders>
+            <w:tcMar>
+              <w:top w:w="40" w:type="dxa"/>
+              <w:left w:w="60" w:type="dxa"/>
+              <w:bottom w:w="40" w:type="dxa"/>
+              <w:right w:w="60" w:type="dxa"/>
+            </w:tcMar>
+          </w:tcPr>
+          <w:p>
+            <w:pPr>
+              <w:spacing w:line="288" w:lineRule="auto"/>
+            </w:pPr>
+            <w:r>
+              <w:rPr>
+                <w:sz w:val="20"/>
+              </w:rPr>
+              <w:t>2,175</w:t>
+            </w:r>
+          </w:p>
+        </w:tc>
+        <w:tc>
+          <w:tcPr>
+            <w:tcW w:w="2268" w:type="dxa"/>
+            <w:tcBorders>
+              <w:top w:val="single" w:sz="4" w:space="0" w:color="000000"/>
+              <w:left w:val="single" w:sz="4" w:space="0" w:color="000000"/>
+              <w:bottom w:val="single" w:sz="4" w:space="0" w:color="000000"/>
+              <w:right w:val="single" w:sz="4" w:space="0" w:color="000000"/>
+            </w:tcBorders>
+            <w:tcMar>
+              <w:top w:w="40" w:type="dxa"/>
+              <w:left w:w="60" w:type="dxa"/>
+              <w:bottom w:w="40" w:type="dxa"/>
+              <w:right w:w="60" w:type="dxa"/>
+            </w:tcMar>
+          </w:tcPr>
+          <w:p>
+            <w:pPr>
+              <w:spacing w:line="288" w:lineRule="auto"/>
+            </w:pPr>
+            <w:r>
+              <w:rPr>
+                <w:sz w:val="20"/>
+              </w:rPr>
+              <w:t>2,250</w:t>
+            </w:r>
+          </w:p>
+        </w:tc>
+      </w:tr>
+      <w:tr>
+        <w:tc>
+          <w:tcPr>
+            <w:tcW w:w="2268" w:type="dxa"/>
+            <w:tcBorders>
+              <w:top w:val="single" w:sz="4" w:space="0" w:color="000000"/>
+              <w:left w:val="single" w:sz="4" w:space="0" w:color="000000"/>
+              <w:bottom w:val="single" w:sz="4" w:space="0" w:color="000000"/>
+              <w:right w:val="single" w:sz="4" w:space="0" w:color="000000"/>
+            </w:tcBorders>
+            <w:tcMar>
+              <w:top w:w="40" w:type="dxa"/>
+              <w:left w:w="60" w:type="dxa"/>
+              <w:bottom w:w="40" w:type="dxa"/>
+              <w:right w:w="60" w:type="dxa"/>
+            </w:tcMar>
+          </w:tcPr>
+          <w:p>
+            <w:pPr>
+              <w:spacing w:line="288" w:lineRule="auto"/>
+            </w:pPr>
+            <w:r>
+              <w:rPr>
+                <w:sz w:val="20"/>
+              </w:rPr>
+              <w:t>四日</w:t>
+            </w:r>
+          </w:p>
+        </w:tc>
+        <w:tc>
+          <w:tcPr>
+            <w:tcW w:w="2268" w:type="dxa"/>
+            <w:tcBorders>
+              <w:top w:val="single" w:sz="4" w:space="0" w:color="000000"/>
+              <w:left w:val="single" w:sz="4" w:space="0" w:color="000000"/>
+              <w:bottom w:val="single" w:sz="4" w:space="0" w:color="000000"/>
+              <w:right w:val="single" w:sz="4" w:space="0" w:color="000000"/>
+            </w:tcBorders>
+            <w:tcMar>
+              <w:top w:w="40" w:type="dxa"/>
+              <w:left w:w="60" w:type="dxa"/>
+              <w:bottom w:w="40" w:type="dxa"/>
+              <w:right w:w="60" w:type="dxa"/>
+            </w:tcMar>
+          </w:tcPr>
+          <w:p>
+            <w:pPr>
+              <w:spacing w:line="288" w:lineRule="auto"/>
+            </w:pPr>
+            <w:r>
+              <w:rPr>
+                <w:sz w:val="20"/>
+              </w:rPr>
+              <w:t>2,325</w:t>
+            </w:r>
+          </w:p>
+        </w:tc>
+        <w:tc>
+          <w:tcPr>
+            <w:tcW w:w="2268" w:type="dxa"/>
+            <w:tcBorders>
+              <w:top w:val="single" w:sz="4" w:space="0" w:color="000000"/>
+              <w:left w:val="single" w:sz="4" w:space="0" w:color="000000"/>
+              <w:bottom w:val="single" w:sz="4" w:space="0" w:color="000000"/>
+              <w:right w:val="single" w:sz="4" w:space="0" w:color="000000"/>
+            </w:tcBorders>
+            <w:tcMar>
+              <w:top w:w="40" w:type="dxa"/>
+              <w:left w:w="60" w:type="dxa"/>
+              <w:bottom w:w="40" w:type="dxa"/>
+              <w:right w:w="60" w:type="dxa"/>
+            </w:tcMar>
+          </w:tcPr>
+          <w:p>
+            <w:pPr>
+              <w:spacing w:line="288" w:lineRule="auto"/>
+            </w:pPr>
+            <w:r>
+              <w:rPr>
+                <w:sz w:val="20"/>
+              </w:rPr>
+              <w:t>2,400</w:t>
+            </w:r>
+          </w:p>
+        </w:tc>
+        <w:tc>
+          <w:tcPr>
+            <w:tcW w:w="2268" w:type="dxa"/>
+            <w:tcBorders>
+              <w:top w:val="single" w:sz="4" w:space="0" w:color="000000"/>
+              <w:left w:val="single" w:sz="4" w:space="0" w:color="000000"/>
+              <w:bottom w:val="single" w:sz="4" w:space="0" w:color="000000"/>
+              <w:right w:val="single" w:sz="4" w:space="0" w:color="000000"/>
+            </w:tcBorders>
+            <w:tcMar>
+              <w:top w:w="40" w:type="dxa"/>
+              <w:left w:w="60" w:type="dxa"/>
+              <w:bottom w:w="40" w:type="dxa"/>
+              <w:right w:w="60" w:type="dxa"/>
+            </w:tcMar>
+          </w:tcPr>
+          <w:p>
+            <w:pPr>
+              <w:spacing w:line="288" w:lineRule="auto"/>
+            </w:pPr>
+            <w:r>
+              <w:rPr>
+                <w:sz w:val="20"/>
+              </w:rPr>
+              <w:t>2,475</w:t>
+            </w:r>
+          </w:p>
+        </w:tc>
+      </w:tr>
+      <w:tr>
+        <w:tc>
+          <w:tcPr>
+            <w:tcW w:w="2268" w:type="dxa"/>
+            <w:tcBorders>
+              <w:top w:val="single" w:sz="4" w:space="0" w:color="000000"/>
+              <w:left w:val="single" w:sz="4" w:space="0" w:color="000000"/>
+              <w:bottom w:val="single" w:sz="4" w:space="0" w:color="000000"/>
+              <w:right w:val="single" w:sz="4" w:space="0" w:color="000000"/>
+            </w:tcBorders>
+            <w:tcMar>
+              <w:top w:w="40" w:type="dxa"/>
+              <w:left w:w="60" w:type="dxa"/>
+              <w:bottom w:w="40" w:type="dxa"/>
+              <w:right w:w="60" w:type="dxa"/>
+            </w:tcMar>
+          </w:tcPr>
+          <w:p>
+            <w:pPr>
+              <w:spacing w:line="288" w:lineRule="auto"/>
+            </w:pPr>
+            <w:r>
+              <w:rPr>
+                <w:sz w:val="20"/>
+              </w:rPr>
+              <w:t>五日</w:t>
+            </w:r>
+          </w:p>
+        </w:tc>
+        <w:tc>
+          <w:tcPr>
+            <w:tcW w:w="2268" w:type="dxa"/>
+            <w:tcBorders>
+              <w:top w:val="single" w:sz="4" w:space="0" w:color="000000"/>
+              <w:left w:val="single" w:sz="4" w:space="0" w:color="000000"/>
+              <w:bottom w:val="single" w:sz="4" w:space="0" w:color="000000"/>
+              <w:right w:val="single" w:sz="4" w:space="0" w:color="000000"/>
+            </w:tcBorders>
+            <w:tcMar>
+              <w:top w:w="40" w:type="dxa"/>
+              <w:left w:w="60" w:type="dxa"/>
+              <w:bottom w:w="40" w:type="dxa"/>
+              <w:right w:w="60" w:type="dxa"/>
+            </w:tcMar>
+          </w:tcPr>
+          <w:p>
+            <w:pPr>
+              <w:spacing w:line="288" w:lineRule="auto"/>
+            </w:pPr>
+            <w:r>
+              <w:rPr>
+                <w:sz w:val="20"/>
+              </w:rPr>
+              <w:t>2,400</w:t>
+            </w:r>
+          </w:p>
+        </w:tc>
+        <w:tc>
+          <w:tcPr>
+            <w:tcW w:w="2268" w:type="dxa"/>
+            <w:tcBorders>
+              <w:top w:val="single" w:sz="4" w:space="0" w:color="000000"/>
+              <w:left w:val="single" w:sz="4" w:space="0" w:color="000000"/>
+              <w:bottom w:val="single" w:sz="4" w:space="0" w:color="000000"/>
+              <w:right w:val="single" w:sz="4" w:space="0" w:color="000000"/>
+            </w:tcBorders>
+            <w:tcMar>
+              <w:top w:w="40" w:type="dxa"/>
+              <w:left w:w="60" w:type="dxa"/>
+              <w:bottom w:w="40" w:type="dxa"/>
+              <w:right w:w="60" w:type="dxa"/>
+            </w:tcMar>
+          </w:tcPr>
+          <w:p>
+            <w:pPr>
+              <w:spacing w:line="288" w:lineRule="auto"/>
+            </w:pPr>
+            <w:r>
+              <w:rPr>
+                <w:sz w:val="20"/>
+              </w:rPr>
+              <w:t>2,475</w:t>
+            </w:r>
+          </w:p>
+        </w:tc>
+        <w:tc>
+          <w:tcPr>
+            <w:tcW w:w="2268" w:type="dxa"/>
+            <w:tcBorders>
+              <w:top w:val="single" w:sz="4" w:space="0" w:color="000000"/>
+              <w:left w:val="single" w:sz="4" w:space="0" w:color="000000"/>
+              <w:bottom w:val="single" w:sz="4" w:space="0" w:color="000000"/>
+              <w:right w:val="single" w:sz="4" w:space="0" w:color="000000"/>
+            </w:tcBorders>
+            <w:tcMar>
+              <w:top w:w="40" w:type="dxa"/>
+              <w:left w:w="60" w:type="dxa"/>
+              <w:bottom w:w="40" w:type="dxa"/>
+              <w:right w:w="60" w:type="dxa"/>
+            </w:tcMar>
+          </w:tcPr>
+          <w:p>
+            <w:pPr>
+              <w:spacing w:line="288" w:lineRule="auto"/>
+            </w:pPr>
+            <w:r>
+              <w:rPr>
+                <w:sz w:val="20"/>
+              </w:rPr>
+              <w:t>2,550</w:t>
+            </w:r>
+          </w:p>
+        </w:tc>
+      </w:tr>
+      <w:tr>
+        <w:tc>
+          <w:tcPr>
+            <w:tcW w:w="2268" w:type="dxa"/>
+            <w:tcBorders>
+              <w:top w:val="single" w:sz="4" w:space="0" w:color="000000"/>
+              <w:left w:val="single" w:sz="4" w:space="0" w:color="000000"/>
+              <w:bottom w:val="single" w:sz="4" w:space="0" w:color="000000"/>
+              <w:right w:val="single" w:sz="4" w:space="0" w:color="000000"/>
+            </w:tcBorders>
+            <w:tcMar>
+              <w:top w:w="40" w:type="dxa"/>
+              <w:left w:w="60" w:type="dxa"/>
+              <w:bottom w:w="40" w:type="dxa"/>
+              <w:right w:w="60" w:type="dxa"/>
+            </w:tcMar>
+          </w:tcPr>
+          <w:p>
+            <w:pPr>
+              <w:spacing w:line="288" w:lineRule="auto"/>
+            </w:pPr>
+            <w:r>
+              <w:rPr>
+                <w:sz w:val="20"/>
+              </w:rPr>
+              <w:t>七日</w:t>
+            </w:r>
+          </w:p>
+        </w:tc>
+        <w:tc>
+          <w:tcPr>
+            <w:tcW w:w="2268" w:type="dxa"/>
+            <w:tcBorders>
+              <w:top w:val="single" w:sz="4" w:space="0" w:color="000000"/>
+              <w:left w:val="single" w:sz="4" w:space="0" w:color="000000"/>
+              <w:bottom w:val="single" w:sz="4" w:space="0" w:color="000000"/>
+              <w:right w:val="single" w:sz="4" w:space="0" w:color="000000"/>
+            </w:tcBorders>
+            <w:tcMar>
+              <w:top w:w="40" w:type="dxa"/>
+              <w:left w:w="60" w:type="dxa"/>
+              <w:bottom w:w="40" w:type="dxa"/>
+              <w:right w:w="60" w:type="dxa"/>
+            </w:tcMar>
+          </w:tcPr>
+          <w:p>
+            <w:pPr>
+              <w:spacing w:line="288" w:lineRule="auto"/>
+            </w:pPr>
+            <w:r>
+              <w:rPr>
+                <w:sz w:val="20"/>
+              </w:rPr>
+              <w:t>2,550</w:t>
+            </w:r>
+          </w:p>
+        </w:tc>
+        <w:tc>
+          <w:tcPr>
+            <w:tcW w:w="2268" w:type="dxa"/>
+            <w:tcBorders>
+              <w:top w:val="single" w:sz="4" w:space="0" w:color="000000"/>
+              <w:left w:val="single" w:sz="4" w:space="0" w:color="000000"/>
+              <w:bottom w:val="single" w:sz="4" w:space="0" w:color="000000"/>
+              <w:right w:val="single" w:sz="4" w:space="0" w:color="000000"/>
+            </w:tcBorders>
+            <w:tcMar>
+              <w:top w:w="40" w:type="dxa"/>
+              <w:left w:w="60" w:type="dxa"/>
+              <w:bottom w:w="40" w:type="dxa"/>
+              <w:right w:w="60" w:type="dxa"/>
+            </w:tcMar>
+          </w:tcPr>
+          <w:p>
+            <w:pPr>
+              <w:spacing w:line="288" w:lineRule="auto"/>
+            </w:pPr>
+            <w:r>
+              <w:rPr>
+                <w:sz w:val="20"/>
+              </w:rPr>
+              <w:t>2,625</w:t>
+            </w:r>
+          </w:p>
+        </w:tc>
+        <w:tc>
+          <w:tcPr>
+            <w:tcW w:w="2268" w:type="dxa"/>
+            <w:tcBorders>
+              <w:top w:val="single" w:sz="4" w:space="0" w:color="000000"/>
+              <w:left w:val="single" w:sz="4" w:space="0" w:color="000000"/>
+              <w:bottom w:val="single" w:sz="4" w:space="0" w:color="000000"/>
+              <w:right w:val="single" w:sz="4" w:space="0" w:color="000000"/>
+            </w:tcBorders>
+            <w:tcMar>
+              <w:top w:w="40" w:type="dxa"/>
+              <w:left w:w="60" w:type="dxa"/>
+              <w:bottom w:w="40" w:type="dxa"/>
+              <w:right w:w="60" w:type="dxa"/>
+            </w:tcMar>
+          </w:tcPr>
+          <w:p>
+            <w:pPr>
+              <w:spacing w:line="288" w:lineRule="auto"/>
+            </w:pPr>
+            <w:r>
+              <w:rPr>
+                <w:sz w:val="20"/>
+              </w:rPr>
+              <w:t>2,700</w:t>
+            </w:r>
+          </w:p>
+        </w:tc>
+      </w:tr>
+    </w:tbl>
+    <w:p/>
+    <w:p>
+      <w:pPr>
+        <w:spacing w:after="160" w:line="324" w:lineRule="auto"/>
+      </w:pPr>
+      <w:r>
+        <w:lastRenderedPageBreak/>
+        <w:t>本章其餘（導師編更）待補寫。在此之前，平日排專科班時仍須遵守第</w:t>
       </w:r>
       <w:r>
         <w:t xml:space="preserve"> 4 </w:t>
       </w:r>
       <w:r>
-        <w:t>章：功輔通常佔用其中一室，已編作功輔的課室與時段不可再排常規專科班。</w:t>
+        <w:t>章：功輔班通常佔用其中一室直至營運時段結束，已編作功輔的課室與時段不可再排常規專科班。</w:t>
       </w:r>
     </w:p>
     <w:p>
@@ -8090,7 +9580,7 @@
         </w:pBdr>
         <w:spacing w:line="288" w:lineRule="auto"/>
       </w:pPr>
-      <w:bookmarkStart w:id="7" w:name="_Toc237386714"/>
+      <w:bookmarkStart w:id="7" w:name="_Toc237763987"/>
       <w:r>
         <w:rPr>
           <w:rFonts w:ascii="新細明體" w:eastAsia="新細明體" w:hAnsi="新細明體"/>
@@ -8170,7 +9660,7 @@
         <w:t xml:space="preserve"> 1 </w:t>
       </w:r>
       <w:r>
-        <w:t>日起：常規小組課若某科拖欠，收款時該科原則上另收港幣</w:t>
+        <w:t>日起：常規專科班若某科拖欠，收款時該科原則上另收港幣</w:t>
       </w:r>
       <w:r>
         <w:t xml:space="preserve"> 50 </w:t>
@@ -8188,7 +9678,7 @@
         <w:t xml:space="preserve">• </w:t>
       </w:r>
       <w:r>
-        <w:t>試堂、一對一、暑期、原則上已一次繳清的單堂報讀：不收本項罰款</w:t>
+        <w:t>試堂、私人課程、功課輔導班、暑期、原則上已一次繳清的單堂：不收本項罰款</w:t>
       </w:r>
     </w:p>
     <w:p>
@@ -8232,7 +9722,7 @@
         <w:spacing w:after="160" w:line="324" w:lineRule="auto"/>
       </w:pPr>
       <w:r>
-        <w:t>常規學年即使全期報讀，學費實務上多按月繳：</w:t>
+        <w:t>常規報讀雖默認讀至學年結束，學費實務上仍多按月繳：</w:t>
       </w:r>
     </w:p>
     <w:tbl>
@@ -8518,7 +10008,7 @@
         <w:spacing w:after="160" w:line="324" w:lineRule="auto"/>
       </w:pPr>
       <w:r>
-        <w:t>下列為現行參考，實際報價以當期收費表或主管確認為準；若校方調整價目，應更新本指引版本。</w:t>
+        <w:t>下列為現行參考，實際報價以當期收費表或主管確認為準；若本社調整價目，應更新本指引版本。</w:t>
       </w:r>
     </w:p>
     <w:tbl>
@@ -8956,7 +10446,7 @@
               <w:rPr>
                 <w:sz w:val="20"/>
               </w:rPr>
-              <w:t>該科已成功入帳的學費堂數（只計已收款的學費項目；罰款不增加已繳堂數）</w:t>
+              <w:t>已成功入帳的學費堂數（只計已收款的學費項目；罰款不增加已繳堂數）。同一級專科小組共用餘額</w:t>
             </w:r>
           </w:p>
         </w:tc>
@@ -9461,7 +10951,7 @@
         <w:spacing w:after="160" w:line="324" w:lineRule="auto"/>
       </w:pPr>
       <w:r>
-        <w:t>適用：常規學年小組課（專科班）、以堂數繳交及扣減者。</w:t>
+        <w:t>適用：常規學年專科班、以堂數繳交及扣減者。</w:t>
       </w:r>
     </w:p>
     <w:p>
@@ -9493,7 +10983,7 @@
         <w:t xml:space="preserve">• </w:t>
       </w:r>
       <w:r>
-        <w:t>一對一</w:t>
+        <w:t>私人課程</w:t>
       </w:r>
     </w:p>
     <w:p>
@@ -9619,7 +11109,7 @@
       </w:pPr>
       <w:r>
         <w:lastRenderedPageBreak/>
-        <w:t>「常規課程的學費是按堂數計算。交學費會增加可用堂數，上課扣堂會減少。若扣堂多過已繳的堂數，即屬拖欠。由</w:t>
+        <w:t>「常規專科班的學費是按堂數計算。交學費會增加已繳堂數，上課扣堂會增加已扣堂數。若已扣堂數多過已繳堂數，即屬拖欠。由</w:t>
       </w:r>
       <w:r>
         <w:t xml:space="preserve"> 2026 </w:t>
@@ -9643,7 +11133,7 @@
         <w:t xml:space="preserve"> 50 </w:t>
       </w:r>
       <w:r>
-        <w:t>元逾期罰款。每一科每個月最多收一次；如果每個月都遲交，每個月都可能要付。試堂和一對一課程不適用這項罰款。學費優惠不會扣減這</w:t>
+        <w:t>元逾期罰款。每一科每個月最多收一次；如果每個月都遲交，每個月都可能要付。試堂和私人課程不適用這項罰款。學費優惠不會扣減這</w:t>
       </w:r>
       <w:r>
         <w:t xml:space="preserve"> 50 </w:t>
@@ -9689,7 +11179,7 @@
         <w:spacing w:after="160" w:line="324" w:lineRule="auto"/>
       </w:pPr>
       <w:r>
-        <w:t>系統或列表上的「追學費」類提示，通常表示已付堂數不多於已上堂數（堂數缺口參考），方便前台留意。它不等於已經決定收取</w:t>
+        <w:t>系統或列表上的「追學費」類提示，通常表示已繳堂數不多於已扣堂數（堂數缺口參考），方便前台留意。它不等於已經決定收取</w:t>
       </w:r>
       <w:r>
         <w:t xml:space="preserve"> 50 </w:t>
@@ -9711,7 +11201,7 @@
         </w:pBdr>
         <w:spacing w:line="288" w:lineRule="auto"/>
       </w:pPr>
-      <w:bookmarkStart w:id="8" w:name="_Toc237386715"/>
+      <w:bookmarkStart w:id="8" w:name="_Toc237763988"/>
       <w:r>
         <w:rPr>
           <w:rFonts w:ascii="新細明體" w:eastAsia="新細明體" w:hAnsi="新細明體"/>
@@ -9749,7 +11239,7 @@
         <w:t xml:space="preserve">• </w:t>
       </w:r>
       <w:r>
-        <w:t>學費以堂數為單位；點名狀態決定該堂是否計入「已上堂數」（扣堂）</w:t>
+        <w:t>學費以堂數為單位；點名狀態決定該堂是否計入「已扣堂數」</w:t>
       </w:r>
     </w:p>
     <w:p>
@@ -9823,7 +11313,7 @@
         <w:spacing w:after="160" w:line="324" w:lineRule="auto"/>
       </w:pPr>
       <w:r>
-        <w:t>扣堂（計入已上堂數）包括但不限於：</w:t>
+        <w:t>扣堂（計入已扣堂數）包括但不限於：</w:t>
       </w:r>
     </w:p>
     <w:tbl>
@@ -10782,7 +12272,7 @@
         <w:t xml:space="preserve"> 8 </w:t>
       </w:r>
       <w:r>
-        <w:t>章拖欠判定與「追學費」參考。事假、病假不扣堂，不會單憑該堂觸發逾期罰款。長期未點名應提醒老師補點，但不要僅因「堂已上過但未點名」而向家長收罰款。</w:t>
+        <w:t>章拖欠判定與「追學費」參考。事假、病假不扣堂，不會單憑該堂觸發逾期罰款。長期未點名應提醒老師補點，但不要僅因「課堂已完成但未點名」而向家長收罰款。</w:t>
       </w:r>
     </w:p>
     <w:p>
@@ -10798,7 +12288,7 @@
         </w:pBdr>
         <w:spacing w:line="288" w:lineRule="auto"/>
       </w:pPr>
-      <w:bookmarkStart w:id="9" w:name="_Toc237386716"/>
+      <w:bookmarkStart w:id="9" w:name="_Toc237763989"/>
       <w:r>
         <w:rPr>
           <w:rFonts w:ascii="新細明體" w:eastAsia="新細明體" w:hAnsi="新細明體"/>
@@ -10810,7 +12300,7 @@
         <w:rPr>
           <w:rFonts w:ascii="新細明體" w:eastAsia="新細明體" w:hAnsi="新細明體"/>
         </w:rPr>
-        <w:t>代堂與換主責老師</w:t>
+        <w:t>代堂與更換任教老師</w:t>
       </w:r>
       <w:bookmarkEnd w:id="9"/>
     </w:p>
@@ -10836,7 +12326,7 @@
         <w:t xml:space="preserve">• </w:t>
       </w:r>
       <w:r>
-        <w:t>班別記常任老師；每一堂排程記當日實際上堂老師</w:t>
+        <w:t>班別記任教老師；每一堂排程記實際授課老師</w:t>
       </w:r>
     </w:p>
     <w:p>
@@ -10848,7 +12338,7 @@
         <w:t xml:space="preserve">• </w:t>
       </w:r>
       <w:r>
-        <w:t>偶發由其他人上課：只做代堂。該班以後都改由另一位負責：換主責</w:t>
+        <w:t>偶發由其他人上課：只做代堂。該班以後都改由另一位負責：更換任教老師</w:t>
       </w:r>
     </w:p>
     <w:p>
@@ -10884,7 +12374,7 @@
         <w:t xml:space="preserve">• </w:t>
       </w:r>
       <w:r>
-        <w:t>勿為代一兩堂而改主責或開新班；短假勿改主責</w:t>
+        <w:t>勿為代一兩堂而更換任教老師或開新班；短假勿更換任教老師</w:t>
       </w:r>
     </w:p>
     <w:p>
@@ -11002,7 +12492,7 @@
               <w:rPr>
                 <w:sz w:val="20"/>
               </w:rPr>
-              <w:t>班別主責老師</w:t>
+              <w:t>任教老師</w:t>
             </w:r>
           </w:p>
         </w:tc>
@@ -11060,7 +12550,7 @@
               <w:rPr>
                 <w:sz w:val="20"/>
               </w:rPr>
-              <w:t>當日授課老師</w:t>
+              <w:t>實際授課老師</w:t>
             </w:r>
           </w:p>
         </w:tc>
@@ -11100,7 +12590,7 @@
         <w:spacing w:after="160" w:line="324" w:lineRule="auto"/>
       </w:pPr>
       <w:r>
-        <w:t>代堂：主責通常不變，只改該堂的當日授課老師。</w:t>
+        <w:t>代堂：任教老師通常不變，只改該堂的實際授課老師。</w:t>
       </w:r>
     </w:p>
     <w:p>
@@ -11108,7 +12598,7 @@
         <w:spacing w:after="160" w:line="324" w:lineRule="auto"/>
       </w:pPr>
       <w:r>
-        <w:t>換主責：班的常任老師變更；未來尚未代堂的排程應跟新主責；已經上過的堂不應被改寫成新老師。</w:t>
+        <w:t>更換任教老師：班的任教老師變更；未來尚未代堂的排程應跟新任老師；已完成的堂不應被改寫成新老師。</w:t>
       </w:r>
     </w:p>
     <w:p>
@@ -11126,7 +12616,7 @@
         <w:rPr>
           <w:rFonts w:ascii="新細明體" w:eastAsia="新細明體" w:hAnsi="新細明體"/>
         </w:rPr>
-        <w:t>何時代堂、何時換主責、何時開新班</w:t>
+        <w:t>何時代堂、何時更換任教老師、何時開新班</w:t>
       </w:r>
     </w:p>
     <w:p>
@@ -11142,7 +12632,7 @@
         <w:spacing w:after="160" w:line="324" w:lineRule="auto"/>
       </w:pPr>
       <w:r>
-        <w:t>應使用換主責：該班以後長期由另一位老師負責（學生、時段、班別本身不變）。換主責後無須為同一批學生停舊班再開新班。</w:t>
+        <w:t>應更換任教老師：該班以後長期由另一位老師負責（學生、時段、班別本身不變）。更換後無須為同一批學生停舊班再開新班。</w:t>
       </w:r>
     </w:p>
     <w:p>
@@ -11150,7 +12640,7 @@
         <w:spacing w:after="160" w:line="324" w:lineRule="auto"/>
       </w:pPr>
       <w:r>
-        <w:t>應開新班（不是代堂，也不是單純換主責）：上課時段或班型實質改變；或學生組合／產品改變而屬轉班</w:t>
+        <w:t>應開新班（不是代堂，也不是單純更換任教老師）：上課時段或班型實質改變；或學生組合／產品改變而屬轉班</w:t>
       </w:r>
       <w:r>
         <w:t>——</w:t>
@@ -11164,7 +12654,7 @@
         <w:spacing w:after="160" w:line="324" w:lineRule="auto"/>
       </w:pPr>
       <w:r>
-        <w:t>切勿：為代一兩堂而改主責；為換老師而強迫全班退讀再開新班；已點名後用「取消代堂」圖一時方便而改回；未指定班別負責老師就批量排程。</w:t>
+        <w:t>切勿：為代一兩堂而更換任教老師；為換老師而強迫全班退讀再開新班；已點名後用「取消代堂」圖一時方便而改回；未指定任教老師就批量排程。</w:t>
       </w:r>
     </w:p>
     <w:p>
@@ -11194,7 +12684,7 @@
         <w:t xml:space="preserve">1. </w:t>
       </w:r>
       <w:r>
-        <w:t>確認該班已有主責老師（未有應先指定）</w:t>
+        <w:t>確認該班已有任教老師（未有應先指定）</w:t>
       </w:r>
     </w:p>
     <w:p>
@@ -11231,7 +12721,7 @@
         <w:t xml:space="preserve">4. </w:t>
       </w:r>
       <w:r>
-        <w:t>由當日授課老師完成點名（除非校方另有安排）</w:t>
+        <w:t>由實際授課老師完成點名（除非本社另有安排）</w:t>
       </w:r>
     </w:p>
     <w:p>
@@ -11397,7 +12887,7 @@
               <w:rPr>
                 <w:sz w:val="20"/>
               </w:rPr>
-              <w:t>尚未點名，改回原主責上堂</w:t>
+              <w:t>尚未點名，改回原任教老師上堂</w:t>
             </w:r>
           </w:p>
         </w:tc>
@@ -11571,7 +13061,7 @@
         <w:rPr>
           <w:rFonts w:ascii="新細明體" w:eastAsia="新細明體" w:hAnsi="新細明體"/>
         </w:rPr>
-        <w:t>換主責守則</w:t>
+        <w:t>更換任教老師守則</w:t>
       </w:r>
     </w:p>
     <w:p>
@@ -11583,7 +13073,7 @@
         <w:t xml:space="preserve">1. </w:t>
       </w:r>
       <w:r>
-        <w:t>確認屬長期更換常任，不是短時間代課</w:t>
+        <w:t>確認屬長期更換任教老師，不是短時間代堂</w:t>
       </w:r>
     </w:p>
     <w:p>
@@ -11595,7 +13085,7 @@
         <w:t xml:space="preserve">2. </w:t>
       </w:r>
       <w:r>
-        <w:t>在班別資料將主責改為新任並儲存</w:t>
+        <w:t>在班別資料將任教老師改為新任並儲存（現行畫面稱「換主責」）</w:t>
       </w:r>
     </w:p>
     <w:p>
@@ -11607,7 +13097,7 @@
         <w:t xml:space="preserve">3. </w:t>
       </w:r>
       <w:r>
-        <w:t>一對一：未取消排程會同步負責老師；已有代堂的堂次保留代堂老師</w:t>
+        <w:t>私人課程：未取消排程會同步負責老師；已有代堂的堂次保留代堂老師</w:t>
       </w:r>
     </w:p>
     <w:p>
@@ -11619,7 +13109,7 @@
         <w:t xml:space="preserve">4. </w:t>
       </w:r>
       <w:r>
-        <w:t>專科班：應只影響未來課堂；已上過的堂保留當時實際老師</w:t>
+        <w:t>專科班：應只影響未來課堂；已完成的堂保留當時實際授課老師</w:t>
       </w:r>
     </w:p>
     <w:p>
@@ -11631,7 +13121,7 @@
         <w:t xml:space="preserve">5. </w:t>
       </w:r>
       <w:r>
-        <w:t>通知舊主責與新主責，避免雙方誤會</w:t>
+        <w:t>通知原任與新任老師，避免雙方誤會</w:t>
       </w:r>
     </w:p>
     <w:p>
@@ -11639,7 +13129,7 @@
         <w:spacing w:after="160" w:line="324" w:lineRule="auto"/>
       </w:pPr>
       <w:r>
-        <w:t>換主責不能代替代堂。若只是本週頂一堂，必須代堂。</w:t>
+        <w:t>更換任教老師不能代替代堂。若只是本週頂一堂，必須代堂。</w:t>
       </w:r>
     </w:p>
     <w:p>
@@ -11673,7 +13163,7 @@
         <w:spacing w:after="160" w:line="324" w:lineRule="auto"/>
       </w:pPr>
       <w:r>
-        <w:t>下列情況勿自行改數了事，應向主管或財務呈報：已點名後代堂老師仍錯且牽涉出糧；已計糧後才改代堂或主責；誤把短時代課做成換主責；排程有日時但沒有老師。</w:t>
+        <w:t>下列情況勿自行改數了事，應向主管或財務呈報：已點名後代堂老師仍錯且牽涉出糧；已計糧後才改代堂或任教老師；誤把短時代堂做成更換任教老師；排程有日時但沒有老師。</w:t>
       </w:r>
     </w:p>
     <w:p>
@@ -11699,7 +13189,7 @@
         <w:spacing w:after="160" w:line="324" w:lineRule="auto"/>
       </w:pPr>
       <w:r>
-        <w:t>兩位老師輪流上同一班：主責維持一位常任；非主責的日子用代堂。</w:t>
+        <w:t>兩位老師輪流上同一班：任教老師維持一位常任；其他老師授課的日子用代堂。</w:t>
       </w:r>
     </w:p>
     <w:p>
@@ -11715,7 +13205,7 @@
         <w:spacing w:after="160" w:line="324" w:lineRule="auto"/>
       </w:pPr>
       <w:r>
-        <w:t>換主責後家長已交學費會否消失：不會。同一班換主責不影響該科已繳堂數。</w:t>
+        <w:t>更換任教老師後家長已交的學費會否消失：不會。同一班更換任教老師不影響該科已繳堂數。</w:t>
       </w:r>
     </w:p>
     <w:p>
@@ -11747,7 +13237,7 @@
         </w:pBdr>
         <w:spacing w:line="288" w:lineRule="auto"/>
       </w:pPr>
-      <w:bookmarkStart w:id="10" w:name="_Toc237386717"/>
+      <w:bookmarkStart w:id="10" w:name="_Toc237763990"/>
       <w:r>
         <w:rPr>
           <w:rFonts w:ascii="新細明體" w:eastAsia="新細明體" w:hAnsi="新細明體"/>
@@ -11810,7 +13300,7 @@
         <w:t>試堂（全價／半價／免費）一律經收款登記出學費單並確認收款後</w:t>
       </w:r>
       <w:r>
-        <w:t>，先入權益池、先上當日點名紙。未出單或未確認：不入池、不上點名紙</w:t>
+        <w:t>，先增加已繳堂數、先上當日點名紙。未出單或未確認：不增加已繳堂數、不上點名紙</w:t>
       </w:r>
     </w:p>
     <w:p>
@@ -11851,7 +13341,7 @@
         <w:t>1</w:t>
       </w:r>
       <w:r>
-        <w:t>；半價填正價再加</w:t>
+        <w:t>；半價填全價再加</w:t>
       </w:r>
       <w:r>
         <w:t xml:space="preserve"> 50% </w:t>
@@ -11869,7 +13359,7 @@
         <w:t xml:space="preserve">• </w:t>
       </w:r>
       <w:r>
-        <w:t>試堂可轉為正式報讀（全期或單堂），亦可標示流失等原因；學費只經收款登記，試堂頁不負責收錢</w:t>
+        <w:t>試堂可轉為正式報讀（常規報讀或單堂），亦可標示流失等原因；學費只經收款登記，試堂頁不負責收錢</w:t>
       </w:r>
     </w:p>
     <w:p>
@@ -12191,7 +13681,7 @@
         <w:t>不可</w:t>
       </w:r>
       <w:r>
-        <w:t>不經出單直接當已上紙；須出</w:t>
+        <w:t>不經出單直接上紙；須出</w:t>
       </w:r>
       <w:r>
         <w:t xml:space="preserve"> $0 </w:t>
@@ -12215,7 +13705,7 @@
         <w:t xml:space="preserve">• </w:t>
       </w:r>
       <w:r>
-        <w:t>「計人頭」（老師人頭）與收錢／入池分開；免費試堂是否計人頭每次手選，無預設</w:t>
+        <w:t>「計人頭」（老師人頭）與收款／已繳堂數入帳分開；免費試堂是否計人頭每次手選，無預設</w:t>
       </w:r>
     </w:p>
     <w:p>
@@ -12650,7 +14140,7 @@
         </w:pBdr>
         <w:spacing w:line="288" w:lineRule="auto"/>
       </w:pPr>
-      <w:bookmarkStart w:id="11" w:name="_Toc237386718"/>
+      <w:bookmarkStart w:id="11" w:name="_Toc237763991"/>
       <w:r>
         <w:rPr>
           <w:rFonts w:ascii="新細明體" w:eastAsia="新細明體" w:hAnsi="新細明體"/>
@@ -12734,7 +14224,7 @@
         <w:t xml:space="preserve"> </w:t>
       </w:r>
       <w:r>
-        <w:t>堂數填錯或科目／班收錯，優先用「單據／權益更正」做池調動；金額／優惠錯或重複出單等，才作廢（必要時另開正確新單）</w:t>
+        <w:t>堂數填錯或科目／班收錯，優先用現行畫面「單據／權益更正」做已繳堂數調動；金額／優惠錯或重複出單等，才作廢（必要時另開正確新單）</w:t>
       </w:r>
     </w:p>
     <w:p>
@@ -13148,7 +14638,7 @@
               <w:rPr>
                 <w:sz w:val="20"/>
               </w:rPr>
-              <w:t>調未耗堂數（池調動）；不一定作廢收據</w:t>
+              <w:t>調回未耗堂數；不一定作廢收據</w:t>
             </w:r>
           </w:p>
         </w:tc>
@@ -13206,7 +14696,7 @@
               <w:rPr>
                 <w:sz w:val="20"/>
               </w:rPr>
-              <w:t>不作廢；把堂搬去正確池</w:t>
+              <w:t>不作廢；把已繳堂數調到正確科班</w:t>
             </w:r>
           </w:p>
         </w:tc>
@@ -13425,7 +14915,7 @@
         <w:spacing w:after="160" w:line="324" w:lineRule="auto"/>
       </w:pPr>
       <w:r>
-        <w:t>系統一般會：將單據標為作廢（單號保留、不重用）；該單不再計入已付堂數與營收；並通知相關行政角色跟進。已收款個案或會另通知管理層電郵（寄信失敗不阻斷作廢）。</w:t>
+        <w:t>系統一般會：將單據標為作廢（單號保留、不重用）；該單不再計入已繳堂數與營收；並通知相關行政角色跟進。已收款個案或會另通知管理層電郵（寄信失敗不阻斷作廢）。</w:t>
       </w:r>
     </w:p>
     <w:p>
@@ -13519,7 +15009,7 @@
         <w:spacing w:after="160" w:line="324" w:lineRule="auto"/>
       </w:pPr>
       <w:r>
-        <w:t>作廢單不計入已付堂數，因此可能影響「追學費」顯示與第</w:t>
+        <w:t>作廢單不計入已繳堂數，因此可能影響「追學費」顯示與第</w:t>
       </w:r>
       <w:r>
         <w:t xml:space="preserve"> 8 </w:t>
@@ -13555,7 +15045,7 @@
         </w:pBdr>
         <w:spacing w:line="288" w:lineRule="auto"/>
       </w:pPr>
-      <w:bookmarkStart w:id="12" w:name="_Toc237386719"/>
+      <w:bookmarkStart w:id="12" w:name="_Toc237763992"/>
       <w:r>
         <w:rPr>
           <w:rFonts w:ascii="新細明體" w:eastAsia="新細明體" w:hAnsi="新細明體"/>
@@ -13658,7 +15148,7 @@
         <w:rPr>
           <w:rFonts w:ascii="新細明體" w:eastAsia="新細明體" w:hAnsi="新細明體"/>
         </w:rPr>
-        <w:t>校舍假期（本校停課，合共</w:t>
+        <w:t>校舍假期（本社沒有任何課堂，合共</w:t>
       </w:r>
       <w:r>
         <w:rPr>
@@ -26429,6 +27919,1536 @@
       </w:tr>
     </w:tbl>
     <w:p/>
+    <w:p>
+      <w:r>
+        <w:br w:type="page"/>
+      </w:r>
+    </w:p>
+    <w:p>
+      <w:pPr>
+        <w:pStyle w:val="1"/>
+        <w:pBdr>
+          <w:bottom w:val="single" w:sz="6" w:space="4" w:color="000000"/>
+        </w:pBdr>
+        <w:spacing w:line="288" w:lineRule="auto"/>
+      </w:pPr>
+      <w:bookmarkStart w:id="13" w:name="_Toc237763993"/>
+      <w:r>
+        <w:rPr>
+          <w:rFonts w:ascii="新細明體" w:eastAsia="新細明體" w:hAnsi="新細明體"/>
+        </w:rPr>
+        <w:lastRenderedPageBreak/>
+        <w:t>附件乙　功課輔導班校曆（</w:t>
+      </w:r>
+      <w:r>
+        <w:rPr>
+          <w:rFonts w:ascii="新細明體" w:eastAsia="新細明體" w:hAnsi="新細明體"/>
+        </w:rPr>
+        <w:t xml:space="preserve">2026-09 </w:t>
+      </w:r>
+      <w:r>
+        <w:rPr>
+          <w:rFonts w:ascii="新細明體" w:eastAsia="新細明體" w:hAnsi="新細明體"/>
+        </w:rPr>
+        <w:t>至</w:t>
+      </w:r>
+      <w:r>
+        <w:rPr>
+          <w:rFonts w:ascii="新細明體" w:eastAsia="新細明體" w:hAnsi="新細明體"/>
+        </w:rPr>
+        <w:t xml:space="preserve"> 2027-06</w:t>
+      </w:r>
+      <w:r>
+        <w:rPr>
+          <w:rFonts w:ascii="新細明體" w:eastAsia="新細明體" w:hAnsi="新細明體"/>
+        </w:rPr>
+        <w:t>）</w:t>
+      </w:r>
+      <w:bookmarkEnd w:id="13"/>
+    </w:p>
+    <w:p>
+      <w:pPr>
+        <w:spacing w:after="160" w:line="324" w:lineRule="auto"/>
+      </w:pPr>
+      <w:r>
+        <w:t>下列為本常規學年功課輔導班開放與放假日。功輔與專科班分開校曆，假期不可互套。</w:t>
+      </w:r>
+    </w:p>
+    <w:p>
+      <w:pPr>
+        <w:spacing w:after="160" w:line="324" w:lineRule="auto"/>
+      </w:pPr>
+      <w:r>
+        <w:t>首個開放日：</w:t>
+      </w:r>
+      <w:r>
+        <w:t xml:space="preserve">2026 </w:t>
+      </w:r>
+      <w:r>
+        <w:t>年</w:t>
+      </w:r>
+      <w:r>
+        <w:t xml:space="preserve"> 9 </w:t>
+      </w:r>
+      <w:r>
+        <w:t>月</w:t>
+      </w:r>
+      <w:r>
+        <w:t xml:space="preserve"> 1 </w:t>
+      </w:r>
+      <w:r>
+        <w:t>日（星期二）。最後開放日：</w:t>
+      </w:r>
+      <w:r>
+        <w:t xml:space="preserve">2027 </w:t>
+      </w:r>
+      <w:r>
+        <w:t>年</w:t>
+      </w:r>
+      <w:r>
+        <w:t xml:space="preserve"> 6 </w:t>
+      </w:r>
+      <w:r>
+        <w:t>月</w:t>
+      </w:r>
+      <w:r>
+        <w:t xml:space="preserve"> 30 </w:t>
+      </w:r>
+      <w:r>
+        <w:t>日（星期三）。</w:t>
+      </w:r>
+    </w:p>
+    <w:p>
+      <w:pPr>
+        <w:spacing w:after="160" w:line="324" w:lineRule="auto"/>
+      </w:pPr>
+      <w:r>
+        <w:t>功輔營運日子為星期一至五。下列放假日學生不用到本社。</w:t>
+      </w:r>
+    </w:p>
+    <w:p>
+      <w:pPr>
+        <w:pStyle w:val="21"/>
+        <w:spacing w:line="288" w:lineRule="auto"/>
+      </w:pPr>
+      <w:r>
+        <w:rPr>
+          <w:rFonts w:ascii="新細明體" w:eastAsia="新細明體" w:hAnsi="新細明體"/>
+        </w:rPr>
+        <w:t>功輔放假（合共</w:t>
+      </w:r>
+      <w:r>
+        <w:rPr>
+          <w:rFonts w:ascii="新細明體" w:eastAsia="新細明體" w:hAnsi="新細明體"/>
+        </w:rPr>
+        <w:t xml:space="preserve"> 31 </w:t>
+      </w:r>
+      <w:r>
+        <w:rPr>
+          <w:rFonts w:ascii="新細明體" w:eastAsia="新細明體" w:hAnsi="新細明體"/>
+        </w:rPr>
+        <w:t>日）</w:t>
+      </w:r>
+    </w:p>
+    <w:tbl>
+      <w:tblPr>
+        <w:tblStyle w:val="aff2"/>
+        <w:tblW w:w="0" w:type="auto"/>
+        <w:tblLook w:val="04A0" w:firstRow="1" w:lastRow="0" w:firstColumn="1" w:lastColumn="0" w:noHBand="0" w:noVBand="1"/>
+      </w:tblPr>
+      <w:tblGrid>
+        <w:gridCol w:w="4536"/>
+        <w:gridCol w:w="4536"/>
+      </w:tblGrid>
+      <w:tr>
+        <w:tc>
+          <w:tcPr>
+            <w:tcW w:w="4536" w:type="dxa"/>
+            <w:tcBorders>
+              <w:top w:val="single" w:sz="4" w:space="0" w:color="000000"/>
+              <w:left w:val="single" w:sz="4" w:space="0" w:color="000000"/>
+              <w:bottom w:val="single" w:sz="12" w:space="0" w:color="000000"/>
+              <w:right w:val="single" w:sz="4" w:space="0" w:color="000000"/>
+            </w:tcBorders>
+            <w:tcMar>
+              <w:top w:w="40" w:type="dxa"/>
+              <w:left w:w="60" w:type="dxa"/>
+              <w:bottom w:w="40" w:type="dxa"/>
+              <w:right w:w="60" w:type="dxa"/>
+            </w:tcMar>
+          </w:tcPr>
+          <w:p>
+            <w:pPr>
+              <w:spacing w:line="288" w:lineRule="auto"/>
+            </w:pPr>
+            <w:r>
+              <w:rPr>
+                <w:b/>
+                <w:bCs/>
+                <w:sz w:val="20"/>
+              </w:rPr>
+              <w:t>名稱</w:t>
+            </w:r>
+          </w:p>
+        </w:tc>
+        <w:tc>
+          <w:tcPr>
+            <w:tcW w:w="4536" w:type="dxa"/>
+            <w:tcBorders>
+              <w:top w:val="single" w:sz="4" w:space="0" w:color="000000"/>
+              <w:left w:val="single" w:sz="4" w:space="0" w:color="000000"/>
+              <w:bottom w:val="single" w:sz="12" w:space="0" w:color="000000"/>
+              <w:right w:val="single" w:sz="4" w:space="0" w:color="000000"/>
+            </w:tcBorders>
+            <w:tcMar>
+              <w:top w:w="40" w:type="dxa"/>
+              <w:left w:w="60" w:type="dxa"/>
+              <w:bottom w:w="40" w:type="dxa"/>
+              <w:right w:w="60" w:type="dxa"/>
+            </w:tcMar>
+          </w:tcPr>
+          <w:p>
+            <w:pPr>
+              <w:spacing w:line="288" w:lineRule="auto"/>
+            </w:pPr>
+            <w:r>
+              <w:rPr>
+                <w:b/>
+                <w:bCs/>
+                <w:sz w:val="20"/>
+              </w:rPr>
+              <w:t>日期</w:t>
+            </w:r>
+          </w:p>
+        </w:tc>
+      </w:tr>
+      <w:tr>
+        <w:tc>
+          <w:tcPr>
+            <w:tcW w:w="4536" w:type="dxa"/>
+            <w:tcBorders>
+              <w:top w:val="single" w:sz="4" w:space="0" w:color="000000"/>
+              <w:left w:val="single" w:sz="4" w:space="0" w:color="000000"/>
+              <w:bottom w:val="single" w:sz="4" w:space="0" w:color="000000"/>
+              <w:right w:val="single" w:sz="4" w:space="0" w:color="000000"/>
+            </w:tcBorders>
+            <w:tcMar>
+              <w:top w:w="40" w:type="dxa"/>
+              <w:left w:w="60" w:type="dxa"/>
+              <w:bottom w:w="40" w:type="dxa"/>
+              <w:right w:w="60" w:type="dxa"/>
+            </w:tcMar>
+          </w:tcPr>
+          <w:p>
+            <w:pPr>
+              <w:spacing w:line="288" w:lineRule="auto"/>
+            </w:pPr>
+            <w:r>
+              <w:rPr>
+                <w:sz w:val="20"/>
+              </w:rPr>
+              <w:t>中秋節翌日</w:t>
+            </w:r>
+          </w:p>
+        </w:tc>
+        <w:tc>
+          <w:tcPr>
+            <w:tcW w:w="4536" w:type="dxa"/>
+            <w:tcBorders>
+              <w:top w:val="single" w:sz="4" w:space="0" w:color="000000"/>
+              <w:left w:val="single" w:sz="4" w:space="0" w:color="000000"/>
+              <w:bottom w:val="single" w:sz="4" w:space="0" w:color="000000"/>
+              <w:right w:val="single" w:sz="4" w:space="0" w:color="000000"/>
+            </w:tcBorders>
+            <w:tcMar>
+              <w:top w:w="40" w:type="dxa"/>
+              <w:left w:w="60" w:type="dxa"/>
+              <w:bottom w:w="40" w:type="dxa"/>
+              <w:right w:w="60" w:type="dxa"/>
+            </w:tcMar>
+          </w:tcPr>
+          <w:p>
+            <w:pPr>
+              <w:spacing w:line="288" w:lineRule="auto"/>
+            </w:pPr>
+            <w:r>
+              <w:rPr>
+                <w:sz w:val="20"/>
+              </w:rPr>
+              <w:t xml:space="preserve">2026 </w:t>
+            </w:r>
+            <w:r>
+              <w:rPr>
+                <w:sz w:val="20"/>
+              </w:rPr>
+              <w:t>年</w:t>
+            </w:r>
+            <w:r>
+              <w:rPr>
+                <w:sz w:val="20"/>
+              </w:rPr>
+              <w:t xml:space="preserve"> 9 </w:t>
+            </w:r>
+            <w:r>
+              <w:rPr>
+                <w:sz w:val="20"/>
+              </w:rPr>
+              <w:t>月</w:t>
+            </w:r>
+            <w:r>
+              <w:rPr>
+                <w:sz w:val="20"/>
+              </w:rPr>
+              <w:t xml:space="preserve"> 26 </w:t>
+            </w:r>
+            <w:r>
+              <w:rPr>
+                <w:sz w:val="20"/>
+              </w:rPr>
+              <w:t>日</w:t>
+            </w:r>
+          </w:p>
+        </w:tc>
+      </w:tr>
+      <w:tr>
+        <w:tc>
+          <w:tcPr>
+            <w:tcW w:w="4536" w:type="dxa"/>
+            <w:tcBorders>
+              <w:top w:val="single" w:sz="4" w:space="0" w:color="000000"/>
+              <w:left w:val="single" w:sz="4" w:space="0" w:color="000000"/>
+              <w:bottom w:val="single" w:sz="4" w:space="0" w:color="000000"/>
+              <w:right w:val="single" w:sz="4" w:space="0" w:color="000000"/>
+            </w:tcBorders>
+            <w:tcMar>
+              <w:top w:w="40" w:type="dxa"/>
+              <w:left w:w="60" w:type="dxa"/>
+              <w:bottom w:w="40" w:type="dxa"/>
+              <w:right w:w="60" w:type="dxa"/>
+            </w:tcMar>
+          </w:tcPr>
+          <w:p>
+            <w:pPr>
+              <w:spacing w:line="288" w:lineRule="auto"/>
+            </w:pPr>
+            <w:r>
+              <w:rPr>
+                <w:sz w:val="20"/>
+              </w:rPr>
+              <w:t>國慶節</w:t>
+            </w:r>
+          </w:p>
+        </w:tc>
+        <w:tc>
+          <w:tcPr>
+            <w:tcW w:w="4536" w:type="dxa"/>
+            <w:tcBorders>
+              <w:top w:val="single" w:sz="4" w:space="0" w:color="000000"/>
+              <w:left w:val="single" w:sz="4" w:space="0" w:color="000000"/>
+              <w:bottom w:val="single" w:sz="4" w:space="0" w:color="000000"/>
+              <w:right w:val="single" w:sz="4" w:space="0" w:color="000000"/>
+            </w:tcBorders>
+            <w:tcMar>
+              <w:top w:w="40" w:type="dxa"/>
+              <w:left w:w="60" w:type="dxa"/>
+              <w:bottom w:w="40" w:type="dxa"/>
+              <w:right w:w="60" w:type="dxa"/>
+            </w:tcMar>
+          </w:tcPr>
+          <w:p>
+            <w:pPr>
+              <w:spacing w:line="288" w:lineRule="auto"/>
+            </w:pPr>
+            <w:r>
+              <w:rPr>
+                <w:sz w:val="20"/>
+              </w:rPr>
+              <w:t xml:space="preserve">2026 </w:t>
+            </w:r>
+            <w:r>
+              <w:rPr>
+                <w:sz w:val="20"/>
+              </w:rPr>
+              <w:t>年</w:t>
+            </w:r>
+            <w:r>
+              <w:rPr>
+                <w:sz w:val="20"/>
+              </w:rPr>
+              <w:t xml:space="preserve"> 10 </w:t>
+            </w:r>
+            <w:r>
+              <w:rPr>
+                <w:sz w:val="20"/>
+              </w:rPr>
+              <w:t>月</w:t>
+            </w:r>
+            <w:r>
+              <w:rPr>
+                <w:sz w:val="20"/>
+              </w:rPr>
+              <w:t xml:space="preserve"> 1 </w:t>
+            </w:r>
+            <w:r>
+              <w:rPr>
+                <w:sz w:val="20"/>
+              </w:rPr>
+              <w:t>日</w:t>
+            </w:r>
+          </w:p>
+        </w:tc>
+      </w:tr>
+      <w:tr>
+        <w:tc>
+          <w:tcPr>
+            <w:tcW w:w="4536" w:type="dxa"/>
+            <w:tcBorders>
+              <w:top w:val="single" w:sz="4" w:space="0" w:color="000000"/>
+              <w:left w:val="single" w:sz="4" w:space="0" w:color="000000"/>
+              <w:bottom w:val="single" w:sz="4" w:space="0" w:color="000000"/>
+              <w:right w:val="single" w:sz="4" w:space="0" w:color="000000"/>
+            </w:tcBorders>
+            <w:tcMar>
+              <w:top w:w="40" w:type="dxa"/>
+              <w:left w:w="60" w:type="dxa"/>
+              <w:bottom w:w="40" w:type="dxa"/>
+              <w:right w:w="60" w:type="dxa"/>
+            </w:tcMar>
+          </w:tcPr>
+          <w:p>
+            <w:pPr>
+              <w:spacing w:line="288" w:lineRule="auto"/>
+            </w:pPr>
+            <w:r>
+              <w:rPr>
+                <w:sz w:val="20"/>
+              </w:rPr>
+              <w:t>重陽節及翌日</w:t>
+            </w:r>
+          </w:p>
+        </w:tc>
+        <w:tc>
+          <w:tcPr>
+            <w:tcW w:w="4536" w:type="dxa"/>
+            <w:tcBorders>
+              <w:top w:val="single" w:sz="4" w:space="0" w:color="000000"/>
+              <w:left w:val="single" w:sz="4" w:space="0" w:color="000000"/>
+              <w:bottom w:val="single" w:sz="4" w:space="0" w:color="000000"/>
+              <w:right w:val="single" w:sz="4" w:space="0" w:color="000000"/>
+            </w:tcBorders>
+            <w:tcMar>
+              <w:top w:w="40" w:type="dxa"/>
+              <w:left w:w="60" w:type="dxa"/>
+              <w:bottom w:w="40" w:type="dxa"/>
+              <w:right w:w="60" w:type="dxa"/>
+            </w:tcMar>
+          </w:tcPr>
+          <w:p>
+            <w:pPr>
+              <w:spacing w:line="288" w:lineRule="auto"/>
+            </w:pPr>
+            <w:r>
+              <w:rPr>
+                <w:sz w:val="20"/>
+              </w:rPr>
+              <w:t xml:space="preserve">2026 </w:t>
+            </w:r>
+            <w:r>
+              <w:rPr>
+                <w:sz w:val="20"/>
+              </w:rPr>
+              <w:t>年</w:t>
+            </w:r>
+            <w:r>
+              <w:rPr>
+                <w:sz w:val="20"/>
+              </w:rPr>
+              <w:t xml:space="preserve"> 10 </w:t>
+            </w:r>
+            <w:r>
+              <w:rPr>
+                <w:sz w:val="20"/>
+              </w:rPr>
+              <w:t>月</w:t>
+            </w:r>
+            <w:r>
+              <w:rPr>
+                <w:sz w:val="20"/>
+              </w:rPr>
+              <w:t xml:space="preserve"> 18 </w:t>
+            </w:r>
+            <w:r>
+              <w:rPr>
+                <w:sz w:val="20"/>
+              </w:rPr>
+              <w:t>日至</w:t>
+            </w:r>
+            <w:r>
+              <w:rPr>
+                <w:sz w:val="20"/>
+              </w:rPr>
+              <w:t xml:space="preserve"> 10 </w:t>
+            </w:r>
+            <w:r>
+              <w:rPr>
+                <w:sz w:val="20"/>
+              </w:rPr>
+              <w:t>月</w:t>
+            </w:r>
+            <w:r>
+              <w:rPr>
+                <w:sz w:val="20"/>
+              </w:rPr>
+              <w:t xml:space="preserve"> 19 </w:t>
+            </w:r>
+            <w:r>
+              <w:rPr>
+                <w:sz w:val="20"/>
+              </w:rPr>
+              <w:t>日（</w:t>
+            </w:r>
+            <w:r>
+              <w:rPr>
+                <w:sz w:val="20"/>
+              </w:rPr>
+              <w:t xml:space="preserve">2 </w:t>
+            </w:r>
+            <w:r>
+              <w:rPr>
+                <w:sz w:val="20"/>
+              </w:rPr>
+              <w:t>日）</w:t>
+            </w:r>
+          </w:p>
+        </w:tc>
+      </w:tr>
+      <w:tr>
+        <w:tc>
+          <w:tcPr>
+            <w:tcW w:w="4536" w:type="dxa"/>
+            <w:tcBorders>
+              <w:top w:val="single" w:sz="4" w:space="0" w:color="000000"/>
+              <w:left w:val="single" w:sz="4" w:space="0" w:color="000000"/>
+              <w:bottom w:val="single" w:sz="4" w:space="0" w:color="000000"/>
+              <w:right w:val="single" w:sz="4" w:space="0" w:color="000000"/>
+            </w:tcBorders>
+            <w:tcMar>
+              <w:top w:w="40" w:type="dxa"/>
+              <w:left w:w="60" w:type="dxa"/>
+              <w:bottom w:w="40" w:type="dxa"/>
+              <w:right w:w="60" w:type="dxa"/>
+            </w:tcMar>
+          </w:tcPr>
+          <w:p>
+            <w:pPr>
+              <w:spacing w:line="288" w:lineRule="auto"/>
+            </w:pPr>
+            <w:r>
+              <w:rPr>
+                <w:sz w:val="20"/>
+              </w:rPr>
+              <w:t>聖誕節假期</w:t>
+            </w:r>
+          </w:p>
+        </w:tc>
+        <w:tc>
+          <w:tcPr>
+            <w:tcW w:w="4536" w:type="dxa"/>
+            <w:tcBorders>
+              <w:top w:val="single" w:sz="4" w:space="0" w:color="000000"/>
+              <w:left w:val="single" w:sz="4" w:space="0" w:color="000000"/>
+              <w:bottom w:val="single" w:sz="4" w:space="0" w:color="000000"/>
+              <w:right w:val="single" w:sz="4" w:space="0" w:color="000000"/>
+            </w:tcBorders>
+            <w:tcMar>
+              <w:top w:w="40" w:type="dxa"/>
+              <w:left w:w="60" w:type="dxa"/>
+              <w:bottom w:w="40" w:type="dxa"/>
+              <w:right w:w="60" w:type="dxa"/>
+            </w:tcMar>
+          </w:tcPr>
+          <w:p>
+            <w:pPr>
+              <w:spacing w:line="288" w:lineRule="auto"/>
+            </w:pPr>
+            <w:r>
+              <w:rPr>
+                <w:sz w:val="20"/>
+              </w:rPr>
+              <w:t xml:space="preserve">2026 </w:t>
+            </w:r>
+            <w:r>
+              <w:rPr>
+                <w:sz w:val="20"/>
+              </w:rPr>
+              <w:t>年</w:t>
+            </w:r>
+            <w:r>
+              <w:rPr>
+                <w:sz w:val="20"/>
+              </w:rPr>
+              <w:t xml:space="preserve"> 12 </w:t>
+            </w:r>
+            <w:r>
+              <w:rPr>
+                <w:sz w:val="20"/>
+              </w:rPr>
+              <w:t>月</w:t>
+            </w:r>
+            <w:r>
+              <w:rPr>
+                <w:sz w:val="20"/>
+              </w:rPr>
+              <w:t xml:space="preserve"> 22 </w:t>
+            </w:r>
+            <w:r>
+              <w:rPr>
+                <w:sz w:val="20"/>
+              </w:rPr>
+              <w:t>日至</w:t>
+            </w:r>
+            <w:r>
+              <w:rPr>
+                <w:sz w:val="20"/>
+              </w:rPr>
+              <w:t xml:space="preserve"> 12 </w:t>
+            </w:r>
+            <w:r>
+              <w:rPr>
+                <w:sz w:val="20"/>
+              </w:rPr>
+              <w:t>月</w:t>
+            </w:r>
+            <w:r>
+              <w:rPr>
+                <w:sz w:val="20"/>
+              </w:rPr>
+              <w:t xml:space="preserve"> 31 </w:t>
+            </w:r>
+            <w:r>
+              <w:rPr>
+                <w:sz w:val="20"/>
+              </w:rPr>
+              <w:t>日（</w:t>
+            </w:r>
+            <w:r>
+              <w:rPr>
+                <w:sz w:val="20"/>
+              </w:rPr>
+              <w:t xml:space="preserve">10 </w:t>
+            </w:r>
+            <w:r>
+              <w:rPr>
+                <w:sz w:val="20"/>
+              </w:rPr>
+              <w:t>日）</w:t>
+            </w:r>
+          </w:p>
+        </w:tc>
+      </w:tr>
+      <w:tr>
+        <w:tc>
+          <w:tcPr>
+            <w:tcW w:w="4536" w:type="dxa"/>
+            <w:tcBorders>
+              <w:top w:val="single" w:sz="4" w:space="0" w:color="000000"/>
+              <w:left w:val="single" w:sz="4" w:space="0" w:color="000000"/>
+              <w:bottom w:val="single" w:sz="4" w:space="0" w:color="000000"/>
+              <w:right w:val="single" w:sz="4" w:space="0" w:color="000000"/>
+            </w:tcBorders>
+            <w:tcMar>
+              <w:top w:w="40" w:type="dxa"/>
+              <w:left w:w="60" w:type="dxa"/>
+              <w:bottom w:w="40" w:type="dxa"/>
+              <w:right w:w="60" w:type="dxa"/>
+            </w:tcMar>
+          </w:tcPr>
+          <w:p>
+            <w:pPr>
+              <w:spacing w:line="288" w:lineRule="auto"/>
+            </w:pPr>
+            <w:r>
+              <w:rPr>
+                <w:sz w:val="20"/>
+              </w:rPr>
+              <w:t>元旦</w:t>
+            </w:r>
+          </w:p>
+        </w:tc>
+        <w:tc>
+          <w:tcPr>
+            <w:tcW w:w="4536" w:type="dxa"/>
+            <w:tcBorders>
+              <w:top w:val="single" w:sz="4" w:space="0" w:color="000000"/>
+              <w:left w:val="single" w:sz="4" w:space="0" w:color="000000"/>
+              <w:bottom w:val="single" w:sz="4" w:space="0" w:color="000000"/>
+              <w:right w:val="single" w:sz="4" w:space="0" w:color="000000"/>
+            </w:tcBorders>
+            <w:tcMar>
+              <w:top w:w="40" w:type="dxa"/>
+              <w:left w:w="60" w:type="dxa"/>
+              <w:bottom w:w="40" w:type="dxa"/>
+              <w:right w:w="60" w:type="dxa"/>
+            </w:tcMar>
+          </w:tcPr>
+          <w:p>
+            <w:pPr>
+              <w:spacing w:line="288" w:lineRule="auto"/>
+            </w:pPr>
+            <w:r>
+              <w:rPr>
+                <w:sz w:val="20"/>
+              </w:rPr>
+              <w:t xml:space="preserve">2027 </w:t>
+            </w:r>
+            <w:r>
+              <w:rPr>
+                <w:sz w:val="20"/>
+              </w:rPr>
+              <w:t>年</w:t>
+            </w:r>
+            <w:r>
+              <w:rPr>
+                <w:sz w:val="20"/>
+              </w:rPr>
+              <w:t xml:space="preserve"> 1 </w:t>
+            </w:r>
+            <w:r>
+              <w:rPr>
+                <w:sz w:val="20"/>
+              </w:rPr>
+              <w:t>月</w:t>
+            </w:r>
+            <w:r>
+              <w:rPr>
+                <w:sz w:val="20"/>
+              </w:rPr>
+              <w:t xml:space="preserve"> 1 </w:t>
+            </w:r>
+            <w:r>
+              <w:rPr>
+                <w:sz w:val="20"/>
+              </w:rPr>
+              <w:t>日</w:t>
+            </w:r>
+          </w:p>
+        </w:tc>
+      </w:tr>
+      <w:tr>
+        <w:tc>
+          <w:tcPr>
+            <w:tcW w:w="4536" w:type="dxa"/>
+            <w:tcBorders>
+              <w:top w:val="single" w:sz="4" w:space="0" w:color="000000"/>
+              <w:left w:val="single" w:sz="4" w:space="0" w:color="000000"/>
+              <w:bottom w:val="single" w:sz="4" w:space="0" w:color="000000"/>
+              <w:right w:val="single" w:sz="4" w:space="0" w:color="000000"/>
+            </w:tcBorders>
+            <w:tcMar>
+              <w:top w:w="40" w:type="dxa"/>
+              <w:left w:w="60" w:type="dxa"/>
+              <w:bottom w:w="40" w:type="dxa"/>
+              <w:right w:w="60" w:type="dxa"/>
+            </w:tcMar>
+          </w:tcPr>
+          <w:p>
+            <w:pPr>
+              <w:spacing w:line="288" w:lineRule="auto"/>
+            </w:pPr>
+            <w:r>
+              <w:rPr>
+                <w:sz w:val="20"/>
+              </w:rPr>
+              <w:t>農曆年假期</w:t>
+            </w:r>
+          </w:p>
+        </w:tc>
+        <w:tc>
+          <w:tcPr>
+            <w:tcW w:w="4536" w:type="dxa"/>
+            <w:tcBorders>
+              <w:top w:val="single" w:sz="4" w:space="0" w:color="000000"/>
+              <w:left w:val="single" w:sz="4" w:space="0" w:color="000000"/>
+              <w:bottom w:val="single" w:sz="4" w:space="0" w:color="000000"/>
+              <w:right w:val="single" w:sz="4" w:space="0" w:color="000000"/>
+            </w:tcBorders>
+            <w:tcMar>
+              <w:top w:w="40" w:type="dxa"/>
+              <w:left w:w="60" w:type="dxa"/>
+              <w:bottom w:w="40" w:type="dxa"/>
+              <w:right w:w="60" w:type="dxa"/>
+            </w:tcMar>
+          </w:tcPr>
+          <w:p>
+            <w:pPr>
+              <w:spacing w:line="288" w:lineRule="auto"/>
+            </w:pPr>
+            <w:r>
+              <w:rPr>
+                <w:sz w:val="20"/>
+              </w:rPr>
+              <w:t xml:space="preserve">2027 </w:t>
+            </w:r>
+            <w:r>
+              <w:rPr>
+                <w:sz w:val="20"/>
+              </w:rPr>
+              <w:t>年</w:t>
+            </w:r>
+            <w:r>
+              <w:rPr>
+                <w:sz w:val="20"/>
+              </w:rPr>
+              <w:t xml:space="preserve"> 2 </w:t>
+            </w:r>
+            <w:r>
+              <w:rPr>
+                <w:sz w:val="20"/>
+              </w:rPr>
+              <w:t>月</w:t>
+            </w:r>
+            <w:r>
+              <w:rPr>
+                <w:sz w:val="20"/>
+              </w:rPr>
+              <w:t xml:space="preserve"> 4 </w:t>
+            </w:r>
+            <w:r>
+              <w:rPr>
+                <w:sz w:val="20"/>
+              </w:rPr>
+              <w:t>日至</w:t>
+            </w:r>
+            <w:r>
+              <w:rPr>
+                <w:sz w:val="20"/>
+              </w:rPr>
+              <w:t xml:space="preserve"> 2 </w:t>
+            </w:r>
+            <w:r>
+              <w:rPr>
+                <w:sz w:val="20"/>
+              </w:rPr>
+              <w:t>月</w:t>
+            </w:r>
+            <w:r>
+              <w:rPr>
+                <w:sz w:val="20"/>
+              </w:rPr>
+              <w:t xml:space="preserve"> 10 </w:t>
+            </w:r>
+            <w:r>
+              <w:rPr>
+                <w:sz w:val="20"/>
+              </w:rPr>
+              <w:t>日（</w:t>
+            </w:r>
+            <w:r>
+              <w:rPr>
+                <w:sz w:val="20"/>
+              </w:rPr>
+              <w:t xml:space="preserve">7 </w:t>
+            </w:r>
+            <w:r>
+              <w:rPr>
+                <w:sz w:val="20"/>
+              </w:rPr>
+              <w:t>日）</w:t>
+            </w:r>
+          </w:p>
+        </w:tc>
+      </w:tr>
+      <w:tr>
+        <w:tc>
+          <w:tcPr>
+            <w:tcW w:w="4536" w:type="dxa"/>
+            <w:tcBorders>
+              <w:top w:val="single" w:sz="4" w:space="0" w:color="000000"/>
+              <w:left w:val="single" w:sz="4" w:space="0" w:color="000000"/>
+              <w:bottom w:val="single" w:sz="4" w:space="0" w:color="000000"/>
+              <w:right w:val="single" w:sz="4" w:space="0" w:color="000000"/>
+            </w:tcBorders>
+            <w:tcMar>
+              <w:top w:w="40" w:type="dxa"/>
+              <w:left w:w="60" w:type="dxa"/>
+              <w:bottom w:w="40" w:type="dxa"/>
+              <w:right w:w="60" w:type="dxa"/>
+            </w:tcMar>
+          </w:tcPr>
+          <w:p>
+            <w:pPr>
+              <w:spacing w:line="288" w:lineRule="auto"/>
+            </w:pPr>
+            <w:r>
+              <w:rPr>
+                <w:sz w:val="20"/>
+              </w:rPr>
+              <w:t>復活節假期</w:t>
+            </w:r>
+          </w:p>
+        </w:tc>
+        <w:tc>
+          <w:tcPr>
+            <w:tcW w:w="4536" w:type="dxa"/>
+            <w:tcBorders>
+              <w:top w:val="single" w:sz="4" w:space="0" w:color="000000"/>
+              <w:left w:val="single" w:sz="4" w:space="0" w:color="000000"/>
+              <w:bottom w:val="single" w:sz="4" w:space="0" w:color="000000"/>
+              <w:right w:val="single" w:sz="4" w:space="0" w:color="000000"/>
+            </w:tcBorders>
+            <w:tcMar>
+              <w:top w:w="40" w:type="dxa"/>
+              <w:left w:w="60" w:type="dxa"/>
+              <w:bottom w:w="40" w:type="dxa"/>
+              <w:right w:w="60" w:type="dxa"/>
+            </w:tcMar>
+          </w:tcPr>
+          <w:p>
+            <w:pPr>
+              <w:spacing w:line="288" w:lineRule="auto"/>
+            </w:pPr>
+            <w:r>
+              <w:rPr>
+                <w:sz w:val="20"/>
+              </w:rPr>
+              <w:t xml:space="preserve">2027 </w:t>
+            </w:r>
+            <w:r>
+              <w:rPr>
+                <w:sz w:val="20"/>
+              </w:rPr>
+              <w:t>年</w:t>
+            </w:r>
+            <w:r>
+              <w:rPr>
+                <w:sz w:val="20"/>
+              </w:rPr>
+              <w:t xml:space="preserve"> 3 </w:t>
+            </w:r>
+            <w:r>
+              <w:rPr>
+                <w:sz w:val="20"/>
+              </w:rPr>
+              <w:t>月</w:t>
+            </w:r>
+            <w:r>
+              <w:rPr>
+                <w:sz w:val="20"/>
+              </w:rPr>
+              <w:t xml:space="preserve"> 26 </w:t>
+            </w:r>
+            <w:r>
+              <w:rPr>
+                <w:sz w:val="20"/>
+              </w:rPr>
+              <w:t>日至</w:t>
+            </w:r>
+            <w:r>
+              <w:rPr>
+                <w:sz w:val="20"/>
+              </w:rPr>
+              <w:t xml:space="preserve"> 3 </w:t>
+            </w:r>
+            <w:r>
+              <w:rPr>
+                <w:sz w:val="20"/>
+              </w:rPr>
+              <w:t>月</w:t>
+            </w:r>
+            <w:r>
+              <w:rPr>
+                <w:sz w:val="20"/>
+              </w:rPr>
+              <w:t xml:space="preserve"> 30 </w:t>
+            </w:r>
+            <w:r>
+              <w:rPr>
+                <w:sz w:val="20"/>
+              </w:rPr>
+              <w:t>日（</w:t>
+            </w:r>
+            <w:r>
+              <w:rPr>
+                <w:sz w:val="20"/>
+              </w:rPr>
+              <w:t xml:space="preserve">5 </w:t>
+            </w:r>
+            <w:r>
+              <w:rPr>
+                <w:sz w:val="20"/>
+              </w:rPr>
+              <w:t>日）</w:t>
+            </w:r>
+          </w:p>
+        </w:tc>
+      </w:tr>
+      <w:tr>
+        <w:tc>
+          <w:tcPr>
+            <w:tcW w:w="4536" w:type="dxa"/>
+            <w:tcBorders>
+              <w:top w:val="single" w:sz="4" w:space="0" w:color="000000"/>
+              <w:left w:val="single" w:sz="4" w:space="0" w:color="000000"/>
+              <w:bottom w:val="single" w:sz="4" w:space="0" w:color="000000"/>
+              <w:right w:val="single" w:sz="4" w:space="0" w:color="000000"/>
+            </w:tcBorders>
+            <w:tcMar>
+              <w:top w:w="40" w:type="dxa"/>
+              <w:left w:w="60" w:type="dxa"/>
+              <w:bottom w:w="40" w:type="dxa"/>
+              <w:right w:w="60" w:type="dxa"/>
+            </w:tcMar>
+          </w:tcPr>
+          <w:p>
+            <w:pPr>
+              <w:spacing w:line="288" w:lineRule="auto"/>
+            </w:pPr>
+            <w:r>
+              <w:rPr>
+                <w:sz w:val="20"/>
+              </w:rPr>
+              <w:t>清明節</w:t>
+            </w:r>
+          </w:p>
+        </w:tc>
+        <w:tc>
+          <w:tcPr>
+            <w:tcW w:w="4536" w:type="dxa"/>
+            <w:tcBorders>
+              <w:top w:val="single" w:sz="4" w:space="0" w:color="000000"/>
+              <w:left w:val="single" w:sz="4" w:space="0" w:color="000000"/>
+              <w:bottom w:val="single" w:sz="4" w:space="0" w:color="000000"/>
+              <w:right w:val="single" w:sz="4" w:space="0" w:color="000000"/>
+            </w:tcBorders>
+            <w:tcMar>
+              <w:top w:w="40" w:type="dxa"/>
+              <w:left w:w="60" w:type="dxa"/>
+              <w:bottom w:w="40" w:type="dxa"/>
+              <w:right w:w="60" w:type="dxa"/>
+            </w:tcMar>
+          </w:tcPr>
+          <w:p>
+            <w:pPr>
+              <w:spacing w:line="288" w:lineRule="auto"/>
+            </w:pPr>
+            <w:r>
+              <w:rPr>
+                <w:sz w:val="20"/>
+              </w:rPr>
+              <w:t xml:space="preserve">2027 </w:t>
+            </w:r>
+            <w:r>
+              <w:rPr>
+                <w:sz w:val="20"/>
+              </w:rPr>
+              <w:t>年</w:t>
+            </w:r>
+            <w:r>
+              <w:rPr>
+                <w:sz w:val="20"/>
+              </w:rPr>
+              <w:t xml:space="preserve"> 4 </w:t>
+            </w:r>
+            <w:r>
+              <w:rPr>
+                <w:sz w:val="20"/>
+              </w:rPr>
+              <w:t>月</w:t>
+            </w:r>
+            <w:r>
+              <w:rPr>
+                <w:sz w:val="20"/>
+              </w:rPr>
+              <w:t xml:space="preserve"> 5 </w:t>
+            </w:r>
+            <w:r>
+              <w:rPr>
+                <w:sz w:val="20"/>
+              </w:rPr>
+              <w:t>日</w:t>
+            </w:r>
+          </w:p>
+        </w:tc>
+      </w:tr>
+      <w:tr>
+        <w:tc>
+          <w:tcPr>
+            <w:tcW w:w="4536" w:type="dxa"/>
+            <w:tcBorders>
+              <w:top w:val="single" w:sz="4" w:space="0" w:color="000000"/>
+              <w:left w:val="single" w:sz="4" w:space="0" w:color="000000"/>
+              <w:bottom w:val="single" w:sz="4" w:space="0" w:color="000000"/>
+              <w:right w:val="single" w:sz="4" w:space="0" w:color="000000"/>
+            </w:tcBorders>
+            <w:tcMar>
+              <w:top w:w="40" w:type="dxa"/>
+              <w:left w:w="60" w:type="dxa"/>
+              <w:bottom w:w="40" w:type="dxa"/>
+              <w:right w:w="60" w:type="dxa"/>
+            </w:tcMar>
+          </w:tcPr>
+          <w:p>
+            <w:pPr>
+              <w:spacing w:line="288" w:lineRule="auto"/>
+            </w:pPr>
+            <w:r>
+              <w:rPr>
+                <w:sz w:val="20"/>
+              </w:rPr>
+              <w:t>勞動節</w:t>
+            </w:r>
+          </w:p>
+        </w:tc>
+        <w:tc>
+          <w:tcPr>
+            <w:tcW w:w="4536" w:type="dxa"/>
+            <w:tcBorders>
+              <w:top w:val="single" w:sz="4" w:space="0" w:color="000000"/>
+              <w:left w:val="single" w:sz="4" w:space="0" w:color="000000"/>
+              <w:bottom w:val="single" w:sz="4" w:space="0" w:color="000000"/>
+              <w:right w:val="single" w:sz="4" w:space="0" w:color="000000"/>
+            </w:tcBorders>
+            <w:tcMar>
+              <w:top w:w="40" w:type="dxa"/>
+              <w:left w:w="60" w:type="dxa"/>
+              <w:bottom w:w="40" w:type="dxa"/>
+              <w:right w:w="60" w:type="dxa"/>
+            </w:tcMar>
+          </w:tcPr>
+          <w:p>
+            <w:pPr>
+              <w:spacing w:line="288" w:lineRule="auto"/>
+            </w:pPr>
+            <w:r>
+              <w:rPr>
+                <w:sz w:val="20"/>
+              </w:rPr>
+              <w:t xml:space="preserve">2027 </w:t>
+            </w:r>
+            <w:r>
+              <w:rPr>
+                <w:sz w:val="20"/>
+              </w:rPr>
+              <w:t>年</w:t>
+            </w:r>
+            <w:r>
+              <w:rPr>
+                <w:sz w:val="20"/>
+              </w:rPr>
+              <w:t xml:space="preserve"> 5 </w:t>
+            </w:r>
+            <w:r>
+              <w:rPr>
+                <w:sz w:val="20"/>
+              </w:rPr>
+              <w:t>月</w:t>
+            </w:r>
+            <w:r>
+              <w:rPr>
+                <w:sz w:val="20"/>
+              </w:rPr>
+              <w:t xml:space="preserve"> 1 </w:t>
+            </w:r>
+            <w:r>
+              <w:rPr>
+                <w:sz w:val="20"/>
+              </w:rPr>
+              <w:t>日</w:t>
+            </w:r>
+          </w:p>
+        </w:tc>
+      </w:tr>
+      <w:tr>
+        <w:tc>
+          <w:tcPr>
+            <w:tcW w:w="4536" w:type="dxa"/>
+            <w:tcBorders>
+              <w:top w:val="single" w:sz="4" w:space="0" w:color="000000"/>
+              <w:left w:val="single" w:sz="4" w:space="0" w:color="000000"/>
+              <w:bottom w:val="single" w:sz="4" w:space="0" w:color="000000"/>
+              <w:right w:val="single" w:sz="4" w:space="0" w:color="000000"/>
+            </w:tcBorders>
+            <w:tcMar>
+              <w:top w:w="40" w:type="dxa"/>
+              <w:left w:w="60" w:type="dxa"/>
+              <w:bottom w:w="40" w:type="dxa"/>
+              <w:right w:w="60" w:type="dxa"/>
+            </w:tcMar>
+          </w:tcPr>
+          <w:p>
+            <w:pPr>
+              <w:spacing w:line="288" w:lineRule="auto"/>
+            </w:pPr>
+            <w:r>
+              <w:rPr>
+                <w:sz w:val="20"/>
+              </w:rPr>
+              <w:t>佛誕</w:t>
+            </w:r>
+          </w:p>
+        </w:tc>
+        <w:tc>
+          <w:tcPr>
+            <w:tcW w:w="4536" w:type="dxa"/>
+            <w:tcBorders>
+              <w:top w:val="single" w:sz="4" w:space="0" w:color="000000"/>
+              <w:left w:val="single" w:sz="4" w:space="0" w:color="000000"/>
+              <w:bottom w:val="single" w:sz="4" w:space="0" w:color="000000"/>
+              <w:right w:val="single" w:sz="4" w:space="0" w:color="000000"/>
+            </w:tcBorders>
+            <w:tcMar>
+              <w:top w:w="40" w:type="dxa"/>
+              <w:left w:w="60" w:type="dxa"/>
+              <w:bottom w:w="40" w:type="dxa"/>
+              <w:right w:w="60" w:type="dxa"/>
+            </w:tcMar>
+          </w:tcPr>
+          <w:p>
+            <w:pPr>
+              <w:spacing w:line="288" w:lineRule="auto"/>
+            </w:pPr>
+            <w:r>
+              <w:rPr>
+                <w:sz w:val="20"/>
+              </w:rPr>
+              <w:t xml:space="preserve">2027 </w:t>
+            </w:r>
+            <w:r>
+              <w:rPr>
+                <w:sz w:val="20"/>
+              </w:rPr>
+              <w:t>年</w:t>
+            </w:r>
+            <w:r>
+              <w:rPr>
+                <w:sz w:val="20"/>
+              </w:rPr>
+              <w:t xml:space="preserve"> 5 </w:t>
+            </w:r>
+            <w:r>
+              <w:rPr>
+                <w:sz w:val="20"/>
+              </w:rPr>
+              <w:t>月</w:t>
+            </w:r>
+            <w:r>
+              <w:rPr>
+                <w:sz w:val="20"/>
+              </w:rPr>
+              <w:t xml:space="preserve"> 13 </w:t>
+            </w:r>
+            <w:r>
+              <w:rPr>
+                <w:sz w:val="20"/>
+              </w:rPr>
+              <w:t>日</w:t>
+            </w:r>
+          </w:p>
+        </w:tc>
+      </w:tr>
+      <w:tr>
+        <w:tc>
+          <w:tcPr>
+            <w:tcW w:w="4536" w:type="dxa"/>
+            <w:tcBorders>
+              <w:top w:val="single" w:sz="4" w:space="0" w:color="000000"/>
+              <w:left w:val="single" w:sz="4" w:space="0" w:color="000000"/>
+              <w:bottom w:val="single" w:sz="4" w:space="0" w:color="000000"/>
+              <w:right w:val="single" w:sz="4" w:space="0" w:color="000000"/>
+            </w:tcBorders>
+            <w:tcMar>
+              <w:top w:w="40" w:type="dxa"/>
+              <w:left w:w="60" w:type="dxa"/>
+              <w:bottom w:w="40" w:type="dxa"/>
+              <w:right w:w="60" w:type="dxa"/>
+            </w:tcMar>
+          </w:tcPr>
+          <w:p>
+            <w:pPr>
+              <w:spacing w:line="288" w:lineRule="auto"/>
+            </w:pPr>
+            <w:r>
+              <w:rPr>
+                <w:sz w:val="20"/>
+              </w:rPr>
+              <w:t>端午節</w:t>
+            </w:r>
+          </w:p>
+        </w:tc>
+        <w:tc>
+          <w:tcPr>
+            <w:tcW w:w="4536" w:type="dxa"/>
+            <w:tcBorders>
+              <w:top w:val="single" w:sz="4" w:space="0" w:color="000000"/>
+              <w:left w:val="single" w:sz="4" w:space="0" w:color="000000"/>
+              <w:bottom w:val="single" w:sz="4" w:space="0" w:color="000000"/>
+              <w:right w:val="single" w:sz="4" w:space="0" w:color="000000"/>
+            </w:tcBorders>
+            <w:tcMar>
+              <w:top w:w="40" w:type="dxa"/>
+              <w:left w:w="60" w:type="dxa"/>
+              <w:bottom w:w="40" w:type="dxa"/>
+              <w:right w:w="60" w:type="dxa"/>
+            </w:tcMar>
+          </w:tcPr>
+          <w:p>
+            <w:pPr>
+              <w:spacing w:line="288" w:lineRule="auto"/>
+            </w:pPr>
+            <w:r>
+              <w:rPr>
+                <w:sz w:val="20"/>
+              </w:rPr>
+              <w:t xml:space="preserve">2027 </w:t>
+            </w:r>
+            <w:r>
+              <w:rPr>
+                <w:sz w:val="20"/>
+              </w:rPr>
+              <w:t>年</w:t>
+            </w:r>
+            <w:r>
+              <w:rPr>
+                <w:sz w:val="20"/>
+              </w:rPr>
+              <w:t xml:space="preserve"> 6 </w:t>
+            </w:r>
+            <w:r>
+              <w:rPr>
+                <w:sz w:val="20"/>
+              </w:rPr>
+              <w:t>月</w:t>
+            </w:r>
+            <w:r>
+              <w:rPr>
+                <w:sz w:val="20"/>
+              </w:rPr>
+              <w:t xml:space="preserve"> 9 </w:t>
+            </w:r>
+            <w:r>
+              <w:rPr>
+                <w:sz w:val="20"/>
+              </w:rPr>
+              <w:t>日</w:t>
+            </w:r>
+          </w:p>
+        </w:tc>
+      </w:tr>
+    </w:tbl>
+    <w:p/>
+    <w:p>
+      <w:pPr>
+        <w:pStyle w:val="21"/>
+        <w:spacing w:line="288" w:lineRule="auto"/>
+      </w:pPr>
+      <w:r>
+        <w:rPr>
+          <w:rFonts w:ascii="新細明體" w:eastAsia="新細明體" w:hAnsi="新細明體"/>
+        </w:rPr>
+        <w:t>與專科班相異（摘要）</w:t>
+      </w:r>
+    </w:p>
+    <w:p>
+      <w:pPr>
+        <w:spacing w:before="20" w:after="80" w:line="324" w:lineRule="auto"/>
+        <w:ind w:left="425" w:hanging="227"/>
+      </w:pPr>
+      <w:r>
+        <w:t xml:space="preserve">• </w:t>
+      </w:r>
+      <w:r>
+        <w:t xml:space="preserve">2027 </w:t>
+      </w:r>
+      <w:r>
+        <w:t>年</w:t>
+      </w:r>
+      <w:r>
+        <w:t xml:space="preserve"> 6 </w:t>
+      </w:r>
+      <w:r>
+        <w:t>月</w:t>
+      </w:r>
+      <w:r>
+        <w:t xml:space="preserve"> 29</w:t>
+      </w:r>
+      <w:r>
+        <w:t>、</w:t>
+      </w:r>
+      <w:r>
+        <w:t xml:space="preserve">30 </w:t>
+      </w:r>
+      <w:r>
+        <w:t>日：功輔仍開放；專科班已完課</w:t>
+      </w:r>
+    </w:p>
+    <w:p>
+      <w:pPr>
+        <w:spacing w:before="20" w:after="80" w:line="324" w:lineRule="auto"/>
+        <w:ind w:left="425" w:hanging="227"/>
+      </w:pPr>
+      <w:r>
+        <w:t xml:space="preserve">• </w:t>
+      </w:r>
+      <w:r>
+        <w:t>重陽：功輔放</w:t>
+      </w:r>
+      <w:r>
+        <w:t xml:space="preserve"> 10 </w:t>
+      </w:r>
+      <w:r>
+        <w:t>月</w:t>
+      </w:r>
+      <w:r>
+        <w:t xml:space="preserve"> 18 </w:t>
+      </w:r>
+      <w:r>
+        <w:t>至</w:t>
+      </w:r>
+      <w:r>
+        <w:t xml:space="preserve"> 19 </w:t>
+      </w:r>
+      <w:r>
+        <w:t>日；專科班只放正日</w:t>
+      </w:r>
+      <w:r>
+        <w:t xml:space="preserve"> 18 </w:t>
+      </w:r>
+      <w:r>
+        <w:t>日，</w:t>
+      </w:r>
+      <w:r>
+        <w:t xml:space="preserve">19 </w:t>
+      </w:r>
+      <w:r>
+        <w:t>日上課</w:t>
+      </w:r>
+    </w:p>
+    <w:p>
+      <w:pPr>
+        <w:spacing w:before="20" w:after="80" w:line="324" w:lineRule="auto"/>
+        <w:ind w:left="425" w:hanging="227"/>
+      </w:pPr>
+      <w:r>
+        <w:t xml:space="preserve">• </w:t>
+      </w:r>
+      <w:r>
+        <w:t>聖誕：功輔自</w:t>
+      </w:r>
+      <w:r>
+        <w:t xml:space="preserve"> 12 </w:t>
+      </w:r>
+      <w:r>
+        <w:t>月</w:t>
+      </w:r>
+      <w:r>
+        <w:t xml:space="preserve"> 22 </w:t>
+      </w:r>
+      <w:r>
+        <w:t>日起放；專科班自</w:t>
+      </w:r>
+      <w:r>
+        <w:t xml:space="preserve"> 12 </w:t>
+      </w:r>
+      <w:r>
+        <w:t>月</w:t>
+      </w:r>
+      <w:r>
+        <w:t xml:space="preserve"> 25 </w:t>
+      </w:r>
+      <w:r>
+        <w:t>日起放</w:t>
+      </w:r>
+    </w:p>
+    <w:p>
+      <w:pPr>
+        <w:spacing w:before="20" w:after="80" w:line="324" w:lineRule="auto"/>
+        <w:ind w:left="425" w:hanging="227"/>
+      </w:pPr>
+      <w:r>
+        <w:t xml:space="preserve">• </w:t>
+      </w:r>
+      <w:r>
+        <w:t>復活：功輔放</w:t>
+      </w:r>
+      <w:r>
+        <w:t xml:space="preserve"> 3 </w:t>
+      </w:r>
+      <w:r>
+        <w:t>月</w:t>
+      </w:r>
+      <w:r>
+        <w:t xml:space="preserve"> 26 </w:t>
+      </w:r>
+      <w:r>
+        <w:t>至</w:t>
+      </w:r>
+      <w:r>
+        <w:t xml:space="preserve"> 30 </w:t>
+      </w:r>
+      <w:r>
+        <w:t>日；專科班只放</w:t>
+      </w:r>
+      <w:r>
+        <w:t xml:space="preserve"> 29 </w:t>
+      </w:r>
+      <w:r>
+        <w:t>至</w:t>
+      </w:r>
+      <w:r>
+        <w:t xml:space="preserve"> 30 </w:t>
+      </w:r>
+      <w:r>
+        <w:t>日</w:t>
+      </w:r>
+    </w:p>
+    <w:p>
+      <w:pPr>
+        <w:spacing w:before="20" w:after="80" w:line="324" w:lineRule="auto"/>
+        <w:ind w:left="425" w:hanging="227"/>
+      </w:pPr>
+      <w:r>
+        <w:t xml:space="preserve">• </w:t>
+      </w:r>
+      <w:r>
+        <w:t>清明</w:t>
+      </w:r>
+      <w:r>
+        <w:t xml:space="preserve"> 4 </w:t>
+      </w:r>
+      <w:r>
+        <w:t>月</w:t>
+      </w:r>
+      <w:r>
+        <w:t xml:space="preserve"> 5 </w:t>
+      </w:r>
+      <w:r>
+        <w:t>日、勞動節</w:t>
+      </w:r>
+      <w:r>
+        <w:t xml:space="preserve"> 5 </w:t>
+      </w:r>
+      <w:r>
+        <w:t>月</w:t>
+      </w:r>
+      <w:r>
+        <w:t xml:space="preserve"> 1 </w:t>
+      </w:r>
+      <w:r>
+        <w:t>日、佛誕</w:t>
+      </w:r>
+      <w:r>
+        <w:t xml:space="preserve"> 5 </w:t>
+      </w:r>
+      <w:r>
+        <w:t>月</w:t>
+      </w:r>
+      <w:r>
+        <w:t xml:space="preserve"> 13 </w:t>
+      </w:r>
+      <w:r>
+        <w:t>日：功輔放假；專科班非校舍假或課堂如常</w:t>
+      </w:r>
+    </w:p>
     <w:sectPr>
       <w:footerReference w:type="default" r:id="rId8"/>
       <w:footerReference w:type="first" r:id="rId9"/>
@@ -26443,7 +29463,7 @@
 </file>
 
 <file path=word/endnotes.xml><?xml version="1.0" encoding="utf-8"?>
-<w:endnotes xmlns:wpc="http://schemas.microsoft.com/office/word/2010/wordprocessingCanvas" xmlns:cx="http://schemas.microsoft.com/office/drawing/2014/chartex" xmlns:cx1="http://schemas.microsoft.com/office/drawing/2015/9/8/chartex" xmlns:cx2="http://schemas.microsoft.com/office/drawing/2015/10/21/chartex" xmlns:cx3="http://schemas.microsoft.com/office/drawing/2016/5/9/chartex" xmlns:cx4="http://schemas.microsoft.com/office/drawing/2016/5/10/chartex" xmlns:cx5="http://schemas.microsoft.com/office/drawing/2016/5/11/chartex" xmlns:cx6="http://schemas.microsoft.com/office/drawing/2016/5/12/chartex" xmlns:cx7="http://schemas.microsoft.com/office/drawing/2016/5/13/chartex" xmlns:cx8="http://schemas.microsoft.com/office/drawing/2016/5/14/chartex" xmlns:mc="http://schemas.openxmlformats.org/markup-compatibility/2006" xmlns:m="http://schemas.openxmlformats.org/officeDocument/2006/math" xmlns:aink="http://schemas.microsoft.com/office/drawing/2016/ink" xmlns:am3d="http://schemas.microsoft.com/office/drawing/2017/model3d" xmlns:oel="http://schemas.microsoft.com/office/2019/extlst" xmlns:r="http://schemas.openxmlformats.org/officeDocument/2006/relationships" xmlns:wp14="http://schemas.microsoft.com/office/word/2010/wordprocessingDrawing" xmlns:wp="http://schemas.openxmlformats.org/drawingml/2006/wordprocessingDrawing" xmlns:wpg="http://schemas.microsoft.com/office/word/2010/wordprocessingGroup" xmlns:wpi="http://schemas.microsoft.com/office/word/2010/wordprocessingInk" xmlns:wps="http://schemas.microsoft.com/office/word/2010/wordprocessingShape" xmlns:o="urn:schemas-microsoft-com:office:office" xmlns:v="urn:schemas-microsoft-com:vml" xmlns:w10="urn:schemas-microsoft-com:office:word" xmlns:w="http://schemas.openxmlformats.org/wordprocessingml/2006/main" xmlns:w14="http://schemas.microsoft.com/office/word/2010/wordml" xmlns:w15="http://schemas.microsoft.com/office/word/2012/wordml" xmlns:w16cei="http://schemas.microsoft.com/office/word/2026/wordml/cei" xmlns:w16cex="http://schemas.microsoft.com/office/word/2018/wordml/cex" xmlns:w16cid="http://schemas.microsoft.com/office/word/2016/wordml/cid" xmlns:w16="http://schemas.microsoft.com/office/word/2018/wordml" xmlns:w16sdtdh="http://schemas.microsoft.com/office/word/2020/wordml/sdtdatahash" xmlns:w16sdtfl="http://schemas.microsoft.com/office/word/2024/wordml/sdtformatlock" xmlns:w16se="http://schemas.microsoft.com/office/word/2015/wordml/symex" xmlns:w16du="http://schemas.microsoft.com/office/word/2023/wordml/word16du" xmlns:wne="http://schemas.microsoft.com/office/word/2006/wordml" mc:Ignorable="w14 w15 w16se w16cid w16 w16cex w16sdtdh w16sdtfl w16du wp14">
+<w:endnotes xmlns:wpc="http://schemas.microsoft.com/office/word/2010/wordprocessingCanvas" xmlns:cx="http://schemas.microsoft.com/office/drawing/2014/chartex" xmlns:cx1="http://schemas.microsoft.com/office/drawing/2015/9/8/chartex" xmlns:cx2="http://schemas.microsoft.com/office/drawing/2015/10/21/chartex" xmlns:cx3="http://schemas.microsoft.com/office/drawing/2016/5/9/chartex" xmlns:cx4="http://schemas.microsoft.com/office/drawing/2016/5/10/chartex" xmlns:cx5="http://schemas.microsoft.com/office/drawing/2016/5/11/chartex" xmlns:cx6="http://schemas.microsoft.com/office/drawing/2016/5/12/chartex" xmlns:cx7="http://schemas.microsoft.com/office/drawing/2016/5/13/chartex" xmlns:cx8="http://schemas.microsoft.com/office/drawing/2016/5/14/chartex" xmlns:mc="http://schemas.openxmlformats.org/markup-compatibility/2006" xmlns:m="http://schemas.openxmlformats.org/officeDocument/2006/math" xmlns:aink="http://schemas.microsoft.com/office/drawing/2016/ink" xmlns:am3d="http://schemas.microsoft.com/office/drawing/2017/model3d" xmlns:oel="http://schemas.microsoft.com/office/2019/extlst" xmlns:r="http://schemas.openxmlformats.org/officeDocument/2006/relationships" xmlns:wp14="http://schemas.microsoft.com/office/word/2010/wordprocessingDrawing" xmlns:wp="http://schemas.openxmlformats.org/drawingml/2006/wordprocessingDrawing" xmlns:wpg="http://schemas.microsoft.com/office/word/2010/wordprocessingGroup" xmlns:wpi="http://schemas.microsoft.com/office/word/2010/wordprocessingInk" xmlns:wps="http://schemas.microsoft.com/office/word/2010/wordprocessingShape" xmlns:o="urn:schemas-microsoft-com:office:office" xmlns:v="urn:schemas-microsoft-com:vml" xmlns:w10="urn:schemas-microsoft-com:office:word" xmlns:w="http://schemas.openxmlformats.org/wordprocessingml/2006/main" xmlns:w14="http://schemas.microsoft.com/office/word/2010/wordml" xmlns:w15="http://schemas.microsoft.com/office/word/2012/wordml" xmlns:w16cex="http://schemas.microsoft.com/office/word/2018/wordml/cex" xmlns:w16cid="http://schemas.microsoft.com/office/word/2016/wordml/cid" xmlns:w16="http://schemas.microsoft.com/office/word/2018/wordml" xmlns:w16sdtdh="http://schemas.microsoft.com/office/word/2020/wordml/sdtdatahash" xmlns:w16sdtfl="http://schemas.microsoft.com/office/word/2024/wordml/sdtformatlock" xmlns:w16se="http://schemas.microsoft.com/office/word/2015/wordml/symex" xmlns:w16du="http://schemas.microsoft.com/office/word/2023/wordml/word16du" xmlns:wne="http://schemas.microsoft.com/office/word/2006/wordml" mc:Ignorable="w14 w15 w16se w16cid w16 w16cex w16sdtdh w16sdtfl w16du wp14">
   <w:endnote w:type="separator" w:id="-1">
     <w:p>
       <w:pPr>
@@ -26468,7 +29488,7 @@
 </file>
 
 <file path=word/footer1.xml><?xml version="1.0" encoding="utf-8"?>
-<w:ftr xmlns:wpc="http://schemas.microsoft.com/office/word/2010/wordprocessingCanvas" xmlns:cx="http://schemas.microsoft.com/office/drawing/2014/chartex" xmlns:cx1="http://schemas.microsoft.com/office/drawing/2015/9/8/chartex" xmlns:cx2="http://schemas.microsoft.com/office/drawing/2015/10/21/chartex" xmlns:cx3="http://schemas.microsoft.com/office/drawing/2016/5/9/chartex" xmlns:cx4="http://schemas.microsoft.com/office/drawing/2016/5/10/chartex" xmlns:cx5="http://schemas.microsoft.com/office/drawing/2016/5/11/chartex" xmlns:cx6="http://schemas.microsoft.com/office/drawing/2016/5/12/chartex" xmlns:cx7="http://schemas.microsoft.com/office/drawing/2016/5/13/chartex" xmlns:cx8="http://schemas.microsoft.com/office/drawing/2016/5/14/chartex" xmlns:mc="http://schemas.openxmlformats.org/markup-compatibility/2006" xmlns:m="http://schemas.openxmlformats.org/officeDocument/2006/math" xmlns:aink="http://schemas.microsoft.com/office/drawing/2016/ink" xmlns:am3d="http://schemas.microsoft.com/office/drawing/2017/model3d" xmlns:oel="http://schemas.microsoft.com/office/2019/extlst" xmlns:r="http://schemas.openxmlformats.org/officeDocument/2006/relationships" xmlns:wp14="http://schemas.microsoft.com/office/word/2010/wordprocessingDrawing" xmlns:wp="http://schemas.openxmlformats.org/drawingml/2006/wordprocessingDrawing" xmlns:wpg="http://schemas.microsoft.com/office/word/2010/wordprocessingGroup" xmlns:wpi="http://schemas.microsoft.com/office/word/2010/wordprocessingInk" xmlns:wps="http://schemas.microsoft.com/office/word/2010/wordprocessingShape" xmlns:o="urn:schemas-microsoft-com:office:office" xmlns:v="urn:schemas-microsoft-com:vml" xmlns:w10="urn:schemas-microsoft-com:office:word" xmlns:w="http://schemas.openxmlformats.org/wordprocessingml/2006/main" xmlns:w14="http://schemas.microsoft.com/office/word/2010/wordml" xmlns:w15="http://schemas.microsoft.com/office/word/2012/wordml" xmlns:w16cei="http://schemas.microsoft.com/office/word/2026/wordml/cei" xmlns:w16cex="http://schemas.microsoft.com/office/word/2018/wordml/cex" xmlns:w16cid="http://schemas.microsoft.com/office/word/2016/wordml/cid" xmlns:w16="http://schemas.microsoft.com/office/word/2018/wordml" xmlns:w16sdtdh="http://schemas.microsoft.com/office/word/2020/wordml/sdtdatahash" xmlns:w16sdtfl="http://schemas.microsoft.com/office/word/2024/wordml/sdtformatlock" xmlns:w16se="http://schemas.microsoft.com/office/word/2015/wordml/symex" xmlns:w16du="http://schemas.microsoft.com/office/word/2023/wordml/word16du" xmlns:wne="http://schemas.microsoft.com/office/word/2006/wordml" mc:Ignorable="w14 w15 w16se w16cid w16 w16cex w16sdtdh w16sdtfl w16du wp14">
+<w:ftr xmlns:wpc="http://schemas.microsoft.com/office/word/2010/wordprocessingCanvas" xmlns:cx="http://schemas.microsoft.com/office/drawing/2014/chartex" xmlns:cx1="http://schemas.microsoft.com/office/drawing/2015/9/8/chartex" xmlns:cx2="http://schemas.microsoft.com/office/drawing/2015/10/21/chartex" xmlns:cx3="http://schemas.microsoft.com/office/drawing/2016/5/9/chartex" xmlns:cx4="http://schemas.microsoft.com/office/drawing/2016/5/10/chartex" xmlns:cx5="http://schemas.microsoft.com/office/drawing/2016/5/11/chartex" xmlns:cx6="http://schemas.microsoft.com/office/drawing/2016/5/12/chartex" xmlns:cx7="http://schemas.microsoft.com/office/drawing/2016/5/13/chartex" xmlns:cx8="http://schemas.microsoft.com/office/drawing/2016/5/14/chartex" xmlns:mc="http://schemas.openxmlformats.org/markup-compatibility/2006" xmlns:m="http://schemas.openxmlformats.org/officeDocument/2006/math" xmlns:aink="http://schemas.microsoft.com/office/drawing/2016/ink" xmlns:am3d="http://schemas.microsoft.com/office/drawing/2017/model3d" xmlns:oel="http://schemas.microsoft.com/office/2019/extlst" xmlns:r="http://schemas.openxmlformats.org/officeDocument/2006/relationships" xmlns:wp14="http://schemas.microsoft.com/office/word/2010/wordprocessingDrawing" xmlns:wp="http://schemas.openxmlformats.org/drawingml/2006/wordprocessingDrawing" xmlns:wpg="http://schemas.microsoft.com/office/word/2010/wordprocessingGroup" xmlns:wpi="http://schemas.microsoft.com/office/word/2010/wordprocessingInk" xmlns:wps="http://schemas.microsoft.com/office/word/2010/wordprocessingShape" xmlns:o="urn:schemas-microsoft-com:office:office" xmlns:v="urn:schemas-microsoft-com:vml" xmlns:w10="urn:schemas-microsoft-com:office:word" xmlns:w="http://schemas.openxmlformats.org/wordprocessingml/2006/main" xmlns:w14="http://schemas.microsoft.com/office/word/2010/wordml" xmlns:w15="http://schemas.microsoft.com/office/word/2012/wordml" xmlns:w16cex="http://schemas.microsoft.com/office/word/2018/wordml/cex" xmlns:w16cid="http://schemas.microsoft.com/office/word/2016/wordml/cid" xmlns:w16="http://schemas.microsoft.com/office/word/2018/wordml" xmlns:w16sdtdh="http://schemas.microsoft.com/office/word/2020/wordml/sdtdatahash" xmlns:w16sdtfl="http://schemas.microsoft.com/office/word/2024/wordml/sdtformatlock" xmlns:w16se="http://schemas.microsoft.com/office/word/2015/wordml/symex" xmlns:w16du="http://schemas.microsoft.com/office/word/2023/wordml/word16du" xmlns:wne="http://schemas.microsoft.com/office/word/2006/wordml" mc:Ignorable="w14 w15 w16se w16cid w16 w16cex w16sdtdh w16sdtfl w16du wp14">
   <w:p>
     <w:pPr>
       <w:pStyle w:val="a7"/>
@@ -26521,7 +29541,7 @@
 </file>
 
 <file path=word/footer2.xml><?xml version="1.0" encoding="utf-8"?>
-<w:ftr xmlns:wpc="http://schemas.microsoft.com/office/word/2010/wordprocessingCanvas" xmlns:cx="http://schemas.microsoft.com/office/drawing/2014/chartex" xmlns:cx1="http://schemas.microsoft.com/office/drawing/2015/9/8/chartex" xmlns:cx2="http://schemas.microsoft.com/office/drawing/2015/10/21/chartex" xmlns:cx3="http://schemas.microsoft.com/office/drawing/2016/5/9/chartex" xmlns:cx4="http://schemas.microsoft.com/office/drawing/2016/5/10/chartex" xmlns:cx5="http://schemas.microsoft.com/office/drawing/2016/5/11/chartex" xmlns:cx6="http://schemas.microsoft.com/office/drawing/2016/5/12/chartex" xmlns:cx7="http://schemas.microsoft.com/office/drawing/2016/5/13/chartex" xmlns:cx8="http://schemas.microsoft.com/office/drawing/2016/5/14/chartex" xmlns:mc="http://schemas.openxmlformats.org/markup-compatibility/2006" xmlns:m="http://schemas.openxmlformats.org/officeDocument/2006/math" xmlns:aink="http://schemas.microsoft.com/office/drawing/2016/ink" xmlns:am3d="http://schemas.microsoft.com/office/drawing/2017/model3d" xmlns:oel="http://schemas.microsoft.com/office/2019/extlst" xmlns:r="http://schemas.openxmlformats.org/officeDocument/2006/relationships" xmlns:wp14="http://schemas.microsoft.com/office/word/2010/wordprocessingDrawing" xmlns:wp="http://schemas.openxmlformats.org/drawingml/2006/wordprocessingDrawing" xmlns:wpg="http://schemas.microsoft.com/office/word/2010/wordprocessingGroup" xmlns:wpi="http://schemas.microsoft.com/office/word/2010/wordprocessingInk" xmlns:wps="http://schemas.microsoft.com/office/word/2010/wordprocessingShape" xmlns:o="urn:schemas-microsoft-com:office:office" xmlns:v="urn:schemas-microsoft-com:vml" xmlns:w10="urn:schemas-microsoft-com:office:word" xmlns:w="http://schemas.openxmlformats.org/wordprocessingml/2006/main" xmlns:w14="http://schemas.microsoft.com/office/word/2010/wordml" xmlns:w15="http://schemas.microsoft.com/office/word/2012/wordml" xmlns:w16cei="http://schemas.microsoft.com/office/word/2026/wordml/cei" xmlns:w16cex="http://schemas.microsoft.com/office/word/2018/wordml/cex" xmlns:w16cid="http://schemas.microsoft.com/office/word/2016/wordml/cid" xmlns:w16="http://schemas.microsoft.com/office/word/2018/wordml" xmlns:w16sdtdh="http://schemas.microsoft.com/office/word/2020/wordml/sdtdatahash" xmlns:w16sdtfl="http://schemas.microsoft.com/office/word/2024/wordml/sdtformatlock" xmlns:w16se="http://schemas.microsoft.com/office/word/2015/wordml/symex" xmlns:w16du="http://schemas.microsoft.com/office/word/2023/wordml/word16du" xmlns:wne="http://schemas.microsoft.com/office/word/2006/wordml" mc:Ignorable="w14 w15 w16se w16cid w16 w16cex w16sdtdh w16sdtfl w16du wp14">
+<w:ftr xmlns:wpc="http://schemas.microsoft.com/office/word/2010/wordprocessingCanvas" xmlns:cx="http://schemas.microsoft.com/office/drawing/2014/chartex" xmlns:cx1="http://schemas.microsoft.com/office/drawing/2015/9/8/chartex" xmlns:cx2="http://schemas.microsoft.com/office/drawing/2015/10/21/chartex" xmlns:cx3="http://schemas.microsoft.com/office/drawing/2016/5/9/chartex" xmlns:cx4="http://schemas.microsoft.com/office/drawing/2016/5/10/chartex" xmlns:cx5="http://schemas.microsoft.com/office/drawing/2016/5/11/chartex" xmlns:cx6="http://schemas.microsoft.com/office/drawing/2016/5/12/chartex" xmlns:cx7="http://schemas.microsoft.com/office/drawing/2016/5/13/chartex" xmlns:cx8="http://schemas.microsoft.com/office/drawing/2016/5/14/chartex" xmlns:mc="http://schemas.openxmlformats.org/markup-compatibility/2006" xmlns:m="http://schemas.openxmlformats.org/officeDocument/2006/math" xmlns:aink="http://schemas.microsoft.com/office/drawing/2016/ink" xmlns:am3d="http://schemas.microsoft.com/office/drawing/2017/model3d" xmlns:oel="http://schemas.microsoft.com/office/2019/extlst" xmlns:r="http://schemas.openxmlformats.org/officeDocument/2006/relationships" xmlns:wp14="http://schemas.microsoft.com/office/word/2010/wordprocessingDrawing" xmlns:wp="http://schemas.openxmlformats.org/drawingml/2006/wordprocessingDrawing" xmlns:wpg="http://schemas.microsoft.com/office/word/2010/wordprocessingGroup" xmlns:wpi="http://schemas.microsoft.com/office/word/2010/wordprocessingInk" xmlns:wps="http://schemas.microsoft.com/office/word/2010/wordprocessingShape" xmlns:o="urn:schemas-microsoft-com:office:office" xmlns:v="urn:schemas-microsoft-com:vml" xmlns:w10="urn:schemas-microsoft-com:office:word" xmlns:w="http://schemas.openxmlformats.org/wordprocessingml/2006/main" xmlns:w14="http://schemas.microsoft.com/office/word/2010/wordml" xmlns:w15="http://schemas.microsoft.com/office/word/2012/wordml" xmlns:w16cex="http://schemas.microsoft.com/office/word/2018/wordml/cex" xmlns:w16cid="http://schemas.microsoft.com/office/word/2016/wordml/cid" xmlns:w16="http://schemas.microsoft.com/office/word/2018/wordml" xmlns:w16sdtdh="http://schemas.microsoft.com/office/word/2020/wordml/sdtdatahash" xmlns:w16sdtfl="http://schemas.microsoft.com/office/word/2024/wordml/sdtformatlock" xmlns:w16se="http://schemas.microsoft.com/office/word/2015/wordml/symex" xmlns:w16du="http://schemas.microsoft.com/office/word/2023/wordml/word16du" xmlns:wne="http://schemas.microsoft.com/office/word/2006/wordml" mc:Ignorable="w14 w15 w16se w16cid w16 w16cex w16sdtdh w16sdtfl w16du wp14">
   <w:p>
     <w:pPr>
       <w:pStyle w:val="a7"/>
@@ -26531,7 +29551,7 @@
 </file>
 
 <file path=word/footnotes.xml><?xml version="1.0" encoding="utf-8"?>
-<w:footnotes xmlns:wpc="http://schemas.microsoft.com/office/word/2010/wordprocessingCanvas" xmlns:cx="http://schemas.microsoft.com/office/drawing/2014/chartex" xmlns:cx1="http://schemas.microsoft.com/office/drawing/2015/9/8/chartex" xmlns:cx2="http://schemas.microsoft.com/office/drawing/2015/10/21/chartex" xmlns:cx3="http://schemas.microsoft.com/office/drawing/2016/5/9/chartex" xmlns:cx4="http://schemas.microsoft.com/office/drawing/2016/5/10/chartex" xmlns:cx5="http://schemas.microsoft.com/office/drawing/2016/5/11/chartex" xmlns:cx6="http://schemas.microsoft.com/office/drawing/2016/5/12/chartex" xmlns:cx7="http://schemas.microsoft.com/office/drawing/2016/5/13/chartex" xmlns:cx8="http://schemas.microsoft.com/office/drawing/2016/5/14/chartex" xmlns:mc="http://schemas.openxmlformats.org/markup-compatibility/2006" xmlns:m="http://schemas.openxmlformats.org/officeDocument/2006/math" xmlns:aink="http://schemas.microsoft.com/office/drawing/2016/ink" xmlns:am3d="http://schemas.microsoft.com/office/drawing/2017/model3d" xmlns:oel="http://schemas.microsoft.com/office/2019/extlst" xmlns:r="http://schemas.openxmlformats.org/officeDocument/2006/relationships" xmlns:wp14="http://schemas.microsoft.com/office/word/2010/wordprocessingDrawing" xmlns:wp="http://schemas.openxmlformats.org/drawingml/2006/wordprocessingDrawing" xmlns:wpg="http://schemas.microsoft.com/office/word/2010/wordprocessingGroup" xmlns:wpi="http://schemas.microsoft.com/office/word/2010/wordprocessingInk" xmlns:wps="http://schemas.microsoft.com/office/word/2010/wordprocessingShape" xmlns:o="urn:schemas-microsoft-com:office:office" xmlns:v="urn:schemas-microsoft-com:vml" xmlns:w10="urn:schemas-microsoft-com:office:word" xmlns:w="http://schemas.openxmlformats.org/wordprocessingml/2006/main" xmlns:w14="http://schemas.microsoft.com/office/word/2010/wordml" xmlns:w15="http://schemas.microsoft.com/office/word/2012/wordml" xmlns:w16cei="http://schemas.microsoft.com/office/word/2026/wordml/cei" xmlns:w16cex="http://schemas.microsoft.com/office/word/2018/wordml/cex" xmlns:w16cid="http://schemas.microsoft.com/office/word/2016/wordml/cid" xmlns:w16="http://schemas.microsoft.com/office/word/2018/wordml" xmlns:w16sdtdh="http://schemas.microsoft.com/office/word/2020/wordml/sdtdatahash" xmlns:w16sdtfl="http://schemas.microsoft.com/office/word/2024/wordml/sdtformatlock" xmlns:w16se="http://schemas.microsoft.com/office/word/2015/wordml/symex" xmlns:w16du="http://schemas.microsoft.com/office/word/2023/wordml/word16du" xmlns:wne="http://schemas.microsoft.com/office/word/2006/wordml" mc:Ignorable="w14 w15 w16se w16cid w16 w16cex w16sdtdh w16sdtfl w16du wp14">
+<w:footnotes xmlns:wpc="http://schemas.microsoft.com/office/word/2010/wordprocessingCanvas" xmlns:cx="http://schemas.microsoft.com/office/drawing/2014/chartex" xmlns:cx1="http://schemas.microsoft.com/office/drawing/2015/9/8/chartex" xmlns:cx2="http://schemas.microsoft.com/office/drawing/2015/10/21/chartex" xmlns:cx3="http://schemas.microsoft.com/office/drawing/2016/5/9/chartex" xmlns:cx4="http://schemas.microsoft.com/office/drawing/2016/5/10/chartex" xmlns:cx5="http://schemas.microsoft.com/office/drawing/2016/5/11/chartex" xmlns:cx6="http://schemas.microsoft.com/office/drawing/2016/5/12/chartex" xmlns:cx7="http://schemas.microsoft.com/office/drawing/2016/5/13/chartex" xmlns:cx8="http://schemas.microsoft.com/office/drawing/2016/5/14/chartex" xmlns:mc="http://schemas.openxmlformats.org/markup-compatibility/2006" xmlns:m="http://schemas.openxmlformats.org/officeDocument/2006/math" xmlns:aink="http://schemas.microsoft.com/office/drawing/2016/ink" xmlns:am3d="http://schemas.microsoft.com/office/drawing/2017/model3d" xmlns:oel="http://schemas.microsoft.com/office/2019/extlst" xmlns:r="http://schemas.openxmlformats.org/officeDocument/2006/relationships" xmlns:wp14="http://schemas.microsoft.com/office/word/2010/wordprocessingDrawing" xmlns:wp="http://schemas.openxmlformats.org/drawingml/2006/wordprocessingDrawing" xmlns:wpg="http://schemas.microsoft.com/office/word/2010/wordprocessingGroup" xmlns:wpi="http://schemas.microsoft.com/office/word/2010/wordprocessingInk" xmlns:wps="http://schemas.microsoft.com/office/word/2010/wordprocessingShape" xmlns:o="urn:schemas-microsoft-com:office:office" xmlns:v="urn:schemas-microsoft-com:vml" xmlns:w10="urn:schemas-microsoft-com:office:word" xmlns:w="http://schemas.openxmlformats.org/wordprocessingml/2006/main" xmlns:w14="http://schemas.microsoft.com/office/word/2010/wordml" xmlns:w15="http://schemas.microsoft.com/office/word/2012/wordml" xmlns:w16cex="http://schemas.microsoft.com/office/word/2018/wordml/cex" xmlns:w16cid="http://schemas.microsoft.com/office/word/2016/wordml/cid" xmlns:w16="http://schemas.microsoft.com/office/word/2018/wordml" xmlns:w16sdtdh="http://schemas.microsoft.com/office/word/2020/wordml/sdtdatahash" xmlns:w16sdtfl="http://schemas.microsoft.com/office/word/2024/wordml/sdtformatlock" xmlns:w16se="http://schemas.microsoft.com/office/word/2015/wordml/symex" xmlns:w16du="http://schemas.microsoft.com/office/word/2023/wordml/word16du" xmlns:wne="http://schemas.microsoft.com/office/word/2006/wordml" mc:Ignorable="w14 w15 w16se w16cid w16 w16cex w16sdtdh w16sdtfl w16du wp14">
   <w:footnote w:type="separator" w:id="-1">
     <w:p>
       <w:pPr>
@@ -26556,7 +29576,7 @@
 </file>
 
 <file path=word/numbering.xml><?xml version="1.0" encoding="utf-8"?>
-<w:numbering xmlns:wpc="http://schemas.microsoft.com/office/word/2010/wordprocessingCanvas" xmlns:cx="http://schemas.microsoft.com/office/drawing/2014/chartex" xmlns:cx1="http://schemas.microsoft.com/office/drawing/2015/9/8/chartex" xmlns:cx2="http://schemas.microsoft.com/office/drawing/2015/10/21/chartex" xmlns:cx3="http://schemas.microsoft.com/office/drawing/2016/5/9/chartex" xmlns:cx4="http://schemas.microsoft.com/office/drawing/2016/5/10/chartex" xmlns:cx5="http://schemas.microsoft.com/office/drawing/2016/5/11/chartex" xmlns:cx6="http://schemas.microsoft.com/office/drawing/2016/5/12/chartex" xmlns:cx7="http://schemas.microsoft.com/office/drawing/2016/5/13/chartex" xmlns:cx8="http://schemas.microsoft.com/office/drawing/2016/5/14/chartex" xmlns:mc="http://schemas.openxmlformats.org/markup-compatibility/2006" xmlns:m="http://schemas.openxmlformats.org/officeDocument/2006/math" xmlns:aink="http://schemas.microsoft.com/office/drawing/2016/ink" xmlns:am3d="http://schemas.microsoft.com/office/drawing/2017/model3d" xmlns:oel="http://schemas.microsoft.com/office/2019/extlst" xmlns:r="http://schemas.openxmlformats.org/officeDocument/2006/relationships" xmlns:wp14="http://schemas.microsoft.com/office/word/2010/wordprocessingDrawing" xmlns:wp="http://schemas.openxmlformats.org/drawingml/2006/wordprocessingDrawing" xmlns:wpg="http://schemas.microsoft.com/office/word/2010/wordprocessingGroup" xmlns:wpi="http://schemas.microsoft.com/office/word/2010/wordprocessingInk" xmlns:wps="http://schemas.microsoft.com/office/word/2010/wordprocessingShape" xmlns:o="urn:schemas-microsoft-com:office:office" xmlns:v="urn:schemas-microsoft-com:vml" xmlns:w10="urn:schemas-microsoft-com:office:word" xmlns:w="http://schemas.openxmlformats.org/wordprocessingml/2006/main" xmlns:w14="http://schemas.microsoft.com/office/word/2010/wordml" xmlns:w15="http://schemas.microsoft.com/office/word/2012/wordml" xmlns:w16cei="http://schemas.microsoft.com/office/word/2026/wordml/cei" xmlns:w16cex="http://schemas.microsoft.com/office/word/2018/wordml/cex" xmlns:w16cid="http://schemas.microsoft.com/office/word/2016/wordml/cid" xmlns:w16="http://schemas.microsoft.com/office/word/2018/wordml" xmlns:w16sdtdh="http://schemas.microsoft.com/office/word/2020/wordml/sdtdatahash" xmlns:w16sdtfl="http://schemas.microsoft.com/office/word/2024/wordml/sdtformatlock" xmlns:w16se="http://schemas.microsoft.com/office/word/2015/wordml/symex" xmlns:w16du="http://schemas.microsoft.com/office/word/2023/wordml/word16du" xmlns:wne="http://schemas.microsoft.com/office/word/2006/wordml" mc:Ignorable="w14 w15 w16se w16cid w16 w16cex w16sdtdh w16sdtfl w16du wp14">
+<w:numbering xmlns:wpc="http://schemas.microsoft.com/office/word/2010/wordprocessingCanvas" xmlns:cx="http://schemas.microsoft.com/office/drawing/2014/chartex" xmlns:cx1="http://schemas.microsoft.com/office/drawing/2015/9/8/chartex" xmlns:cx2="http://schemas.microsoft.com/office/drawing/2015/10/21/chartex" xmlns:cx3="http://schemas.microsoft.com/office/drawing/2016/5/9/chartex" xmlns:cx4="http://schemas.microsoft.com/office/drawing/2016/5/10/chartex" xmlns:cx5="http://schemas.microsoft.com/office/drawing/2016/5/11/chartex" xmlns:cx6="http://schemas.microsoft.com/office/drawing/2016/5/12/chartex" xmlns:cx7="http://schemas.microsoft.com/office/drawing/2016/5/13/chartex" xmlns:cx8="http://schemas.microsoft.com/office/drawing/2016/5/14/chartex" xmlns:mc="http://schemas.openxmlformats.org/markup-compatibility/2006" xmlns:m="http://schemas.openxmlformats.org/officeDocument/2006/math" xmlns:aink="http://schemas.microsoft.com/office/drawing/2016/ink" xmlns:am3d="http://schemas.microsoft.com/office/drawing/2017/model3d" xmlns:oel="http://schemas.microsoft.com/office/2019/extlst" xmlns:r="http://schemas.openxmlformats.org/officeDocument/2006/relationships" xmlns:wp14="http://schemas.microsoft.com/office/word/2010/wordprocessingDrawing" xmlns:wp="http://schemas.openxmlformats.org/drawingml/2006/wordprocessingDrawing" xmlns:wpg="http://schemas.microsoft.com/office/word/2010/wordprocessingGroup" xmlns:wpi="http://schemas.microsoft.com/office/word/2010/wordprocessingInk" xmlns:wps="http://schemas.microsoft.com/office/word/2010/wordprocessingShape" xmlns:o="urn:schemas-microsoft-com:office:office" xmlns:v="urn:schemas-microsoft-com:vml" xmlns:w10="urn:schemas-microsoft-com:office:word" xmlns:w="http://schemas.openxmlformats.org/wordprocessingml/2006/main" xmlns:w14="http://schemas.microsoft.com/office/word/2010/wordml" xmlns:w15="http://schemas.microsoft.com/office/word/2012/wordml" xmlns:w16cex="http://schemas.microsoft.com/office/word/2018/wordml/cex" xmlns:w16cid="http://schemas.microsoft.com/office/word/2016/wordml/cid" xmlns:w16="http://schemas.microsoft.com/office/word/2018/wordml" xmlns:w16sdtdh="http://schemas.microsoft.com/office/word/2020/wordml/sdtdatahash" xmlns:w16sdtfl="http://schemas.microsoft.com/office/word/2024/wordml/sdtformatlock" xmlns:w16se="http://schemas.microsoft.com/office/word/2015/wordml/symex" xmlns:w16du="http://schemas.microsoft.com/office/word/2023/wordml/word16du" xmlns:wne="http://schemas.microsoft.com/office/word/2006/wordml" mc:Ignorable="w14 w15 w16se w16cid w16 w16cex w16sdtdh w16sdtfl w16du wp14">
   <w:abstractNum w:abstractNumId="0" w15:restartNumberingAfterBreak="0">
     <w:nsid w:val="FFFFFF7C"/>
     <w:multiLevelType w:val="singleLevel"/>
@@ -26728,31 +29748,31 @@
       </w:rPr>
     </w:lvl>
   </w:abstractNum>
-  <w:num w:numId="1" w16cid:durableId="1227762967">
+  <w:num w:numId="1" w16cid:durableId="1067613576">
     <w:abstractNumId w:val="8"/>
   </w:num>
-  <w:num w:numId="2" w16cid:durableId="1916356322">
+  <w:num w:numId="2" w16cid:durableId="662045724">
     <w:abstractNumId w:val="6"/>
   </w:num>
-  <w:num w:numId="3" w16cid:durableId="467093425">
+  <w:num w:numId="3" w16cid:durableId="276838347">
     <w:abstractNumId w:val="5"/>
   </w:num>
-  <w:num w:numId="4" w16cid:durableId="413549616">
+  <w:num w:numId="4" w16cid:durableId="644237572">
     <w:abstractNumId w:val="4"/>
   </w:num>
-  <w:num w:numId="5" w16cid:durableId="1159426555">
+  <w:num w:numId="5" w16cid:durableId="897016347">
     <w:abstractNumId w:val="7"/>
   </w:num>
-  <w:num w:numId="6" w16cid:durableId="1546865979">
+  <w:num w:numId="6" w16cid:durableId="587421454">
     <w:abstractNumId w:val="3"/>
   </w:num>
-  <w:num w:numId="7" w16cid:durableId="1049382140">
+  <w:num w:numId="7" w16cid:durableId="1590773482">
     <w:abstractNumId w:val="2"/>
   </w:num>
-  <w:num w:numId="8" w16cid:durableId="1760440238">
+  <w:num w:numId="8" w16cid:durableId="268974566">
     <w:abstractNumId w:val="1"/>
   </w:num>
-  <w:num w:numId="9" w16cid:durableId="1514682505">
+  <w:num w:numId="9" w16cid:durableId="389110892">
     <w:abstractNumId w:val="0"/>
   </w:num>
 </w:numbering>
@@ -38147,14 +41167,14 @@
     <w:autoRedefine/>
     <w:uiPriority w:val="39"/>
     <w:unhideWhenUsed/>
-    <w:rsid w:val="007E7940"/>
+    <w:rsid w:val="00D60EF7"/>
   </w:style>
   <w:style w:type="character" w:styleId="affa">
     <w:name w:val="Hyperlink"/>
     <w:basedOn w:val="a2"/>
     <w:uiPriority w:val="99"/>
     <w:unhideWhenUsed/>
-    <w:rsid w:val="007E7940"/>
+    <w:rsid w:val="00D60EF7"/>
     <w:rPr>
       <w:color w:val="0000FF" w:themeColor="hyperlink"/>
       <w:u w:val="single"/>

--- a/docs/generated/2627/2627_REGULAR_YEAR_OPS_GUIDE.docx
+++ b/docs/generated/2627/2627_REGULAR_YEAR_OPS_GUIDE.docx
@@ -6,16 +6,12 @@
       <w:pPr>
         <w:spacing w:before="960" w:after="160"/>
         <w:jc w:val="center"/>
-        <w:rPr>
-          <w:lang w:eastAsia="zh-TW"/>
-        </w:rPr>
       </w:pPr>
       <w:r>
         <w:rPr>
           <w:b/>
           <w:bCs/>
           <w:sz w:val="28"/>
-          <w:lang w:eastAsia="zh-TW"/>
         </w:rPr>
         <w:t>明學教育</w:t>
       </w:r>
@@ -27,16 +23,12 @@
         </w:pBdr>
         <w:spacing w:after="160"/>
         <w:jc w:val="center"/>
-        <w:rPr>
-          <w:lang w:eastAsia="zh-TW"/>
-        </w:rPr>
       </w:pPr>
       <w:r>
         <w:rPr>
           <w:b/>
           <w:bCs/>
           <w:sz w:val="36"/>
-          <w:lang w:eastAsia="zh-TW"/>
         </w:rPr>
         <w:t xml:space="preserve">2627 </w:t>
       </w:r>
@@ -45,7 +37,6 @@
           <w:b/>
           <w:bCs/>
           <w:sz w:val="36"/>
-          <w:lang w:eastAsia="zh-TW"/>
         </w:rPr>
         <w:t>常規學年營運指引</w:t>
       </w:r>
@@ -53,9 +44,6 @@
     <w:p>
       <w:pPr>
         <w:spacing w:before="240" w:after="0"/>
-        <w:rPr>
-          <w:lang w:eastAsia="zh-TW"/>
-        </w:rPr>
       </w:pPr>
     </w:p>
     <w:tbl>
@@ -271,7 +259,7 @@
               <w:rPr>
                 <w:sz w:val="20"/>
               </w:rPr>
-              <w:t>v1.9</w:t>
+              <w:t>v1.10</w:t>
             </w:r>
           </w:p>
         </w:tc>
@@ -329,7 +317,7 @@
               <w:rPr>
                 <w:sz w:val="20"/>
               </w:rPr>
-              <w:t>2026-08-17</w:t>
+              <w:t>2026-08-18</w:t>
             </w:r>
           </w:p>
         </w:tc>
@@ -462,42 +450,28 @@
       <w:pPr>
         <w:spacing w:before="320"/>
         <w:jc w:val="center"/>
-        <w:rPr>
-          <w:lang w:eastAsia="zh-TW"/>
-        </w:rPr>
       </w:pPr>
       <w:r>
         <w:rPr>
           <w:sz w:val="20"/>
-          <w:lang w:eastAsia="zh-TW"/>
         </w:rPr>
         <w:t>全公司員工守則｜列印／</w:t>
       </w:r>
       <w:r>
         <w:rPr>
           <w:sz w:val="20"/>
-          <w:lang w:eastAsia="zh-TW"/>
         </w:rPr>
         <w:t xml:space="preserve">WhatsApp </w:t>
       </w:r>
       <w:r>
         <w:rPr>
           <w:sz w:val="20"/>
-          <w:lang w:eastAsia="zh-TW"/>
         </w:rPr>
         <w:t>發佈用</w:t>
       </w:r>
     </w:p>
     <w:p>
-      <w:pPr>
-        <w:rPr>
-          <w:lang w:eastAsia="zh-TW"/>
-        </w:rPr>
-      </w:pPr>
-      <w:r>
-        <w:rPr>
-          <w:lang w:eastAsia="zh-TW"/>
-        </w:rPr>
+      <w:r>
         <w:br w:type="page"/>
       </w:r>
     </w:p>
@@ -537,7 +511,7 @@
       <w:r>
         <w:fldChar w:fldCharType="separate"/>
       </w:r>
-      <w:hyperlink w:anchor="_Toc237824536" w:history="1">
+      <w:hyperlink w:anchor="_Toc237913318" w:history="1">
         <w:r>
           <w:rPr>
             <w:rStyle w:val="affa"/>
@@ -564,7 +538,7 @@
             <w:noProof/>
             <w:webHidden/>
           </w:rPr>
-          <w:instrText xml:space="preserve"> PAGEREF _Toc237824536 \h </w:instrText>
+          <w:instrText xml:space="preserve"> PAGEREF _Toc237913318 \h </w:instrText>
         </w:r>
         <w:r>
           <w:rPr>
@@ -605,7 +579,7 @@
           <w:noProof/>
         </w:rPr>
       </w:pPr>
-      <w:hyperlink w:anchor="_Toc237824537" w:history="1">
+      <w:hyperlink w:anchor="_Toc237913319" w:history="1">
         <w:r>
           <w:rPr>
             <w:rStyle w:val="affa"/>
@@ -632,7 +606,7 @@
             <w:noProof/>
             <w:webHidden/>
           </w:rPr>
-          <w:instrText xml:space="preserve"> PAGEREF _Toc237824537 \h </w:instrText>
+          <w:instrText xml:space="preserve"> PAGEREF _Toc237913319 \h </w:instrText>
         </w:r>
         <w:r>
           <w:rPr>
@@ -673,7 +647,7 @@
           <w:noProof/>
         </w:rPr>
       </w:pPr>
-      <w:hyperlink w:anchor="_Toc237824538" w:history="1">
+      <w:hyperlink w:anchor="_Toc237913320" w:history="1">
         <w:r>
           <w:rPr>
             <w:rStyle w:val="affa"/>
@@ -700,7 +674,7 @@
             <w:noProof/>
             <w:webHidden/>
           </w:rPr>
-          <w:instrText xml:space="preserve"> PAGEREF _Toc237824538 \h </w:instrText>
+          <w:instrText xml:space="preserve"> PAGEREF _Toc237913320 \h </w:instrText>
         </w:r>
         <w:r>
           <w:rPr>
@@ -741,7 +715,7 @@
           <w:noProof/>
         </w:rPr>
       </w:pPr>
-      <w:hyperlink w:anchor="_Toc237824539" w:history="1">
+      <w:hyperlink w:anchor="_Toc237913321" w:history="1">
         <w:r>
           <w:rPr>
             <w:rStyle w:val="affa"/>
@@ -768,7 +742,7 @@
             <w:noProof/>
             <w:webHidden/>
           </w:rPr>
-          <w:instrText xml:space="preserve"> PAGEREF _Toc237824539 \h </w:instrText>
+          <w:instrText xml:space="preserve"> PAGEREF _Toc237913321 \h </w:instrText>
         </w:r>
         <w:r>
           <w:rPr>
@@ -809,7 +783,7 @@
           <w:noProof/>
         </w:rPr>
       </w:pPr>
-      <w:hyperlink w:anchor="_Toc237824540" w:history="1">
+      <w:hyperlink w:anchor="_Toc237913322" w:history="1">
         <w:r>
           <w:rPr>
             <w:rStyle w:val="affa"/>
@@ -836,7 +810,7 @@
             <w:noProof/>
             <w:webHidden/>
           </w:rPr>
-          <w:instrText xml:space="preserve"> PAGEREF _Toc237824540 \h </w:instrText>
+          <w:instrText xml:space="preserve"> PAGEREF _Toc237913322 \h </w:instrText>
         </w:r>
         <w:r>
           <w:rPr>
@@ -877,7 +851,7 @@
           <w:noProof/>
         </w:rPr>
       </w:pPr>
-      <w:hyperlink w:anchor="_Toc237824541" w:history="1">
+      <w:hyperlink w:anchor="_Toc237913323" w:history="1">
         <w:r>
           <w:rPr>
             <w:rStyle w:val="affa"/>
@@ -904,7 +878,7 @@
             <w:noProof/>
             <w:webHidden/>
           </w:rPr>
-          <w:instrText xml:space="preserve"> PAGEREF _Toc237824541 \h </w:instrText>
+          <w:instrText xml:space="preserve"> PAGEREF _Toc237913323 \h </w:instrText>
         </w:r>
         <w:r>
           <w:rPr>
@@ -945,7 +919,7 @@
           <w:noProof/>
         </w:rPr>
       </w:pPr>
-      <w:hyperlink w:anchor="_Toc237824542" w:history="1">
+      <w:hyperlink w:anchor="_Toc237913324" w:history="1">
         <w:r>
           <w:rPr>
             <w:rStyle w:val="affa"/>
@@ -972,7 +946,7 @@
             <w:noProof/>
             <w:webHidden/>
           </w:rPr>
-          <w:instrText xml:space="preserve"> PAGEREF _Toc237824542 \h </w:instrText>
+          <w:instrText xml:space="preserve"> PAGEREF _Toc237913324 \h </w:instrText>
         </w:r>
         <w:r>
           <w:rPr>
@@ -1013,7 +987,7 @@
           <w:noProof/>
         </w:rPr>
       </w:pPr>
-      <w:hyperlink w:anchor="_Toc237824543" w:history="1">
+      <w:hyperlink w:anchor="_Toc237913325" w:history="1">
         <w:r>
           <w:rPr>
             <w:rStyle w:val="affa"/>
@@ -1040,7 +1014,7 @@
             <w:noProof/>
             <w:webHidden/>
           </w:rPr>
-          <w:instrText xml:space="preserve"> PAGEREF _Toc237824543 \h </w:instrText>
+          <w:instrText xml:space="preserve"> PAGEREF _Toc237913325 \h </w:instrText>
         </w:r>
         <w:r>
           <w:rPr>
@@ -1081,7 +1055,7 @@
           <w:noProof/>
         </w:rPr>
       </w:pPr>
-      <w:hyperlink w:anchor="_Toc237824544" w:history="1">
+      <w:hyperlink w:anchor="_Toc237913326" w:history="1">
         <w:r>
           <w:rPr>
             <w:rStyle w:val="affa"/>
@@ -1108,7 +1082,7 @@
             <w:noProof/>
             <w:webHidden/>
           </w:rPr>
-          <w:instrText xml:space="preserve"> PAGEREF _Toc237824544 \h </w:instrText>
+          <w:instrText xml:space="preserve"> PAGEREF _Toc237913326 \h </w:instrText>
         </w:r>
         <w:r>
           <w:rPr>
@@ -1149,7 +1123,7 @@
           <w:noProof/>
         </w:rPr>
       </w:pPr>
-      <w:hyperlink w:anchor="_Toc237824545" w:history="1">
+      <w:hyperlink w:anchor="_Toc237913327" w:history="1">
         <w:r>
           <w:rPr>
             <w:rStyle w:val="affa"/>
@@ -1176,7 +1150,7 @@
             <w:noProof/>
             <w:webHidden/>
           </w:rPr>
-          <w:instrText xml:space="preserve"> PAGEREF _Toc237824545 \h </w:instrText>
+          <w:instrText xml:space="preserve"> PAGEREF _Toc237913327 \h </w:instrText>
         </w:r>
         <w:r>
           <w:rPr>
@@ -1217,7 +1191,7 @@
           <w:noProof/>
         </w:rPr>
       </w:pPr>
-      <w:hyperlink w:anchor="_Toc237824546" w:history="1">
+      <w:hyperlink w:anchor="_Toc237913328" w:history="1">
         <w:r>
           <w:rPr>
             <w:rStyle w:val="affa"/>
@@ -1244,7 +1218,7 @@
             <w:noProof/>
             <w:webHidden/>
           </w:rPr>
-          <w:instrText xml:space="preserve"> PAGEREF _Toc237824546 \h </w:instrText>
+          <w:instrText xml:space="preserve"> PAGEREF _Toc237913328 \h </w:instrText>
         </w:r>
         <w:r>
           <w:rPr>
@@ -1285,7 +1259,7 @@
           <w:noProof/>
         </w:rPr>
       </w:pPr>
-      <w:hyperlink w:anchor="_Toc237824547" w:history="1">
+      <w:hyperlink w:anchor="_Toc237913329" w:history="1">
         <w:r>
           <w:rPr>
             <w:rStyle w:val="affa"/>
@@ -1312,7 +1286,7 @@
             <w:noProof/>
             <w:webHidden/>
           </w:rPr>
-          <w:instrText xml:space="preserve"> PAGEREF _Toc237824547 \h </w:instrText>
+          <w:instrText xml:space="preserve"> PAGEREF _Toc237913329 \h </w:instrText>
         </w:r>
         <w:r>
           <w:rPr>
@@ -1353,7 +1327,7 @@
           <w:noProof/>
         </w:rPr>
       </w:pPr>
-      <w:hyperlink w:anchor="_Toc237824548" w:history="1">
+      <w:hyperlink w:anchor="_Toc237913330" w:history="1">
         <w:r>
           <w:rPr>
             <w:rStyle w:val="affa"/>
@@ -1380,7 +1354,7 @@
             <w:noProof/>
             <w:webHidden/>
           </w:rPr>
-          <w:instrText xml:space="preserve"> PAGEREF _Toc237824548 \h </w:instrText>
+          <w:instrText xml:space="preserve"> PAGEREF _Toc237913330 \h </w:instrText>
         </w:r>
         <w:r>
           <w:rPr>
@@ -1421,7 +1395,7 @@
           <w:noProof/>
         </w:rPr>
       </w:pPr>
-      <w:hyperlink w:anchor="_Toc237824549" w:history="1">
+      <w:hyperlink w:anchor="_Toc237913331" w:history="1">
         <w:r>
           <w:rPr>
             <w:rStyle w:val="affa"/>
@@ -1448,7 +1422,7 @@
             <w:noProof/>
             <w:webHidden/>
           </w:rPr>
-          <w:instrText xml:space="preserve"> PAGEREF _Toc237824549 \h </w:instrText>
+          <w:instrText xml:space="preserve"> PAGEREF _Toc237913331 \h </w:instrText>
         </w:r>
         <w:r>
           <w:rPr>
@@ -1500,7 +1474,7 @@
         </w:pBdr>
         <w:spacing w:line="288" w:lineRule="auto"/>
       </w:pPr>
-      <w:bookmarkStart w:id="0" w:name="_Toc237824536"/>
+      <w:bookmarkStart w:id="0" w:name="_Toc237913318"/>
       <w:r>
         <w:rPr>
           <w:rFonts w:ascii="新細明體" w:eastAsia="新細明體" w:hAnsi="新細明體"/>
@@ -2075,7 +2049,7 @@
         </w:pBdr>
         <w:spacing w:line="288" w:lineRule="auto"/>
       </w:pPr>
-      <w:bookmarkStart w:id="1" w:name="_Toc237824537"/>
+      <w:bookmarkStart w:id="1" w:name="_Toc237913319"/>
       <w:r>
         <w:rPr>
           <w:rFonts w:ascii="新細明體" w:eastAsia="新細明體" w:hAnsi="新細明體"/>
@@ -3209,7 +3183,7 @@
         </w:pBdr>
         <w:spacing w:line="288" w:lineRule="auto"/>
       </w:pPr>
-      <w:bookmarkStart w:id="2" w:name="_Toc237824538"/>
+      <w:bookmarkStart w:id="2" w:name="_Toc237913320"/>
       <w:r>
         <w:rPr>
           <w:rFonts w:ascii="新細明體" w:eastAsia="新細明體" w:hAnsi="新細明體"/>
@@ -4953,7 +4927,7 @@
         <w:t xml:space="preserve">• </w:t>
       </w:r>
       <w:r>
-        <w:t>同一年級同一日，不同科目宜連續時段順接，方便學生同日連上</w:t>
+        <w:t>同日順接只適用星期五、星期六、星期日：同一年級該三日，不同科目宜連續時段順接，方便學生同日連上。星期一至星期四不強制順接</w:t>
       </w:r>
     </w:p>
     <w:p>
@@ -4989,7 +4963,7 @@
         </w:pBdr>
         <w:spacing w:line="288" w:lineRule="auto"/>
       </w:pPr>
-      <w:bookmarkStart w:id="3" w:name="_Toc237824539"/>
+      <w:bookmarkStart w:id="3" w:name="_Toc237913321"/>
       <w:r>
         <w:rPr>
           <w:rFonts w:ascii="新細明體" w:eastAsia="新細明體" w:hAnsi="新細明體"/>
@@ -6091,7 +6065,7 @@
         </w:pBdr>
         <w:spacing w:line="288" w:lineRule="auto"/>
       </w:pPr>
-      <w:bookmarkStart w:id="4" w:name="_Toc237824540"/>
+      <w:bookmarkStart w:id="4" w:name="_Toc237913322"/>
       <w:r>
         <w:rPr>
           <w:rFonts w:ascii="新細明體" w:eastAsia="新細明體" w:hAnsi="新細明體"/>
@@ -7361,7 +7335,7 @@
         </w:pBdr>
         <w:spacing w:line="288" w:lineRule="auto"/>
       </w:pPr>
-      <w:bookmarkStart w:id="5" w:name="_Toc237824541"/>
+      <w:bookmarkStart w:id="5" w:name="_Toc237913323"/>
       <w:r>
         <w:rPr>
           <w:rFonts w:ascii="新細明體" w:eastAsia="新細明體" w:hAnsi="新細明體"/>
@@ -8148,7 +8122,7 @@
         </w:pBdr>
         <w:spacing w:line="288" w:lineRule="auto"/>
       </w:pPr>
-      <w:bookmarkStart w:id="6" w:name="_Toc237824542"/>
+      <w:bookmarkStart w:id="6" w:name="_Toc237913324"/>
       <w:r>
         <w:rPr>
           <w:rFonts w:ascii="新細明體" w:eastAsia="新細明體" w:hAnsi="新細明體"/>
@@ -9594,7 +9568,7 @@
         </w:pBdr>
         <w:spacing w:line="288" w:lineRule="auto"/>
       </w:pPr>
-      <w:bookmarkStart w:id="7" w:name="_Toc237824543"/>
+      <w:bookmarkStart w:id="7" w:name="_Toc237913325"/>
       <w:r>
         <w:rPr>
           <w:rFonts w:ascii="新細明體" w:eastAsia="新細明體" w:hAnsi="新細明體"/>
@@ -11215,7 +11189,7 @@
         </w:pBdr>
         <w:spacing w:line="288" w:lineRule="auto"/>
       </w:pPr>
-      <w:bookmarkStart w:id="8" w:name="_Toc237824544"/>
+      <w:bookmarkStart w:id="8" w:name="_Toc237913326"/>
       <w:r>
         <w:rPr>
           <w:rFonts w:ascii="新細明體" w:eastAsia="新細明體" w:hAnsi="新細明體"/>
@@ -12302,7 +12276,7 @@
         </w:pBdr>
         <w:spacing w:line="288" w:lineRule="auto"/>
       </w:pPr>
-      <w:bookmarkStart w:id="9" w:name="_Toc237824545"/>
+      <w:bookmarkStart w:id="9" w:name="_Toc237913327"/>
       <w:r>
         <w:rPr>
           <w:rFonts w:ascii="新細明體" w:eastAsia="新細明體" w:hAnsi="新細明體"/>
@@ -13251,7 +13225,7 @@
         </w:pBdr>
         <w:spacing w:line="288" w:lineRule="auto"/>
       </w:pPr>
-      <w:bookmarkStart w:id="10" w:name="_Toc237824546"/>
+      <w:bookmarkStart w:id="10" w:name="_Toc237913328"/>
       <w:r>
         <w:rPr>
           <w:rFonts w:ascii="新細明體" w:eastAsia="新細明體" w:hAnsi="新細明體"/>
@@ -14178,7 +14152,7 @@
         </w:pBdr>
         <w:spacing w:line="288" w:lineRule="auto"/>
       </w:pPr>
-      <w:bookmarkStart w:id="11" w:name="_Toc237824547"/>
+      <w:bookmarkStart w:id="11" w:name="_Toc237913329"/>
       <w:r>
         <w:rPr>
           <w:rFonts w:ascii="新細明體" w:eastAsia="新細明體" w:hAnsi="新細明體"/>
@@ -15083,7 +15057,7 @@
         </w:pBdr>
         <w:spacing w:line="288" w:lineRule="auto"/>
       </w:pPr>
-      <w:bookmarkStart w:id="12" w:name="_Toc237824548"/>
+      <w:bookmarkStart w:id="12" w:name="_Toc237913330"/>
       <w:r>
         <w:rPr>
           <w:rFonts w:ascii="新細明體" w:eastAsia="新細明體" w:hAnsi="新細明體"/>
@@ -27970,7 +27944,7 @@
         </w:pBdr>
         <w:spacing w:line="288" w:lineRule="auto"/>
       </w:pPr>
-      <w:bookmarkStart w:id="13" w:name="_Toc237824549"/>
+      <w:bookmarkStart w:id="13" w:name="_Toc237913331"/>
       <w:r>
         <w:rPr>
           <w:rFonts w:ascii="新細明體" w:eastAsia="新細明體" w:hAnsi="新細明體"/>
@@ -29786,31 +29760,31 @@
       </w:rPr>
     </w:lvl>
   </w:abstractNum>
-  <w:num w:numId="1" w16cid:durableId="2055930831">
+  <w:num w:numId="1" w16cid:durableId="2030981336">
     <w:abstractNumId w:val="8"/>
   </w:num>
-  <w:num w:numId="2" w16cid:durableId="1429740857">
+  <w:num w:numId="2" w16cid:durableId="1920287451">
     <w:abstractNumId w:val="6"/>
   </w:num>
-  <w:num w:numId="3" w16cid:durableId="1062673923">
+  <w:num w:numId="3" w16cid:durableId="725026359">
     <w:abstractNumId w:val="5"/>
   </w:num>
-  <w:num w:numId="4" w16cid:durableId="1213272636">
+  <w:num w:numId="4" w16cid:durableId="730811526">
     <w:abstractNumId w:val="4"/>
   </w:num>
-  <w:num w:numId="5" w16cid:durableId="954213148">
+  <w:num w:numId="5" w16cid:durableId="1071972799">
     <w:abstractNumId w:val="7"/>
   </w:num>
-  <w:num w:numId="6" w16cid:durableId="1834879653">
+  <w:num w:numId="6" w16cid:durableId="498616615">
     <w:abstractNumId w:val="3"/>
   </w:num>
-  <w:num w:numId="7" w16cid:durableId="1237663793">
+  <w:num w:numId="7" w16cid:durableId="1940333741">
     <w:abstractNumId w:val="2"/>
   </w:num>
-  <w:num w:numId="8" w16cid:durableId="33578555">
+  <w:num w:numId="8" w16cid:durableId="1939486835">
     <w:abstractNumId w:val="1"/>
   </w:num>
-  <w:num w:numId="9" w16cid:durableId="296687229">
+  <w:num w:numId="9" w16cid:durableId="1480805574">
     <w:abstractNumId w:val="0"/>
   </w:num>
 </w:numbering>
@@ -41205,14 +41179,14 @@
     <w:autoRedefine/>
     <w:uiPriority w:val="39"/>
     <w:unhideWhenUsed/>
-    <w:rsid w:val="00643A96"/>
+    <w:rsid w:val="009616C1"/>
   </w:style>
   <w:style w:type="character" w:styleId="affa">
     <w:name w:val="Hyperlink"/>
     <w:basedOn w:val="a2"/>
     <w:uiPriority w:val="99"/>
     <w:unhideWhenUsed/>
-    <w:rsid w:val="00643A96"/>
+    <w:rsid w:val="009616C1"/>
     <w:rPr>
       <w:color w:val="0000FF" w:themeColor="hyperlink"/>
       <w:u w:val="single"/>

--- a/docs/generated/2627/2627_REGULAR_YEAR_OPS_GUIDE.docx
+++ b/docs/generated/2627/2627_REGULAR_YEAR_OPS_GUIDE.docx
@@ -259,7 +259,7 @@
               <w:rPr>
                 <w:sz w:val="20"/>
               </w:rPr>
-              <w:t>v1.10</w:t>
+              <w:t>v1.11</w:t>
             </w:r>
           </w:p>
         </w:tc>
@@ -317,7 +317,7 @@
               <w:rPr>
                 <w:sz w:val="20"/>
               </w:rPr>
-              <w:t>2026-08-18</w:t>
+              <w:t>2026-08-25</w:t>
             </w:r>
           </w:p>
         </w:tc>
@@ -511,7 +511,7 @@
       <w:r>
         <w:fldChar w:fldCharType="separate"/>
       </w:r>
-      <w:hyperlink w:anchor="_Toc237913318" w:history="1">
+      <w:hyperlink w:anchor="_Toc238510234" w:history="1">
         <w:r>
           <w:rPr>
             <w:rStyle w:val="affa"/>
@@ -538,7 +538,7 @@
             <w:noProof/>
             <w:webHidden/>
           </w:rPr>
-          <w:instrText xml:space="preserve"> PAGEREF _Toc237913318 \h </w:instrText>
+          <w:instrText xml:space="preserve"> PAGEREF _Toc238510234 \h </w:instrText>
         </w:r>
         <w:r>
           <w:rPr>
@@ -579,7 +579,7 @@
           <w:noProof/>
         </w:rPr>
       </w:pPr>
-      <w:hyperlink w:anchor="_Toc237913319" w:history="1">
+      <w:hyperlink w:anchor="_Toc238510235" w:history="1">
         <w:r>
           <w:rPr>
             <w:rStyle w:val="affa"/>
@@ -606,7 +606,7 @@
             <w:noProof/>
             <w:webHidden/>
           </w:rPr>
-          <w:instrText xml:space="preserve"> PAGEREF _Toc237913319 \h </w:instrText>
+          <w:instrText xml:space="preserve"> PAGEREF _Toc238510235 \h </w:instrText>
         </w:r>
         <w:r>
           <w:rPr>
@@ -647,7 +647,7 @@
           <w:noProof/>
         </w:rPr>
       </w:pPr>
-      <w:hyperlink w:anchor="_Toc237913320" w:history="1">
+      <w:hyperlink w:anchor="_Toc238510236" w:history="1">
         <w:r>
           <w:rPr>
             <w:rStyle w:val="affa"/>
@@ -674,7 +674,7 @@
             <w:noProof/>
             <w:webHidden/>
           </w:rPr>
-          <w:instrText xml:space="preserve"> PAGEREF _Toc237913320 \h </w:instrText>
+          <w:instrText xml:space="preserve"> PAGEREF _Toc238510236 \h </w:instrText>
         </w:r>
         <w:r>
           <w:rPr>
@@ -715,7 +715,7 @@
           <w:noProof/>
         </w:rPr>
       </w:pPr>
-      <w:hyperlink w:anchor="_Toc237913321" w:history="1">
+      <w:hyperlink w:anchor="_Toc238510237" w:history="1">
         <w:r>
           <w:rPr>
             <w:rStyle w:val="affa"/>
@@ -742,7 +742,7 @@
             <w:noProof/>
             <w:webHidden/>
           </w:rPr>
-          <w:instrText xml:space="preserve"> PAGEREF _Toc237913321 \h </w:instrText>
+          <w:instrText xml:space="preserve"> PAGEREF _Toc238510237 \h </w:instrText>
         </w:r>
         <w:r>
           <w:rPr>
@@ -783,7 +783,7 @@
           <w:noProof/>
         </w:rPr>
       </w:pPr>
-      <w:hyperlink w:anchor="_Toc237913322" w:history="1">
+      <w:hyperlink w:anchor="_Toc238510238" w:history="1">
         <w:r>
           <w:rPr>
             <w:rStyle w:val="affa"/>
@@ -810,7 +810,7 @@
             <w:noProof/>
             <w:webHidden/>
           </w:rPr>
-          <w:instrText xml:space="preserve"> PAGEREF _Toc237913322 \h </w:instrText>
+          <w:instrText xml:space="preserve"> PAGEREF _Toc238510238 \h </w:instrText>
         </w:r>
         <w:r>
           <w:rPr>
@@ -851,7 +851,7 @@
           <w:noProof/>
         </w:rPr>
       </w:pPr>
-      <w:hyperlink w:anchor="_Toc237913323" w:history="1">
+      <w:hyperlink w:anchor="_Toc238510239" w:history="1">
         <w:r>
           <w:rPr>
             <w:rStyle w:val="affa"/>
@@ -878,7 +878,7 @@
             <w:noProof/>
             <w:webHidden/>
           </w:rPr>
-          <w:instrText xml:space="preserve"> PAGEREF _Toc237913323 \h </w:instrText>
+          <w:instrText xml:space="preserve"> PAGEREF _Toc238510239 \h </w:instrText>
         </w:r>
         <w:r>
           <w:rPr>
@@ -919,7 +919,7 @@
           <w:noProof/>
         </w:rPr>
       </w:pPr>
-      <w:hyperlink w:anchor="_Toc237913324" w:history="1">
+      <w:hyperlink w:anchor="_Toc238510240" w:history="1">
         <w:r>
           <w:rPr>
             <w:rStyle w:val="affa"/>
@@ -946,7 +946,7 @@
             <w:noProof/>
             <w:webHidden/>
           </w:rPr>
-          <w:instrText xml:space="preserve"> PAGEREF _Toc237913324 \h </w:instrText>
+          <w:instrText xml:space="preserve"> PAGEREF _Toc238510240 \h </w:instrText>
         </w:r>
         <w:r>
           <w:rPr>
@@ -987,7 +987,7 @@
           <w:noProof/>
         </w:rPr>
       </w:pPr>
-      <w:hyperlink w:anchor="_Toc237913325" w:history="1">
+      <w:hyperlink w:anchor="_Toc238510241" w:history="1">
         <w:r>
           <w:rPr>
             <w:rStyle w:val="affa"/>
@@ -1014,7 +1014,7 @@
             <w:noProof/>
             <w:webHidden/>
           </w:rPr>
-          <w:instrText xml:space="preserve"> PAGEREF _Toc237913325 \h </w:instrText>
+          <w:instrText xml:space="preserve"> PAGEREF _Toc238510241 \h </w:instrText>
         </w:r>
         <w:r>
           <w:rPr>
@@ -1055,7 +1055,7 @@
           <w:noProof/>
         </w:rPr>
       </w:pPr>
-      <w:hyperlink w:anchor="_Toc237913326" w:history="1">
+      <w:hyperlink w:anchor="_Toc238510242" w:history="1">
         <w:r>
           <w:rPr>
             <w:rStyle w:val="affa"/>
@@ -1082,7 +1082,7 @@
             <w:noProof/>
             <w:webHidden/>
           </w:rPr>
-          <w:instrText xml:space="preserve"> PAGEREF _Toc237913326 \h </w:instrText>
+          <w:instrText xml:space="preserve"> PAGEREF _Toc238510242 \h </w:instrText>
         </w:r>
         <w:r>
           <w:rPr>
@@ -1123,7 +1123,7 @@
           <w:noProof/>
         </w:rPr>
       </w:pPr>
-      <w:hyperlink w:anchor="_Toc237913327" w:history="1">
+      <w:hyperlink w:anchor="_Toc238510243" w:history="1">
         <w:r>
           <w:rPr>
             <w:rStyle w:val="affa"/>
@@ -1150,7 +1150,7 @@
             <w:noProof/>
             <w:webHidden/>
           </w:rPr>
-          <w:instrText xml:space="preserve"> PAGEREF _Toc237913327 \h </w:instrText>
+          <w:instrText xml:space="preserve"> PAGEREF _Toc238510243 \h </w:instrText>
         </w:r>
         <w:r>
           <w:rPr>
@@ -1191,7 +1191,7 @@
           <w:noProof/>
         </w:rPr>
       </w:pPr>
-      <w:hyperlink w:anchor="_Toc237913328" w:history="1">
+      <w:hyperlink w:anchor="_Toc238510244" w:history="1">
         <w:r>
           <w:rPr>
             <w:rStyle w:val="affa"/>
@@ -1218,7 +1218,7 @@
             <w:noProof/>
             <w:webHidden/>
           </w:rPr>
-          <w:instrText xml:space="preserve"> PAGEREF _Toc237913328 \h </w:instrText>
+          <w:instrText xml:space="preserve"> PAGEREF _Toc238510244 \h </w:instrText>
         </w:r>
         <w:r>
           <w:rPr>
@@ -1259,7 +1259,7 @@
           <w:noProof/>
         </w:rPr>
       </w:pPr>
-      <w:hyperlink w:anchor="_Toc237913329" w:history="1">
+      <w:hyperlink w:anchor="_Toc238510245" w:history="1">
         <w:r>
           <w:rPr>
             <w:rStyle w:val="affa"/>
@@ -1286,7 +1286,7 @@
             <w:noProof/>
             <w:webHidden/>
           </w:rPr>
-          <w:instrText xml:space="preserve"> PAGEREF _Toc237913329 \h </w:instrText>
+          <w:instrText xml:space="preserve"> PAGEREF _Toc238510245 \h </w:instrText>
         </w:r>
         <w:r>
           <w:rPr>
@@ -1327,7 +1327,7 @@
           <w:noProof/>
         </w:rPr>
       </w:pPr>
-      <w:hyperlink w:anchor="_Toc237913330" w:history="1">
+      <w:hyperlink w:anchor="_Toc238510246" w:history="1">
         <w:r>
           <w:rPr>
             <w:rStyle w:val="affa"/>
@@ -1354,7 +1354,7 @@
             <w:noProof/>
             <w:webHidden/>
           </w:rPr>
-          <w:instrText xml:space="preserve"> PAGEREF _Toc237913330 \h </w:instrText>
+          <w:instrText xml:space="preserve"> PAGEREF _Toc238510246 \h </w:instrText>
         </w:r>
         <w:r>
           <w:rPr>
@@ -1395,7 +1395,7 @@
           <w:noProof/>
         </w:rPr>
       </w:pPr>
-      <w:hyperlink w:anchor="_Toc237913331" w:history="1">
+      <w:hyperlink w:anchor="_Toc238510247" w:history="1">
         <w:r>
           <w:rPr>
             <w:rStyle w:val="affa"/>
@@ -1422,7 +1422,7 @@
             <w:noProof/>
             <w:webHidden/>
           </w:rPr>
-          <w:instrText xml:space="preserve"> PAGEREF _Toc237913331 \h </w:instrText>
+          <w:instrText xml:space="preserve"> PAGEREF _Toc238510247 \h </w:instrText>
         </w:r>
         <w:r>
           <w:rPr>
@@ -1474,7 +1474,7 @@
         </w:pBdr>
         <w:spacing w:line="288" w:lineRule="auto"/>
       </w:pPr>
-      <w:bookmarkStart w:id="0" w:name="_Toc237913318"/>
+      <w:bookmarkStart w:id="0" w:name="_Toc238510234"/>
       <w:r>
         <w:rPr>
           <w:rFonts w:ascii="新細明體" w:eastAsia="新細明體" w:hAnsi="新細明體"/>
@@ -2049,7 +2049,7 @@
         </w:pBdr>
         <w:spacing w:line="288" w:lineRule="auto"/>
       </w:pPr>
-      <w:bookmarkStart w:id="1" w:name="_Toc237913319"/>
+      <w:bookmarkStart w:id="1" w:name="_Toc238510235"/>
       <w:r>
         <w:rPr>
           <w:rFonts w:ascii="新細明體" w:eastAsia="新細明體" w:hAnsi="新細明體"/>
@@ -3183,7 +3183,7 @@
         </w:pBdr>
         <w:spacing w:line="288" w:lineRule="auto"/>
       </w:pPr>
-      <w:bookmarkStart w:id="2" w:name="_Toc237913320"/>
+      <w:bookmarkStart w:id="2" w:name="_Toc238510236"/>
       <w:r>
         <w:rPr>
           <w:rFonts w:ascii="新細明體" w:eastAsia="新細明體" w:hAnsi="新細明體"/>
@@ -4963,7 +4963,7 @@
         </w:pBdr>
         <w:spacing w:line="288" w:lineRule="auto"/>
       </w:pPr>
-      <w:bookmarkStart w:id="3" w:name="_Toc237913321"/>
+      <w:bookmarkStart w:id="3" w:name="_Toc238510237"/>
       <w:r>
         <w:rPr>
           <w:rFonts w:ascii="新細明體" w:eastAsia="新細明體" w:hAnsi="新細明體"/>
@@ -5049,7 +5049,19 @@
         <w:t xml:space="preserve">• </w:t>
       </w:r>
       <w:r>
-        <w:t>平日功課輔導班通常佔用其中一室，該時段常規專科班最多約四室可用；週末無功輔佔室時，五室皆可排專科</w:t>
+        <w:t>平日功課輔導班通常佔用其中兩室（預設</w:t>
+      </w:r>
+      <w:r>
+        <w:t xml:space="preserve"> 17D</w:t>
+      </w:r>
+      <w:r>
+        <w:t>、</w:t>
+      </w:r>
+      <w:r>
+        <w:t>17E</w:t>
+      </w:r>
+      <w:r>
+        <w:t>），該時段常規專科班最多約三室可用；週末無功輔佔室時，五室皆可排專科</w:t>
       </w:r>
     </w:p>
     <w:p>
@@ -5207,7 +5219,7 @@
               <w:rPr>
                 <w:sz w:val="20"/>
               </w:rPr>
-              <w:t>可用</w:t>
+              <w:t>可用；平日功輔預設佔用之一</w:t>
             </w:r>
           </w:p>
         </w:tc>
@@ -5265,7 +5277,7 @@
               <w:rPr>
                 <w:sz w:val="20"/>
               </w:rPr>
-              <w:t>可用</w:t>
+              <w:t>可用；平日功輔預設佔用之一</w:t>
             </w:r>
           </w:p>
         </w:tc>
@@ -5959,14 +5971,38 @@
               <w:rPr>
                 <w:sz w:val="20"/>
               </w:rPr>
-              <w:t>功課輔導班通常佔用其中一室（具體房號按編排）。已編作功輔的課室與時段，不可再排常規專</w:t>
+              <w:t>功課輔導班通常佔用其中兩室（預設</w:t>
+            </w:r>
+            <w:r>
+              <w:rPr>
+                <w:sz w:val="20"/>
+              </w:rPr>
+              <w:t xml:space="preserve"> 17D</w:t>
+            </w:r>
+            <w:r>
+              <w:rPr>
+                <w:sz w:val="20"/>
+              </w:rPr>
+              <w:t>、</w:t>
+            </w:r>
+            <w:r>
+              <w:rPr>
+                <w:sz w:val="20"/>
+              </w:rPr>
+              <w:t>17E</w:t>
+            </w:r>
+            <w:r>
+              <w:rPr>
+                <w:sz w:val="20"/>
+              </w:rPr>
+              <w:t>；具體房號按編排）。已編作功輔的課室與時段，不</w:t>
             </w:r>
             <w:r>
               <w:rPr>
                 <w:sz w:val="20"/>
               </w:rPr>
               <w:lastRenderedPageBreak/>
-              <w:t>科班。其餘時段常規專科班每時段最多約四室</w:t>
+              <w:t>可再排常規專科班。其餘時段常規專科班每時段最多約三室</w:t>
             </w:r>
           </w:p>
         </w:tc>
@@ -6049,7 +6085,7 @@
         <w:spacing w:after="160" w:line="324" w:lineRule="auto"/>
       </w:pPr>
       <w:r>
-        <w:t>功輔放假日見附件乙。功輔佔用該室至營運時段結束，不把末節讓予專科班。本章只要求同事在平日預留「功輔佔一室」的空間，避免與專科班撞房。</w:t>
+        <w:t>功輔放假日見附件乙。功輔佔用該室至營運時段結束，不把末節讓予專科班。本章只要求同事在平日預留「功輔佔兩室」的空間，避免與專科班撞房。</w:t>
       </w:r>
     </w:p>
     <w:p>
@@ -6065,7 +6101,7 @@
         </w:pBdr>
         <w:spacing w:line="288" w:lineRule="auto"/>
       </w:pPr>
-      <w:bookmarkStart w:id="4" w:name="_Toc237913322"/>
+      <w:bookmarkStart w:id="4" w:name="_Toc238510238"/>
       <w:r>
         <w:rPr>
           <w:rFonts w:ascii="新細明體" w:eastAsia="新細明體" w:hAnsi="新細明體"/>
@@ -7335,7 +7371,7 @@
         </w:pBdr>
         <w:spacing w:line="288" w:lineRule="auto"/>
       </w:pPr>
-      <w:bookmarkStart w:id="5" w:name="_Toc237913323"/>
+      <w:bookmarkStart w:id="5" w:name="_Toc238510239"/>
       <w:r>
         <w:rPr>
           <w:rFonts w:ascii="新細明體" w:eastAsia="新細明體" w:hAnsi="新細明體"/>
@@ -8122,7 +8158,7 @@
         </w:pBdr>
         <w:spacing w:line="288" w:lineRule="auto"/>
       </w:pPr>
-      <w:bookmarkStart w:id="6" w:name="_Toc237913324"/>
+      <w:bookmarkStart w:id="6" w:name="_Toc238510240"/>
       <w:r>
         <w:rPr>
           <w:rFonts w:ascii="新細明體" w:eastAsia="新細明體" w:hAnsi="新細明體"/>
@@ -8220,13 +8256,17 @@
         <w:t xml:space="preserve">• </w:t>
       </w:r>
       <w:r>
-        <w:t>平日通常佔用其中一室直至營運時段結束；已編作功輔的課室與時段不可再排常規專科班（見第</w:t>
-      </w:r>
-      <w:r>
-        <w:t xml:space="preserve"> 4 </w:t>
-      </w:r>
-      <w:r>
-        <w:t>章）</w:t>
+        <w:t>本學年</w:t>
+      </w:r>
+      <w:r>
+        <w:rPr>
+          <w:b/>
+          <w:bCs/>
+        </w:rPr>
+        <w:t>不開設小學部功輔班</w:t>
+      </w:r>
+      <w:r>
+        <w:t>；只個別收少數小學生，他們進入中學部同一場次（無獨立小學部老師、無獨立小學部課室）</w:t>
       </w:r>
     </w:p>
     <w:p>
@@ -8238,13 +8278,43 @@
         <w:t xml:space="preserve">• </w:t>
       </w:r>
       <w:r>
-        <w:t>月費按每週報讀日數與年級收取；十二月及二月收該檔月費的四分三；不按堂扣、不補堂、不收第</w:t>
-      </w:r>
-      <w:r>
-        <w:t xml:space="preserve"> 8 </w:t>
-      </w:r>
-      <w:r>
-        <w:t>章逾期罰款</w:t>
+        <w:t>平日通常佔用</w:t>
+      </w:r>
+      <w:r>
+        <w:t xml:space="preserve"> </w:t>
+      </w:r>
+      <w:r>
+        <w:rPr>
+          <w:b/>
+          <w:bCs/>
+        </w:rPr>
+        <w:t>17D</w:t>
+      </w:r>
+      <w:r>
+        <w:rPr>
+          <w:b/>
+          <w:bCs/>
+        </w:rPr>
+        <w:t>、</w:t>
+      </w:r>
+      <w:r>
+        <w:rPr>
+          <w:b/>
+          <w:bCs/>
+        </w:rPr>
+        <w:t>17E</w:t>
+      </w:r>
+      <w:r>
+        <w:t xml:space="preserve"> </w:t>
+      </w:r>
+      <w:r>
+        <w:t>兩室直至營運時段結束；已編作功輔的課室與時段不可再排常規專科班（見第</w:t>
+      </w:r>
+      <w:r>
+        <w:t xml:space="preserve"> 4 </w:t>
+      </w:r>
+      <w:r>
+        <w:t>章）</w:t>
       </w:r>
     </w:p>
     <w:p>
@@ -8256,6 +8326,42 @@
         <w:t xml:space="preserve">• </w:t>
       </w:r>
       <w:r>
+        <w:t>期望總人數十二人或以上；</w:t>
+      </w:r>
+      <w:r>
+        <w:t xml:space="preserve">PT </w:t>
+      </w:r>
+      <w:r>
+        <w:t>導師人手按學生人數安排，至少一人</w:t>
+      </w:r>
+    </w:p>
+    <w:p>
+      <w:pPr>
+        <w:spacing w:before="20" w:after="80" w:line="324" w:lineRule="auto"/>
+        <w:ind w:left="425" w:hanging="227"/>
+      </w:pPr>
+      <w:r>
+        <w:t xml:space="preserve">• </w:t>
+      </w:r>
+      <w:r>
+        <w:t>月費按每週報讀日數與年級收取；小學生跟中一級；十二月及二月收該檔月費的四分三；不按堂扣、不補堂、不收第</w:t>
+      </w:r>
+      <w:r>
+        <w:t xml:space="preserve"> 8 </w:t>
+      </w:r>
+      <w:r>
+        <w:t>章逾期罰款</w:t>
+      </w:r>
+    </w:p>
+    <w:p>
+      <w:pPr>
+        <w:spacing w:before="20" w:after="80" w:line="324" w:lineRule="auto"/>
+        <w:ind w:left="425" w:hanging="227"/>
+      </w:pPr>
+      <w:r>
+        <w:t xml:space="preserve">• </w:t>
+      </w:r>
+      <w:r>
         <w:rPr>
           <w:b/>
           <w:bCs/>
@@ -8317,7 +8423,167 @@
         <w:rPr>
           <w:rFonts w:ascii="新細明體" w:eastAsia="新細明體" w:hAnsi="新細明體"/>
         </w:rPr>
-        <w:t>月費（中一至中三）</w:t>
+        <w:t>班別與人手（本學年）</w:t>
+      </w:r>
+    </w:p>
+    <w:p>
+      <w:pPr>
+        <w:spacing w:before="20" w:after="80" w:line="324" w:lineRule="auto"/>
+        <w:ind w:left="425" w:hanging="227"/>
+      </w:pPr>
+      <w:r>
+        <w:t xml:space="preserve">• </w:t>
+      </w:r>
+      <w:r>
+        <w:t>只有</w:t>
+      </w:r>
+      <w:r>
+        <w:rPr>
+          <w:b/>
+          <w:bCs/>
+        </w:rPr>
+        <w:t>中學部</w:t>
+      </w:r>
+      <w:r>
+        <w:t>一場：中學混級，個別小學生併入；</w:t>
+      </w:r>
+      <w:r>
+        <w:rPr>
+          <w:b/>
+          <w:bCs/>
+        </w:rPr>
+        <w:t>不要</w:t>
+      </w:r>
+      <w:r>
+        <w:t>另開小學部班、</w:t>
+      </w:r>
+      <w:r>
+        <w:rPr>
+          <w:b/>
+          <w:bCs/>
+        </w:rPr>
+        <w:t>不要</w:t>
+      </w:r>
+      <w:r>
+        <w:t>另編小學部專屬導師或專屬課室</w:t>
+      </w:r>
+    </w:p>
+    <w:p>
+      <w:pPr>
+        <w:spacing w:before="20" w:after="80" w:line="324" w:lineRule="auto"/>
+        <w:ind w:left="425" w:hanging="227"/>
+      </w:pPr>
+      <w:r>
+        <w:t xml:space="preserve">• </w:t>
+      </w:r>
+      <w:r>
+        <w:t>課室預設</w:t>
+      </w:r>
+      <w:r>
+        <w:t xml:space="preserve"> </w:t>
+      </w:r>
+      <w:r>
+        <w:rPr>
+          <w:b/>
+          <w:bCs/>
+        </w:rPr>
+        <w:t>17D</w:t>
+      </w:r>
+      <w:r>
+        <w:rPr>
+          <w:b/>
+          <w:bCs/>
+        </w:rPr>
+        <w:t>、</w:t>
+      </w:r>
+      <w:r>
+        <w:rPr>
+          <w:b/>
+          <w:bCs/>
+        </w:rPr>
+        <w:t>17E</w:t>
+      </w:r>
+      <w:r>
+        <w:t>；行政可按日調動，但須維持與專科班不撞房</w:t>
+      </w:r>
+    </w:p>
+    <w:p>
+      <w:pPr>
+        <w:spacing w:before="20" w:after="80" w:line="324" w:lineRule="auto"/>
+        <w:ind w:left="425" w:hanging="227"/>
+      </w:pPr>
+      <w:r>
+        <w:t xml:space="preserve">• </w:t>
+      </w:r>
+      <w:r>
+        <w:t>期望報讀／在讀總人數</w:t>
+      </w:r>
+      <w:r>
+        <w:t xml:space="preserve"> </w:t>
+      </w:r>
+      <w:r>
+        <w:rPr>
+          <w:b/>
+          <w:bCs/>
+        </w:rPr>
+        <w:t>十二人或以上</w:t>
+      </w:r>
+    </w:p>
+    <w:p>
+      <w:pPr>
+        <w:spacing w:before="20" w:after="80" w:line="324" w:lineRule="auto"/>
+        <w:ind w:left="425" w:hanging="227"/>
+      </w:pPr>
+      <w:r>
+        <w:t xml:space="preserve">• </w:t>
+      </w:r>
+      <w:r>
+        <w:t>當值以</w:t>
+      </w:r>
+      <w:r>
+        <w:t xml:space="preserve"> </w:t>
+      </w:r>
+      <w:r>
+        <w:rPr>
+          <w:b/>
+          <w:bCs/>
+        </w:rPr>
+        <w:t xml:space="preserve">PT </w:t>
+      </w:r>
+      <w:r>
+        <w:rPr>
+          <w:b/>
+          <w:bCs/>
+        </w:rPr>
+        <w:t>導師</w:t>
+      </w:r>
+      <w:r>
+        <w:t>為主；人數由管理層按實際學生人數決定，</w:t>
+      </w:r>
+      <w:r>
+        <w:rPr>
+          <w:b/>
+          <w:bCs/>
+        </w:rPr>
+        <w:t>至少一人</w:t>
+      </w:r>
+    </w:p>
+    <w:p>
+      <w:pPr>
+        <w:pStyle w:val="21"/>
+        <w:spacing w:line="288" w:lineRule="auto"/>
+      </w:pPr>
+      <w:r>
+        <w:rPr>
+          <w:rFonts w:ascii="新細明體" w:eastAsia="新細明體" w:hAnsi="新細明體"/>
+        </w:rPr>
+        <w:t xml:space="preserve">7.3 </w:t>
+      </w:r>
+      <w:r>
+        <w:rPr>
+          <w:rFonts w:ascii="新細明體" w:eastAsia="新細明體" w:hAnsi="新細明體"/>
+        </w:rPr>
+        <w:t>月費（中一至中三；小學跟中一）</w:t>
       </w:r>
     </w:p>
     <w:p>
@@ -8325,7 +8591,17 @@
         <w:spacing w:after="160" w:line="324" w:lineRule="auto"/>
       </w:pPr>
       <w:r>
-        <w:t>本常規學年功課輔導班月費如下，單位為港元。僅適用中一至中三；中四至中六及小學未列本表，勿自行類推。</w:t>
+        <w:t>本常規學年功課輔導班月費如下，單位為港元。表列中一至中三；</w:t>
+      </w:r>
+      <w:r>
+        <w:rPr>
+          <w:b/>
+          <w:bCs/>
+        </w:rPr>
+        <w:t>小一至小六按中一欄</w:t>
+      </w:r>
+      <w:r>
+        <w:t>收費。中四至中六未列本表，勿自行類推。</w:t>
       </w:r>
     </w:p>
     <w:tbl>
@@ -8397,7 +8673,7 @@
                 <w:bCs/>
                 <w:sz w:val="20"/>
               </w:rPr>
-              <w:t>中一</w:t>
+              <w:t>中一（含小學）</w:t>
             </w:r>
           </w:p>
         </w:tc>
@@ -8925,6 +9201,7 @@
         <w:spacing w:after="160" w:line="324" w:lineRule="auto"/>
       </w:pPr>
       <w:r>
+        <w:lastRenderedPageBreak/>
         <w:t>未另列優惠則按上表全額。</w:t>
       </w:r>
     </w:p>
@@ -9017,7 +9294,7 @@
                 <w:bCs/>
                 <w:sz w:val="20"/>
               </w:rPr>
-              <w:t>中一</w:t>
+              <w:t>中一（含小學）</w:t>
             </w:r>
           </w:p>
         </w:tc>
@@ -9545,14 +9822,13 @@
         <w:spacing w:after="160" w:line="324" w:lineRule="auto"/>
       </w:pPr>
       <w:r>
-        <w:lastRenderedPageBreak/>
         <w:t>本章其餘（導師編更）待補寫。在此之前，平日排專科班時仍須遵守第</w:t>
       </w:r>
       <w:r>
         <w:t xml:space="preserve"> 4 </w:t>
       </w:r>
       <w:r>
-        <w:t>章：功輔班通常佔用其中一室直至營運時段結束，已編作功輔的課室與時段不可再排常規專科班。</w:t>
+        <w:t>章：功輔班通常佔用兩室直至營運時段結束，已編作功輔的課室與時段不可再排常規專科班。</w:t>
       </w:r>
     </w:p>
     <w:p>
@@ -9568,7 +9844,7 @@
         </w:pBdr>
         <w:spacing w:line="288" w:lineRule="auto"/>
       </w:pPr>
-      <w:bookmarkStart w:id="7" w:name="_Toc237913325"/>
+      <w:bookmarkStart w:id="7" w:name="_Toc238510241"/>
       <w:r>
         <w:rPr>
           <w:rFonts w:ascii="新細明體" w:eastAsia="新細明體" w:hAnsi="新細明體"/>
@@ -11096,7 +11372,6 @@
         <w:spacing w:after="160" w:line="324" w:lineRule="auto"/>
       </w:pPr>
       <w:r>
-        <w:lastRenderedPageBreak/>
         <w:t>「常規專科班的學費是按堂數計算。交學費會增加已繳堂數，上課扣堂會增加已扣堂數。若已扣堂數多過已繳堂數，即屬拖欠。由</w:t>
       </w:r>
       <w:r>
@@ -11189,12 +11464,11 @@
         </w:pBdr>
         <w:spacing w:line="288" w:lineRule="auto"/>
       </w:pPr>
-      <w:bookmarkStart w:id="8" w:name="_Toc237913326"/>
+      <w:bookmarkStart w:id="8" w:name="_Toc238510242"/>
       <w:r>
         <w:rPr>
           <w:rFonts w:ascii="新細明體" w:eastAsia="新細明體" w:hAnsi="新細明體"/>
         </w:rPr>
-        <w:lastRenderedPageBreak/>
         <w:t xml:space="preserve">9. </w:t>
       </w:r>
       <w:r>
@@ -11941,7 +12215,6 @@
         <w:rPr>
           <w:rFonts w:ascii="新細明體" w:eastAsia="新細明體" w:hAnsi="新細明體"/>
         </w:rPr>
-        <w:lastRenderedPageBreak/>
         <w:t xml:space="preserve">9.3 </w:t>
       </w:r>
       <w:r>
@@ -12276,12 +12549,11 @@
         </w:pBdr>
         <w:spacing w:line="288" w:lineRule="auto"/>
       </w:pPr>
-      <w:bookmarkStart w:id="9" w:name="_Toc237913327"/>
+      <w:bookmarkStart w:id="9" w:name="_Toc238510243"/>
       <w:r>
         <w:rPr>
           <w:rFonts w:ascii="新細明體" w:eastAsia="新細明體" w:hAnsi="新細明體"/>
         </w:rPr>
-        <w:lastRenderedPageBreak/>
         <w:t xml:space="preserve">10. </w:t>
       </w:r>
       <w:r>
@@ -12705,7 +12977,6 @@
         <w:ind w:left="425" w:hanging="227"/>
       </w:pPr>
       <w:r>
-        <w:lastRenderedPageBreak/>
         <w:t xml:space="preserve">4. </w:t>
       </w:r>
       <w:r>
@@ -13225,12 +13496,11 @@
         </w:pBdr>
         <w:spacing w:line="288" w:lineRule="auto"/>
       </w:pPr>
-      <w:bookmarkStart w:id="10" w:name="_Toc237913328"/>
+      <w:bookmarkStart w:id="10" w:name="_Toc238510244"/>
       <w:r>
         <w:rPr>
           <w:rFonts w:ascii="新細明體" w:eastAsia="新細明體" w:hAnsi="新細明體"/>
         </w:rPr>
-        <w:lastRenderedPageBreak/>
         <w:t xml:space="preserve">11. </w:t>
       </w:r>
       <w:r>
@@ -14023,7 +14293,6 @@
               <w:rPr>
                 <w:sz w:val="20"/>
               </w:rPr>
-              <w:lastRenderedPageBreak/>
               <w:t>其他</w:t>
             </w:r>
           </w:p>
@@ -14152,12 +14421,11 @@
         </w:pBdr>
         <w:spacing w:line="288" w:lineRule="auto"/>
       </w:pPr>
-      <w:bookmarkStart w:id="11" w:name="_Toc237913329"/>
+      <w:bookmarkStart w:id="11" w:name="_Toc238510245"/>
       <w:r>
         <w:rPr>
           <w:rFonts w:ascii="新細明體" w:eastAsia="新細明體" w:hAnsi="新細明體"/>
         </w:rPr>
-        <w:lastRenderedPageBreak/>
         <w:t xml:space="preserve">12. </w:t>
       </w:r>
       <w:r>
@@ -14912,7 +15180,6 @@
         <w:rPr>
           <w:rFonts w:ascii="新細明體" w:eastAsia="新細明體" w:hAnsi="新細明體"/>
         </w:rPr>
-        <w:lastRenderedPageBreak/>
         <w:t xml:space="preserve">12.3 </w:t>
       </w:r>
       <w:r>
@@ -15057,12 +15324,11 @@
         </w:pBdr>
         <w:spacing w:line="288" w:lineRule="auto"/>
       </w:pPr>
-      <w:bookmarkStart w:id="12" w:name="_Toc237913330"/>
+      <w:bookmarkStart w:id="12" w:name="_Toc238510246"/>
       <w:r>
         <w:rPr>
           <w:rFonts w:ascii="新細明體" w:eastAsia="新細明體" w:hAnsi="新細明體"/>
         </w:rPr>
-        <w:lastRenderedPageBreak/>
         <w:t>附件甲　專科班上課校曆（</w:t>
       </w:r>
       <w:r>
@@ -18222,7 +18488,6 @@
               <w:rPr>
                 <w:sz w:val="20"/>
               </w:rPr>
-              <w:lastRenderedPageBreak/>
               <w:t>8</w:t>
             </w:r>
           </w:p>
@@ -23187,7 +23452,6 @@
         <w:rPr>
           <w:rFonts w:ascii="新細明體" w:eastAsia="新細明體" w:hAnsi="新細明體"/>
         </w:rPr>
-        <w:lastRenderedPageBreak/>
         <w:t>第七期（</w:t>
       </w:r>
       <w:r>
@@ -27944,12 +28208,11 @@
         </w:pBdr>
         <w:spacing w:line="288" w:lineRule="auto"/>
       </w:pPr>
-      <w:bookmarkStart w:id="13" w:name="_Toc237913331"/>
+      <w:bookmarkStart w:id="13" w:name="_Toc238510247"/>
       <w:r>
         <w:rPr>
           <w:rFonts w:ascii="新細明體" w:eastAsia="新細明體" w:hAnsi="新細明體"/>
         </w:rPr>
-        <w:lastRenderedPageBreak/>
         <w:t>附件乙　功課輔導班校曆（</w:t>
       </w:r>
       <w:r>
@@ -29760,31 +30023,31 @@
       </w:rPr>
     </w:lvl>
   </w:abstractNum>
-  <w:num w:numId="1" w16cid:durableId="2030981336">
+  <w:num w:numId="1" w16cid:durableId="584070527">
     <w:abstractNumId w:val="8"/>
   </w:num>
-  <w:num w:numId="2" w16cid:durableId="1920287451">
+  <w:num w:numId="2" w16cid:durableId="1014965996">
     <w:abstractNumId w:val="6"/>
   </w:num>
-  <w:num w:numId="3" w16cid:durableId="725026359">
+  <w:num w:numId="3" w16cid:durableId="1486318564">
     <w:abstractNumId w:val="5"/>
   </w:num>
-  <w:num w:numId="4" w16cid:durableId="730811526">
+  <w:num w:numId="4" w16cid:durableId="1010722366">
     <w:abstractNumId w:val="4"/>
   </w:num>
-  <w:num w:numId="5" w16cid:durableId="1071972799">
+  <w:num w:numId="5" w16cid:durableId="27419820">
     <w:abstractNumId w:val="7"/>
   </w:num>
-  <w:num w:numId="6" w16cid:durableId="498616615">
+  <w:num w:numId="6" w16cid:durableId="2116708584">
     <w:abstractNumId w:val="3"/>
   </w:num>
-  <w:num w:numId="7" w16cid:durableId="1940333741">
+  <w:num w:numId="7" w16cid:durableId="321399758">
     <w:abstractNumId w:val="2"/>
   </w:num>
-  <w:num w:numId="8" w16cid:durableId="1939486835">
+  <w:num w:numId="8" w16cid:durableId="1055086185">
     <w:abstractNumId w:val="1"/>
   </w:num>
-  <w:num w:numId="9" w16cid:durableId="1480805574">
+  <w:num w:numId="9" w16cid:durableId="823854664">
     <w:abstractNumId w:val="0"/>
   </w:num>
 </w:numbering>
@@ -41179,14 +41442,14 @@
     <w:autoRedefine/>
     <w:uiPriority w:val="39"/>
     <w:unhideWhenUsed/>
-    <w:rsid w:val="009616C1"/>
+    <w:rsid w:val="00AB2C4B"/>
   </w:style>
   <w:style w:type="character" w:styleId="affa">
     <w:name w:val="Hyperlink"/>
     <w:basedOn w:val="a2"/>
     <w:uiPriority w:val="99"/>
     <w:unhideWhenUsed/>
-    <w:rsid w:val="009616C1"/>
+    <w:rsid w:val="00AB2C4B"/>
     <w:rPr>
       <w:color w:val="0000FF" w:themeColor="hyperlink"/>
       <w:u w:val="single"/>

--- a/docs/generated/2627/2627_REGULAR_YEAR_OPS_GUIDE.docx
+++ b/docs/generated/2627/2627_REGULAR_YEAR_OPS_GUIDE.docx
@@ -6,12 +6,16 @@
       <w:pPr>
         <w:spacing w:before="960" w:after="160"/>
         <w:jc w:val="center"/>
+        <w:rPr>
+          <w:lang w:eastAsia="zh-TW"/>
+        </w:rPr>
       </w:pPr>
       <w:r>
         <w:rPr>
           <w:b/>
           <w:bCs/>
           <w:sz w:val="28"/>
+          <w:lang w:eastAsia="zh-TW"/>
         </w:rPr>
         <w:t>明學教育</w:t>
       </w:r>
@@ -23,12 +27,16 @@
         </w:pBdr>
         <w:spacing w:after="160"/>
         <w:jc w:val="center"/>
+        <w:rPr>
+          <w:lang w:eastAsia="zh-TW"/>
+        </w:rPr>
       </w:pPr>
       <w:r>
         <w:rPr>
           <w:b/>
           <w:bCs/>
           <w:sz w:val="36"/>
+          <w:lang w:eastAsia="zh-TW"/>
         </w:rPr>
         <w:t xml:space="preserve">2627 </w:t>
       </w:r>
@@ -37,6 +45,7 @@
           <w:b/>
           <w:bCs/>
           <w:sz w:val="36"/>
+          <w:lang w:eastAsia="zh-TW"/>
         </w:rPr>
         <w:t>常規學年營運指引</w:t>
       </w:r>
@@ -44,6 +53,9 @@
     <w:p>
       <w:pPr>
         <w:spacing w:before="240" w:after="0"/>
+        <w:rPr>
+          <w:lang w:eastAsia="zh-TW"/>
+        </w:rPr>
       </w:pPr>
     </w:p>
     <w:tbl>
@@ -259,7 +271,7 @@
               <w:rPr>
                 <w:sz w:val="20"/>
               </w:rPr>
-              <w:t>v1.10</w:t>
+              <w:t>v1.11</w:t>
             </w:r>
           </w:p>
         </w:tc>
@@ -317,7 +329,7 @@
               <w:rPr>
                 <w:sz w:val="20"/>
               </w:rPr>
-              <w:t>2026-08-18</w:t>
+              <w:t>2026-08-28</w:t>
             </w:r>
           </w:p>
         </w:tc>
@@ -511,7 +523,7 @@
       <w:r>
         <w:fldChar w:fldCharType="separate"/>
       </w:r>
-      <w:hyperlink w:anchor="_Toc237913318" w:history="1">
+      <w:hyperlink w:anchor="_Toc238828840" w:history="1">
         <w:r>
           <w:rPr>
             <w:rStyle w:val="affa"/>
@@ -538,7 +550,7 @@
             <w:noProof/>
             <w:webHidden/>
           </w:rPr>
-          <w:instrText xml:space="preserve"> PAGEREF _Toc237913318 \h </w:instrText>
+          <w:instrText xml:space="preserve"> PAGEREF _Toc238828840 \h </w:instrText>
         </w:r>
         <w:r>
           <w:rPr>
@@ -579,7 +591,7 @@
           <w:noProof/>
         </w:rPr>
       </w:pPr>
-      <w:hyperlink w:anchor="_Toc237913319" w:history="1">
+      <w:hyperlink w:anchor="_Toc238828841" w:history="1">
         <w:r>
           <w:rPr>
             <w:rStyle w:val="affa"/>
@@ -606,7 +618,7 @@
             <w:noProof/>
             <w:webHidden/>
           </w:rPr>
-          <w:instrText xml:space="preserve"> PAGEREF _Toc237913319 \h </w:instrText>
+          <w:instrText xml:space="preserve"> PAGEREF _Toc238828841 \h </w:instrText>
         </w:r>
         <w:r>
           <w:rPr>
@@ -647,7 +659,7 @@
           <w:noProof/>
         </w:rPr>
       </w:pPr>
-      <w:hyperlink w:anchor="_Toc237913320" w:history="1">
+      <w:hyperlink w:anchor="_Toc238828842" w:history="1">
         <w:r>
           <w:rPr>
             <w:rStyle w:val="affa"/>
@@ -674,7 +686,7 @@
             <w:noProof/>
             <w:webHidden/>
           </w:rPr>
-          <w:instrText xml:space="preserve"> PAGEREF _Toc237913320 \h </w:instrText>
+          <w:instrText xml:space="preserve"> PAGEREF _Toc238828842 \h </w:instrText>
         </w:r>
         <w:r>
           <w:rPr>
@@ -715,7 +727,7 @@
           <w:noProof/>
         </w:rPr>
       </w:pPr>
-      <w:hyperlink w:anchor="_Toc237913321" w:history="1">
+      <w:hyperlink w:anchor="_Toc238828843" w:history="1">
         <w:r>
           <w:rPr>
             <w:rStyle w:val="affa"/>
@@ -742,7 +754,7 @@
             <w:noProof/>
             <w:webHidden/>
           </w:rPr>
-          <w:instrText xml:space="preserve"> PAGEREF _Toc237913321 \h </w:instrText>
+          <w:instrText xml:space="preserve"> PAGEREF _Toc238828843 \h </w:instrText>
         </w:r>
         <w:r>
           <w:rPr>
@@ -783,7 +795,7 @@
           <w:noProof/>
         </w:rPr>
       </w:pPr>
-      <w:hyperlink w:anchor="_Toc237913322" w:history="1">
+      <w:hyperlink w:anchor="_Toc238828844" w:history="1">
         <w:r>
           <w:rPr>
             <w:rStyle w:val="affa"/>
@@ -810,7 +822,7 @@
             <w:noProof/>
             <w:webHidden/>
           </w:rPr>
-          <w:instrText xml:space="preserve"> PAGEREF _Toc237913322 \h </w:instrText>
+          <w:instrText xml:space="preserve"> PAGEREF _Toc238828844 \h </w:instrText>
         </w:r>
         <w:r>
           <w:rPr>
@@ -851,7 +863,7 @@
           <w:noProof/>
         </w:rPr>
       </w:pPr>
-      <w:hyperlink w:anchor="_Toc237913323" w:history="1">
+      <w:hyperlink w:anchor="_Toc238828845" w:history="1">
         <w:r>
           <w:rPr>
             <w:rStyle w:val="affa"/>
@@ -878,7 +890,7 @@
             <w:noProof/>
             <w:webHidden/>
           </w:rPr>
-          <w:instrText xml:space="preserve"> PAGEREF _Toc237913323 \h </w:instrText>
+          <w:instrText xml:space="preserve"> PAGEREF _Toc238828845 \h </w:instrText>
         </w:r>
         <w:r>
           <w:rPr>
@@ -919,7 +931,7 @@
           <w:noProof/>
         </w:rPr>
       </w:pPr>
-      <w:hyperlink w:anchor="_Toc237913324" w:history="1">
+      <w:hyperlink w:anchor="_Toc238828846" w:history="1">
         <w:r>
           <w:rPr>
             <w:rStyle w:val="affa"/>
@@ -946,7 +958,7 @@
             <w:noProof/>
             <w:webHidden/>
           </w:rPr>
-          <w:instrText xml:space="preserve"> PAGEREF _Toc237913324 \h </w:instrText>
+          <w:instrText xml:space="preserve"> PAGEREF _Toc238828846 \h </w:instrText>
         </w:r>
         <w:r>
           <w:rPr>
@@ -987,7 +999,7 @@
           <w:noProof/>
         </w:rPr>
       </w:pPr>
-      <w:hyperlink w:anchor="_Toc237913325" w:history="1">
+      <w:hyperlink w:anchor="_Toc238828847" w:history="1">
         <w:r>
           <w:rPr>
             <w:rStyle w:val="affa"/>
@@ -1014,7 +1026,7 @@
             <w:noProof/>
             <w:webHidden/>
           </w:rPr>
-          <w:instrText xml:space="preserve"> PAGEREF _Toc237913325 \h </w:instrText>
+          <w:instrText xml:space="preserve"> PAGEREF _Toc238828847 \h </w:instrText>
         </w:r>
         <w:r>
           <w:rPr>
@@ -1055,7 +1067,7 @@
           <w:noProof/>
         </w:rPr>
       </w:pPr>
-      <w:hyperlink w:anchor="_Toc237913326" w:history="1">
+      <w:hyperlink w:anchor="_Toc238828848" w:history="1">
         <w:r>
           <w:rPr>
             <w:rStyle w:val="affa"/>
@@ -1082,7 +1094,7 @@
             <w:noProof/>
             <w:webHidden/>
           </w:rPr>
-          <w:instrText xml:space="preserve"> PAGEREF _Toc237913326 \h </w:instrText>
+          <w:instrText xml:space="preserve"> PAGEREF _Toc238828848 \h </w:instrText>
         </w:r>
         <w:r>
           <w:rPr>
@@ -1123,7 +1135,7 @@
           <w:noProof/>
         </w:rPr>
       </w:pPr>
-      <w:hyperlink w:anchor="_Toc237913327" w:history="1">
+      <w:hyperlink w:anchor="_Toc238828849" w:history="1">
         <w:r>
           <w:rPr>
             <w:rStyle w:val="affa"/>
@@ -1150,7 +1162,7 @@
             <w:noProof/>
             <w:webHidden/>
           </w:rPr>
-          <w:instrText xml:space="preserve"> PAGEREF _Toc237913327 \h </w:instrText>
+          <w:instrText xml:space="preserve"> PAGEREF _Toc238828849 \h </w:instrText>
         </w:r>
         <w:r>
           <w:rPr>
@@ -1191,7 +1203,7 @@
           <w:noProof/>
         </w:rPr>
       </w:pPr>
-      <w:hyperlink w:anchor="_Toc237913328" w:history="1">
+      <w:hyperlink w:anchor="_Toc238828850" w:history="1">
         <w:r>
           <w:rPr>
             <w:rStyle w:val="affa"/>
@@ -1218,7 +1230,7 @@
             <w:noProof/>
             <w:webHidden/>
           </w:rPr>
-          <w:instrText xml:space="preserve"> PAGEREF _Toc237913328 \h </w:instrText>
+          <w:instrText xml:space="preserve"> PAGEREF _Toc238828850 \h </w:instrText>
         </w:r>
         <w:r>
           <w:rPr>
@@ -1259,7 +1271,7 @@
           <w:noProof/>
         </w:rPr>
       </w:pPr>
-      <w:hyperlink w:anchor="_Toc237913329" w:history="1">
+      <w:hyperlink w:anchor="_Toc238828851" w:history="1">
         <w:r>
           <w:rPr>
             <w:rStyle w:val="affa"/>
@@ -1286,7 +1298,7 @@
             <w:noProof/>
             <w:webHidden/>
           </w:rPr>
-          <w:instrText xml:space="preserve"> PAGEREF _Toc237913329 \h </w:instrText>
+          <w:instrText xml:space="preserve"> PAGEREF _Toc238828851 \h </w:instrText>
         </w:r>
         <w:r>
           <w:rPr>
@@ -1327,7 +1339,7 @@
           <w:noProof/>
         </w:rPr>
       </w:pPr>
-      <w:hyperlink w:anchor="_Toc237913330" w:history="1">
+      <w:hyperlink w:anchor="_Toc238828852" w:history="1">
         <w:r>
           <w:rPr>
             <w:rStyle w:val="affa"/>
@@ -1354,7 +1366,7 @@
             <w:noProof/>
             <w:webHidden/>
           </w:rPr>
-          <w:instrText xml:space="preserve"> PAGEREF _Toc237913330 \h </w:instrText>
+          <w:instrText xml:space="preserve"> PAGEREF _Toc238828852 \h </w:instrText>
         </w:r>
         <w:r>
           <w:rPr>
@@ -1395,7 +1407,7 @@
           <w:noProof/>
         </w:rPr>
       </w:pPr>
-      <w:hyperlink w:anchor="_Toc237913331" w:history="1">
+      <w:hyperlink w:anchor="_Toc238828853" w:history="1">
         <w:r>
           <w:rPr>
             <w:rStyle w:val="affa"/>
@@ -1422,7 +1434,7 @@
             <w:noProof/>
             <w:webHidden/>
           </w:rPr>
-          <w:instrText xml:space="preserve"> PAGEREF _Toc237913331 \h </w:instrText>
+          <w:instrText xml:space="preserve"> PAGEREF _Toc238828853 \h </w:instrText>
         </w:r>
         <w:r>
           <w:rPr>
@@ -1474,7 +1486,7 @@
         </w:pBdr>
         <w:spacing w:line="288" w:lineRule="auto"/>
       </w:pPr>
-      <w:bookmarkStart w:id="0" w:name="_Toc237913318"/>
+      <w:bookmarkStart w:id="0" w:name="_Toc238828840"/>
       <w:r>
         <w:rPr>
           <w:rFonts w:ascii="新細明體" w:eastAsia="新細明體" w:hAnsi="新細明體"/>
@@ -2049,7 +2061,7 @@
         </w:pBdr>
         <w:spacing w:line="288" w:lineRule="auto"/>
       </w:pPr>
-      <w:bookmarkStart w:id="1" w:name="_Toc237913319"/>
+      <w:bookmarkStart w:id="1" w:name="_Toc238828841"/>
       <w:r>
         <w:rPr>
           <w:rFonts w:ascii="新細明體" w:eastAsia="新細明體" w:hAnsi="新細明體"/>
@@ -3183,7 +3195,7 @@
         </w:pBdr>
         <w:spacing w:line="288" w:lineRule="auto"/>
       </w:pPr>
-      <w:bookmarkStart w:id="2" w:name="_Toc237913320"/>
+      <w:bookmarkStart w:id="2" w:name="_Toc238828842"/>
       <w:r>
         <w:rPr>
           <w:rFonts w:ascii="新細明體" w:eastAsia="新細明體" w:hAnsi="新細明體"/>
@@ -4963,7 +4975,7 @@
         </w:pBdr>
         <w:spacing w:line="288" w:lineRule="auto"/>
       </w:pPr>
-      <w:bookmarkStart w:id="3" w:name="_Toc237913321"/>
+      <w:bookmarkStart w:id="3" w:name="_Toc238828843"/>
       <w:r>
         <w:rPr>
           <w:rFonts w:ascii="新細明體" w:eastAsia="新細明體" w:hAnsi="新細明體"/>
@@ -6065,7 +6077,7 @@
         </w:pBdr>
         <w:spacing w:line="288" w:lineRule="auto"/>
       </w:pPr>
-      <w:bookmarkStart w:id="4" w:name="_Toc237913322"/>
+      <w:bookmarkStart w:id="4" w:name="_Toc238828844"/>
       <w:r>
         <w:rPr>
           <w:rFonts w:ascii="新細明體" w:eastAsia="新細明體" w:hAnsi="新細明體"/>
@@ -7335,7 +7347,7 @@
         </w:pBdr>
         <w:spacing w:line="288" w:lineRule="auto"/>
       </w:pPr>
-      <w:bookmarkStart w:id="5" w:name="_Toc237913323"/>
+      <w:bookmarkStart w:id="5" w:name="_Toc238828845"/>
       <w:r>
         <w:rPr>
           <w:rFonts w:ascii="新細明體" w:eastAsia="新細明體" w:hAnsi="新細明體"/>
@@ -8122,7 +8134,7 @@
         </w:pBdr>
         <w:spacing w:line="288" w:lineRule="auto"/>
       </w:pPr>
-      <w:bookmarkStart w:id="6" w:name="_Toc237913324"/>
+      <w:bookmarkStart w:id="6" w:name="_Toc238828846"/>
       <w:r>
         <w:rPr>
           <w:rFonts w:ascii="新細明體" w:eastAsia="新細明體" w:hAnsi="新細明體"/>
@@ -9542,17 +9554,816 @@
     <w:p/>
     <w:p>
       <w:pPr>
+        <w:pStyle w:val="21"/>
+        <w:spacing w:line="288" w:lineRule="auto"/>
+      </w:pPr>
+      <w:r>
+        <w:rPr>
+          <w:rFonts w:ascii="新細明體" w:eastAsia="新細明體" w:hAnsi="新細明體"/>
+        </w:rPr>
+        <w:lastRenderedPageBreak/>
+        <w:t xml:space="preserve">7.3 </w:t>
+      </w:r>
+      <w:r>
+        <w:rPr>
+          <w:rFonts w:ascii="新細明體" w:eastAsia="新細明體" w:hAnsi="新細明體"/>
+        </w:rPr>
+        <w:t>導師編更</w:t>
+      </w:r>
+    </w:p>
+    <w:p>
+      <w:pPr>
         <w:spacing w:after="160" w:line="324" w:lineRule="auto"/>
       </w:pPr>
       <w:r>
-        <w:lastRenderedPageBreak/>
-        <w:t>本章其餘（導師編更）待補寫。在此之前，平日排專科班時仍須遵守第</w:t>
+        <w:t>功輔</w:t>
+      </w:r>
+      <w:r>
+        <w:rPr>
+          <w:b/>
+          <w:bCs/>
+        </w:rPr>
+        <w:t>不用點名紙</w:t>
+      </w:r>
+      <w:r>
+        <w:t>；當值安排以</w:t>
+      </w:r>
+      <w:r>
+        <w:rPr>
+          <w:b/>
+          <w:bCs/>
+        </w:rPr>
+        <w:t>編更表</w:t>
+      </w:r>
+      <w:r>
+        <w:t>為準。每日功課進度與指示檔正文仍用</w:t>
+      </w:r>
+      <w:r>
+        <w:t xml:space="preserve"> Notion</w:t>
+      </w:r>
+      <w:r>
+        <w:t>，不載入本指引。</w:t>
+      </w:r>
+    </w:p>
+    <w:p>
+      <w:pPr>
+        <w:spacing w:after="160" w:line="324" w:lineRule="auto"/>
+      </w:pPr>
+      <w:r>
+        <w:t xml:space="preserve">#### 7.3.1 </w:t>
+      </w:r>
+      <w:r>
+        <w:t>流程</w:t>
+      </w:r>
+    </w:p>
+    <w:tbl>
+      <w:tblPr>
+        <w:tblStyle w:val="aff2"/>
+        <w:tblW w:w="0" w:type="auto"/>
+        <w:tblLook w:val="04A0" w:firstRow="1" w:lastRow="0" w:firstColumn="1" w:lastColumn="0" w:noHBand="0" w:noVBand="1"/>
+      </w:tblPr>
+      <w:tblGrid>
+        <w:gridCol w:w="3024"/>
+        <w:gridCol w:w="3024"/>
+        <w:gridCol w:w="3024"/>
+      </w:tblGrid>
+      <w:tr>
+        <w:tc>
+          <w:tcPr>
+            <w:tcW w:w="3024" w:type="dxa"/>
+            <w:tcBorders>
+              <w:top w:val="single" w:sz="4" w:space="0" w:color="000000"/>
+              <w:left w:val="single" w:sz="4" w:space="0" w:color="000000"/>
+              <w:bottom w:val="single" w:sz="12" w:space="0" w:color="000000"/>
+              <w:right w:val="single" w:sz="4" w:space="0" w:color="000000"/>
+            </w:tcBorders>
+            <w:tcMar>
+              <w:top w:w="40" w:type="dxa"/>
+              <w:left w:w="60" w:type="dxa"/>
+              <w:bottom w:w="40" w:type="dxa"/>
+              <w:right w:w="60" w:type="dxa"/>
+            </w:tcMar>
+          </w:tcPr>
+          <w:p>
+            <w:pPr>
+              <w:spacing w:line="288" w:lineRule="auto"/>
+            </w:pPr>
+            <w:r>
+              <w:rPr>
+                <w:b/>
+                <w:bCs/>
+                <w:sz w:val="20"/>
+              </w:rPr>
+              <w:t>步驟</w:t>
+            </w:r>
+          </w:p>
+        </w:tc>
+        <w:tc>
+          <w:tcPr>
+            <w:tcW w:w="3024" w:type="dxa"/>
+            <w:tcBorders>
+              <w:top w:val="single" w:sz="4" w:space="0" w:color="000000"/>
+              <w:left w:val="single" w:sz="4" w:space="0" w:color="000000"/>
+              <w:bottom w:val="single" w:sz="12" w:space="0" w:color="000000"/>
+              <w:right w:val="single" w:sz="4" w:space="0" w:color="000000"/>
+            </w:tcBorders>
+            <w:tcMar>
+              <w:top w:w="40" w:type="dxa"/>
+              <w:left w:w="60" w:type="dxa"/>
+              <w:bottom w:w="40" w:type="dxa"/>
+              <w:right w:w="60" w:type="dxa"/>
+            </w:tcMar>
+          </w:tcPr>
+          <w:p>
+            <w:pPr>
+              <w:spacing w:line="288" w:lineRule="auto"/>
+            </w:pPr>
+            <w:r>
+              <w:rPr>
+                <w:b/>
+                <w:bCs/>
+                <w:sz w:val="20"/>
+              </w:rPr>
+              <w:t>誰做</w:t>
+            </w:r>
+          </w:p>
+        </w:tc>
+        <w:tc>
+          <w:tcPr>
+            <w:tcW w:w="3024" w:type="dxa"/>
+            <w:tcBorders>
+              <w:top w:val="single" w:sz="4" w:space="0" w:color="000000"/>
+              <w:left w:val="single" w:sz="4" w:space="0" w:color="000000"/>
+              <w:bottom w:val="single" w:sz="12" w:space="0" w:color="000000"/>
+              <w:right w:val="single" w:sz="4" w:space="0" w:color="000000"/>
+            </w:tcBorders>
+            <w:tcMar>
+              <w:top w:w="40" w:type="dxa"/>
+              <w:left w:w="60" w:type="dxa"/>
+              <w:bottom w:w="40" w:type="dxa"/>
+              <w:right w:w="60" w:type="dxa"/>
+            </w:tcMar>
+          </w:tcPr>
+          <w:p>
+            <w:pPr>
+              <w:spacing w:line="288" w:lineRule="auto"/>
+            </w:pPr>
+            <w:r>
+              <w:rPr>
+                <w:b/>
+                <w:bCs/>
+                <w:sz w:val="20"/>
+              </w:rPr>
+              <w:t>說明</w:t>
+            </w:r>
+          </w:p>
+        </w:tc>
+      </w:tr>
+      <w:tr>
+        <w:tc>
+          <w:tcPr>
+            <w:tcW w:w="3024" w:type="dxa"/>
+            <w:tcBorders>
+              <w:top w:val="single" w:sz="4" w:space="0" w:color="000000"/>
+              <w:left w:val="single" w:sz="4" w:space="0" w:color="000000"/>
+              <w:bottom w:val="single" w:sz="4" w:space="0" w:color="000000"/>
+              <w:right w:val="single" w:sz="4" w:space="0" w:color="000000"/>
+            </w:tcBorders>
+            <w:tcMar>
+              <w:top w:w="40" w:type="dxa"/>
+              <w:left w:w="60" w:type="dxa"/>
+              <w:bottom w:w="40" w:type="dxa"/>
+              <w:right w:w="60" w:type="dxa"/>
+            </w:tcMar>
+          </w:tcPr>
+          <w:p>
+            <w:pPr>
+              <w:spacing w:line="288" w:lineRule="auto"/>
+            </w:pPr>
+            <w:r>
+              <w:rPr>
+                <w:sz w:val="20"/>
+              </w:rPr>
+              <w:t>報更</w:t>
+            </w:r>
+          </w:p>
+        </w:tc>
+        <w:tc>
+          <w:tcPr>
+            <w:tcW w:w="3024" w:type="dxa"/>
+            <w:tcBorders>
+              <w:top w:val="single" w:sz="4" w:space="0" w:color="000000"/>
+              <w:left w:val="single" w:sz="4" w:space="0" w:color="000000"/>
+              <w:bottom w:val="single" w:sz="4" w:space="0" w:color="000000"/>
+              <w:right w:val="single" w:sz="4" w:space="0" w:color="000000"/>
+            </w:tcBorders>
+            <w:tcMar>
+              <w:top w:w="40" w:type="dxa"/>
+              <w:left w:w="60" w:type="dxa"/>
+              <w:bottom w:w="40" w:type="dxa"/>
+              <w:right w:w="60" w:type="dxa"/>
+            </w:tcMar>
+          </w:tcPr>
+          <w:p>
+            <w:pPr>
+              <w:spacing w:line="288" w:lineRule="auto"/>
+            </w:pPr>
+            <w:r>
+              <w:rPr>
+                <w:sz w:val="20"/>
+              </w:rPr>
+              <w:t>老師（主）；行政可代填</w:t>
+            </w:r>
+          </w:p>
+        </w:tc>
+        <w:tc>
+          <w:tcPr>
+            <w:tcW w:w="3024" w:type="dxa"/>
+            <w:tcBorders>
+              <w:top w:val="single" w:sz="4" w:space="0" w:color="000000"/>
+              <w:left w:val="single" w:sz="4" w:space="0" w:color="000000"/>
+              <w:bottom w:val="single" w:sz="4" w:space="0" w:color="000000"/>
+              <w:right w:val="single" w:sz="4" w:space="0" w:color="000000"/>
+            </w:tcBorders>
+            <w:tcMar>
+              <w:top w:w="40" w:type="dxa"/>
+              <w:left w:w="60" w:type="dxa"/>
+              <w:bottom w:w="40" w:type="dxa"/>
+              <w:right w:w="60" w:type="dxa"/>
+            </w:tcMar>
+          </w:tcPr>
+          <w:p>
+            <w:pPr>
+              <w:spacing w:line="288" w:lineRule="auto"/>
+            </w:pPr>
+            <w:r>
+              <w:rPr>
+                <w:sz w:val="20"/>
+              </w:rPr>
+              <w:t>老師標示當月可當值時段（全日／上節／下節／不可）</w:t>
+            </w:r>
+          </w:p>
+        </w:tc>
+      </w:tr>
+      <w:tr>
+        <w:tc>
+          <w:tcPr>
+            <w:tcW w:w="3024" w:type="dxa"/>
+            <w:tcBorders>
+              <w:top w:val="single" w:sz="4" w:space="0" w:color="000000"/>
+              <w:left w:val="single" w:sz="4" w:space="0" w:color="000000"/>
+              <w:bottom w:val="single" w:sz="4" w:space="0" w:color="000000"/>
+              <w:right w:val="single" w:sz="4" w:space="0" w:color="000000"/>
+            </w:tcBorders>
+            <w:tcMar>
+              <w:top w:w="40" w:type="dxa"/>
+              <w:left w:w="60" w:type="dxa"/>
+              <w:bottom w:w="40" w:type="dxa"/>
+              <w:right w:w="60" w:type="dxa"/>
+            </w:tcMar>
+          </w:tcPr>
+          <w:p>
+            <w:pPr>
+              <w:spacing w:line="288" w:lineRule="auto"/>
+            </w:pPr>
+            <w:r>
+              <w:rPr>
+                <w:sz w:val="20"/>
+              </w:rPr>
+              <w:t>月工作表</w:t>
+            </w:r>
+          </w:p>
+        </w:tc>
+        <w:tc>
+          <w:tcPr>
+            <w:tcW w:w="3024" w:type="dxa"/>
+            <w:tcBorders>
+              <w:top w:val="single" w:sz="4" w:space="0" w:color="000000"/>
+              <w:left w:val="single" w:sz="4" w:space="0" w:color="000000"/>
+              <w:bottom w:val="single" w:sz="4" w:space="0" w:color="000000"/>
+              <w:right w:val="single" w:sz="4" w:space="0" w:color="000000"/>
+            </w:tcBorders>
+            <w:tcMar>
+              <w:top w:w="40" w:type="dxa"/>
+              <w:left w:w="60" w:type="dxa"/>
+              <w:bottom w:w="40" w:type="dxa"/>
+              <w:right w:w="60" w:type="dxa"/>
+            </w:tcMar>
+          </w:tcPr>
+          <w:p>
+            <w:pPr>
+              <w:spacing w:line="288" w:lineRule="auto"/>
+            </w:pPr>
+            <w:r>
+              <w:rPr>
+                <w:sz w:val="20"/>
+              </w:rPr>
+              <w:t>行政</w:t>
+            </w:r>
+          </w:p>
+        </w:tc>
+        <w:tc>
+          <w:tcPr>
+            <w:tcW w:w="3024" w:type="dxa"/>
+            <w:tcBorders>
+              <w:top w:val="single" w:sz="4" w:space="0" w:color="000000"/>
+              <w:left w:val="single" w:sz="4" w:space="0" w:color="000000"/>
+              <w:bottom w:val="single" w:sz="4" w:space="0" w:color="000000"/>
+              <w:right w:val="single" w:sz="4" w:space="0" w:color="000000"/>
+            </w:tcBorders>
+            <w:tcMar>
+              <w:top w:w="40" w:type="dxa"/>
+              <w:left w:w="60" w:type="dxa"/>
+              <w:bottom w:w="40" w:type="dxa"/>
+              <w:right w:w="60" w:type="dxa"/>
+            </w:tcMar>
+          </w:tcPr>
+          <w:p>
+            <w:pPr>
+              <w:spacing w:line="288" w:lineRule="auto"/>
+            </w:pPr>
+            <w:r>
+              <w:rPr>
+                <w:sz w:val="20"/>
+              </w:rPr>
+              <w:t>按報更編排課室與上／下節；預設課室</w:t>
+            </w:r>
+            <w:r>
+              <w:rPr>
+                <w:sz w:val="20"/>
+              </w:rPr>
+              <w:t xml:space="preserve"> 17D</w:t>
+            </w:r>
+            <w:r>
+              <w:rPr>
+                <w:sz w:val="20"/>
+              </w:rPr>
+              <w:t>，可按需要調動</w:t>
+            </w:r>
+          </w:p>
+        </w:tc>
+      </w:tr>
+      <w:tr>
+        <w:tc>
+          <w:tcPr>
+            <w:tcW w:w="3024" w:type="dxa"/>
+            <w:tcBorders>
+              <w:top w:val="single" w:sz="4" w:space="0" w:color="000000"/>
+              <w:left w:val="single" w:sz="4" w:space="0" w:color="000000"/>
+              <w:bottom w:val="single" w:sz="4" w:space="0" w:color="000000"/>
+              <w:right w:val="single" w:sz="4" w:space="0" w:color="000000"/>
+            </w:tcBorders>
+            <w:tcMar>
+              <w:top w:w="40" w:type="dxa"/>
+              <w:left w:w="60" w:type="dxa"/>
+              <w:bottom w:w="40" w:type="dxa"/>
+              <w:right w:w="60" w:type="dxa"/>
+            </w:tcMar>
+          </w:tcPr>
+          <w:p>
+            <w:pPr>
+              <w:spacing w:line="288" w:lineRule="auto"/>
+            </w:pPr>
+            <w:r>
+              <w:rPr>
+                <w:sz w:val="20"/>
+              </w:rPr>
+              <w:t>發布</w:t>
+            </w:r>
+          </w:p>
+        </w:tc>
+        <w:tc>
+          <w:tcPr>
+            <w:tcW w:w="3024" w:type="dxa"/>
+            <w:tcBorders>
+              <w:top w:val="single" w:sz="4" w:space="0" w:color="000000"/>
+              <w:left w:val="single" w:sz="4" w:space="0" w:color="000000"/>
+              <w:bottom w:val="single" w:sz="4" w:space="0" w:color="000000"/>
+              <w:right w:val="single" w:sz="4" w:space="0" w:color="000000"/>
+            </w:tcBorders>
+            <w:tcMar>
+              <w:top w:w="40" w:type="dxa"/>
+              <w:left w:w="60" w:type="dxa"/>
+              <w:bottom w:w="40" w:type="dxa"/>
+              <w:right w:w="60" w:type="dxa"/>
+            </w:tcMar>
+          </w:tcPr>
+          <w:p>
+            <w:pPr>
+              <w:spacing w:line="288" w:lineRule="auto"/>
+            </w:pPr>
+            <w:r>
+              <w:rPr>
+                <w:sz w:val="20"/>
+              </w:rPr>
+              <w:t>行政／管理層</w:t>
+            </w:r>
+          </w:p>
+        </w:tc>
+        <w:tc>
+          <w:tcPr>
+            <w:tcW w:w="3024" w:type="dxa"/>
+            <w:tcBorders>
+              <w:top w:val="single" w:sz="4" w:space="0" w:color="000000"/>
+              <w:left w:val="single" w:sz="4" w:space="0" w:color="000000"/>
+              <w:bottom w:val="single" w:sz="4" w:space="0" w:color="000000"/>
+              <w:right w:val="single" w:sz="4" w:space="0" w:color="000000"/>
+            </w:tcBorders>
+            <w:tcMar>
+              <w:top w:w="40" w:type="dxa"/>
+              <w:left w:w="60" w:type="dxa"/>
+              <w:bottom w:w="40" w:type="dxa"/>
+              <w:right w:w="60" w:type="dxa"/>
+            </w:tcMar>
+          </w:tcPr>
+          <w:p>
+            <w:pPr>
+              <w:spacing w:line="288" w:lineRule="auto"/>
+            </w:pPr>
+            <w:r>
+              <w:rPr>
+                <w:sz w:val="20"/>
+              </w:rPr>
+              <w:t>發布後寫入當值老師與課室佔用；發布後該月報更鎖定</w:t>
+            </w:r>
+          </w:p>
+        </w:tc>
+      </w:tr>
+      <w:tr>
+        <w:tc>
+          <w:tcPr>
+            <w:tcW w:w="3024" w:type="dxa"/>
+            <w:tcBorders>
+              <w:top w:val="single" w:sz="4" w:space="0" w:color="000000"/>
+              <w:left w:val="single" w:sz="4" w:space="0" w:color="000000"/>
+              <w:bottom w:val="single" w:sz="4" w:space="0" w:color="000000"/>
+              <w:right w:val="single" w:sz="4" w:space="0" w:color="000000"/>
+            </w:tcBorders>
+            <w:tcMar>
+              <w:top w:w="40" w:type="dxa"/>
+              <w:left w:w="60" w:type="dxa"/>
+              <w:bottom w:w="40" w:type="dxa"/>
+              <w:right w:w="60" w:type="dxa"/>
+            </w:tcMar>
+          </w:tcPr>
+          <w:p>
+            <w:pPr>
+              <w:spacing w:line="288" w:lineRule="auto"/>
+            </w:pPr>
+            <w:r>
+              <w:rPr>
+                <w:sz w:val="20"/>
+              </w:rPr>
+              <w:t>當值</w:t>
+            </w:r>
+          </w:p>
+        </w:tc>
+        <w:tc>
+          <w:tcPr>
+            <w:tcW w:w="3024" w:type="dxa"/>
+            <w:tcBorders>
+              <w:top w:val="single" w:sz="4" w:space="0" w:color="000000"/>
+              <w:left w:val="single" w:sz="4" w:space="0" w:color="000000"/>
+              <w:bottom w:val="single" w:sz="4" w:space="0" w:color="000000"/>
+              <w:right w:val="single" w:sz="4" w:space="0" w:color="000000"/>
+            </w:tcBorders>
+            <w:tcMar>
+              <w:top w:w="40" w:type="dxa"/>
+              <w:left w:w="60" w:type="dxa"/>
+              <w:bottom w:w="40" w:type="dxa"/>
+              <w:right w:w="60" w:type="dxa"/>
+            </w:tcMar>
+          </w:tcPr>
+          <w:p>
+            <w:pPr>
+              <w:spacing w:line="288" w:lineRule="auto"/>
+            </w:pPr>
+            <w:r>
+              <w:rPr>
+                <w:sz w:val="20"/>
+              </w:rPr>
+              <w:t>導師</w:t>
+            </w:r>
+          </w:p>
+        </w:tc>
+        <w:tc>
+          <w:tcPr>
+            <w:tcW w:w="3024" w:type="dxa"/>
+            <w:tcBorders>
+              <w:top w:val="single" w:sz="4" w:space="0" w:color="000000"/>
+              <w:left w:val="single" w:sz="4" w:space="0" w:color="000000"/>
+              <w:bottom w:val="single" w:sz="4" w:space="0" w:color="000000"/>
+              <w:right w:val="single" w:sz="4" w:space="0" w:color="000000"/>
+            </w:tcBorders>
+            <w:tcMar>
+              <w:top w:w="40" w:type="dxa"/>
+              <w:left w:w="60" w:type="dxa"/>
+              <w:bottom w:w="40" w:type="dxa"/>
+              <w:right w:w="60" w:type="dxa"/>
+            </w:tcMar>
+          </w:tcPr>
+          <w:p>
+            <w:pPr>
+              <w:spacing w:line="288" w:lineRule="auto"/>
+            </w:pPr>
+            <w:r>
+              <w:rPr>
+                <w:sz w:val="20"/>
+              </w:rPr>
+              <w:t>按已發布編更表到崗；不另做學生點名扣堂</w:t>
+            </w:r>
+          </w:p>
+        </w:tc>
+      </w:tr>
+    </w:tbl>
+    <w:p/>
+    <w:p>
+      <w:pPr>
+        <w:spacing w:after="160" w:line="324" w:lineRule="auto"/>
+      </w:pPr>
+      <w:r>
+        <w:t xml:space="preserve">#### 7.3.2 </w:t>
+      </w:r>
+      <w:r>
+        <w:t>報更截止</w:t>
+      </w:r>
+    </w:p>
+    <w:p>
+      <w:pPr>
+        <w:spacing w:before="20" w:after="80" w:line="324" w:lineRule="auto"/>
+        <w:ind w:left="425" w:hanging="227"/>
+      </w:pPr>
+      <w:r>
+        <w:t xml:space="preserve">• </w:t>
+      </w:r>
+      <w:r>
+        <w:t>截止日＝該月</w:t>
+      </w:r>
+      <w:r>
+        <w:rPr>
+          <w:b/>
+          <w:bCs/>
+        </w:rPr>
+        <w:t>最後一日起計第</w:t>
+      </w:r>
+      <w:r>
+        <w:rPr>
+          <w:b/>
+          <w:bCs/>
+        </w:rPr>
+        <w:t xml:space="preserve"> 3 </w:t>
+      </w:r>
+      <w:r>
+        <w:rPr>
+          <w:b/>
+          <w:bCs/>
+        </w:rPr>
+        <w:t>日</w:t>
+      </w:r>
+      <w:r>
+        <w:t>（含末日），即末日減</w:t>
+      </w:r>
+      <w:r>
+        <w:t xml:space="preserve"> 2 </w:t>
+      </w:r>
+      <w:r>
+        <w:t>日（例：</w:t>
+      </w:r>
+      <w:r>
+        <w:t xml:space="preserve">31 </w:t>
+      </w:r>
+      <w:r>
+        <w:t>日</w:t>
+      </w:r>
+      <w:r>
+        <w:t xml:space="preserve">→29 </w:t>
+      </w:r>
+      <w:r>
+        <w:t>日、</w:t>
+      </w:r>
+      <w:r>
+        <w:t xml:space="preserve">30 </w:t>
+      </w:r>
+      <w:r>
+        <w:t>日</w:t>
+      </w:r>
+      <w:r>
+        <w:t xml:space="preserve">→28 </w:t>
+      </w:r>
+      <w:r>
+        <w:t>日）</w:t>
+      </w:r>
+    </w:p>
+    <w:p>
+      <w:pPr>
+        <w:spacing w:before="20" w:after="80" w:line="324" w:lineRule="auto"/>
+        <w:ind w:left="425" w:hanging="227"/>
+      </w:pPr>
+      <w:r>
+        <w:t xml:space="preserve">• </w:t>
+      </w:r>
+      <w:r>
+        <w:t>過截止</w:t>
+      </w:r>
+      <w:r>
+        <w:rPr>
+          <w:b/>
+          <w:bCs/>
+        </w:rPr>
+        <w:t>仍可補交</w:t>
+      </w:r>
+      <w:r>
+        <w:t>，不鎖死；</w:t>
+      </w:r>
+      <w:r>
+        <w:rPr>
+          <w:b/>
+          <w:bCs/>
+        </w:rPr>
+        <w:t>月工作表發布後</w:t>
+      </w:r>
+      <w:r>
+        <w:t>方鎖定該月報更</w:t>
+      </w:r>
+    </w:p>
+    <w:p>
+      <w:pPr>
+        <w:spacing w:after="160" w:line="324" w:lineRule="auto"/>
+      </w:pPr>
+      <w:r>
+        <w:t xml:space="preserve">#### 7.3.3 </w:t>
+      </w:r>
+      <w:r>
+        <w:t>時段與分界</w:t>
+      </w:r>
+    </w:p>
+    <w:p>
+      <w:pPr>
+        <w:spacing w:before="20" w:after="80" w:line="324" w:lineRule="auto"/>
+        <w:ind w:left="425" w:hanging="227"/>
+      </w:pPr>
+      <w:r>
+        <w:t xml:space="preserve">• </w:t>
+      </w:r>
+      <w:r>
+        <w:t>一至五營運時段</w:t>
+      </w:r>
+      <w:r>
+        <w:t xml:space="preserve"> </w:t>
+      </w:r>
+      <w:r>
+        <w:rPr>
+          <w:b/>
+          <w:bCs/>
+        </w:rPr>
+        <w:t>15:30–19:30</w:t>
+      </w:r>
+      <w:r>
+        <w:t>；課室佔用自</w:t>
+      </w:r>
+      <w:r>
+        <w:t xml:space="preserve"> </w:t>
+      </w:r>
+      <w:r>
+        <w:rPr>
+          <w:b/>
+          <w:bCs/>
+        </w:rPr>
+        <w:t>15:15</w:t>
+      </w:r>
+      <w:r>
+        <w:t xml:space="preserve"> </w:t>
+      </w:r>
+      <w:r>
+        <w:t>起</w:t>
+      </w:r>
+    </w:p>
+    <w:p>
+      <w:pPr>
+        <w:spacing w:before="20" w:after="80" w:line="324" w:lineRule="auto"/>
+        <w:ind w:left="425" w:hanging="227"/>
+      </w:pPr>
+      <w:r>
+        <w:t xml:space="preserve">• </w:t>
+      </w:r>
+      <w:r>
+        <w:t>上、下節分界</w:t>
+      </w:r>
+      <w:r>
+        <w:t xml:space="preserve"> </w:t>
+      </w:r>
+      <w:r>
+        <w:rPr>
+          <w:b/>
+          <w:bCs/>
+        </w:rPr>
+        <w:t>17:00</w:t>
+      </w:r>
+      <w:r>
+        <w:t>（</w:t>
+      </w:r>
+      <w:r>
+        <w:t xml:space="preserve">17:00 </w:t>
+      </w:r>
+      <w:r>
+        <w:t>前為上節，</w:t>
+      </w:r>
+      <w:r>
+        <w:t xml:space="preserve">17:00 </w:t>
+      </w:r>
+      <w:r>
+        <w:t>起為下節）</w:t>
+      </w:r>
+    </w:p>
+    <w:p>
+      <w:pPr>
+        <w:spacing w:before="20" w:after="80" w:line="324" w:lineRule="auto"/>
+        <w:ind w:left="425" w:hanging="227"/>
+      </w:pPr>
+      <w:r>
+        <w:t xml:space="preserve">• </w:t>
+      </w:r>
+      <w:r>
+        <w:t>功輔佔用至營運時段結束；</w:t>
+      </w:r>
+      <w:r>
+        <w:rPr>
+          <w:b/>
+          <w:bCs/>
+        </w:rPr>
+        <w:t>不做</w:t>
+      </w:r>
+      <w:r>
+        <w:t>末節讓房（不把末節撥予專科班）</w:t>
+      </w:r>
+    </w:p>
+    <w:p>
+      <w:pPr>
+        <w:spacing w:after="160" w:line="324" w:lineRule="auto"/>
+      </w:pPr>
+      <w:r>
+        <w:t xml:space="preserve">#### 7.3.4 </w:t>
+      </w:r>
+      <w:r>
+        <w:t>與專科之分</w:t>
+      </w:r>
+    </w:p>
+    <w:p>
+      <w:pPr>
+        <w:spacing w:before="20" w:after="80" w:line="324" w:lineRule="auto"/>
+        <w:ind w:left="425" w:hanging="227"/>
+      </w:pPr>
+      <w:r>
+        <w:t xml:space="preserve">• </w:t>
+      </w:r>
+      <w:r>
+        <w:t>功輔</w:t>
+      </w:r>
+      <w:r>
+        <w:rPr>
+          <w:b/>
+          <w:bCs/>
+        </w:rPr>
+        <w:t>不補堂</w:t>
+      </w:r>
+      <w:r>
+        <w:t>；惡劣天氣停課不補</w:t>
+      </w:r>
+    </w:p>
+    <w:p>
+      <w:pPr>
+        <w:spacing w:before="20" w:after="80" w:line="324" w:lineRule="auto"/>
+        <w:ind w:left="425" w:hanging="227"/>
+      </w:pPr>
+      <w:r>
+        <w:t xml:space="preserve">• </w:t>
+      </w:r>
+      <w:r>
+        <w:t>不適用第</w:t>
+      </w:r>
+      <w:r>
+        <w:t xml:space="preserve"> 8 </w:t>
+      </w:r>
+      <w:r>
+        <w:t>章逾期罰款及專科式請假／補堂五步驟</w:t>
+      </w:r>
+    </w:p>
+    <w:p>
+      <w:pPr>
+        <w:spacing w:before="20" w:after="80" w:line="324" w:lineRule="auto"/>
+        <w:ind w:left="425" w:hanging="227"/>
+      </w:pPr>
+      <w:r>
+        <w:t xml:space="preserve">• </w:t>
+      </w:r>
+      <w:r>
+        <w:t>平日排專科班時仍須遵守第</w:t>
       </w:r>
       <w:r>
         <w:t xml:space="preserve"> 4 </w:t>
       </w:r>
       <w:r>
-        <w:t>章：功輔班通常佔用其中一室直至營運時段結束，已編作功輔的課室與時段不可再排常規專科班。</w:t>
+        <w:t>章：已編作功輔的課室與時段不可再排常規專科班</w:t>
       </w:r>
     </w:p>
     <w:p>
@@ -9568,7 +10379,7 @@
         </w:pBdr>
         <w:spacing w:line="288" w:lineRule="auto"/>
       </w:pPr>
-      <w:bookmarkStart w:id="7" w:name="_Toc237913325"/>
+      <w:bookmarkStart w:id="7" w:name="_Toc238828847"/>
       <w:r>
         <w:rPr>
           <w:rFonts w:ascii="新細明體" w:eastAsia="新細明體" w:hAnsi="新細明體"/>
@@ -11189,7 +12000,7 @@
         </w:pBdr>
         <w:spacing w:line="288" w:lineRule="auto"/>
       </w:pPr>
-      <w:bookmarkStart w:id="8" w:name="_Toc237913326"/>
+      <w:bookmarkStart w:id="8" w:name="_Toc238828848"/>
       <w:r>
         <w:rPr>
           <w:rFonts w:ascii="新細明體" w:eastAsia="新細明體" w:hAnsi="新細明體"/>
@@ -12276,7 +13087,7 @@
         </w:pBdr>
         <w:spacing w:line="288" w:lineRule="auto"/>
       </w:pPr>
-      <w:bookmarkStart w:id="9" w:name="_Toc237913327"/>
+      <w:bookmarkStart w:id="9" w:name="_Toc238828849"/>
       <w:r>
         <w:rPr>
           <w:rFonts w:ascii="新細明體" w:eastAsia="新細明體" w:hAnsi="新細明體"/>
@@ -13225,7 +14036,7 @@
         </w:pBdr>
         <w:spacing w:line="288" w:lineRule="auto"/>
       </w:pPr>
-      <w:bookmarkStart w:id="10" w:name="_Toc237913328"/>
+      <w:bookmarkStart w:id="10" w:name="_Toc238828850"/>
       <w:r>
         <w:rPr>
           <w:rFonts w:ascii="新細明體" w:eastAsia="新細明體" w:hAnsi="新細明體"/>
@@ -14152,7 +14963,7 @@
         </w:pBdr>
         <w:spacing w:line="288" w:lineRule="auto"/>
       </w:pPr>
-      <w:bookmarkStart w:id="11" w:name="_Toc237913329"/>
+      <w:bookmarkStart w:id="11" w:name="_Toc238828851"/>
       <w:r>
         <w:rPr>
           <w:rFonts w:ascii="新細明體" w:eastAsia="新細明體" w:hAnsi="新細明體"/>
@@ -15057,7 +15868,7 @@
         </w:pBdr>
         <w:spacing w:line="288" w:lineRule="auto"/>
       </w:pPr>
-      <w:bookmarkStart w:id="12" w:name="_Toc237913330"/>
+      <w:bookmarkStart w:id="12" w:name="_Toc238828852"/>
       <w:r>
         <w:rPr>
           <w:rFonts w:ascii="新細明體" w:eastAsia="新細明體" w:hAnsi="新細明體"/>
@@ -27944,7 +28755,7 @@
         </w:pBdr>
         <w:spacing w:line="288" w:lineRule="auto"/>
       </w:pPr>
-      <w:bookmarkStart w:id="13" w:name="_Toc237913331"/>
+      <w:bookmarkStart w:id="13" w:name="_Toc238828853"/>
       <w:r>
         <w:rPr>
           <w:rFonts w:ascii="新細明體" w:eastAsia="新細明體" w:hAnsi="新細明體"/>
@@ -29760,31 +30571,31 @@
       </w:rPr>
     </w:lvl>
   </w:abstractNum>
-  <w:num w:numId="1" w16cid:durableId="2030981336">
+  <w:num w:numId="1" w16cid:durableId="1601984008">
     <w:abstractNumId w:val="8"/>
   </w:num>
-  <w:num w:numId="2" w16cid:durableId="1920287451">
+  <w:num w:numId="2" w16cid:durableId="2081554808">
     <w:abstractNumId w:val="6"/>
   </w:num>
-  <w:num w:numId="3" w16cid:durableId="725026359">
+  <w:num w:numId="3" w16cid:durableId="1173645236">
     <w:abstractNumId w:val="5"/>
   </w:num>
-  <w:num w:numId="4" w16cid:durableId="730811526">
+  <w:num w:numId="4" w16cid:durableId="534736836">
     <w:abstractNumId w:val="4"/>
   </w:num>
-  <w:num w:numId="5" w16cid:durableId="1071972799">
+  <w:num w:numId="5" w16cid:durableId="1369143720">
     <w:abstractNumId w:val="7"/>
   </w:num>
-  <w:num w:numId="6" w16cid:durableId="498616615">
+  <w:num w:numId="6" w16cid:durableId="1129320600">
     <w:abstractNumId w:val="3"/>
   </w:num>
-  <w:num w:numId="7" w16cid:durableId="1940333741">
+  <w:num w:numId="7" w16cid:durableId="2106143278">
     <w:abstractNumId w:val="2"/>
   </w:num>
-  <w:num w:numId="8" w16cid:durableId="1939486835">
+  <w:num w:numId="8" w16cid:durableId="1395740935">
     <w:abstractNumId w:val="1"/>
   </w:num>
-  <w:num w:numId="9" w16cid:durableId="1480805574">
+  <w:num w:numId="9" w16cid:durableId="1977561342">
     <w:abstractNumId w:val="0"/>
   </w:num>
 </w:numbering>
@@ -41179,14 +41990,14 @@
     <w:autoRedefine/>
     <w:uiPriority w:val="39"/>
     <w:unhideWhenUsed/>
-    <w:rsid w:val="009616C1"/>
+    <w:rsid w:val="00D706BF"/>
   </w:style>
   <w:style w:type="character" w:styleId="affa">
     <w:name w:val="Hyperlink"/>
     <w:basedOn w:val="a2"/>
     <w:uiPriority w:val="99"/>
     <w:unhideWhenUsed/>
-    <w:rsid w:val="009616C1"/>
+    <w:rsid w:val="00D706BF"/>
     <w:rPr>
       <w:color w:val="0000FF" w:themeColor="hyperlink"/>
       <w:u w:val="single"/>

--- a/docs/generated/2627/2627_REGULAR_YEAR_OPS_GUIDE.docx
+++ b/docs/generated/2627/2627_REGULAR_YEAR_OPS_GUIDE.docx
@@ -259,7 +259,7 @@
               <w:rPr>
                 <w:sz w:val="20"/>
               </w:rPr>
-              <w:t>v1.11</w:t>
+              <w:t>v1.12</w:t>
             </w:r>
           </w:p>
         </w:tc>
@@ -317,7 +317,7 @@
               <w:rPr>
                 <w:sz w:val="20"/>
               </w:rPr>
-              <w:t>2026-08-25</w:t>
+              <w:t>2026-08-29</w:t>
             </w:r>
           </w:p>
         </w:tc>
@@ -511,7 +511,7 @@
       <w:r>
         <w:fldChar w:fldCharType="separate"/>
       </w:r>
-      <w:hyperlink w:anchor="_Toc238510234" w:history="1">
+      <w:hyperlink w:anchor="_Toc238882801" w:history="1">
         <w:r>
           <w:rPr>
             <w:rStyle w:val="affa"/>
@@ -538,7 +538,7 @@
             <w:noProof/>
             <w:webHidden/>
           </w:rPr>
-          <w:instrText xml:space="preserve"> PAGEREF _Toc238510234 \h </w:instrText>
+          <w:instrText xml:space="preserve"> PAGEREF _Toc238882801 \h </w:instrText>
         </w:r>
         <w:r>
           <w:rPr>
@@ -579,7 +579,7 @@
           <w:noProof/>
         </w:rPr>
       </w:pPr>
-      <w:hyperlink w:anchor="_Toc238510235" w:history="1">
+      <w:hyperlink w:anchor="_Toc238882802" w:history="1">
         <w:r>
           <w:rPr>
             <w:rStyle w:val="affa"/>
@@ -606,7 +606,7 @@
             <w:noProof/>
             <w:webHidden/>
           </w:rPr>
-          <w:instrText xml:space="preserve"> PAGEREF _Toc238510235 \h </w:instrText>
+          <w:instrText xml:space="preserve"> PAGEREF _Toc238882802 \h </w:instrText>
         </w:r>
         <w:r>
           <w:rPr>
@@ -647,7 +647,7 @@
           <w:noProof/>
         </w:rPr>
       </w:pPr>
-      <w:hyperlink w:anchor="_Toc238510236" w:history="1">
+      <w:hyperlink w:anchor="_Toc238882803" w:history="1">
         <w:r>
           <w:rPr>
             <w:rStyle w:val="affa"/>
@@ -674,7 +674,7 @@
             <w:noProof/>
             <w:webHidden/>
           </w:rPr>
-          <w:instrText xml:space="preserve"> PAGEREF _Toc238510236 \h </w:instrText>
+          <w:instrText xml:space="preserve"> PAGEREF _Toc238882803 \h </w:instrText>
         </w:r>
         <w:r>
           <w:rPr>
@@ -715,7 +715,7 @@
           <w:noProof/>
         </w:rPr>
       </w:pPr>
-      <w:hyperlink w:anchor="_Toc238510237" w:history="1">
+      <w:hyperlink w:anchor="_Toc238882804" w:history="1">
         <w:r>
           <w:rPr>
             <w:rStyle w:val="affa"/>
@@ -742,7 +742,7 @@
             <w:noProof/>
             <w:webHidden/>
           </w:rPr>
-          <w:instrText xml:space="preserve"> PAGEREF _Toc238510237 \h </w:instrText>
+          <w:instrText xml:space="preserve"> PAGEREF _Toc238882804 \h </w:instrText>
         </w:r>
         <w:r>
           <w:rPr>
@@ -783,7 +783,7 @@
           <w:noProof/>
         </w:rPr>
       </w:pPr>
-      <w:hyperlink w:anchor="_Toc238510238" w:history="1">
+      <w:hyperlink w:anchor="_Toc238882805" w:history="1">
         <w:r>
           <w:rPr>
             <w:rStyle w:val="affa"/>
@@ -810,7 +810,7 @@
             <w:noProof/>
             <w:webHidden/>
           </w:rPr>
-          <w:instrText xml:space="preserve"> PAGEREF _Toc238510238 \h </w:instrText>
+          <w:instrText xml:space="preserve"> PAGEREF _Toc238882805 \h </w:instrText>
         </w:r>
         <w:r>
           <w:rPr>
@@ -851,7 +851,7 @@
           <w:noProof/>
         </w:rPr>
       </w:pPr>
-      <w:hyperlink w:anchor="_Toc238510239" w:history="1">
+      <w:hyperlink w:anchor="_Toc238882806" w:history="1">
         <w:r>
           <w:rPr>
             <w:rStyle w:val="affa"/>
@@ -878,7 +878,7 @@
             <w:noProof/>
             <w:webHidden/>
           </w:rPr>
-          <w:instrText xml:space="preserve"> PAGEREF _Toc238510239 \h </w:instrText>
+          <w:instrText xml:space="preserve"> PAGEREF _Toc238882806 \h </w:instrText>
         </w:r>
         <w:r>
           <w:rPr>
@@ -919,7 +919,7 @@
           <w:noProof/>
         </w:rPr>
       </w:pPr>
-      <w:hyperlink w:anchor="_Toc238510240" w:history="1">
+      <w:hyperlink w:anchor="_Toc238882807" w:history="1">
         <w:r>
           <w:rPr>
             <w:rStyle w:val="affa"/>
@@ -946,7 +946,7 @@
             <w:noProof/>
             <w:webHidden/>
           </w:rPr>
-          <w:instrText xml:space="preserve"> PAGEREF _Toc238510240 \h </w:instrText>
+          <w:instrText xml:space="preserve"> PAGEREF _Toc238882807 \h </w:instrText>
         </w:r>
         <w:r>
           <w:rPr>
@@ -987,7 +987,7 @@
           <w:noProof/>
         </w:rPr>
       </w:pPr>
-      <w:hyperlink w:anchor="_Toc238510241" w:history="1">
+      <w:hyperlink w:anchor="_Toc238882808" w:history="1">
         <w:r>
           <w:rPr>
             <w:rStyle w:val="affa"/>
@@ -1014,7 +1014,7 @@
             <w:noProof/>
             <w:webHidden/>
           </w:rPr>
-          <w:instrText xml:space="preserve"> PAGEREF _Toc238510241 \h </w:instrText>
+          <w:instrText xml:space="preserve"> PAGEREF _Toc238882808 \h </w:instrText>
         </w:r>
         <w:r>
           <w:rPr>
@@ -1055,7 +1055,7 @@
           <w:noProof/>
         </w:rPr>
       </w:pPr>
-      <w:hyperlink w:anchor="_Toc238510242" w:history="1">
+      <w:hyperlink w:anchor="_Toc238882809" w:history="1">
         <w:r>
           <w:rPr>
             <w:rStyle w:val="affa"/>
@@ -1082,7 +1082,7 @@
             <w:noProof/>
             <w:webHidden/>
           </w:rPr>
-          <w:instrText xml:space="preserve"> PAGEREF _Toc238510242 \h </w:instrText>
+          <w:instrText xml:space="preserve"> PAGEREF _Toc238882809 \h </w:instrText>
         </w:r>
         <w:r>
           <w:rPr>
@@ -1123,7 +1123,7 @@
           <w:noProof/>
         </w:rPr>
       </w:pPr>
-      <w:hyperlink w:anchor="_Toc238510243" w:history="1">
+      <w:hyperlink w:anchor="_Toc238882810" w:history="1">
         <w:r>
           <w:rPr>
             <w:rStyle w:val="affa"/>
@@ -1150,7 +1150,7 @@
             <w:noProof/>
             <w:webHidden/>
           </w:rPr>
-          <w:instrText xml:space="preserve"> PAGEREF _Toc238510243 \h </w:instrText>
+          <w:instrText xml:space="preserve"> PAGEREF _Toc238882810 \h </w:instrText>
         </w:r>
         <w:r>
           <w:rPr>
@@ -1191,7 +1191,7 @@
           <w:noProof/>
         </w:rPr>
       </w:pPr>
-      <w:hyperlink w:anchor="_Toc238510244" w:history="1">
+      <w:hyperlink w:anchor="_Toc238882811" w:history="1">
         <w:r>
           <w:rPr>
             <w:rStyle w:val="affa"/>
@@ -1218,7 +1218,7 @@
             <w:noProof/>
             <w:webHidden/>
           </w:rPr>
-          <w:instrText xml:space="preserve"> PAGEREF _Toc238510244 \h </w:instrText>
+          <w:instrText xml:space="preserve"> PAGEREF _Toc238882811 \h </w:instrText>
         </w:r>
         <w:r>
           <w:rPr>
@@ -1259,7 +1259,7 @@
           <w:noProof/>
         </w:rPr>
       </w:pPr>
-      <w:hyperlink w:anchor="_Toc238510245" w:history="1">
+      <w:hyperlink w:anchor="_Toc238882812" w:history="1">
         <w:r>
           <w:rPr>
             <w:rStyle w:val="affa"/>
@@ -1286,7 +1286,7 @@
             <w:noProof/>
             <w:webHidden/>
           </w:rPr>
-          <w:instrText xml:space="preserve"> PAGEREF _Toc238510245 \h </w:instrText>
+          <w:instrText xml:space="preserve"> PAGEREF _Toc238882812 \h </w:instrText>
         </w:r>
         <w:r>
           <w:rPr>
@@ -1327,7 +1327,7 @@
           <w:noProof/>
         </w:rPr>
       </w:pPr>
-      <w:hyperlink w:anchor="_Toc238510246" w:history="1">
+      <w:hyperlink w:anchor="_Toc238882813" w:history="1">
         <w:r>
           <w:rPr>
             <w:rStyle w:val="affa"/>
@@ -1354,7 +1354,7 @@
             <w:noProof/>
             <w:webHidden/>
           </w:rPr>
-          <w:instrText xml:space="preserve"> PAGEREF _Toc238510246 \h </w:instrText>
+          <w:instrText xml:space="preserve"> PAGEREF _Toc238882813 \h </w:instrText>
         </w:r>
         <w:r>
           <w:rPr>
@@ -1395,7 +1395,7 @@
           <w:noProof/>
         </w:rPr>
       </w:pPr>
-      <w:hyperlink w:anchor="_Toc238510247" w:history="1">
+      <w:hyperlink w:anchor="_Toc238882814" w:history="1">
         <w:r>
           <w:rPr>
             <w:rStyle w:val="affa"/>
@@ -1422,7 +1422,7 @@
             <w:noProof/>
             <w:webHidden/>
           </w:rPr>
-          <w:instrText xml:space="preserve"> PAGEREF _Toc238510247 \h </w:instrText>
+          <w:instrText xml:space="preserve"> PAGEREF _Toc238882814 \h </w:instrText>
         </w:r>
         <w:r>
           <w:rPr>
@@ -1474,7 +1474,7 @@
         </w:pBdr>
         <w:spacing w:line="288" w:lineRule="auto"/>
       </w:pPr>
-      <w:bookmarkStart w:id="0" w:name="_Toc238510234"/>
+      <w:bookmarkStart w:id="0" w:name="_Toc238882801"/>
       <w:r>
         <w:rPr>
           <w:rFonts w:ascii="新細明體" w:eastAsia="新細明體" w:hAnsi="新細明體"/>
@@ -2049,7 +2049,7 @@
         </w:pBdr>
         <w:spacing w:line="288" w:lineRule="auto"/>
       </w:pPr>
-      <w:bookmarkStart w:id="1" w:name="_Toc238510235"/>
+      <w:bookmarkStart w:id="1" w:name="_Toc238882802"/>
       <w:r>
         <w:rPr>
           <w:rFonts w:ascii="新細明體" w:eastAsia="新細明體" w:hAnsi="新細明體"/>
@@ -2100,6 +2100,18 @@
       </w:r>
       <w:r>
         <w:t>報讀是「學生報讀某一班」的安排；結束報讀（退讀）不等於刪除學生資料</w:t>
+      </w:r>
+    </w:p>
+    <w:p>
+      <w:pPr>
+        <w:spacing w:before="20" w:after="80" w:line="324" w:lineRule="auto"/>
+        <w:ind w:left="425" w:hanging="227"/>
+      </w:pPr>
+      <w:r>
+        <w:t xml:space="preserve">• </w:t>
+      </w:r>
+      <w:r>
+        <w:t>日常學生名單預設不顯示已畢業生；不是刪除，詳細頁與單據仍可查</w:t>
       </w:r>
     </w:p>
     <w:p>
@@ -3171,6 +3183,48 @@
     </w:tbl>
     <w:p/>
     <w:p>
+      <w:pPr>
+        <w:pStyle w:val="21"/>
+        <w:spacing w:line="288" w:lineRule="auto"/>
+      </w:pPr>
+      <w:r>
+        <w:rPr>
+          <w:rFonts w:ascii="新細明體" w:eastAsia="新細明體" w:hAnsi="新細明體"/>
+        </w:rPr>
+        <w:t xml:space="preserve">2.6 </w:t>
+      </w:r>
+      <w:r>
+        <w:rPr>
+          <w:rFonts w:ascii="新細明體" w:eastAsia="新細明體" w:hAnsi="新細明體"/>
+        </w:rPr>
+        <w:t>日常名單範圍</w:t>
+      </w:r>
+    </w:p>
+    <w:p>
+      <w:pPr>
+        <w:spacing w:after="160" w:line="324" w:lineRule="auto"/>
+      </w:pPr>
+      <w:r>
+        <w:t>日常學生名單預設不顯示學業階段為「已畢業」的學生。這不是刪除：學生詳細資料、單據連結及繳費匯出仍可查閱庫內全部紀錄。若需處理舊生，請在學生管理開啟「顯示已畢業生」。</w:t>
+      </w:r>
+    </w:p>
+    <w:p>
+      <w:pPr>
+        <w:spacing w:after="160" w:line="324" w:lineRule="auto"/>
+      </w:pPr>
+      <w:r>
+        <w:t>暫時停讀、或中一停讀後於中五再報讀且未標為已畢業的學生，仍屬日常名單範圍，不得因其停讀一段而隱藏。</w:t>
+      </w:r>
+    </w:p>
+    <w:p>
+      <w:pPr>
+        <w:spacing w:after="160" w:line="324" w:lineRule="auto"/>
+      </w:pPr>
+      <w:r>
+        <w:t>班別、排程等較舊學年的預設載入範圍（約兩個常規學年）將按同一原則逐步收窄；尚未全面套用前，同事仍可在各頁以學年篩選查看。</w:t>
+      </w:r>
+    </w:p>
+    <w:p>
       <w:r>
         <w:br w:type="page"/>
       </w:r>
@@ -3183,7 +3237,7 @@
         </w:pBdr>
         <w:spacing w:line="288" w:lineRule="auto"/>
       </w:pPr>
-      <w:bookmarkStart w:id="2" w:name="_Toc238510236"/>
+      <w:bookmarkStart w:id="2" w:name="_Toc238882803"/>
       <w:r>
         <w:rPr>
           <w:rFonts w:ascii="新細明體" w:eastAsia="新細明體" w:hAnsi="新細明體"/>
@@ -4963,7 +5017,7 @@
         </w:pBdr>
         <w:spacing w:line="288" w:lineRule="auto"/>
       </w:pPr>
-      <w:bookmarkStart w:id="3" w:name="_Toc238510237"/>
+      <w:bookmarkStart w:id="3" w:name="_Toc238882804"/>
       <w:r>
         <w:rPr>
           <w:rFonts w:ascii="新細明體" w:eastAsia="新細明體" w:hAnsi="新細明體"/>
@@ -6101,7 +6155,7 @@
         </w:pBdr>
         <w:spacing w:line="288" w:lineRule="auto"/>
       </w:pPr>
-      <w:bookmarkStart w:id="4" w:name="_Toc238510238"/>
+      <w:bookmarkStart w:id="4" w:name="_Toc238882805"/>
       <w:r>
         <w:rPr>
           <w:rFonts w:ascii="新細明體" w:eastAsia="新細明體" w:hAnsi="新細明體"/>
@@ -7371,7 +7425,7 @@
         </w:pBdr>
         <w:spacing w:line="288" w:lineRule="auto"/>
       </w:pPr>
-      <w:bookmarkStart w:id="5" w:name="_Toc238510239"/>
+      <w:bookmarkStart w:id="5" w:name="_Toc238882806"/>
       <w:r>
         <w:rPr>
           <w:rFonts w:ascii="新細明體" w:eastAsia="新細明體" w:hAnsi="新細明體"/>
@@ -8158,7 +8212,7 @@
         </w:pBdr>
         <w:spacing w:line="288" w:lineRule="auto"/>
       </w:pPr>
-      <w:bookmarkStart w:id="6" w:name="_Toc238510240"/>
+      <w:bookmarkStart w:id="6" w:name="_Toc238882807"/>
       <w:r>
         <w:rPr>
           <w:rFonts w:ascii="新細明體" w:eastAsia="新細明體" w:hAnsi="新細明體"/>
@@ -9844,7 +9898,7 @@
         </w:pBdr>
         <w:spacing w:line="288" w:lineRule="auto"/>
       </w:pPr>
-      <w:bookmarkStart w:id="7" w:name="_Toc238510241"/>
+      <w:bookmarkStart w:id="7" w:name="_Toc238882808"/>
       <w:r>
         <w:rPr>
           <w:rFonts w:ascii="新細明體" w:eastAsia="新細明體" w:hAnsi="新細明體"/>
@@ -11372,6 +11426,7 @@
         <w:spacing w:after="160" w:line="324" w:lineRule="auto"/>
       </w:pPr>
       <w:r>
+        <w:lastRenderedPageBreak/>
         <w:t>「常規專科班的學費是按堂數計算。交學費會增加已繳堂數，上課扣堂會增加已扣堂數。若已扣堂數多過已繳堂數，即屬拖欠。由</w:t>
       </w:r>
       <w:r>
@@ -11464,11 +11519,12 @@
         </w:pBdr>
         <w:spacing w:line="288" w:lineRule="auto"/>
       </w:pPr>
-      <w:bookmarkStart w:id="8" w:name="_Toc238510242"/>
+      <w:bookmarkStart w:id="8" w:name="_Toc238882809"/>
       <w:r>
         <w:rPr>
           <w:rFonts w:ascii="新細明體" w:eastAsia="新細明體" w:hAnsi="新細明體"/>
         </w:rPr>
+        <w:lastRenderedPageBreak/>
         <w:t xml:space="preserve">9. </w:t>
       </w:r>
       <w:r>
@@ -12215,6 +12271,7 @@
         <w:rPr>
           <w:rFonts w:ascii="新細明體" w:eastAsia="新細明體" w:hAnsi="新細明體"/>
         </w:rPr>
+        <w:lastRenderedPageBreak/>
         <w:t xml:space="preserve">9.3 </w:t>
       </w:r>
       <w:r>
@@ -12549,11 +12606,12 @@
         </w:pBdr>
         <w:spacing w:line="288" w:lineRule="auto"/>
       </w:pPr>
-      <w:bookmarkStart w:id="9" w:name="_Toc238510243"/>
+      <w:bookmarkStart w:id="9" w:name="_Toc238882810"/>
       <w:r>
         <w:rPr>
           <w:rFonts w:ascii="新細明體" w:eastAsia="新細明體" w:hAnsi="新細明體"/>
         </w:rPr>
+        <w:lastRenderedPageBreak/>
         <w:t xml:space="preserve">10. </w:t>
       </w:r>
       <w:r>
@@ -12977,6 +13035,7 @@
         <w:ind w:left="425" w:hanging="227"/>
       </w:pPr>
       <w:r>
+        <w:lastRenderedPageBreak/>
         <w:t xml:space="preserve">4. </w:t>
       </w:r>
       <w:r>
@@ -13496,11 +13555,12 @@
         </w:pBdr>
         <w:spacing w:line="288" w:lineRule="auto"/>
       </w:pPr>
-      <w:bookmarkStart w:id="10" w:name="_Toc238510244"/>
+      <w:bookmarkStart w:id="10" w:name="_Toc238882811"/>
       <w:r>
         <w:rPr>
           <w:rFonts w:ascii="新細明體" w:eastAsia="新細明體" w:hAnsi="新細明體"/>
         </w:rPr>
+        <w:lastRenderedPageBreak/>
         <w:t xml:space="preserve">11. </w:t>
       </w:r>
       <w:r>
@@ -14293,6 +14353,7 @@
               <w:rPr>
                 <w:sz w:val="20"/>
               </w:rPr>
+              <w:lastRenderedPageBreak/>
               <w:t>其他</w:t>
             </w:r>
           </w:p>
@@ -14421,11 +14482,12 @@
         </w:pBdr>
         <w:spacing w:line="288" w:lineRule="auto"/>
       </w:pPr>
-      <w:bookmarkStart w:id="11" w:name="_Toc238510245"/>
+      <w:bookmarkStart w:id="11" w:name="_Toc238882812"/>
       <w:r>
         <w:rPr>
           <w:rFonts w:ascii="新細明體" w:eastAsia="新細明體" w:hAnsi="新細明體"/>
         </w:rPr>
+        <w:lastRenderedPageBreak/>
         <w:t xml:space="preserve">12. </w:t>
       </w:r>
       <w:r>
@@ -15180,6 +15242,7 @@
         <w:rPr>
           <w:rFonts w:ascii="新細明體" w:eastAsia="新細明體" w:hAnsi="新細明體"/>
         </w:rPr>
+        <w:lastRenderedPageBreak/>
         <w:t xml:space="preserve">12.3 </w:t>
       </w:r>
       <w:r>
@@ -15324,11 +15387,12 @@
         </w:pBdr>
         <w:spacing w:line="288" w:lineRule="auto"/>
       </w:pPr>
-      <w:bookmarkStart w:id="12" w:name="_Toc238510246"/>
+      <w:bookmarkStart w:id="12" w:name="_Toc238882813"/>
       <w:r>
         <w:rPr>
           <w:rFonts w:ascii="新細明體" w:eastAsia="新細明體" w:hAnsi="新細明體"/>
         </w:rPr>
+        <w:lastRenderedPageBreak/>
         <w:t>附件甲　專科班上課校曆（</w:t>
       </w:r>
       <w:r>
@@ -18488,6 +18552,7 @@
               <w:rPr>
                 <w:sz w:val="20"/>
               </w:rPr>
+              <w:lastRenderedPageBreak/>
               <w:t>8</w:t>
             </w:r>
           </w:p>
@@ -23452,6 +23517,7 @@
         <w:rPr>
           <w:rFonts w:ascii="新細明體" w:eastAsia="新細明體" w:hAnsi="新細明體"/>
         </w:rPr>
+        <w:lastRenderedPageBreak/>
         <w:t>第七期（</w:t>
       </w:r>
       <w:r>
@@ -28208,11 +28274,12 @@
         </w:pBdr>
         <w:spacing w:line="288" w:lineRule="auto"/>
       </w:pPr>
-      <w:bookmarkStart w:id="13" w:name="_Toc238510247"/>
+      <w:bookmarkStart w:id="13" w:name="_Toc238882814"/>
       <w:r>
         <w:rPr>
           <w:rFonts w:ascii="新細明體" w:eastAsia="新細明體" w:hAnsi="新細明體"/>
         </w:rPr>
+        <w:lastRenderedPageBreak/>
         <w:t>附件乙　功課輔導班校曆（</w:t>
       </w:r>
       <w:r>
@@ -30023,31 +30090,31 @@
       </w:rPr>
     </w:lvl>
   </w:abstractNum>
-  <w:num w:numId="1" w16cid:durableId="584070527">
+  <w:num w:numId="1" w16cid:durableId="1719622644">
     <w:abstractNumId w:val="8"/>
   </w:num>
-  <w:num w:numId="2" w16cid:durableId="1014965996">
+  <w:num w:numId="2" w16cid:durableId="1617367166">
     <w:abstractNumId w:val="6"/>
   </w:num>
-  <w:num w:numId="3" w16cid:durableId="1486318564">
+  <w:num w:numId="3" w16cid:durableId="1249196376">
     <w:abstractNumId w:val="5"/>
   </w:num>
-  <w:num w:numId="4" w16cid:durableId="1010722366">
+  <w:num w:numId="4" w16cid:durableId="170294010">
     <w:abstractNumId w:val="4"/>
   </w:num>
-  <w:num w:numId="5" w16cid:durableId="27419820">
+  <w:num w:numId="5" w16cid:durableId="706174038">
     <w:abstractNumId w:val="7"/>
   </w:num>
-  <w:num w:numId="6" w16cid:durableId="2116708584">
+  <w:num w:numId="6" w16cid:durableId="1221475428">
     <w:abstractNumId w:val="3"/>
   </w:num>
-  <w:num w:numId="7" w16cid:durableId="321399758">
+  <w:num w:numId="7" w16cid:durableId="536892110">
     <w:abstractNumId w:val="2"/>
   </w:num>
-  <w:num w:numId="8" w16cid:durableId="1055086185">
+  <w:num w:numId="8" w16cid:durableId="603078550">
     <w:abstractNumId w:val="1"/>
   </w:num>
-  <w:num w:numId="9" w16cid:durableId="823854664">
+  <w:num w:numId="9" w16cid:durableId="634143831">
     <w:abstractNumId w:val="0"/>
   </w:num>
 </w:numbering>
@@ -41442,14 +41509,14 @@
     <w:autoRedefine/>
     <w:uiPriority w:val="39"/>
     <w:unhideWhenUsed/>
-    <w:rsid w:val="00AB2C4B"/>
+    <w:rsid w:val="003370EE"/>
   </w:style>
   <w:style w:type="character" w:styleId="affa">
     <w:name w:val="Hyperlink"/>
     <w:basedOn w:val="a2"/>
     <w:uiPriority w:val="99"/>
     <w:unhideWhenUsed/>
-    <w:rsid w:val="00AB2C4B"/>
+    <w:rsid w:val="003370EE"/>
     <w:rPr>
       <w:color w:val="0000FF" w:themeColor="hyperlink"/>
       <w:u w:val="single"/>

--- a/docs/generated/2627/2627_REGULAR_YEAR_OPS_GUIDE.docx
+++ b/docs/generated/2627/2627_REGULAR_YEAR_OPS_GUIDE.docx
@@ -6,16 +6,12 @@
       <w:pPr>
         <w:spacing w:before="960" w:after="160"/>
         <w:jc w:val="center"/>
-        <w:rPr>
-          <w:lang w:eastAsia="zh-TW"/>
-        </w:rPr>
       </w:pPr>
       <w:r>
         <w:rPr>
           <w:b/>
           <w:bCs/>
           <w:sz w:val="28"/>
-          <w:lang w:eastAsia="zh-TW"/>
         </w:rPr>
         <w:t>明學教育</w:t>
       </w:r>
@@ -27,16 +23,12 @@
         </w:pBdr>
         <w:spacing w:after="160"/>
         <w:jc w:val="center"/>
-        <w:rPr>
-          <w:lang w:eastAsia="zh-TW"/>
-        </w:rPr>
       </w:pPr>
       <w:r>
         <w:rPr>
           <w:b/>
           <w:bCs/>
           <w:sz w:val="36"/>
-          <w:lang w:eastAsia="zh-TW"/>
         </w:rPr>
         <w:t xml:space="preserve">2627 </w:t>
       </w:r>
@@ -45,7 +37,6 @@
           <w:b/>
           <w:bCs/>
           <w:sz w:val="36"/>
-          <w:lang w:eastAsia="zh-TW"/>
         </w:rPr>
         <w:t>常規學年營運指引</w:t>
       </w:r>
@@ -53,9 +44,6 @@
     <w:p>
       <w:pPr>
         <w:spacing w:before="240" w:after="0"/>
-        <w:rPr>
-          <w:lang w:eastAsia="zh-TW"/>
-        </w:rPr>
       </w:pPr>
     </w:p>
     <w:tbl>
@@ -329,7 +317,7 @@
               <w:rPr>
                 <w:sz w:val="20"/>
               </w:rPr>
-              <w:t>2026-08-28</w:t>
+              <w:t>2026-08-29</w:t>
             </w:r>
           </w:p>
         </w:tc>
@@ -462,42 +450,28 @@
       <w:pPr>
         <w:spacing w:before="320"/>
         <w:jc w:val="center"/>
-        <w:rPr>
-          <w:lang w:eastAsia="zh-TW"/>
-        </w:rPr>
       </w:pPr>
       <w:r>
         <w:rPr>
           <w:sz w:val="20"/>
-          <w:lang w:eastAsia="zh-TW"/>
         </w:rPr>
         <w:t>全公司員工守則｜列印／</w:t>
       </w:r>
       <w:r>
         <w:rPr>
           <w:sz w:val="20"/>
-          <w:lang w:eastAsia="zh-TW"/>
         </w:rPr>
         <w:t xml:space="preserve">WhatsApp </w:t>
       </w:r>
       <w:r>
         <w:rPr>
           <w:sz w:val="20"/>
-          <w:lang w:eastAsia="zh-TW"/>
         </w:rPr>
         <w:t>發佈用</w:t>
       </w:r>
     </w:p>
     <w:p>
-      <w:pPr>
-        <w:rPr>
-          <w:lang w:eastAsia="zh-TW"/>
-        </w:rPr>
-      </w:pPr>
-      <w:r>
-        <w:rPr>
-          <w:lang w:eastAsia="zh-TW"/>
-        </w:rPr>
+      <w:r>
         <w:br w:type="page"/>
       </w:r>
     </w:p>
@@ -537,7 +511,7 @@
       <w:r>
         <w:fldChar w:fldCharType="separate"/>
       </w:r>
-      <w:hyperlink w:anchor="_Toc238829171" w:history="1">
+      <w:hyperlink w:anchor="_Toc238883948" w:history="1">
         <w:r>
           <w:rPr>
             <w:rStyle w:val="affa"/>
@@ -564,7 +538,7 @@
             <w:noProof/>
             <w:webHidden/>
           </w:rPr>
-          <w:instrText xml:space="preserve"> PAGEREF _Toc238829171 \h </w:instrText>
+          <w:instrText xml:space="preserve"> PAGEREF _Toc238883948 \h </w:instrText>
         </w:r>
         <w:r>
           <w:rPr>
@@ -605,7 +579,7 @@
           <w:noProof/>
         </w:rPr>
       </w:pPr>
-      <w:hyperlink w:anchor="_Toc238829172" w:history="1">
+      <w:hyperlink w:anchor="_Toc238883949" w:history="1">
         <w:r>
           <w:rPr>
             <w:rStyle w:val="affa"/>
@@ -632,7 +606,7 @@
             <w:noProof/>
             <w:webHidden/>
           </w:rPr>
-          <w:instrText xml:space="preserve"> PAGEREF _Toc238829172 \h </w:instrText>
+          <w:instrText xml:space="preserve"> PAGEREF _Toc238883949 \h </w:instrText>
         </w:r>
         <w:r>
           <w:rPr>
@@ -673,7 +647,7 @@
           <w:noProof/>
         </w:rPr>
       </w:pPr>
-      <w:hyperlink w:anchor="_Toc238829173" w:history="1">
+      <w:hyperlink w:anchor="_Toc238883950" w:history="1">
         <w:r>
           <w:rPr>
             <w:rStyle w:val="affa"/>
@@ -700,7 +674,7 @@
             <w:noProof/>
             <w:webHidden/>
           </w:rPr>
-          <w:instrText xml:space="preserve"> PAGEREF _Toc238829173 \h </w:instrText>
+          <w:instrText xml:space="preserve"> PAGEREF _Toc238883950 \h </w:instrText>
         </w:r>
         <w:r>
           <w:rPr>
@@ -741,7 +715,7 @@
           <w:noProof/>
         </w:rPr>
       </w:pPr>
-      <w:hyperlink w:anchor="_Toc238829174" w:history="1">
+      <w:hyperlink w:anchor="_Toc238883951" w:history="1">
         <w:r>
           <w:rPr>
             <w:rStyle w:val="affa"/>
@@ -768,7 +742,7 @@
             <w:noProof/>
             <w:webHidden/>
           </w:rPr>
-          <w:instrText xml:space="preserve"> PAGEREF _Toc238829174 \h </w:instrText>
+          <w:instrText xml:space="preserve"> PAGEREF _Toc238883951 \h </w:instrText>
         </w:r>
         <w:r>
           <w:rPr>
@@ -809,7 +783,7 @@
           <w:noProof/>
         </w:rPr>
       </w:pPr>
-      <w:hyperlink w:anchor="_Toc238829175" w:history="1">
+      <w:hyperlink w:anchor="_Toc238883952" w:history="1">
         <w:r>
           <w:rPr>
             <w:rStyle w:val="affa"/>
@@ -836,7 +810,7 @@
             <w:noProof/>
             <w:webHidden/>
           </w:rPr>
-          <w:instrText xml:space="preserve"> PAGEREF _Toc238829175 \h </w:instrText>
+          <w:instrText xml:space="preserve"> PAGEREF _Toc238883952 \h </w:instrText>
         </w:r>
         <w:r>
           <w:rPr>
@@ -877,7 +851,7 @@
           <w:noProof/>
         </w:rPr>
       </w:pPr>
-      <w:hyperlink w:anchor="_Toc238829176" w:history="1">
+      <w:hyperlink w:anchor="_Toc238883953" w:history="1">
         <w:r>
           <w:rPr>
             <w:rStyle w:val="affa"/>
@@ -904,7 +878,7 @@
             <w:noProof/>
             <w:webHidden/>
           </w:rPr>
-          <w:instrText xml:space="preserve"> PAGEREF _Toc238829176 \h </w:instrText>
+          <w:instrText xml:space="preserve"> PAGEREF _Toc238883953 \h </w:instrText>
         </w:r>
         <w:r>
           <w:rPr>
@@ -945,7 +919,7 @@
           <w:noProof/>
         </w:rPr>
       </w:pPr>
-      <w:hyperlink w:anchor="_Toc238829177" w:history="1">
+      <w:hyperlink w:anchor="_Toc238883954" w:history="1">
         <w:r>
           <w:rPr>
             <w:rStyle w:val="affa"/>
@@ -972,7 +946,7 @@
             <w:noProof/>
             <w:webHidden/>
           </w:rPr>
-          <w:instrText xml:space="preserve"> PAGEREF _Toc238829177 \h </w:instrText>
+          <w:instrText xml:space="preserve"> PAGEREF _Toc238883954 \h </w:instrText>
         </w:r>
         <w:r>
           <w:rPr>
@@ -1013,7 +987,7 @@
           <w:noProof/>
         </w:rPr>
       </w:pPr>
-      <w:hyperlink w:anchor="_Toc238829178" w:history="1">
+      <w:hyperlink w:anchor="_Toc238883955" w:history="1">
         <w:r>
           <w:rPr>
             <w:rStyle w:val="affa"/>
@@ -1040,7 +1014,7 @@
             <w:noProof/>
             <w:webHidden/>
           </w:rPr>
-          <w:instrText xml:space="preserve"> PAGEREF _Toc238829178 \h </w:instrText>
+          <w:instrText xml:space="preserve"> PAGEREF _Toc238883955 \h </w:instrText>
         </w:r>
         <w:r>
           <w:rPr>
@@ -1081,7 +1055,7 @@
           <w:noProof/>
         </w:rPr>
       </w:pPr>
-      <w:hyperlink w:anchor="_Toc238829179" w:history="1">
+      <w:hyperlink w:anchor="_Toc238883956" w:history="1">
         <w:r>
           <w:rPr>
             <w:rStyle w:val="affa"/>
@@ -1108,7 +1082,7 @@
             <w:noProof/>
             <w:webHidden/>
           </w:rPr>
-          <w:instrText xml:space="preserve"> PAGEREF _Toc238829179 \h </w:instrText>
+          <w:instrText xml:space="preserve"> PAGEREF _Toc238883956 \h </w:instrText>
         </w:r>
         <w:r>
           <w:rPr>
@@ -1149,7 +1123,7 @@
           <w:noProof/>
         </w:rPr>
       </w:pPr>
-      <w:hyperlink w:anchor="_Toc238829180" w:history="1">
+      <w:hyperlink w:anchor="_Toc238883957" w:history="1">
         <w:r>
           <w:rPr>
             <w:rStyle w:val="affa"/>
@@ -1176,7 +1150,7 @@
             <w:noProof/>
             <w:webHidden/>
           </w:rPr>
-          <w:instrText xml:space="preserve"> PAGEREF _Toc238829180 \h </w:instrText>
+          <w:instrText xml:space="preserve"> PAGEREF _Toc238883957 \h </w:instrText>
         </w:r>
         <w:r>
           <w:rPr>
@@ -1217,7 +1191,7 @@
           <w:noProof/>
         </w:rPr>
       </w:pPr>
-      <w:hyperlink w:anchor="_Toc238829181" w:history="1">
+      <w:hyperlink w:anchor="_Toc238883958" w:history="1">
         <w:r>
           <w:rPr>
             <w:rStyle w:val="affa"/>
@@ -1244,7 +1218,7 @@
             <w:noProof/>
             <w:webHidden/>
           </w:rPr>
-          <w:instrText xml:space="preserve"> PAGEREF _Toc238829181 \h </w:instrText>
+          <w:instrText xml:space="preserve"> PAGEREF _Toc238883958 \h </w:instrText>
         </w:r>
         <w:r>
           <w:rPr>
@@ -1285,7 +1259,7 @@
           <w:noProof/>
         </w:rPr>
       </w:pPr>
-      <w:hyperlink w:anchor="_Toc238829182" w:history="1">
+      <w:hyperlink w:anchor="_Toc238883959" w:history="1">
         <w:r>
           <w:rPr>
             <w:rStyle w:val="affa"/>
@@ -1312,7 +1286,7 @@
             <w:noProof/>
             <w:webHidden/>
           </w:rPr>
-          <w:instrText xml:space="preserve"> PAGEREF _Toc238829182 \h </w:instrText>
+          <w:instrText xml:space="preserve"> PAGEREF _Toc238883959 \h </w:instrText>
         </w:r>
         <w:r>
           <w:rPr>
@@ -1353,7 +1327,7 @@
           <w:noProof/>
         </w:rPr>
       </w:pPr>
-      <w:hyperlink w:anchor="_Toc238829183" w:history="1">
+      <w:hyperlink w:anchor="_Toc238883960" w:history="1">
         <w:r>
           <w:rPr>
             <w:rStyle w:val="affa"/>
@@ -1380,7 +1354,7 @@
             <w:noProof/>
             <w:webHidden/>
           </w:rPr>
-          <w:instrText xml:space="preserve"> PAGEREF _Toc238829183 \h </w:instrText>
+          <w:instrText xml:space="preserve"> PAGEREF _Toc238883960 \h </w:instrText>
         </w:r>
         <w:r>
           <w:rPr>
@@ -1421,7 +1395,7 @@
           <w:noProof/>
         </w:rPr>
       </w:pPr>
-      <w:hyperlink w:anchor="_Toc238829184" w:history="1">
+      <w:hyperlink w:anchor="_Toc238883961" w:history="1">
         <w:r>
           <w:rPr>
             <w:rStyle w:val="affa"/>
@@ -1448,7 +1422,7 @@
             <w:noProof/>
             <w:webHidden/>
           </w:rPr>
-          <w:instrText xml:space="preserve"> PAGEREF _Toc238829184 \h </w:instrText>
+          <w:instrText xml:space="preserve"> PAGEREF _Toc238883961 \h </w:instrText>
         </w:r>
         <w:r>
           <w:rPr>
@@ -1500,7 +1474,7 @@
         </w:pBdr>
         <w:spacing w:line="288" w:lineRule="auto"/>
       </w:pPr>
-      <w:bookmarkStart w:id="0" w:name="_Toc238829171"/>
+      <w:bookmarkStart w:id="0" w:name="_Toc238883948"/>
       <w:r>
         <w:rPr>
           <w:rFonts w:ascii="新細明體" w:eastAsia="新細明體" w:hAnsi="新細明體"/>
@@ -2075,7 +2049,7 @@
         </w:pBdr>
         <w:spacing w:line="288" w:lineRule="auto"/>
       </w:pPr>
-      <w:bookmarkStart w:id="1" w:name="_Toc238829172"/>
+      <w:bookmarkStart w:id="1" w:name="_Toc238883949"/>
       <w:r>
         <w:rPr>
           <w:rFonts w:ascii="新細明體" w:eastAsia="新細明體" w:hAnsi="新細明體"/>
@@ -3209,7 +3183,7 @@
         </w:pBdr>
         <w:spacing w:line="288" w:lineRule="auto"/>
       </w:pPr>
-      <w:bookmarkStart w:id="2" w:name="_Toc238829173"/>
+      <w:bookmarkStart w:id="2" w:name="_Toc238883950"/>
       <w:r>
         <w:rPr>
           <w:rFonts w:ascii="新細明體" w:eastAsia="新細明體" w:hAnsi="新細明體"/>
@@ -4989,7 +4963,7 @@
         </w:pBdr>
         <w:spacing w:line="288" w:lineRule="auto"/>
       </w:pPr>
-      <w:bookmarkStart w:id="3" w:name="_Toc238829174"/>
+      <w:bookmarkStart w:id="3" w:name="_Toc238883951"/>
       <w:r>
         <w:rPr>
           <w:rFonts w:ascii="新細明體" w:eastAsia="新細明體" w:hAnsi="新細明體"/>
@@ -6127,7 +6101,7 @@
         </w:pBdr>
         <w:spacing w:line="288" w:lineRule="auto"/>
       </w:pPr>
-      <w:bookmarkStart w:id="4" w:name="_Toc238829175"/>
+      <w:bookmarkStart w:id="4" w:name="_Toc238883952"/>
       <w:r>
         <w:rPr>
           <w:rFonts w:ascii="新細明體" w:eastAsia="新細明體" w:hAnsi="新細明體"/>
@@ -7397,7 +7371,7 @@
         </w:pBdr>
         <w:spacing w:line="288" w:lineRule="auto"/>
       </w:pPr>
-      <w:bookmarkStart w:id="5" w:name="_Toc238829176"/>
+      <w:bookmarkStart w:id="5" w:name="_Toc238883953"/>
       <w:r>
         <w:rPr>
           <w:rFonts w:ascii="新細明體" w:eastAsia="新細明體" w:hAnsi="新細明體"/>
@@ -8184,7 +8158,7 @@
         </w:pBdr>
         <w:spacing w:line="288" w:lineRule="auto"/>
       </w:pPr>
-      <w:bookmarkStart w:id="6" w:name="_Toc238829177"/>
+      <w:bookmarkStart w:id="6" w:name="_Toc238883954"/>
       <w:r>
         <w:rPr>
           <w:rFonts w:ascii="新細明體" w:eastAsia="新細明體" w:hAnsi="新細明體"/>
@@ -9228,7 +9202,7 @@
       </w:pPr>
       <w:r>
         <w:lastRenderedPageBreak/>
-        <w:t>未另列優惠則按上表全額。</w:t>
+        <w:t>未另列優惠則按上表全額。收款與專科／私人課程同一入口（收款登記）；是否已繳以繳費紀錄為準。</w:t>
       </w:r>
     </w:p>
     <w:p>
@@ -10604,6 +10578,7 @@
         <w:spacing w:after="160" w:line="324" w:lineRule="auto"/>
       </w:pPr>
       <w:r>
+        <w:lastRenderedPageBreak/>
         <w:t xml:space="preserve">#### 7.4.4 </w:t>
       </w:r>
       <w:r>
@@ -10616,7 +10591,6 @@
         <w:ind w:left="425" w:hanging="227"/>
       </w:pPr>
       <w:r>
-        <w:lastRenderedPageBreak/>
         <w:t xml:space="preserve">• </w:t>
       </w:r>
       <w:r>
@@ -10682,7 +10656,7 @@
         </w:pBdr>
         <w:spacing w:line="288" w:lineRule="auto"/>
       </w:pPr>
-      <w:bookmarkStart w:id="7" w:name="_Toc238829178"/>
+      <w:bookmarkStart w:id="7" w:name="_Toc238883955"/>
       <w:r>
         <w:rPr>
           <w:rFonts w:ascii="新細明體" w:eastAsia="新細明體" w:hAnsi="新細明體"/>
@@ -12303,7 +12277,7 @@
         </w:pBdr>
         <w:spacing w:line="288" w:lineRule="auto"/>
       </w:pPr>
-      <w:bookmarkStart w:id="8" w:name="_Toc238829179"/>
+      <w:bookmarkStart w:id="8" w:name="_Toc238883956"/>
       <w:r>
         <w:rPr>
           <w:rFonts w:ascii="新細明體" w:eastAsia="新細明體" w:hAnsi="新細明體"/>
@@ -13390,7 +13364,7 @@
         </w:pBdr>
         <w:spacing w:line="288" w:lineRule="auto"/>
       </w:pPr>
-      <w:bookmarkStart w:id="9" w:name="_Toc238829180"/>
+      <w:bookmarkStart w:id="9" w:name="_Toc238883957"/>
       <w:r>
         <w:rPr>
           <w:rFonts w:ascii="新細明體" w:eastAsia="新細明體" w:hAnsi="新細明體"/>
@@ -14339,7 +14313,7 @@
         </w:pBdr>
         <w:spacing w:line="288" w:lineRule="auto"/>
       </w:pPr>
-      <w:bookmarkStart w:id="10" w:name="_Toc238829181"/>
+      <w:bookmarkStart w:id="10" w:name="_Toc238883958"/>
       <w:r>
         <w:rPr>
           <w:rFonts w:ascii="新細明體" w:eastAsia="新細明體" w:hAnsi="新細明體"/>
@@ -15266,7 +15240,7 @@
         </w:pBdr>
         <w:spacing w:line="288" w:lineRule="auto"/>
       </w:pPr>
-      <w:bookmarkStart w:id="11" w:name="_Toc238829182"/>
+      <w:bookmarkStart w:id="11" w:name="_Toc238883959"/>
       <w:r>
         <w:rPr>
           <w:rFonts w:ascii="新細明體" w:eastAsia="新細明體" w:hAnsi="新細明體"/>
@@ -16171,7 +16145,7 @@
         </w:pBdr>
         <w:spacing w:line="288" w:lineRule="auto"/>
       </w:pPr>
-      <w:bookmarkStart w:id="12" w:name="_Toc238829183"/>
+      <w:bookmarkStart w:id="12" w:name="_Toc238883960"/>
       <w:r>
         <w:rPr>
           <w:rFonts w:ascii="新細明體" w:eastAsia="新細明體" w:hAnsi="新細明體"/>
@@ -29058,7 +29032,7 @@
         </w:pBdr>
         <w:spacing w:line="288" w:lineRule="auto"/>
       </w:pPr>
-      <w:bookmarkStart w:id="13" w:name="_Toc238829184"/>
+      <w:bookmarkStart w:id="13" w:name="_Toc238883961"/>
       <w:r>
         <w:rPr>
           <w:rFonts w:ascii="新細明體" w:eastAsia="新細明體" w:hAnsi="新細明體"/>
@@ -30874,31 +30848,31 @@
       </w:rPr>
     </w:lvl>
   </w:abstractNum>
-  <w:num w:numId="1" w16cid:durableId="906763927">
+  <w:num w:numId="1" w16cid:durableId="2117863090">
     <w:abstractNumId w:val="8"/>
   </w:num>
-  <w:num w:numId="2" w16cid:durableId="1725638318">
+  <w:num w:numId="2" w16cid:durableId="1370256381">
     <w:abstractNumId w:val="6"/>
   </w:num>
-  <w:num w:numId="3" w16cid:durableId="662054616">
+  <w:num w:numId="3" w16cid:durableId="778181510">
     <w:abstractNumId w:val="5"/>
   </w:num>
-  <w:num w:numId="4" w16cid:durableId="2027636256">
+  <w:num w:numId="4" w16cid:durableId="881401932">
     <w:abstractNumId w:val="4"/>
   </w:num>
-  <w:num w:numId="5" w16cid:durableId="797844376">
+  <w:num w:numId="5" w16cid:durableId="125239856">
     <w:abstractNumId w:val="7"/>
   </w:num>
-  <w:num w:numId="6" w16cid:durableId="222496216">
+  <w:num w:numId="6" w16cid:durableId="71435452">
     <w:abstractNumId w:val="3"/>
   </w:num>
-  <w:num w:numId="7" w16cid:durableId="326058238">
+  <w:num w:numId="7" w16cid:durableId="1621572601">
     <w:abstractNumId w:val="2"/>
   </w:num>
-  <w:num w:numId="8" w16cid:durableId="619607635">
+  <w:num w:numId="8" w16cid:durableId="653726073">
     <w:abstractNumId w:val="1"/>
   </w:num>
-  <w:num w:numId="9" w16cid:durableId="1421756531">
+  <w:num w:numId="9" w16cid:durableId="1063143477">
     <w:abstractNumId w:val="0"/>
   </w:num>
 </w:numbering>
@@ -42293,14 +42267,14 @@
     <w:autoRedefine/>
     <w:uiPriority w:val="39"/>
     <w:unhideWhenUsed/>
-    <w:rsid w:val="002751DF"/>
+    <w:rsid w:val="00E12D39"/>
   </w:style>
   <w:style w:type="character" w:styleId="affa">
     <w:name w:val="Hyperlink"/>
     <w:basedOn w:val="a2"/>
     <w:uiPriority w:val="99"/>
     <w:unhideWhenUsed/>
-    <w:rsid w:val="002751DF"/>
+    <w:rsid w:val="00E12D39"/>
     <w:rPr>
       <w:color w:val="0000FF" w:themeColor="hyperlink"/>
       <w:u w:val="single"/>

--- a/docs/generated/2627/2627_REGULAR_YEAR_OPS_GUIDE.docx
+++ b/docs/generated/2627/2627_REGULAR_YEAR_OPS_GUIDE.docx
@@ -259,7 +259,7 @@
               <w:rPr>
                 <w:sz w:val="20"/>
               </w:rPr>
-              <w:t>v1.12</w:t>
+              <w:t>v1.14</w:t>
             </w:r>
           </w:p>
         </w:tc>
@@ -511,7 +511,7 @@
       <w:r>
         <w:fldChar w:fldCharType="separate"/>
       </w:r>
-      <w:hyperlink w:anchor="_Toc238890472" w:history="1">
+      <w:hyperlink w:anchor="_Toc238916798" w:history="1">
         <w:r>
           <w:rPr>
             <w:rStyle w:val="affa"/>
@@ -538,7 +538,7 @@
             <w:noProof/>
             <w:webHidden/>
           </w:rPr>
-          <w:instrText xml:space="preserve"> PAGEREF _Toc238890472 \h </w:instrText>
+          <w:instrText xml:space="preserve"> PAGEREF _Toc238916798 \h </w:instrText>
         </w:r>
         <w:r>
           <w:rPr>
@@ -579,7 +579,7 @@
           <w:noProof/>
         </w:rPr>
       </w:pPr>
-      <w:hyperlink w:anchor="_Toc238890473" w:history="1">
+      <w:hyperlink w:anchor="_Toc238916799" w:history="1">
         <w:r>
           <w:rPr>
             <w:rStyle w:val="affa"/>
@@ -606,7 +606,7 @@
             <w:noProof/>
             <w:webHidden/>
           </w:rPr>
-          <w:instrText xml:space="preserve"> PAGEREF _Toc238890473 \h </w:instrText>
+          <w:instrText xml:space="preserve"> PAGEREF _Toc238916799 \h </w:instrText>
         </w:r>
         <w:r>
           <w:rPr>
@@ -647,7 +647,7 @@
           <w:noProof/>
         </w:rPr>
       </w:pPr>
-      <w:hyperlink w:anchor="_Toc238890474" w:history="1">
+      <w:hyperlink w:anchor="_Toc238916800" w:history="1">
         <w:r>
           <w:rPr>
             <w:rStyle w:val="affa"/>
@@ -674,7 +674,7 @@
             <w:noProof/>
             <w:webHidden/>
           </w:rPr>
-          <w:instrText xml:space="preserve"> PAGEREF _Toc238890474 \h </w:instrText>
+          <w:instrText xml:space="preserve"> PAGEREF _Toc238916800 \h </w:instrText>
         </w:r>
         <w:r>
           <w:rPr>
@@ -694,7 +694,7 @@
             <w:noProof/>
             <w:webHidden/>
           </w:rPr>
-          <w:t>7</w:t>
+          <w:t>8</w:t>
         </w:r>
         <w:r>
           <w:rPr>
@@ -715,7 +715,7 @@
           <w:noProof/>
         </w:rPr>
       </w:pPr>
-      <w:hyperlink w:anchor="_Toc238890475" w:history="1">
+      <w:hyperlink w:anchor="_Toc238916801" w:history="1">
         <w:r>
           <w:rPr>
             <w:rStyle w:val="affa"/>
@@ -742,7 +742,7 @@
             <w:noProof/>
             <w:webHidden/>
           </w:rPr>
-          <w:instrText xml:space="preserve"> PAGEREF _Toc238890475 \h </w:instrText>
+          <w:instrText xml:space="preserve"> PAGEREF _Toc238916801 \h </w:instrText>
         </w:r>
         <w:r>
           <w:rPr>
@@ -762,7 +762,7 @@
             <w:noProof/>
             <w:webHidden/>
           </w:rPr>
-          <w:t>10</w:t>
+          <w:t>11</w:t>
         </w:r>
         <w:r>
           <w:rPr>
@@ -783,7 +783,7 @@
           <w:noProof/>
         </w:rPr>
       </w:pPr>
-      <w:hyperlink w:anchor="_Toc238890476" w:history="1">
+      <w:hyperlink w:anchor="_Toc238916802" w:history="1">
         <w:r>
           <w:rPr>
             <w:rStyle w:val="affa"/>
@@ -810,7 +810,7 @@
             <w:noProof/>
             <w:webHidden/>
           </w:rPr>
-          <w:instrText xml:space="preserve"> PAGEREF _Toc238890476 \h </w:instrText>
+          <w:instrText xml:space="preserve"> PAGEREF _Toc238916802 \h </w:instrText>
         </w:r>
         <w:r>
           <w:rPr>
@@ -830,7 +830,7 @@
             <w:noProof/>
             <w:webHidden/>
           </w:rPr>
-          <w:t>12</w:t>
+          <w:t>13</w:t>
         </w:r>
         <w:r>
           <w:rPr>
@@ -851,7 +851,7 @@
           <w:noProof/>
         </w:rPr>
       </w:pPr>
-      <w:hyperlink w:anchor="_Toc238890477" w:history="1">
+      <w:hyperlink w:anchor="_Toc238916803" w:history="1">
         <w:r>
           <w:rPr>
             <w:rStyle w:val="affa"/>
@@ -878,75 +878,7 @@
             <w:noProof/>
             <w:webHidden/>
           </w:rPr>
-          <w:instrText xml:space="preserve"> PAGEREF _Toc238890477 \h </w:instrText>
-        </w:r>
-        <w:r>
-          <w:rPr>
-            <w:noProof/>
-            <w:webHidden/>
-          </w:rPr>
-        </w:r>
-        <w:r>
-          <w:rPr>
-            <w:noProof/>
-            <w:webHidden/>
-          </w:rPr>
-          <w:fldChar w:fldCharType="separate"/>
-        </w:r>
-        <w:r>
-          <w:rPr>
-            <w:noProof/>
-            <w:webHidden/>
-          </w:rPr>
-          <w:t>14</w:t>
-        </w:r>
-        <w:r>
-          <w:rPr>
-            <w:noProof/>
-            <w:webHidden/>
-          </w:rPr>
-          <w:fldChar w:fldCharType="end"/>
-        </w:r>
-      </w:hyperlink>
-    </w:p>
-    <w:p>
-      <w:pPr>
-        <w:pStyle w:val="14"/>
-        <w:tabs>
-          <w:tab w:val="right" w:leader="dot" w:pos="9062"/>
-        </w:tabs>
-        <w:rPr>
-          <w:noProof/>
-        </w:rPr>
-      </w:pPr>
-      <w:hyperlink w:anchor="_Toc238890478" w:history="1">
-        <w:r>
-          <w:rPr>
-            <w:rStyle w:val="affa"/>
-            <w:noProof/>
-          </w:rPr>
-          <w:t>7. 功課輔導班</w:t>
-        </w:r>
-        <w:r>
-          <w:rPr>
-            <w:noProof/>
-            <w:webHidden/>
-          </w:rPr>
-          <w:tab/>
-        </w:r>
-        <w:r>
-          <w:rPr>
-            <w:noProof/>
-            <w:webHidden/>
-          </w:rPr>
-          <w:fldChar w:fldCharType="begin"/>
-        </w:r>
-        <w:r>
-          <w:rPr>
-            <w:noProof/>
-            <w:webHidden/>
-          </w:rPr>
-          <w:instrText xml:space="preserve"> PAGEREF _Toc238890478 \h </w:instrText>
+          <w:instrText xml:space="preserve"> PAGEREF _Toc238916803 \h </w:instrText>
         </w:r>
         <w:r>
           <w:rPr>
@@ -987,7 +919,75 @@
           <w:noProof/>
         </w:rPr>
       </w:pPr>
-      <w:hyperlink w:anchor="_Toc238890479" w:history="1">
+      <w:hyperlink w:anchor="_Toc238916804" w:history="1">
+        <w:r>
+          <w:rPr>
+            <w:rStyle w:val="affa"/>
+            <w:noProof/>
+          </w:rPr>
+          <w:t>7. 功課輔導班</w:t>
+        </w:r>
+        <w:r>
+          <w:rPr>
+            <w:noProof/>
+            <w:webHidden/>
+          </w:rPr>
+          <w:tab/>
+        </w:r>
+        <w:r>
+          <w:rPr>
+            <w:noProof/>
+            <w:webHidden/>
+          </w:rPr>
+          <w:fldChar w:fldCharType="begin"/>
+        </w:r>
+        <w:r>
+          <w:rPr>
+            <w:noProof/>
+            <w:webHidden/>
+          </w:rPr>
+          <w:instrText xml:space="preserve"> PAGEREF _Toc238916804 \h </w:instrText>
+        </w:r>
+        <w:r>
+          <w:rPr>
+            <w:noProof/>
+            <w:webHidden/>
+          </w:rPr>
+        </w:r>
+        <w:r>
+          <w:rPr>
+            <w:noProof/>
+            <w:webHidden/>
+          </w:rPr>
+          <w:fldChar w:fldCharType="separate"/>
+        </w:r>
+        <w:r>
+          <w:rPr>
+            <w:noProof/>
+            <w:webHidden/>
+          </w:rPr>
+          <w:t>16</w:t>
+        </w:r>
+        <w:r>
+          <w:rPr>
+            <w:noProof/>
+            <w:webHidden/>
+          </w:rPr>
+          <w:fldChar w:fldCharType="end"/>
+        </w:r>
+      </w:hyperlink>
+    </w:p>
+    <w:p>
+      <w:pPr>
+        <w:pStyle w:val="14"/>
+        <w:tabs>
+          <w:tab w:val="right" w:leader="dot" w:pos="9062"/>
+        </w:tabs>
+        <w:rPr>
+          <w:noProof/>
+        </w:rPr>
+      </w:pPr>
+      <w:hyperlink w:anchor="_Toc238916805" w:history="1">
         <w:r>
           <w:rPr>
             <w:rStyle w:val="affa"/>
@@ -1014,7 +1014,7 @@
             <w:noProof/>
             <w:webHidden/>
           </w:rPr>
-          <w:instrText xml:space="preserve"> PAGEREF _Toc238890479 \h </w:instrText>
+          <w:instrText xml:space="preserve"> PAGEREF _Toc238916805 \h </w:instrText>
         </w:r>
         <w:r>
           <w:rPr>
@@ -1034,7 +1034,7 @@
             <w:noProof/>
             <w:webHidden/>
           </w:rPr>
-          <w:t>18</w:t>
+          <w:t>19</w:t>
         </w:r>
         <w:r>
           <w:rPr>
@@ -1055,7 +1055,7 @@
           <w:noProof/>
         </w:rPr>
       </w:pPr>
-      <w:hyperlink w:anchor="_Toc238890480" w:history="1">
+      <w:hyperlink w:anchor="_Toc238916806" w:history="1">
         <w:r>
           <w:rPr>
             <w:rStyle w:val="affa"/>
@@ -1082,7 +1082,7 @@
             <w:noProof/>
             <w:webHidden/>
           </w:rPr>
-          <w:instrText xml:space="preserve"> PAGEREF _Toc238890480 \h </w:instrText>
+          <w:instrText xml:space="preserve"> PAGEREF _Toc238916806 \h </w:instrText>
         </w:r>
         <w:r>
           <w:rPr>
@@ -1102,7 +1102,7 @@
             <w:noProof/>
             <w:webHidden/>
           </w:rPr>
-          <w:t>21</w:t>
+          <w:t>22</w:t>
         </w:r>
         <w:r>
           <w:rPr>
@@ -1123,7 +1123,7 @@
           <w:noProof/>
         </w:rPr>
       </w:pPr>
-      <w:hyperlink w:anchor="_Toc238890481" w:history="1">
+      <w:hyperlink w:anchor="_Toc238916807" w:history="1">
         <w:r>
           <w:rPr>
             <w:rStyle w:val="affa"/>
@@ -1150,7 +1150,7 @@
             <w:noProof/>
             <w:webHidden/>
           </w:rPr>
-          <w:instrText xml:space="preserve"> PAGEREF _Toc238890481 \h </w:instrText>
+          <w:instrText xml:space="preserve"> PAGEREF _Toc238916807 \h </w:instrText>
         </w:r>
         <w:r>
           <w:rPr>
@@ -1170,7 +1170,7 @@
             <w:noProof/>
             <w:webHidden/>
           </w:rPr>
-          <w:t>23</w:t>
+          <w:t>24</w:t>
         </w:r>
         <w:r>
           <w:rPr>
@@ -1191,7 +1191,7 @@
           <w:noProof/>
         </w:rPr>
       </w:pPr>
-      <w:hyperlink w:anchor="_Toc238890482" w:history="1">
+      <w:hyperlink w:anchor="_Toc238916808" w:history="1">
         <w:r>
           <w:rPr>
             <w:rStyle w:val="affa"/>
@@ -1218,7 +1218,7 @@
             <w:noProof/>
             <w:webHidden/>
           </w:rPr>
-          <w:instrText xml:space="preserve"> PAGEREF _Toc238890482 \h </w:instrText>
+          <w:instrText xml:space="preserve"> PAGEREF _Toc238916808 \h </w:instrText>
         </w:r>
         <w:r>
           <w:rPr>
@@ -1238,7 +1238,7 @@
             <w:noProof/>
             <w:webHidden/>
           </w:rPr>
-          <w:t>25</w:t>
+          <w:t>26</w:t>
         </w:r>
         <w:r>
           <w:rPr>
@@ -1259,7 +1259,7 @@
           <w:noProof/>
         </w:rPr>
       </w:pPr>
-      <w:hyperlink w:anchor="_Toc238890483" w:history="1">
+      <w:hyperlink w:anchor="_Toc238916809" w:history="1">
         <w:r>
           <w:rPr>
             <w:rStyle w:val="affa"/>
@@ -1286,7 +1286,7 @@
             <w:noProof/>
             <w:webHidden/>
           </w:rPr>
-          <w:instrText xml:space="preserve"> PAGEREF _Toc238890483 \h </w:instrText>
+          <w:instrText xml:space="preserve"> PAGEREF _Toc238916809 \h </w:instrText>
         </w:r>
         <w:r>
           <w:rPr>
@@ -1306,7 +1306,7 @@
             <w:noProof/>
             <w:webHidden/>
           </w:rPr>
-          <w:t>27</w:t>
+          <w:t>28</w:t>
         </w:r>
         <w:r>
           <w:rPr>
@@ -1327,7 +1327,7 @@
           <w:noProof/>
         </w:rPr>
       </w:pPr>
-      <w:hyperlink w:anchor="_Toc238890484" w:history="1">
+      <w:hyperlink w:anchor="_Toc238916810" w:history="1">
         <w:r>
           <w:rPr>
             <w:rStyle w:val="affa"/>
@@ -1354,7 +1354,7 @@
             <w:noProof/>
             <w:webHidden/>
           </w:rPr>
-          <w:instrText xml:space="preserve"> PAGEREF _Toc238890484 \h </w:instrText>
+          <w:instrText xml:space="preserve"> PAGEREF _Toc238916810 \h </w:instrText>
         </w:r>
         <w:r>
           <w:rPr>
@@ -1374,7 +1374,7 @@
             <w:noProof/>
             <w:webHidden/>
           </w:rPr>
-          <w:t>29</w:t>
+          <w:t>30</w:t>
         </w:r>
         <w:r>
           <w:rPr>
@@ -1395,7 +1395,7 @@
           <w:noProof/>
         </w:rPr>
       </w:pPr>
-      <w:hyperlink w:anchor="_Toc238890485" w:history="1">
+      <w:hyperlink w:anchor="_Toc238916811" w:history="1">
         <w:r>
           <w:rPr>
             <w:rStyle w:val="affa"/>
@@ -1422,7 +1422,7 @@
             <w:noProof/>
             <w:webHidden/>
           </w:rPr>
-          <w:instrText xml:space="preserve"> PAGEREF _Toc238890485 \h </w:instrText>
+          <w:instrText xml:space="preserve"> PAGEREF _Toc238916811 \h </w:instrText>
         </w:r>
         <w:r>
           <w:rPr>
@@ -1442,7 +1442,7 @@
             <w:noProof/>
             <w:webHidden/>
           </w:rPr>
-          <w:t>32</w:t>
+          <w:t>33</w:t>
         </w:r>
         <w:r>
           <w:rPr>
@@ -1474,7 +1474,7 @@
         </w:pBdr>
         <w:spacing w:line="288" w:lineRule="auto"/>
       </w:pPr>
-      <w:bookmarkStart w:id="0" w:name="_Toc238890472"/>
+      <w:bookmarkStart w:id="0" w:name="_Toc238916798"/>
       <w:r>
         <w:rPr>
           <w:rFonts w:ascii="新細明體" w:eastAsia="新細明體" w:hAnsi="新細明體"/>
@@ -2049,7 +2049,7 @@
         </w:pBdr>
         <w:spacing w:line="288" w:lineRule="auto"/>
       </w:pPr>
-      <w:bookmarkStart w:id="1" w:name="_Toc238890473"/>
+      <w:bookmarkStart w:id="1" w:name="_Toc238916799"/>
       <w:r>
         <w:rPr>
           <w:rFonts w:ascii="新細明體" w:eastAsia="新細明體" w:hAnsi="新細明體"/>
@@ -3213,7 +3213,7 @@
         <w:spacing w:after="160" w:line="324" w:lineRule="auto"/>
       </w:pPr>
       <w:r>
-        <w:t>暫時停讀、或中一停讀後於中五再報讀且未標為已畢業的學生，仍屬日常名單範圍，不得因其停讀一段而隱藏。</w:t>
+        <w:t>標為已畢業前，系統會提示未清繳費、待補堂、未處理請假及就讀中報讀。這些不是硬擋：仍可強制畢業，但須確認。若誤標，把學業階段改回「中學階段」即可重新出現在日常名單。緊急需要全量名單時，可在設定關閉「日常名單收窄」（僅本機瀏覽器）。</w:t>
       </w:r>
     </w:p>
     <w:p>
@@ -3221,11 +3221,28 @@
         <w:spacing w:after="160" w:line="324" w:lineRule="auto"/>
       </w:pPr>
       <w:r>
-        <w:t>班別、排程等較舊學年的預設載入範圍（約兩個常規學年）將按同一原則逐步收窄；尚未全面套用前，同事仍可在各頁以學年篩選查看。</w:t>
+        <w:t>暫時停讀、或中一停讀後於中五再報讀且未標為已畢業的學生，仍屬日常名單範圍，不得因其停讀一段而隱藏。</w:t>
       </w:r>
     </w:p>
     <w:p>
-      <w:r>
+      <w:pPr>
+        <w:spacing w:after="160" w:line="324" w:lineRule="auto"/>
+      </w:pPr>
+      <w:r>
+        <w:t>班別管理預設只載入日常營運窗內的學年（約兩個常規學年，連帶其間暑期）；更舊班別可按「顯示」或改選學年查看。這不是刪除：班別詳細頁以連結開啟者仍可讀。排程日曆跟所選日期範圍，舊日點名連結仍可開啟。</w:t>
+      </w:r>
+    </w:p>
+    <w:p>
+      <w:pPr>
+        <w:spacing w:after="160" w:line="324" w:lineRule="auto"/>
+      </w:pPr>
+      <w:r>
+        <w:t>堂數對帳預設同一日常營運窗；仍有待補或請假尚未安排補堂日的紀錄會繼續顯示。繳費紀錄預設同一窗，並預設不列出已作廢單據；年結或核數請用繳費紀錄的「匯出全部」，勿以日常對帳或總覽數字代替全庫。</w:t>
+      </w:r>
+    </w:p>
+    <w:p>
+      <w:r>
+        <w:lastRenderedPageBreak/>
         <w:br w:type="page"/>
       </w:r>
     </w:p>
@@ -3237,7 +3254,7 @@
         </w:pBdr>
         <w:spacing w:line="288" w:lineRule="auto"/>
       </w:pPr>
-      <w:bookmarkStart w:id="2" w:name="_Toc238890474"/>
+      <w:bookmarkStart w:id="2" w:name="_Toc238916800"/>
       <w:r>
         <w:rPr>
           <w:rFonts w:ascii="新細明體" w:eastAsia="新細明體" w:hAnsi="新細明體"/>
@@ -5017,7 +5034,7 @@
         </w:pBdr>
         <w:spacing w:line="288" w:lineRule="auto"/>
       </w:pPr>
-      <w:bookmarkStart w:id="3" w:name="_Toc238890475"/>
+      <w:bookmarkStart w:id="3" w:name="_Toc238916801"/>
       <w:r>
         <w:rPr>
           <w:rFonts w:ascii="新細明體" w:eastAsia="新細明體" w:hAnsi="新細明體"/>
@@ -6155,7 +6172,7 @@
         </w:pBdr>
         <w:spacing w:line="288" w:lineRule="auto"/>
       </w:pPr>
-      <w:bookmarkStart w:id="4" w:name="_Toc238890476"/>
+      <w:bookmarkStart w:id="4" w:name="_Toc238916802"/>
       <w:r>
         <w:rPr>
           <w:rFonts w:ascii="新細明體" w:eastAsia="新細明體" w:hAnsi="新細明體"/>
@@ -7425,7 +7442,7 @@
         </w:pBdr>
         <w:spacing w:line="288" w:lineRule="auto"/>
       </w:pPr>
-      <w:bookmarkStart w:id="5" w:name="_Toc238890477"/>
+      <w:bookmarkStart w:id="5" w:name="_Toc238916803"/>
       <w:r>
         <w:rPr>
           <w:rFonts w:ascii="新細明體" w:eastAsia="新細明體" w:hAnsi="新細明體"/>
@@ -8212,7 +8229,7 @@
         </w:pBdr>
         <w:spacing w:line="288" w:lineRule="auto"/>
       </w:pPr>
-      <w:bookmarkStart w:id="6" w:name="_Toc238890478"/>
+      <w:bookmarkStart w:id="6" w:name="_Toc238916804"/>
       <w:r>
         <w:rPr>
           <w:rFonts w:ascii="新細明體" w:eastAsia="新細明體" w:hAnsi="新細明體"/>
@@ -10710,7 +10727,7 @@
         </w:pBdr>
         <w:spacing w:line="288" w:lineRule="auto"/>
       </w:pPr>
-      <w:bookmarkStart w:id="7" w:name="_Toc238890479"/>
+      <w:bookmarkStart w:id="7" w:name="_Toc238916805"/>
       <w:r>
         <w:rPr>
           <w:rFonts w:ascii="新細明體" w:eastAsia="新細明體" w:hAnsi="新細明體"/>
@@ -11606,6 +11623,7 @@
               <w:rPr>
                 <w:sz w:val="20"/>
               </w:rPr>
+              <w:lastRenderedPageBreak/>
               <w:t>已扣堂數</w:t>
             </w:r>
           </w:p>
@@ -12237,6 +12255,7 @@
         <w:spacing w:after="160" w:line="324" w:lineRule="auto"/>
       </w:pPr>
       <w:r>
+        <w:lastRenderedPageBreak/>
         <w:t>「常規專科班的學費是按堂數計算。交學費會增加已繳堂數，上課扣堂會增加已扣堂數。若已扣堂數多過已繳堂數，即屬拖欠。由</w:t>
       </w:r>
       <w:r>
@@ -12329,11 +12348,12 @@
         </w:pBdr>
         <w:spacing w:line="288" w:lineRule="auto"/>
       </w:pPr>
-      <w:bookmarkStart w:id="8" w:name="_Toc238890480"/>
+      <w:bookmarkStart w:id="8" w:name="_Toc238916806"/>
       <w:r>
         <w:rPr>
           <w:rFonts w:ascii="新細明體" w:eastAsia="新細明體" w:hAnsi="新細明體"/>
         </w:rPr>
+        <w:lastRenderedPageBreak/>
         <w:t xml:space="preserve">9. </w:t>
       </w:r>
       <w:r>
@@ -13080,6 +13100,7 @@
         <w:rPr>
           <w:rFonts w:ascii="新細明體" w:eastAsia="新細明體" w:hAnsi="新細明體"/>
         </w:rPr>
+        <w:lastRenderedPageBreak/>
         <w:t xml:space="preserve">9.3 </w:t>
       </w:r>
       <w:r>
@@ -13414,11 +13435,12 @@
         </w:pBdr>
         <w:spacing w:line="288" w:lineRule="auto"/>
       </w:pPr>
-      <w:bookmarkStart w:id="9" w:name="_Toc238890481"/>
+      <w:bookmarkStart w:id="9" w:name="_Toc238916807"/>
       <w:r>
         <w:rPr>
           <w:rFonts w:ascii="新細明體" w:eastAsia="新細明體" w:hAnsi="新細明體"/>
         </w:rPr>
+        <w:lastRenderedPageBreak/>
         <w:t xml:space="preserve">10. </w:t>
       </w:r>
       <w:r>
@@ -13842,6 +13864,7 @@
         <w:ind w:left="425" w:hanging="227"/>
       </w:pPr>
       <w:r>
+        <w:lastRenderedPageBreak/>
         <w:t xml:space="preserve">4. </w:t>
       </w:r>
       <w:r>
@@ -14361,11 +14384,12 @@
         </w:pBdr>
         <w:spacing w:line="288" w:lineRule="auto"/>
       </w:pPr>
-      <w:bookmarkStart w:id="10" w:name="_Toc238890482"/>
+      <w:bookmarkStart w:id="10" w:name="_Toc238916808"/>
       <w:r>
         <w:rPr>
           <w:rFonts w:ascii="新細明體" w:eastAsia="新細明體" w:hAnsi="新細明體"/>
         </w:rPr>
+        <w:lastRenderedPageBreak/>
         <w:t xml:space="preserve">11. </w:t>
       </w:r>
       <w:r>
@@ -15158,6 +15182,7 @@
               <w:rPr>
                 <w:sz w:val="20"/>
               </w:rPr>
+              <w:lastRenderedPageBreak/>
               <w:t>其他</w:t>
             </w:r>
           </w:p>
@@ -15286,11 +15311,12 @@
         </w:pBdr>
         <w:spacing w:line="288" w:lineRule="auto"/>
       </w:pPr>
-      <w:bookmarkStart w:id="11" w:name="_Toc238890483"/>
+      <w:bookmarkStart w:id="11" w:name="_Toc238916809"/>
       <w:r>
         <w:rPr>
           <w:rFonts w:ascii="新細明體" w:eastAsia="新細明體" w:hAnsi="新細明體"/>
         </w:rPr>
+        <w:lastRenderedPageBreak/>
         <w:t xml:space="preserve">12. </w:t>
       </w:r>
       <w:r>
@@ -16045,6 +16071,7 @@
         <w:rPr>
           <w:rFonts w:ascii="新細明體" w:eastAsia="新細明體" w:hAnsi="新細明體"/>
         </w:rPr>
+        <w:lastRenderedPageBreak/>
         <w:t xml:space="preserve">12.3 </w:t>
       </w:r>
       <w:r>
@@ -16189,11 +16216,12 @@
         </w:pBdr>
         <w:spacing w:line="288" w:lineRule="auto"/>
       </w:pPr>
-      <w:bookmarkStart w:id="12" w:name="_Toc238890484"/>
+      <w:bookmarkStart w:id="12" w:name="_Toc238916810"/>
       <w:r>
         <w:rPr>
           <w:rFonts w:ascii="新細明體" w:eastAsia="新細明體" w:hAnsi="新細明體"/>
         </w:rPr>
+        <w:lastRenderedPageBreak/>
         <w:t>附件甲　專科班上課校曆（</w:t>
       </w:r>
       <w:r>
@@ -19353,6 +19381,7 @@
               <w:rPr>
                 <w:sz w:val="20"/>
               </w:rPr>
+              <w:lastRenderedPageBreak/>
               <w:t>8</w:t>
             </w:r>
           </w:p>
@@ -24317,6 +24346,7 @@
         <w:rPr>
           <w:rFonts w:ascii="新細明體" w:eastAsia="新細明體" w:hAnsi="新細明體"/>
         </w:rPr>
+        <w:lastRenderedPageBreak/>
         <w:t>第七期（</w:t>
       </w:r>
       <w:r>
@@ -29073,11 +29103,12 @@
         </w:pBdr>
         <w:spacing w:line="288" w:lineRule="auto"/>
       </w:pPr>
-      <w:bookmarkStart w:id="13" w:name="_Toc238890485"/>
+      <w:bookmarkStart w:id="13" w:name="_Toc238916811"/>
       <w:r>
         <w:rPr>
           <w:rFonts w:ascii="新細明體" w:eastAsia="新細明體" w:hAnsi="新細明體"/>
         </w:rPr>
+        <w:lastRenderedPageBreak/>
         <w:t>附件乙　功課輔導班校曆（</w:t>
       </w:r>
       <w:r>
@@ -30888,31 +30919,31 @@
       </w:rPr>
     </w:lvl>
   </w:abstractNum>
-  <w:num w:numId="1" w16cid:durableId="1997761767">
+  <w:num w:numId="1" w16cid:durableId="1518688319">
     <w:abstractNumId w:val="8"/>
   </w:num>
-  <w:num w:numId="2" w16cid:durableId="1210537247">
+  <w:num w:numId="2" w16cid:durableId="1482768867">
     <w:abstractNumId w:val="6"/>
   </w:num>
-  <w:num w:numId="3" w16cid:durableId="1518496154">
+  <w:num w:numId="3" w16cid:durableId="1068772788">
     <w:abstractNumId w:val="5"/>
   </w:num>
-  <w:num w:numId="4" w16cid:durableId="1924485251">
+  <w:num w:numId="4" w16cid:durableId="594829987">
     <w:abstractNumId w:val="4"/>
   </w:num>
-  <w:num w:numId="5" w16cid:durableId="989594217">
+  <w:num w:numId="5" w16cid:durableId="311637585">
     <w:abstractNumId w:val="7"/>
   </w:num>
-  <w:num w:numId="6" w16cid:durableId="224488631">
+  <w:num w:numId="6" w16cid:durableId="1244147208">
     <w:abstractNumId w:val="3"/>
   </w:num>
-  <w:num w:numId="7" w16cid:durableId="1057388677">
+  <w:num w:numId="7" w16cid:durableId="1591818314">
     <w:abstractNumId w:val="2"/>
   </w:num>
-  <w:num w:numId="8" w16cid:durableId="1286044293">
+  <w:num w:numId="8" w16cid:durableId="1167984245">
     <w:abstractNumId w:val="1"/>
   </w:num>
-  <w:num w:numId="9" w16cid:durableId="624848006">
+  <w:num w:numId="9" w16cid:durableId="2007321863">
     <w:abstractNumId w:val="0"/>
   </w:num>
 </w:numbering>
@@ -42307,14 +42338,14 @@
     <w:autoRedefine/>
     <w:uiPriority w:val="39"/>
     <w:unhideWhenUsed/>
-    <w:rsid w:val="006207E6"/>
+    <w:rsid w:val="00491D25"/>
   </w:style>
   <w:style w:type="character" w:styleId="affa">
     <w:name w:val="Hyperlink"/>
     <w:basedOn w:val="a2"/>
     <w:uiPriority w:val="99"/>
     <w:unhideWhenUsed/>
-    <w:rsid w:val="006207E6"/>
+    <w:rsid w:val="00491D25"/>
     <w:rPr>
       <w:color w:val="0000FF" w:themeColor="hyperlink"/>
       <w:u w:val="single"/>

--- a/docs/generated/2627/2627_REGULAR_YEAR_OPS_GUIDE.docx
+++ b/docs/generated/2627/2627_REGULAR_YEAR_OPS_GUIDE.docx
@@ -511,7 +511,7 @@
       <w:r>
         <w:fldChar w:fldCharType="separate"/>
       </w:r>
-      <w:hyperlink w:anchor="_Toc238916798" w:history="1">
+      <w:hyperlink w:anchor="_Toc239017844" w:history="1">
         <w:r>
           <w:rPr>
             <w:rStyle w:val="affa"/>
@@ -538,7 +538,7 @@
             <w:noProof/>
             <w:webHidden/>
           </w:rPr>
-          <w:instrText xml:space="preserve"> PAGEREF _Toc238916798 \h </w:instrText>
+          <w:instrText xml:space="preserve"> PAGEREF _Toc239017844 \h </w:instrText>
         </w:r>
         <w:r>
           <w:rPr>
@@ -579,7 +579,7 @@
           <w:noProof/>
         </w:rPr>
       </w:pPr>
-      <w:hyperlink w:anchor="_Toc238916799" w:history="1">
+      <w:hyperlink w:anchor="_Toc239017845" w:history="1">
         <w:r>
           <w:rPr>
             <w:rStyle w:val="affa"/>
@@ -606,7 +606,7 @@
             <w:noProof/>
             <w:webHidden/>
           </w:rPr>
-          <w:instrText xml:space="preserve"> PAGEREF _Toc238916799 \h </w:instrText>
+          <w:instrText xml:space="preserve"> PAGEREF _Toc239017845 \h </w:instrText>
         </w:r>
         <w:r>
           <w:rPr>
@@ -647,7 +647,7 @@
           <w:noProof/>
         </w:rPr>
       </w:pPr>
-      <w:hyperlink w:anchor="_Toc238916800" w:history="1">
+      <w:hyperlink w:anchor="_Toc239017846" w:history="1">
         <w:r>
           <w:rPr>
             <w:rStyle w:val="affa"/>
@@ -674,7 +674,7 @@
             <w:noProof/>
             <w:webHidden/>
           </w:rPr>
-          <w:instrText xml:space="preserve"> PAGEREF _Toc238916800 \h </w:instrText>
+          <w:instrText xml:space="preserve"> PAGEREF _Toc239017846 \h </w:instrText>
         </w:r>
         <w:r>
           <w:rPr>
@@ -715,7 +715,7 @@
           <w:noProof/>
         </w:rPr>
       </w:pPr>
-      <w:hyperlink w:anchor="_Toc238916801" w:history="1">
+      <w:hyperlink w:anchor="_Toc239017847" w:history="1">
         <w:r>
           <w:rPr>
             <w:rStyle w:val="affa"/>
@@ -742,7 +742,7 @@
             <w:noProof/>
             <w:webHidden/>
           </w:rPr>
-          <w:instrText xml:space="preserve"> PAGEREF _Toc238916801 \h </w:instrText>
+          <w:instrText xml:space="preserve"> PAGEREF _Toc239017847 \h </w:instrText>
         </w:r>
         <w:r>
           <w:rPr>
@@ -783,7 +783,7 @@
           <w:noProof/>
         </w:rPr>
       </w:pPr>
-      <w:hyperlink w:anchor="_Toc238916802" w:history="1">
+      <w:hyperlink w:anchor="_Toc239017848" w:history="1">
         <w:r>
           <w:rPr>
             <w:rStyle w:val="affa"/>
@@ -810,7 +810,7 @@
             <w:noProof/>
             <w:webHidden/>
           </w:rPr>
-          <w:instrText xml:space="preserve"> PAGEREF _Toc238916802 \h </w:instrText>
+          <w:instrText xml:space="preserve"> PAGEREF _Toc239017848 \h </w:instrText>
         </w:r>
         <w:r>
           <w:rPr>
@@ -851,7 +851,7 @@
           <w:noProof/>
         </w:rPr>
       </w:pPr>
-      <w:hyperlink w:anchor="_Toc238916803" w:history="1">
+      <w:hyperlink w:anchor="_Toc239017849" w:history="1">
         <w:r>
           <w:rPr>
             <w:rStyle w:val="affa"/>
@@ -878,7 +878,7 @@
             <w:noProof/>
             <w:webHidden/>
           </w:rPr>
-          <w:instrText xml:space="preserve"> PAGEREF _Toc238916803 \h </w:instrText>
+          <w:instrText xml:space="preserve"> PAGEREF _Toc239017849 \h </w:instrText>
         </w:r>
         <w:r>
           <w:rPr>
@@ -919,7 +919,7 @@
           <w:noProof/>
         </w:rPr>
       </w:pPr>
-      <w:hyperlink w:anchor="_Toc238916804" w:history="1">
+      <w:hyperlink w:anchor="_Toc239017850" w:history="1">
         <w:r>
           <w:rPr>
             <w:rStyle w:val="affa"/>
@@ -946,7 +946,7 @@
             <w:noProof/>
             <w:webHidden/>
           </w:rPr>
-          <w:instrText xml:space="preserve"> PAGEREF _Toc238916804 \h </w:instrText>
+          <w:instrText xml:space="preserve"> PAGEREF _Toc239017850 \h </w:instrText>
         </w:r>
         <w:r>
           <w:rPr>
@@ -987,7 +987,7 @@
           <w:noProof/>
         </w:rPr>
       </w:pPr>
-      <w:hyperlink w:anchor="_Toc238916805" w:history="1">
+      <w:hyperlink w:anchor="_Toc239017851" w:history="1">
         <w:r>
           <w:rPr>
             <w:rStyle w:val="affa"/>
@@ -1014,7 +1014,7 @@
             <w:noProof/>
             <w:webHidden/>
           </w:rPr>
-          <w:instrText xml:space="preserve"> PAGEREF _Toc238916805 \h </w:instrText>
+          <w:instrText xml:space="preserve"> PAGEREF _Toc239017851 \h </w:instrText>
         </w:r>
         <w:r>
           <w:rPr>
@@ -1055,7 +1055,7 @@
           <w:noProof/>
         </w:rPr>
       </w:pPr>
-      <w:hyperlink w:anchor="_Toc238916806" w:history="1">
+      <w:hyperlink w:anchor="_Toc239017852" w:history="1">
         <w:r>
           <w:rPr>
             <w:rStyle w:val="affa"/>
@@ -1082,7 +1082,7 @@
             <w:noProof/>
             <w:webHidden/>
           </w:rPr>
-          <w:instrText xml:space="preserve"> PAGEREF _Toc238916806 \h </w:instrText>
+          <w:instrText xml:space="preserve"> PAGEREF _Toc239017852 \h </w:instrText>
         </w:r>
         <w:r>
           <w:rPr>
@@ -1123,7 +1123,7 @@
           <w:noProof/>
         </w:rPr>
       </w:pPr>
-      <w:hyperlink w:anchor="_Toc238916807" w:history="1">
+      <w:hyperlink w:anchor="_Toc239017853" w:history="1">
         <w:r>
           <w:rPr>
             <w:rStyle w:val="affa"/>
@@ -1150,7 +1150,7 @@
             <w:noProof/>
             <w:webHidden/>
           </w:rPr>
-          <w:instrText xml:space="preserve"> PAGEREF _Toc238916807 \h </w:instrText>
+          <w:instrText xml:space="preserve"> PAGEREF _Toc239017853 \h </w:instrText>
         </w:r>
         <w:r>
           <w:rPr>
@@ -1191,7 +1191,7 @@
           <w:noProof/>
         </w:rPr>
       </w:pPr>
-      <w:hyperlink w:anchor="_Toc238916808" w:history="1">
+      <w:hyperlink w:anchor="_Toc239017854" w:history="1">
         <w:r>
           <w:rPr>
             <w:rStyle w:val="affa"/>
@@ -1218,7 +1218,7 @@
             <w:noProof/>
             <w:webHidden/>
           </w:rPr>
-          <w:instrText xml:space="preserve"> PAGEREF _Toc238916808 \h </w:instrText>
+          <w:instrText xml:space="preserve"> PAGEREF _Toc239017854 \h </w:instrText>
         </w:r>
         <w:r>
           <w:rPr>
@@ -1259,7 +1259,7 @@
           <w:noProof/>
         </w:rPr>
       </w:pPr>
-      <w:hyperlink w:anchor="_Toc238916809" w:history="1">
+      <w:hyperlink w:anchor="_Toc239017855" w:history="1">
         <w:r>
           <w:rPr>
             <w:rStyle w:val="affa"/>
@@ -1286,7 +1286,7 @@
             <w:noProof/>
             <w:webHidden/>
           </w:rPr>
-          <w:instrText xml:space="preserve"> PAGEREF _Toc238916809 \h </w:instrText>
+          <w:instrText xml:space="preserve"> PAGEREF _Toc239017855 \h </w:instrText>
         </w:r>
         <w:r>
           <w:rPr>
@@ -1327,7 +1327,7 @@
           <w:noProof/>
         </w:rPr>
       </w:pPr>
-      <w:hyperlink w:anchor="_Toc238916810" w:history="1">
+      <w:hyperlink w:anchor="_Toc239017856" w:history="1">
         <w:r>
           <w:rPr>
             <w:rStyle w:val="affa"/>
@@ -1354,7 +1354,7 @@
             <w:noProof/>
             <w:webHidden/>
           </w:rPr>
-          <w:instrText xml:space="preserve"> PAGEREF _Toc238916810 \h </w:instrText>
+          <w:instrText xml:space="preserve"> PAGEREF _Toc239017856 \h </w:instrText>
         </w:r>
         <w:r>
           <w:rPr>
@@ -1395,7 +1395,7 @@
           <w:noProof/>
         </w:rPr>
       </w:pPr>
-      <w:hyperlink w:anchor="_Toc238916811" w:history="1">
+      <w:hyperlink w:anchor="_Toc239017857" w:history="1">
         <w:r>
           <w:rPr>
             <w:rStyle w:val="affa"/>
@@ -1422,7 +1422,7 @@
             <w:noProof/>
             <w:webHidden/>
           </w:rPr>
-          <w:instrText xml:space="preserve"> PAGEREF _Toc238916811 \h </w:instrText>
+          <w:instrText xml:space="preserve"> PAGEREF _Toc239017857 \h </w:instrText>
         </w:r>
         <w:r>
           <w:rPr>
@@ -1474,7 +1474,7 @@
         </w:pBdr>
         <w:spacing w:line="288" w:lineRule="auto"/>
       </w:pPr>
-      <w:bookmarkStart w:id="0" w:name="_Toc238916798"/>
+      <w:bookmarkStart w:id="0" w:name="_Toc239017844"/>
       <w:r>
         <w:rPr>
           <w:rFonts w:ascii="新細明體" w:eastAsia="新細明體" w:hAnsi="新細明體"/>
@@ -2049,7 +2049,7 @@
         </w:pBdr>
         <w:spacing w:line="288" w:lineRule="auto"/>
       </w:pPr>
-      <w:bookmarkStart w:id="1" w:name="_Toc238916799"/>
+      <w:bookmarkStart w:id="1" w:name="_Toc239017845"/>
       <w:r>
         <w:rPr>
           <w:rFonts w:ascii="新細明體" w:eastAsia="新細明體" w:hAnsi="新細明體"/>
@@ -2498,7 +2498,7 @@
         <w:rPr>
           <w:rFonts w:ascii="新細明體" w:eastAsia="新細明體" w:hAnsi="新細明體"/>
         </w:rPr>
-        <w:t>註冊、報讀、在讀</w:t>
+        <w:t>註冊、報讀、在讀、活躍</w:t>
       </w:r>
     </w:p>
     <w:p>
@@ -2506,7 +2506,7 @@
         <w:spacing w:after="160" w:line="324" w:lineRule="auto"/>
       </w:pPr>
       <w:r>
-        <w:t>前線對外說明時，請分清三個常見概念：</w:t>
+        <w:t>前線對外說明時，請分清四個常見概念：</w:t>
       </w:r>
     </w:p>
     <w:tbl>
@@ -2751,6 +2751,64 @@
                 <w:sz w:val="20"/>
               </w:rPr>
               <w:t>現時是否至少有一班屬「就讀中」</w:t>
+            </w:r>
+          </w:p>
+        </w:tc>
+      </w:tr>
+      <w:tr>
+        <w:tc>
+          <w:tcPr>
+            <w:tcW w:w="4536" w:type="dxa"/>
+            <w:tcBorders>
+              <w:top w:val="single" w:sz="4" w:space="0" w:color="000000"/>
+              <w:left w:val="single" w:sz="4" w:space="0" w:color="000000"/>
+              <w:bottom w:val="single" w:sz="4" w:space="0" w:color="000000"/>
+              <w:right w:val="single" w:sz="4" w:space="0" w:color="000000"/>
+            </w:tcBorders>
+            <w:tcMar>
+              <w:top w:w="40" w:type="dxa"/>
+              <w:left w:w="60" w:type="dxa"/>
+              <w:bottom w:w="40" w:type="dxa"/>
+              <w:right w:w="60" w:type="dxa"/>
+            </w:tcMar>
+          </w:tcPr>
+          <w:p>
+            <w:pPr>
+              <w:spacing w:line="288" w:lineRule="auto"/>
+            </w:pPr>
+            <w:r>
+              <w:rPr>
+                <w:sz w:val="20"/>
+              </w:rPr>
+              <w:t>活躍</w:t>
+            </w:r>
+          </w:p>
+        </w:tc>
+        <w:tc>
+          <w:tcPr>
+            <w:tcW w:w="4536" w:type="dxa"/>
+            <w:tcBorders>
+              <w:top w:val="single" w:sz="4" w:space="0" w:color="000000"/>
+              <w:left w:val="single" w:sz="4" w:space="0" w:color="000000"/>
+              <w:bottom w:val="single" w:sz="4" w:space="0" w:color="000000"/>
+              <w:right w:val="single" w:sz="4" w:space="0" w:color="000000"/>
+            </w:tcBorders>
+            <w:tcMar>
+              <w:top w:w="40" w:type="dxa"/>
+              <w:left w:w="60" w:type="dxa"/>
+              <w:bottom w:w="40" w:type="dxa"/>
+              <w:right w:w="60" w:type="dxa"/>
+            </w:tcMar>
+          </w:tcPr>
+          <w:p>
+            <w:pPr>
+              <w:spacing w:line="288" w:lineRule="auto"/>
+            </w:pPr>
+            <w:r>
+              <w:rPr>
+                <w:sz w:val="20"/>
+              </w:rPr>
+              <w:t>在讀，或近三個月曾報讀／退讀。在讀一定活躍</w:t>
             </w:r>
           </w:p>
         </w:tc>
@@ -3205,7 +3263,45 @@
         <w:spacing w:after="160" w:line="324" w:lineRule="auto"/>
       </w:pPr>
       <w:r>
-        <w:t>日常學生名單預設不顯示學業階段為「已畢業」的學生。這不是刪除：學生詳細資料、單據連結及繳費匯出仍可查閱庫內全部紀錄。若需處理舊生，請在學生管理開啟「顯示已畢業生」。</w:t>
+        <w:t>學生管理分兩層，側欄仍是同一個入口：</w:t>
+      </w:r>
+    </w:p>
+    <w:p>
+      <w:pPr>
+        <w:spacing w:before="20" w:after="80" w:line="324" w:lineRule="auto"/>
+        <w:ind w:left="425" w:hanging="227"/>
+      </w:pPr>
+      <w:r>
+        <w:t xml:space="preserve">• </w:t>
+      </w:r>
+      <w:r>
+        <w:rPr>
+          <w:b/>
+          <w:bCs/>
+        </w:rPr>
+        <w:t>活躍</w:t>
+      </w:r>
+      <w:r>
+        <w:t>：預設頁。只列出活躍生（在讀，或近三個月曾報讀／退讀）。用來跟進在讀、暑期未續、以及剛退讀未滿三個月的學生</w:t>
+      </w:r>
+    </w:p>
+    <w:p>
+      <w:pPr>
+        <w:spacing w:before="20" w:after="80" w:line="324" w:lineRule="auto"/>
+        <w:ind w:left="425" w:hanging="227"/>
+      </w:pPr>
+      <w:r>
+        <w:t xml:space="preserve">• </w:t>
+      </w:r>
+      <w:r>
+        <w:rPr>
+          <w:b/>
+          <w:bCs/>
+        </w:rPr>
+        <w:t>學生名冊</w:t>
+      </w:r>
+      <w:r>
+        <w:t>：未畢業的日常名單全集。已畢業仍預設隱藏；若需處理舊生，在名冊開啟「顯示已畢業生」。活躍頁搜尋沒有結果時，可帶同一關鍵字轉去名冊</w:t>
       </w:r>
     </w:p>
     <w:p>
@@ -3213,7 +3309,7 @@
         <w:spacing w:after="160" w:line="324" w:lineRule="auto"/>
       </w:pPr>
       <w:r>
-        <w:t>標為已畢業前，系統會提示未清繳費、待補堂、未處理請假及就讀中報讀。這些不是硬擋：仍可強制畢業，但須確認。若誤標，把學業階段改回「中學階段」即可重新出現在日常名單。緊急需要全量名單時，可在設定關閉「日常名單收窄」（僅本機瀏覽器）。</w:t>
+        <w:t>這不是刪除：學生詳細資料、單據連結及繳費匯出仍可查閱庫內全部紀錄。</w:t>
       </w:r>
     </w:p>
     <w:p>
@@ -3221,7 +3317,7 @@
         <w:spacing w:after="160" w:line="324" w:lineRule="auto"/>
       </w:pPr>
       <w:r>
-        <w:t>暫時停讀、或中一停讀後於中五再報讀且未標為已畢業的學生，仍屬日常名單範圍，不得因其停讀一段而隱藏。</w:t>
+        <w:t>標為已畢業前，系統會提示未清繳費、待補堂、未處理請假及就讀中報讀。這些不是硬擋：仍可強制畢業，但須確認。若誤標，把學業階段改回「中學階段」即可重新出現在名冊。緊急需要全量名單時，可在設定關閉「日常名單收窄」（僅本機瀏覽器）。</w:t>
       </w:r>
     </w:p>
     <w:p>
@@ -3229,7 +3325,7 @@
         <w:spacing w:after="160" w:line="324" w:lineRule="auto"/>
       </w:pPr>
       <w:r>
-        <w:t>班別管理預設只載入日常營運窗內的學年（約兩個常規學年，連帶其間暑期）；更舊班別可按「顯示」或改選學年查看。這不是刪除：班別詳細頁以連結開啟者仍可讀。排程日曆跟所選日期範圍，舊日點名連結仍可開啟。</w:t>
+        <w:t>暫時停讀、或中一停讀後於中五再報讀且未標為已畢業的學生，仍屬名冊範圍，不得因其停讀一段而隱藏。在讀期間一律視為活躍，不會因「最後一次報讀已超過三個月」而跌出活躍頁。</w:t>
       </w:r>
     </w:p>
     <w:p>
@@ -3237,12 +3333,20 @@
         <w:spacing w:after="160" w:line="324" w:lineRule="auto"/>
       </w:pPr>
       <w:r>
-        <w:t>堂數對帳預設同一日常營運窗；仍有待補或請假尚未安排補堂日的紀錄會繼續顯示。繳費紀錄預設同一窗，並預設不列出已作廢單據；年結或核數請用繳費紀錄的「匯出全部」，勿以日常對帳或總覽數字代替全庫。</w:t>
+        <w:lastRenderedPageBreak/>
+        <w:t>班別管理預設只載入日常營運窗內的學年（約兩個常規學年，連帶其間暑期）；更舊班別可按「顯示」或改選學年查看。這不是刪除：班別詳細頁以連結開啟者仍可讀。排程日曆跟所選日期範圍，舊日點名連結仍可開啟。</w:t>
       </w:r>
     </w:p>
     <w:p>
-      <w:r>
-        <w:lastRenderedPageBreak/>
+      <w:pPr>
+        <w:spacing w:after="160" w:line="324" w:lineRule="auto"/>
+      </w:pPr>
+      <w:r>
+        <w:t>堂數對帳預設同一日常營運窗；仍有待補或請假尚未安排補堂日的紀錄會繼續顯示。繳費紀錄預設同一窗，並預設不列出已作廢單據；年結或核數請用繳費紀錄的「匯出全部」，勿以日常對帳或總覽數字代替全庫。</w:t>
+      </w:r>
+    </w:p>
+    <w:p>
+      <w:r>
         <w:br w:type="page"/>
       </w:r>
     </w:p>
@@ -3254,7 +3358,7 @@
         </w:pBdr>
         <w:spacing w:line="288" w:lineRule="auto"/>
       </w:pPr>
-      <w:bookmarkStart w:id="2" w:name="_Toc238916800"/>
+      <w:bookmarkStart w:id="2" w:name="_Toc239017846"/>
       <w:r>
         <w:rPr>
           <w:rFonts w:ascii="新細明體" w:eastAsia="新細明體" w:hAnsi="新細明體"/>
@@ -5034,7 +5138,7 @@
         </w:pBdr>
         <w:spacing w:line="288" w:lineRule="auto"/>
       </w:pPr>
-      <w:bookmarkStart w:id="3" w:name="_Toc238916801"/>
+      <w:bookmarkStart w:id="3" w:name="_Toc239017847"/>
       <w:r>
         <w:rPr>
           <w:rFonts w:ascii="新細明體" w:eastAsia="新細明體" w:hAnsi="新細明體"/>
@@ -6172,7 +6276,7 @@
         </w:pBdr>
         <w:spacing w:line="288" w:lineRule="auto"/>
       </w:pPr>
-      <w:bookmarkStart w:id="4" w:name="_Toc238916802"/>
+      <w:bookmarkStart w:id="4" w:name="_Toc239017848"/>
       <w:r>
         <w:rPr>
           <w:rFonts w:ascii="新細明體" w:eastAsia="新細明體" w:hAnsi="新細明體"/>
@@ -7442,7 +7546,7 @@
         </w:pBdr>
         <w:spacing w:line="288" w:lineRule="auto"/>
       </w:pPr>
-      <w:bookmarkStart w:id="5" w:name="_Toc238916803"/>
+      <w:bookmarkStart w:id="5" w:name="_Toc239017849"/>
       <w:r>
         <w:rPr>
           <w:rFonts w:ascii="新細明體" w:eastAsia="新細明體" w:hAnsi="新細明體"/>
@@ -8229,7 +8333,7 @@
         </w:pBdr>
         <w:spacing w:line="288" w:lineRule="auto"/>
       </w:pPr>
-      <w:bookmarkStart w:id="6" w:name="_Toc238916804"/>
+      <w:bookmarkStart w:id="6" w:name="_Toc239017850"/>
       <w:r>
         <w:rPr>
           <w:rFonts w:ascii="新細明體" w:eastAsia="新細明體" w:hAnsi="新細明體"/>
@@ -10727,7 +10831,7 @@
         </w:pBdr>
         <w:spacing w:line="288" w:lineRule="auto"/>
       </w:pPr>
-      <w:bookmarkStart w:id="7" w:name="_Toc238916805"/>
+      <w:bookmarkStart w:id="7" w:name="_Toc239017851"/>
       <w:r>
         <w:rPr>
           <w:rFonts w:ascii="新細明體" w:eastAsia="新細明體" w:hAnsi="新細明體"/>
@@ -12348,7 +12452,7 @@
         </w:pBdr>
         <w:spacing w:line="288" w:lineRule="auto"/>
       </w:pPr>
-      <w:bookmarkStart w:id="8" w:name="_Toc238916806"/>
+      <w:bookmarkStart w:id="8" w:name="_Toc239017852"/>
       <w:r>
         <w:rPr>
           <w:rFonts w:ascii="新細明體" w:eastAsia="新細明體" w:hAnsi="新細明體"/>
@@ -13435,7 +13539,7 @@
         </w:pBdr>
         <w:spacing w:line="288" w:lineRule="auto"/>
       </w:pPr>
-      <w:bookmarkStart w:id="9" w:name="_Toc238916807"/>
+      <w:bookmarkStart w:id="9" w:name="_Toc239017853"/>
       <w:r>
         <w:rPr>
           <w:rFonts w:ascii="新細明體" w:eastAsia="新細明體" w:hAnsi="新細明體"/>
@@ -14384,7 +14488,7 @@
         </w:pBdr>
         <w:spacing w:line="288" w:lineRule="auto"/>
       </w:pPr>
-      <w:bookmarkStart w:id="10" w:name="_Toc238916808"/>
+      <w:bookmarkStart w:id="10" w:name="_Toc239017854"/>
       <w:r>
         <w:rPr>
           <w:rFonts w:ascii="新細明體" w:eastAsia="新細明體" w:hAnsi="新細明體"/>
@@ -15311,7 +15415,7 @@
         </w:pBdr>
         <w:spacing w:line="288" w:lineRule="auto"/>
       </w:pPr>
-      <w:bookmarkStart w:id="11" w:name="_Toc238916809"/>
+      <w:bookmarkStart w:id="11" w:name="_Toc239017855"/>
       <w:r>
         <w:rPr>
           <w:rFonts w:ascii="新細明體" w:eastAsia="新細明體" w:hAnsi="新細明體"/>
@@ -16216,7 +16320,7 @@
         </w:pBdr>
         <w:spacing w:line="288" w:lineRule="auto"/>
       </w:pPr>
-      <w:bookmarkStart w:id="12" w:name="_Toc238916810"/>
+      <w:bookmarkStart w:id="12" w:name="_Toc239017856"/>
       <w:r>
         <w:rPr>
           <w:rFonts w:ascii="新細明體" w:eastAsia="新細明體" w:hAnsi="新細明體"/>
@@ -29103,7 +29207,7 @@
         </w:pBdr>
         <w:spacing w:line="288" w:lineRule="auto"/>
       </w:pPr>
-      <w:bookmarkStart w:id="13" w:name="_Toc238916811"/>
+      <w:bookmarkStart w:id="13" w:name="_Toc239017857"/>
       <w:r>
         <w:rPr>
           <w:rFonts w:ascii="新細明體" w:eastAsia="新細明體" w:hAnsi="新細明體"/>
@@ -30919,31 +31023,31 @@
       </w:rPr>
     </w:lvl>
   </w:abstractNum>
-  <w:num w:numId="1" w16cid:durableId="1518688319">
+  <w:num w:numId="1" w16cid:durableId="1026638356">
     <w:abstractNumId w:val="8"/>
   </w:num>
-  <w:num w:numId="2" w16cid:durableId="1482768867">
+  <w:num w:numId="2" w16cid:durableId="840898497">
     <w:abstractNumId w:val="6"/>
   </w:num>
-  <w:num w:numId="3" w16cid:durableId="1068772788">
+  <w:num w:numId="3" w16cid:durableId="1534880304">
     <w:abstractNumId w:val="5"/>
   </w:num>
-  <w:num w:numId="4" w16cid:durableId="594829987">
+  <w:num w:numId="4" w16cid:durableId="561257219">
     <w:abstractNumId w:val="4"/>
   </w:num>
-  <w:num w:numId="5" w16cid:durableId="311637585">
+  <w:num w:numId="5" w16cid:durableId="1077938069">
     <w:abstractNumId w:val="7"/>
   </w:num>
-  <w:num w:numId="6" w16cid:durableId="1244147208">
+  <w:num w:numId="6" w16cid:durableId="1434857881">
     <w:abstractNumId w:val="3"/>
   </w:num>
-  <w:num w:numId="7" w16cid:durableId="1591818314">
+  <w:num w:numId="7" w16cid:durableId="1238512904">
     <w:abstractNumId w:val="2"/>
   </w:num>
-  <w:num w:numId="8" w16cid:durableId="1167984245">
+  <w:num w:numId="8" w16cid:durableId="1949846237">
     <w:abstractNumId w:val="1"/>
   </w:num>
-  <w:num w:numId="9" w16cid:durableId="2007321863">
+  <w:num w:numId="9" w16cid:durableId="50808934">
     <w:abstractNumId w:val="0"/>
   </w:num>
 </w:numbering>
@@ -42338,14 +42442,14 @@
     <w:autoRedefine/>
     <w:uiPriority w:val="39"/>
     <w:unhideWhenUsed/>
-    <w:rsid w:val="00491D25"/>
+    <w:rsid w:val="002C432A"/>
   </w:style>
   <w:style w:type="character" w:styleId="affa">
     <w:name w:val="Hyperlink"/>
     <w:basedOn w:val="a2"/>
     <w:uiPriority w:val="99"/>
     <w:unhideWhenUsed/>
-    <w:rsid w:val="00491D25"/>
+    <w:rsid w:val="002C432A"/>
     <w:rPr>
       <w:color w:val="0000FF" w:themeColor="hyperlink"/>
       <w:u w:val="single"/>

--- a/docs/generated/2627/2627_REGULAR_YEAR_OPS_GUIDE.docx
+++ b/docs/generated/2627/2627_REGULAR_YEAR_OPS_GUIDE.docx
@@ -259,7 +259,7 @@
               <w:rPr>
                 <w:sz w:val="20"/>
               </w:rPr>
-              <w:t>v1.14</w:t>
+              <w:t>v1.15</w:t>
             </w:r>
           </w:p>
         </w:tc>
@@ -317,7 +317,7 @@
               <w:rPr>
                 <w:sz w:val="20"/>
               </w:rPr>
-              <w:t>2026-08-29</w:t>
+              <w:t>2026-08-31</w:t>
             </w:r>
           </w:p>
         </w:tc>
@@ -511,7 +511,7 @@
       <w:r>
         <w:fldChar w:fldCharType="separate"/>
       </w:r>
-      <w:hyperlink w:anchor="_Toc239017844" w:history="1">
+      <w:hyperlink w:anchor="_Toc239042785" w:history="1">
         <w:r>
           <w:rPr>
             <w:rStyle w:val="affa"/>
@@ -538,7 +538,7 @@
             <w:noProof/>
             <w:webHidden/>
           </w:rPr>
-          <w:instrText xml:space="preserve"> PAGEREF _Toc239017844 \h </w:instrText>
+          <w:instrText xml:space="preserve"> PAGEREF _Toc239042785 \h </w:instrText>
         </w:r>
         <w:r>
           <w:rPr>
@@ -579,7 +579,7 @@
           <w:noProof/>
         </w:rPr>
       </w:pPr>
-      <w:hyperlink w:anchor="_Toc239017845" w:history="1">
+      <w:hyperlink w:anchor="_Toc239042786" w:history="1">
         <w:r>
           <w:rPr>
             <w:rStyle w:val="affa"/>
@@ -606,7 +606,7 @@
             <w:noProof/>
             <w:webHidden/>
           </w:rPr>
-          <w:instrText xml:space="preserve"> PAGEREF _Toc239017845 \h </w:instrText>
+          <w:instrText xml:space="preserve"> PAGEREF _Toc239042786 \h </w:instrText>
         </w:r>
         <w:r>
           <w:rPr>
@@ -647,7 +647,7 @@
           <w:noProof/>
         </w:rPr>
       </w:pPr>
-      <w:hyperlink w:anchor="_Toc239017846" w:history="1">
+      <w:hyperlink w:anchor="_Toc239042787" w:history="1">
         <w:r>
           <w:rPr>
             <w:rStyle w:val="affa"/>
@@ -674,7 +674,7 @@
             <w:noProof/>
             <w:webHidden/>
           </w:rPr>
-          <w:instrText xml:space="preserve"> PAGEREF _Toc239017846 \h </w:instrText>
+          <w:instrText xml:space="preserve"> PAGEREF _Toc239042787 \h </w:instrText>
         </w:r>
         <w:r>
           <w:rPr>
@@ -715,7 +715,7 @@
           <w:noProof/>
         </w:rPr>
       </w:pPr>
-      <w:hyperlink w:anchor="_Toc239017847" w:history="1">
+      <w:hyperlink w:anchor="_Toc239042788" w:history="1">
         <w:r>
           <w:rPr>
             <w:rStyle w:val="affa"/>
@@ -742,7 +742,7 @@
             <w:noProof/>
             <w:webHidden/>
           </w:rPr>
-          <w:instrText xml:space="preserve"> PAGEREF _Toc239017847 \h </w:instrText>
+          <w:instrText xml:space="preserve"> PAGEREF _Toc239042788 \h </w:instrText>
         </w:r>
         <w:r>
           <w:rPr>
@@ -783,7 +783,7 @@
           <w:noProof/>
         </w:rPr>
       </w:pPr>
-      <w:hyperlink w:anchor="_Toc239017848" w:history="1">
+      <w:hyperlink w:anchor="_Toc239042789" w:history="1">
         <w:r>
           <w:rPr>
             <w:rStyle w:val="affa"/>
@@ -810,7 +810,7 @@
             <w:noProof/>
             <w:webHidden/>
           </w:rPr>
-          <w:instrText xml:space="preserve"> PAGEREF _Toc239017848 \h </w:instrText>
+          <w:instrText xml:space="preserve"> PAGEREF _Toc239042789 \h </w:instrText>
         </w:r>
         <w:r>
           <w:rPr>
@@ -851,7 +851,7 @@
           <w:noProof/>
         </w:rPr>
       </w:pPr>
-      <w:hyperlink w:anchor="_Toc239017849" w:history="1">
+      <w:hyperlink w:anchor="_Toc239042790" w:history="1">
         <w:r>
           <w:rPr>
             <w:rStyle w:val="affa"/>
@@ -878,7 +878,7 @@
             <w:noProof/>
             <w:webHidden/>
           </w:rPr>
-          <w:instrText xml:space="preserve"> PAGEREF _Toc239017849 \h </w:instrText>
+          <w:instrText xml:space="preserve"> PAGEREF _Toc239042790 \h </w:instrText>
         </w:r>
         <w:r>
           <w:rPr>
@@ -919,7 +919,7 @@
           <w:noProof/>
         </w:rPr>
       </w:pPr>
-      <w:hyperlink w:anchor="_Toc239017850" w:history="1">
+      <w:hyperlink w:anchor="_Toc239042791" w:history="1">
         <w:r>
           <w:rPr>
             <w:rStyle w:val="affa"/>
@@ -946,7 +946,7 @@
             <w:noProof/>
             <w:webHidden/>
           </w:rPr>
-          <w:instrText xml:space="preserve"> PAGEREF _Toc239017850 \h </w:instrText>
+          <w:instrText xml:space="preserve"> PAGEREF _Toc239042791 \h </w:instrText>
         </w:r>
         <w:r>
           <w:rPr>
@@ -987,7 +987,7 @@
           <w:noProof/>
         </w:rPr>
       </w:pPr>
-      <w:hyperlink w:anchor="_Toc239017851" w:history="1">
+      <w:hyperlink w:anchor="_Toc239042792" w:history="1">
         <w:r>
           <w:rPr>
             <w:rStyle w:val="affa"/>
@@ -1014,7 +1014,7 @@
             <w:noProof/>
             <w:webHidden/>
           </w:rPr>
-          <w:instrText xml:space="preserve"> PAGEREF _Toc239017851 \h </w:instrText>
+          <w:instrText xml:space="preserve"> PAGEREF _Toc239042792 \h </w:instrText>
         </w:r>
         <w:r>
           <w:rPr>
@@ -1055,7 +1055,7 @@
           <w:noProof/>
         </w:rPr>
       </w:pPr>
-      <w:hyperlink w:anchor="_Toc239017852" w:history="1">
+      <w:hyperlink w:anchor="_Toc239042793" w:history="1">
         <w:r>
           <w:rPr>
             <w:rStyle w:val="affa"/>
@@ -1082,7 +1082,7 @@
             <w:noProof/>
             <w:webHidden/>
           </w:rPr>
-          <w:instrText xml:space="preserve"> PAGEREF _Toc239017852 \h </w:instrText>
+          <w:instrText xml:space="preserve"> PAGEREF _Toc239042793 \h </w:instrText>
         </w:r>
         <w:r>
           <w:rPr>
@@ -1123,7 +1123,7 @@
           <w:noProof/>
         </w:rPr>
       </w:pPr>
-      <w:hyperlink w:anchor="_Toc239017853" w:history="1">
+      <w:hyperlink w:anchor="_Toc239042794" w:history="1">
         <w:r>
           <w:rPr>
             <w:rStyle w:val="affa"/>
@@ -1150,7 +1150,7 @@
             <w:noProof/>
             <w:webHidden/>
           </w:rPr>
-          <w:instrText xml:space="preserve"> PAGEREF _Toc239017853 \h </w:instrText>
+          <w:instrText xml:space="preserve"> PAGEREF _Toc239042794 \h </w:instrText>
         </w:r>
         <w:r>
           <w:rPr>
@@ -1191,7 +1191,7 @@
           <w:noProof/>
         </w:rPr>
       </w:pPr>
-      <w:hyperlink w:anchor="_Toc239017854" w:history="1">
+      <w:hyperlink w:anchor="_Toc239042795" w:history="1">
         <w:r>
           <w:rPr>
             <w:rStyle w:val="affa"/>
@@ -1218,7 +1218,7 @@
             <w:noProof/>
             <w:webHidden/>
           </w:rPr>
-          <w:instrText xml:space="preserve"> PAGEREF _Toc239017854 \h </w:instrText>
+          <w:instrText xml:space="preserve"> PAGEREF _Toc239042795 \h </w:instrText>
         </w:r>
         <w:r>
           <w:rPr>
@@ -1259,7 +1259,7 @@
           <w:noProof/>
         </w:rPr>
       </w:pPr>
-      <w:hyperlink w:anchor="_Toc239017855" w:history="1">
+      <w:hyperlink w:anchor="_Toc239042796" w:history="1">
         <w:r>
           <w:rPr>
             <w:rStyle w:val="affa"/>
@@ -1286,7 +1286,7 @@
             <w:noProof/>
             <w:webHidden/>
           </w:rPr>
-          <w:instrText xml:space="preserve"> PAGEREF _Toc239017855 \h </w:instrText>
+          <w:instrText xml:space="preserve"> PAGEREF _Toc239042796 \h </w:instrText>
         </w:r>
         <w:r>
           <w:rPr>
@@ -1327,7 +1327,7 @@
           <w:noProof/>
         </w:rPr>
       </w:pPr>
-      <w:hyperlink w:anchor="_Toc239017856" w:history="1">
+      <w:hyperlink w:anchor="_Toc239042797" w:history="1">
         <w:r>
           <w:rPr>
             <w:rStyle w:val="affa"/>
@@ -1354,7 +1354,7 @@
             <w:noProof/>
             <w:webHidden/>
           </w:rPr>
-          <w:instrText xml:space="preserve"> PAGEREF _Toc239017856 \h </w:instrText>
+          <w:instrText xml:space="preserve"> PAGEREF _Toc239042797 \h </w:instrText>
         </w:r>
         <w:r>
           <w:rPr>
@@ -1395,7 +1395,7 @@
           <w:noProof/>
         </w:rPr>
       </w:pPr>
-      <w:hyperlink w:anchor="_Toc239017857" w:history="1">
+      <w:hyperlink w:anchor="_Toc239042798" w:history="1">
         <w:r>
           <w:rPr>
             <w:rStyle w:val="affa"/>
@@ -1422,7 +1422,7 @@
             <w:noProof/>
             <w:webHidden/>
           </w:rPr>
-          <w:instrText xml:space="preserve"> PAGEREF _Toc239017857 \h </w:instrText>
+          <w:instrText xml:space="preserve"> PAGEREF _Toc239042798 \h </w:instrText>
         </w:r>
         <w:r>
           <w:rPr>
@@ -1474,7 +1474,7 @@
         </w:pBdr>
         <w:spacing w:line="288" w:lineRule="auto"/>
       </w:pPr>
-      <w:bookmarkStart w:id="0" w:name="_Toc239017844"/>
+      <w:bookmarkStart w:id="0" w:name="_Toc239042785"/>
       <w:r>
         <w:rPr>
           <w:rFonts w:ascii="新細明體" w:eastAsia="新細明體" w:hAnsi="新細明體"/>
@@ -2049,7 +2049,7 @@
         </w:pBdr>
         <w:spacing w:line="288" w:lineRule="auto"/>
       </w:pPr>
-      <w:bookmarkStart w:id="1" w:name="_Toc239017845"/>
+      <w:bookmarkStart w:id="1" w:name="_Toc239042786"/>
       <w:r>
         <w:rPr>
           <w:rFonts w:ascii="新細明體" w:eastAsia="新細明體" w:hAnsi="新細明體"/>
@@ -3333,7 +3333,6 @@
         <w:spacing w:after="160" w:line="324" w:lineRule="auto"/>
       </w:pPr>
       <w:r>
-        <w:lastRenderedPageBreak/>
         <w:t>班別管理預設只載入日常營運窗內的學年（約兩個常規學年，連帶其間暑期）；更舊班別可按「顯示」或改選學年查看。這不是刪除：班別詳細頁以連結開啟者仍可讀。排程日曆跟所選日期範圍，舊日點名連結仍可開啟。</w:t>
       </w:r>
     </w:p>
@@ -3358,12 +3357,11 @@
         </w:pBdr>
         <w:spacing w:line="288" w:lineRule="auto"/>
       </w:pPr>
-      <w:bookmarkStart w:id="2" w:name="_Toc239017846"/>
+      <w:bookmarkStart w:id="2" w:name="_Toc239042787"/>
       <w:r>
         <w:rPr>
           <w:rFonts w:ascii="新細明體" w:eastAsia="新細明體" w:hAnsi="新細明體"/>
         </w:rPr>
-        <w:lastRenderedPageBreak/>
         <w:t xml:space="preserve">3. </w:t>
       </w:r>
       <w:r>
@@ -5098,7 +5096,6 @@
         <w:ind w:left="425" w:hanging="227"/>
       </w:pPr>
       <w:r>
-        <w:lastRenderedPageBreak/>
         <w:t xml:space="preserve">• </w:t>
       </w:r>
       <w:r>
@@ -5138,12 +5135,11 @@
         </w:pBdr>
         <w:spacing w:line="288" w:lineRule="auto"/>
       </w:pPr>
-      <w:bookmarkStart w:id="3" w:name="_Toc239017847"/>
+      <w:bookmarkStart w:id="3" w:name="_Toc239042788"/>
       <w:r>
         <w:rPr>
           <w:rFonts w:ascii="新細明體" w:eastAsia="新細明體" w:hAnsi="新細明體"/>
         </w:rPr>
-        <w:lastRenderedPageBreak/>
         <w:t xml:space="preserve">4. </w:t>
       </w:r>
       <w:r>
@@ -6170,14 +6166,7 @@
               <w:rPr>
                 <w:sz w:val="20"/>
               </w:rPr>
-              <w:t>；具體房號按編排）。已編作功輔的課室與時段，不</w:t>
-            </w:r>
-            <w:r>
-              <w:rPr>
-                <w:sz w:val="20"/>
-              </w:rPr>
-              <w:lastRenderedPageBreak/>
-              <w:t>可再排常規專科班。其餘時段常規專科班每時段最多約三室</w:t>
+              <w:t>；具體房號按編排）。已編作功輔的課室與時段，不可再排常規專科班。其餘時段常規專科班每時段最多約三室</w:t>
             </w:r>
           </w:p>
         </w:tc>
@@ -6207,7 +6196,6 @@
               <w:rPr>
                 <w:sz w:val="20"/>
               </w:rPr>
-              <w:lastRenderedPageBreak/>
               <w:t>星期六、日</w:t>
             </w:r>
           </w:p>
@@ -6276,12 +6264,11 @@
         </w:pBdr>
         <w:spacing w:line="288" w:lineRule="auto"/>
       </w:pPr>
-      <w:bookmarkStart w:id="4" w:name="_Toc239017848"/>
+      <w:bookmarkStart w:id="4" w:name="_Toc239042789"/>
       <w:r>
         <w:rPr>
           <w:rFonts w:ascii="新細明體" w:eastAsia="新細明體" w:hAnsi="新細明體"/>
         </w:rPr>
-        <w:lastRenderedPageBreak/>
         <w:t xml:space="preserve">5. </w:t>
       </w:r>
       <w:r>
@@ -7219,7 +7206,6 @@
         <w:rPr>
           <w:rFonts w:ascii="新細明體" w:eastAsia="新細明體" w:hAnsi="新細明體"/>
         </w:rPr>
-        <w:lastRenderedPageBreak/>
         <w:t xml:space="preserve">5.4 </w:t>
       </w:r>
       <w:r>
@@ -7546,12 +7532,11 @@
         </w:pBdr>
         <w:spacing w:line="288" w:lineRule="auto"/>
       </w:pPr>
-      <w:bookmarkStart w:id="5" w:name="_Toc239017849"/>
+      <w:bookmarkStart w:id="5" w:name="_Toc239042790"/>
       <w:r>
         <w:rPr>
           <w:rFonts w:ascii="新細明體" w:eastAsia="新細明體" w:hAnsi="新細明體"/>
         </w:rPr>
-        <w:lastRenderedPageBreak/>
         <w:t xml:space="preserve">6. </w:t>
       </w:r>
       <w:r>
@@ -8333,12 +8318,11 @@
         </w:pBdr>
         <w:spacing w:line="288" w:lineRule="auto"/>
       </w:pPr>
-      <w:bookmarkStart w:id="6" w:name="_Toc239017850"/>
+      <w:bookmarkStart w:id="6" w:name="_Toc239042791"/>
       <w:r>
         <w:rPr>
           <w:rFonts w:ascii="新細明體" w:eastAsia="新細明體" w:hAnsi="新細明體"/>
         </w:rPr>
-        <w:lastRenderedPageBreak/>
         <w:t xml:space="preserve">7. </w:t>
       </w:r>
       <w:r>
@@ -9376,8 +9360,17 @@
         <w:spacing w:after="160" w:line="324" w:lineRule="auto"/>
       </w:pPr>
       <w:r>
-        <w:lastRenderedPageBreak/>
-        <w:t>未另列優惠則按上表全額。收款與專科／私人課程同一入口（收款登記）；是否已繳以繳費紀錄為準。</w:t>
+        <w:t>未另列優惠則按上表全額。收款與專科／私人課程同一入口（收款登記），但</w:t>
+      </w:r>
+      <w:r>
+        <w:rPr>
+          <w:b/>
+          <w:bCs/>
+        </w:rPr>
+        <w:t>功輔月費須另開單據</w:t>
+      </w:r>
+      <w:r>
+        <w:t>，不可與專科／試堂同一張單。填覆蓋起始月份與月數（不填堂數）。是否已繳以繳費紀錄覆蓋該月為準。</w:t>
       </w:r>
     </w:p>
     <w:p>
@@ -10753,7 +10746,6 @@
         <w:spacing w:after="160" w:line="324" w:lineRule="auto"/>
       </w:pPr>
       <w:r>
-        <w:lastRenderedPageBreak/>
         <w:t xml:space="preserve">#### 7.4.4 </w:t>
       </w:r>
       <w:r>
@@ -10831,12 +10823,11 @@
         </w:pBdr>
         <w:spacing w:line="288" w:lineRule="auto"/>
       </w:pPr>
-      <w:bookmarkStart w:id="7" w:name="_Toc239017851"/>
+      <w:bookmarkStart w:id="7" w:name="_Toc239042792"/>
       <w:r>
         <w:rPr>
           <w:rFonts w:ascii="新細明體" w:eastAsia="新細明體" w:hAnsi="新細明體"/>
         </w:rPr>
-        <w:lastRenderedPageBreak/>
         <w:t xml:space="preserve">8. </w:t>
       </w:r>
       <w:r>
@@ -11727,7 +11718,6 @@
               <w:rPr>
                 <w:sz w:val="20"/>
               </w:rPr>
-              <w:lastRenderedPageBreak/>
               <w:t>已扣堂數</w:t>
             </w:r>
           </w:p>
@@ -12359,7 +12349,6 @@
         <w:spacing w:after="160" w:line="324" w:lineRule="auto"/>
       </w:pPr>
       <w:r>
-        <w:lastRenderedPageBreak/>
         <w:t>「常規專科班的學費是按堂數計算。交學費會增加已繳堂數，上課扣堂會增加已扣堂數。若已扣堂數多過已繳堂數，即屬拖欠。由</w:t>
       </w:r>
       <w:r>
@@ -12452,12 +12441,11 @@
         </w:pBdr>
         <w:spacing w:line="288" w:lineRule="auto"/>
       </w:pPr>
-      <w:bookmarkStart w:id="8" w:name="_Toc239017852"/>
+      <w:bookmarkStart w:id="8" w:name="_Toc239042793"/>
       <w:r>
         <w:rPr>
           <w:rFonts w:ascii="新細明體" w:eastAsia="新細明體" w:hAnsi="新細明體"/>
         </w:rPr>
-        <w:lastRenderedPageBreak/>
         <w:t xml:space="preserve">9. </w:t>
       </w:r>
       <w:r>
@@ -13204,7 +13192,6 @@
         <w:rPr>
           <w:rFonts w:ascii="新細明體" w:eastAsia="新細明體" w:hAnsi="新細明體"/>
         </w:rPr>
-        <w:lastRenderedPageBreak/>
         <w:t xml:space="preserve">9.3 </w:t>
       </w:r>
       <w:r>
@@ -13539,12 +13526,11 @@
         </w:pBdr>
         <w:spacing w:line="288" w:lineRule="auto"/>
       </w:pPr>
-      <w:bookmarkStart w:id="9" w:name="_Toc239017853"/>
+      <w:bookmarkStart w:id="9" w:name="_Toc239042794"/>
       <w:r>
         <w:rPr>
           <w:rFonts w:ascii="新細明體" w:eastAsia="新細明體" w:hAnsi="新細明體"/>
         </w:rPr>
-        <w:lastRenderedPageBreak/>
         <w:t xml:space="preserve">10. </w:t>
       </w:r>
       <w:r>
@@ -13968,7 +13954,6 @@
         <w:ind w:left="425" w:hanging="227"/>
       </w:pPr>
       <w:r>
-        <w:lastRenderedPageBreak/>
         <w:t xml:space="preserve">4. </w:t>
       </w:r>
       <w:r>
@@ -14488,12 +14473,11 @@
         </w:pBdr>
         <w:spacing w:line="288" w:lineRule="auto"/>
       </w:pPr>
-      <w:bookmarkStart w:id="10" w:name="_Toc239017854"/>
+      <w:bookmarkStart w:id="10" w:name="_Toc239042795"/>
       <w:r>
         <w:rPr>
           <w:rFonts w:ascii="新細明體" w:eastAsia="新細明體" w:hAnsi="新細明體"/>
         </w:rPr>
-        <w:lastRenderedPageBreak/>
         <w:t xml:space="preserve">11. </w:t>
       </w:r>
       <w:r>
@@ -15286,7 +15270,6 @@
               <w:rPr>
                 <w:sz w:val="20"/>
               </w:rPr>
-              <w:lastRenderedPageBreak/>
               <w:t>其他</w:t>
             </w:r>
           </w:p>
@@ -15415,12 +15398,11 @@
         </w:pBdr>
         <w:spacing w:line="288" w:lineRule="auto"/>
       </w:pPr>
-      <w:bookmarkStart w:id="11" w:name="_Toc239017855"/>
+      <w:bookmarkStart w:id="11" w:name="_Toc239042796"/>
       <w:r>
         <w:rPr>
           <w:rFonts w:ascii="新細明體" w:eastAsia="新細明體" w:hAnsi="新細明體"/>
         </w:rPr>
-        <w:lastRenderedPageBreak/>
         <w:t xml:space="preserve">12. </w:t>
       </w:r>
       <w:r>
@@ -16175,7 +16157,6 @@
         <w:rPr>
           <w:rFonts w:ascii="新細明體" w:eastAsia="新細明體" w:hAnsi="新細明體"/>
         </w:rPr>
-        <w:lastRenderedPageBreak/>
         <w:t xml:space="preserve">12.3 </w:t>
       </w:r>
       <w:r>
@@ -16320,12 +16301,11 @@
         </w:pBdr>
         <w:spacing w:line="288" w:lineRule="auto"/>
       </w:pPr>
-      <w:bookmarkStart w:id="12" w:name="_Toc239017856"/>
+      <w:bookmarkStart w:id="12" w:name="_Toc239042797"/>
       <w:r>
         <w:rPr>
           <w:rFonts w:ascii="新細明體" w:eastAsia="新細明體" w:hAnsi="新細明體"/>
         </w:rPr>
-        <w:lastRenderedPageBreak/>
         <w:t>附件甲　專科班上課校曆（</w:t>
       </w:r>
       <w:r>
@@ -19485,7 +19465,6 @@
               <w:rPr>
                 <w:sz w:val="20"/>
               </w:rPr>
-              <w:lastRenderedPageBreak/>
               <w:t>8</w:t>
             </w:r>
           </w:p>
@@ -24450,7 +24429,6 @@
         <w:rPr>
           <w:rFonts w:ascii="新細明體" w:eastAsia="新細明體" w:hAnsi="新細明體"/>
         </w:rPr>
-        <w:lastRenderedPageBreak/>
         <w:t>第七期（</w:t>
       </w:r>
       <w:r>
@@ -29207,12 +29185,11 @@
         </w:pBdr>
         <w:spacing w:line="288" w:lineRule="auto"/>
       </w:pPr>
-      <w:bookmarkStart w:id="13" w:name="_Toc239017857"/>
+      <w:bookmarkStart w:id="13" w:name="_Toc239042798"/>
       <w:r>
         <w:rPr>
           <w:rFonts w:ascii="新細明體" w:eastAsia="新細明體" w:hAnsi="新細明體"/>
         </w:rPr>
-        <w:lastRenderedPageBreak/>
         <w:t>附件乙　功課輔導班校曆（</w:t>
       </w:r>
       <w:r>
@@ -31023,31 +31000,31 @@
       </w:rPr>
     </w:lvl>
   </w:abstractNum>
-  <w:num w:numId="1" w16cid:durableId="1026638356">
+  <w:num w:numId="1" w16cid:durableId="1257641305">
     <w:abstractNumId w:val="8"/>
   </w:num>
-  <w:num w:numId="2" w16cid:durableId="840898497">
+  <w:num w:numId="2" w16cid:durableId="1207795318">
     <w:abstractNumId w:val="6"/>
   </w:num>
-  <w:num w:numId="3" w16cid:durableId="1534880304">
+  <w:num w:numId="3" w16cid:durableId="1521968376">
     <w:abstractNumId w:val="5"/>
   </w:num>
-  <w:num w:numId="4" w16cid:durableId="561257219">
+  <w:num w:numId="4" w16cid:durableId="1557353555">
     <w:abstractNumId w:val="4"/>
   </w:num>
-  <w:num w:numId="5" w16cid:durableId="1077938069">
+  <w:num w:numId="5" w16cid:durableId="1385058667">
     <w:abstractNumId w:val="7"/>
   </w:num>
-  <w:num w:numId="6" w16cid:durableId="1434857881">
+  <w:num w:numId="6" w16cid:durableId="2023582274">
     <w:abstractNumId w:val="3"/>
   </w:num>
-  <w:num w:numId="7" w16cid:durableId="1238512904">
+  <w:num w:numId="7" w16cid:durableId="134109087">
     <w:abstractNumId w:val="2"/>
   </w:num>
-  <w:num w:numId="8" w16cid:durableId="1949846237">
+  <w:num w:numId="8" w16cid:durableId="2096316668">
     <w:abstractNumId w:val="1"/>
   </w:num>
-  <w:num w:numId="9" w16cid:durableId="50808934">
+  <w:num w:numId="9" w16cid:durableId="1083721871">
     <w:abstractNumId w:val="0"/>
   </w:num>
 </w:numbering>
@@ -42442,14 +42419,14 @@
     <w:autoRedefine/>
     <w:uiPriority w:val="39"/>
     <w:unhideWhenUsed/>
-    <w:rsid w:val="002C432A"/>
+    <w:rsid w:val="003604A8"/>
   </w:style>
   <w:style w:type="character" w:styleId="affa">
     <w:name w:val="Hyperlink"/>
     <w:basedOn w:val="a2"/>
     <w:uiPriority w:val="99"/>
     <w:unhideWhenUsed/>
-    <w:rsid w:val="002C432A"/>
+    <w:rsid w:val="003604A8"/>
     <w:rPr>
       <w:color w:val="0000FF" w:themeColor="hyperlink"/>
       <w:u w:val="single"/>

--- a/docs/generated/2627/2627_REGULAR_YEAR_OPS_GUIDE.docx
+++ b/docs/generated/2627/2627_REGULAR_YEAR_OPS_GUIDE.docx
@@ -6,12 +6,16 @@
       <w:pPr>
         <w:spacing w:before="960" w:after="160"/>
         <w:jc w:val="center"/>
+        <w:rPr>
+          <w:lang w:eastAsia="zh-TW"/>
+        </w:rPr>
       </w:pPr>
       <w:r>
         <w:rPr>
           <w:b/>
           <w:bCs/>
           <w:sz w:val="28"/>
+          <w:lang w:eastAsia="zh-TW"/>
         </w:rPr>
         <w:t>明學教育</w:t>
       </w:r>
@@ -23,12 +27,16 @@
         </w:pBdr>
         <w:spacing w:after="160"/>
         <w:jc w:val="center"/>
+        <w:rPr>
+          <w:lang w:eastAsia="zh-TW"/>
+        </w:rPr>
       </w:pPr>
       <w:r>
         <w:rPr>
           <w:b/>
           <w:bCs/>
           <w:sz w:val="36"/>
+          <w:lang w:eastAsia="zh-TW"/>
         </w:rPr>
         <w:t xml:space="preserve">2627 </w:t>
       </w:r>
@@ -37,6 +45,7 @@
           <w:b/>
           <w:bCs/>
           <w:sz w:val="36"/>
+          <w:lang w:eastAsia="zh-TW"/>
         </w:rPr>
         <w:t>常規學年營運指引</w:t>
       </w:r>
@@ -44,6 +53,9 @@
     <w:p>
       <w:pPr>
         <w:spacing w:before="240" w:after="0"/>
+        <w:rPr>
+          <w:lang w:eastAsia="zh-TW"/>
+        </w:rPr>
       </w:pPr>
     </w:p>
     <w:tbl>
@@ -259,7 +271,7 @@
               <w:rPr>
                 <w:sz w:val="20"/>
               </w:rPr>
-              <w:t>v1.15</w:t>
+              <w:t>v1.16</w:t>
             </w:r>
           </w:p>
         </w:tc>
@@ -511,7 +523,7 @@
       <w:r>
         <w:fldChar w:fldCharType="separate"/>
       </w:r>
-      <w:hyperlink w:anchor="_Toc239042785" w:history="1">
+      <w:hyperlink w:anchor="_Toc239046795" w:history="1">
         <w:r>
           <w:rPr>
             <w:rStyle w:val="affa"/>
@@ -538,7 +550,7 @@
             <w:noProof/>
             <w:webHidden/>
           </w:rPr>
-          <w:instrText xml:space="preserve"> PAGEREF _Toc239042785 \h </w:instrText>
+          <w:instrText xml:space="preserve"> PAGEREF _Toc239046795 \h </w:instrText>
         </w:r>
         <w:r>
           <w:rPr>
@@ -579,7 +591,7 @@
           <w:noProof/>
         </w:rPr>
       </w:pPr>
-      <w:hyperlink w:anchor="_Toc239042786" w:history="1">
+      <w:hyperlink w:anchor="_Toc239046796" w:history="1">
         <w:r>
           <w:rPr>
             <w:rStyle w:val="affa"/>
@@ -606,7 +618,7 @@
             <w:noProof/>
             <w:webHidden/>
           </w:rPr>
-          <w:instrText xml:space="preserve"> PAGEREF _Toc239042786 \h </w:instrText>
+          <w:instrText xml:space="preserve"> PAGEREF _Toc239046796 \h </w:instrText>
         </w:r>
         <w:r>
           <w:rPr>
@@ -647,7 +659,7 @@
           <w:noProof/>
         </w:rPr>
       </w:pPr>
-      <w:hyperlink w:anchor="_Toc239042787" w:history="1">
+      <w:hyperlink w:anchor="_Toc239046797" w:history="1">
         <w:r>
           <w:rPr>
             <w:rStyle w:val="affa"/>
@@ -674,7 +686,7 @@
             <w:noProof/>
             <w:webHidden/>
           </w:rPr>
-          <w:instrText xml:space="preserve"> PAGEREF _Toc239042787 \h </w:instrText>
+          <w:instrText xml:space="preserve"> PAGEREF _Toc239046797 \h </w:instrText>
         </w:r>
         <w:r>
           <w:rPr>
@@ -715,7 +727,7 @@
           <w:noProof/>
         </w:rPr>
       </w:pPr>
-      <w:hyperlink w:anchor="_Toc239042788" w:history="1">
+      <w:hyperlink w:anchor="_Toc239046798" w:history="1">
         <w:r>
           <w:rPr>
             <w:rStyle w:val="affa"/>
@@ -742,7 +754,7 @@
             <w:noProof/>
             <w:webHidden/>
           </w:rPr>
-          <w:instrText xml:space="preserve"> PAGEREF _Toc239042788 \h </w:instrText>
+          <w:instrText xml:space="preserve"> PAGEREF _Toc239046798 \h </w:instrText>
         </w:r>
         <w:r>
           <w:rPr>
@@ -783,7 +795,7 @@
           <w:noProof/>
         </w:rPr>
       </w:pPr>
-      <w:hyperlink w:anchor="_Toc239042789" w:history="1">
+      <w:hyperlink w:anchor="_Toc239046799" w:history="1">
         <w:r>
           <w:rPr>
             <w:rStyle w:val="affa"/>
@@ -810,7 +822,7 @@
             <w:noProof/>
             <w:webHidden/>
           </w:rPr>
-          <w:instrText xml:space="preserve"> PAGEREF _Toc239042789 \h </w:instrText>
+          <w:instrText xml:space="preserve"> PAGEREF _Toc239046799 \h </w:instrText>
         </w:r>
         <w:r>
           <w:rPr>
@@ -851,7 +863,7 @@
           <w:noProof/>
         </w:rPr>
       </w:pPr>
-      <w:hyperlink w:anchor="_Toc239042790" w:history="1">
+      <w:hyperlink w:anchor="_Toc239046800" w:history="1">
         <w:r>
           <w:rPr>
             <w:rStyle w:val="affa"/>
@@ -878,7 +890,7 @@
             <w:noProof/>
             <w:webHidden/>
           </w:rPr>
-          <w:instrText xml:space="preserve"> PAGEREF _Toc239042790 \h </w:instrText>
+          <w:instrText xml:space="preserve"> PAGEREF _Toc239046800 \h </w:instrText>
         </w:r>
         <w:r>
           <w:rPr>
@@ -919,7 +931,7 @@
           <w:noProof/>
         </w:rPr>
       </w:pPr>
-      <w:hyperlink w:anchor="_Toc239042791" w:history="1">
+      <w:hyperlink w:anchor="_Toc239046801" w:history="1">
         <w:r>
           <w:rPr>
             <w:rStyle w:val="affa"/>
@@ -946,7 +958,7 @@
             <w:noProof/>
             <w:webHidden/>
           </w:rPr>
-          <w:instrText xml:space="preserve"> PAGEREF _Toc239042791 \h </w:instrText>
+          <w:instrText xml:space="preserve"> PAGEREF _Toc239046801 \h </w:instrText>
         </w:r>
         <w:r>
           <w:rPr>
@@ -987,7 +999,7 @@
           <w:noProof/>
         </w:rPr>
       </w:pPr>
-      <w:hyperlink w:anchor="_Toc239042792" w:history="1">
+      <w:hyperlink w:anchor="_Toc239046802" w:history="1">
         <w:r>
           <w:rPr>
             <w:rStyle w:val="affa"/>
@@ -1014,7 +1026,7 @@
             <w:noProof/>
             <w:webHidden/>
           </w:rPr>
-          <w:instrText xml:space="preserve"> PAGEREF _Toc239042792 \h </w:instrText>
+          <w:instrText xml:space="preserve"> PAGEREF _Toc239046802 \h </w:instrText>
         </w:r>
         <w:r>
           <w:rPr>
@@ -1055,7 +1067,7 @@
           <w:noProof/>
         </w:rPr>
       </w:pPr>
-      <w:hyperlink w:anchor="_Toc239042793" w:history="1">
+      <w:hyperlink w:anchor="_Toc239046803" w:history="1">
         <w:r>
           <w:rPr>
             <w:rStyle w:val="affa"/>
@@ -1082,7 +1094,7 @@
             <w:noProof/>
             <w:webHidden/>
           </w:rPr>
-          <w:instrText xml:space="preserve"> PAGEREF _Toc239042793 \h </w:instrText>
+          <w:instrText xml:space="preserve"> PAGEREF _Toc239046803 \h </w:instrText>
         </w:r>
         <w:r>
           <w:rPr>
@@ -1123,7 +1135,7 @@
           <w:noProof/>
         </w:rPr>
       </w:pPr>
-      <w:hyperlink w:anchor="_Toc239042794" w:history="1">
+      <w:hyperlink w:anchor="_Toc239046804" w:history="1">
         <w:r>
           <w:rPr>
             <w:rStyle w:val="affa"/>
@@ -1150,7 +1162,7 @@
             <w:noProof/>
             <w:webHidden/>
           </w:rPr>
-          <w:instrText xml:space="preserve"> PAGEREF _Toc239042794 \h </w:instrText>
+          <w:instrText xml:space="preserve"> PAGEREF _Toc239046804 \h </w:instrText>
         </w:r>
         <w:r>
           <w:rPr>
@@ -1191,7 +1203,7 @@
           <w:noProof/>
         </w:rPr>
       </w:pPr>
-      <w:hyperlink w:anchor="_Toc239042795" w:history="1">
+      <w:hyperlink w:anchor="_Toc239046805" w:history="1">
         <w:r>
           <w:rPr>
             <w:rStyle w:val="affa"/>
@@ -1218,7 +1230,7 @@
             <w:noProof/>
             <w:webHidden/>
           </w:rPr>
-          <w:instrText xml:space="preserve"> PAGEREF _Toc239042795 \h </w:instrText>
+          <w:instrText xml:space="preserve"> PAGEREF _Toc239046805 \h </w:instrText>
         </w:r>
         <w:r>
           <w:rPr>
@@ -1259,7 +1271,7 @@
           <w:noProof/>
         </w:rPr>
       </w:pPr>
-      <w:hyperlink w:anchor="_Toc239042796" w:history="1">
+      <w:hyperlink w:anchor="_Toc239046806" w:history="1">
         <w:r>
           <w:rPr>
             <w:rStyle w:val="affa"/>
@@ -1286,7 +1298,7 @@
             <w:noProof/>
             <w:webHidden/>
           </w:rPr>
-          <w:instrText xml:space="preserve"> PAGEREF _Toc239042796 \h </w:instrText>
+          <w:instrText xml:space="preserve"> PAGEREF _Toc239046806 \h </w:instrText>
         </w:r>
         <w:r>
           <w:rPr>
@@ -1327,7 +1339,7 @@
           <w:noProof/>
         </w:rPr>
       </w:pPr>
-      <w:hyperlink w:anchor="_Toc239042797" w:history="1">
+      <w:hyperlink w:anchor="_Toc239046807" w:history="1">
         <w:r>
           <w:rPr>
             <w:rStyle w:val="affa"/>
@@ -1354,7 +1366,7 @@
             <w:noProof/>
             <w:webHidden/>
           </w:rPr>
-          <w:instrText xml:space="preserve"> PAGEREF _Toc239042797 \h </w:instrText>
+          <w:instrText xml:space="preserve"> PAGEREF _Toc239046807 \h </w:instrText>
         </w:r>
         <w:r>
           <w:rPr>
@@ -1395,7 +1407,7 @@
           <w:noProof/>
         </w:rPr>
       </w:pPr>
-      <w:hyperlink w:anchor="_Toc239042798" w:history="1">
+      <w:hyperlink w:anchor="_Toc239046808" w:history="1">
         <w:r>
           <w:rPr>
             <w:rStyle w:val="affa"/>
@@ -1422,7 +1434,7 @@
             <w:noProof/>
             <w:webHidden/>
           </w:rPr>
-          <w:instrText xml:space="preserve"> PAGEREF _Toc239042798 \h </w:instrText>
+          <w:instrText xml:space="preserve"> PAGEREF _Toc239046808 \h </w:instrText>
         </w:r>
         <w:r>
           <w:rPr>
@@ -1474,7 +1486,7 @@
         </w:pBdr>
         <w:spacing w:line="288" w:lineRule="auto"/>
       </w:pPr>
-      <w:bookmarkStart w:id="0" w:name="_Toc239042785"/>
+      <w:bookmarkStart w:id="0" w:name="_Toc239046795"/>
       <w:r>
         <w:rPr>
           <w:rFonts w:ascii="新細明體" w:eastAsia="新細明體" w:hAnsi="新細明體"/>
@@ -2049,7 +2061,7 @@
         </w:pBdr>
         <w:spacing w:line="288" w:lineRule="auto"/>
       </w:pPr>
-      <w:bookmarkStart w:id="1" w:name="_Toc239042786"/>
+      <w:bookmarkStart w:id="1" w:name="_Toc239046796"/>
       <w:r>
         <w:rPr>
           <w:rFonts w:ascii="新細明體" w:eastAsia="新細明體" w:hAnsi="新細明體"/>
@@ -3333,6 +3345,7 @@
         <w:spacing w:after="160" w:line="324" w:lineRule="auto"/>
       </w:pPr>
       <w:r>
+        <w:lastRenderedPageBreak/>
         <w:t>班別管理預設只載入日常營運窗內的學年（約兩個常規學年，連帶其間暑期）；更舊班別可按「顯示」或改選學年查看。這不是刪除：班別詳細頁以連結開啟者仍可讀。排程日曆跟所選日期範圍，舊日點名連結仍可開啟。</w:t>
       </w:r>
     </w:p>
@@ -3357,11 +3370,12 @@
         </w:pBdr>
         <w:spacing w:line="288" w:lineRule="auto"/>
       </w:pPr>
-      <w:bookmarkStart w:id="2" w:name="_Toc239042787"/>
+      <w:bookmarkStart w:id="2" w:name="_Toc239046797"/>
       <w:r>
         <w:rPr>
           <w:rFonts w:ascii="新細明體" w:eastAsia="新細明體" w:hAnsi="新細明體"/>
         </w:rPr>
+        <w:lastRenderedPageBreak/>
         <w:t xml:space="preserve">3. </w:t>
       </w:r>
       <w:r>
@@ -5096,6 +5110,7 @@
         <w:ind w:left="425" w:hanging="227"/>
       </w:pPr>
       <w:r>
+        <w:lastRenderedPageBreak/>
         <w:t xml:space="preserve">• </w:t>
       </w:r>
       <w:r>
@@ -5135,11 +5150,12 @@
         </w:pBdr>
         <w:spacing w:line="288" w:lineRule="auto"/>
       </w:pPr>
-      <w:bookmarkStart w:id="3" w:name="_Toc239042788"/>
+      <w:bookmarkStart w:id="3" w:name="_Toc239046798"/>
       <w:r>
         <w:rPr>
           <w:rFonts w:ascii="新細明體" w:eastAsia="新細明體" w:hAnsi="新細明體"/>
         </w:rPr>
+        <w:lastRenderedPageBreak/>
         <w:t xml:space="preserve">4. </w:t>
       </w:r>
       <w:r>
@@ -6166,7 +6182,14 @@
               <w:rPr>
                 <w:sz w:val="20"/>
               </w:rPr>
-              <w:t>；具體房號按編排）。已編作功輔的課室與時段，不可再排常規專科班。其餘時段常規專科班每時段最多約三室</w:t>
+              <w:t>；具體房號按編排）。已編作功輔的課室與時段，不</w:t>
+            </w:r>
+            <w:r>
+              <w:rPr>
+                <w:sz w:val="20"/>
+              </w:rPr>
+              <w:lastRenderedPageBreak/>
+              <w:t>可再排常規專科班。其餘時段常規專科班每時段最多約三室</w:t>
             </w:r>
           </w:p>
         </w:tc>
@@ -6196,6 +6219,7 @@
               <w:rPr>
                 <w:sz w:val="20"/>
               </w:rPr>
+              <w:lastRenderedPageBreak/>
               <w:t>星期六、日</w:t>
             </w:r>
           </w:p>
@@ -6264,11 +6288,12 @@
         </w:pBdr>
         <w:spacing w:line="288" w:lineRule="auto"/>
       </w:pPr>
-      <w:bookmarkStart w:id="4" w:name="_Toc239042789"/>
+      <w:bookmarkStart w:id="4" w:name="_Toc239046799"/>
       <w:r>
         <w:rPr>
           <w:rFonts w:ascii="新細明體" w:eastAsia="新細明體" w:hAnsi="新細明體"/>
         </w:rPr>
+        <w:lastRenderedPageBreak/>
         <w:t xml:space="preserve">5. </w:t>
       </w:r>
       <w:r>
@@ -7206,6 +7231,7 @@
         <w:rPr>
           <w:rFonts w:ascii="新細明體" w:eastAsia="新細明體" w:hAnsi="新細明體"/>
         </w:rPr>
+        <w:lastRenderedPageBreak/>
         <w:t xml:space="preserve">5.4 </w:t>
       </w:r>
       <w:r>
@@ -7532,11 +7558,12 @@
         </w:pBdr>
         <w:spacing w:line="288" w:lineRule="auto"/>
       </w:pPr>
-      <w:bookmarkStart w:id="5" w:name="_Toc239042790"/>
+      <w:bookmarkStart w:id="5" w:name="_Toc239046800"/>
       <w:r>
         <w:rPr>
           <w:rFonts w:ascii="新細明體" w:eastAsia="新細明體" w:hAnsi="新細明體"/>
         </w:rPr>
+        <w:lastRenderedPageBreak/>
         <w:t xml:space="preserve">6. </w:t>
       </w:r>
       <w:r>
@@ -8318,11 +8345,12 @@
         </w:pBdr>
         <w:spacing w:line="288" w:lineRule="auto"/>
       </w:pPr>
-      <w:bookmarkStart w:id="6" w:name="_Toc239042791"/>
+      <w:bookmarkStart w:id="6" w:name="_Toc239046801"/>
       <w:r>
         <w:rPr>
           <w:rFonts w:ascii="新細明體" w:eastAsia="新細明體" w:hAnsi="新細明體"/>
         </w:rPr>
+        <w:lastRenderedPageBreak/>
         <w:t xml:space="preserve">7. </w:t>
       </w:r>
       <w:r>
@@ -9360,6 +9388,7 @@
         <w:spacing w:after="160" w:line="324" w:lineRule="auto"/>
       </w:pPr>
       <w:r>
+        <w:lastRenderedPageBreak/>
         <w:t>未另列優惠則按上表全額。收款與專科／私人課程同一入口（收款登記），但</w:t>
       </w:r>
       <w:r>
@@ -10746,6 +10775,7 @@
         <w:spacing w:after="160" w:line="324" w:lineRule="auto"/>
       </w:pPr>
       <w:r>
+        <w:lastRenderedPageBreak/>
         <w:t xml:space="preserve">#### 7.4.4 </w:t>
       </w:r>
       <w:r>
@@ -10823,11 +10853,12 @@
         </w:pBdr>
         <w:spacing w:line="288" w:lineRule="auto"/>
       </w:pPr>
-      <w:bookmarkStart w:id="7" w:name="_Toc239042792"/>
+      <w:bookmarkStart w:id="7" w:name="_Toc239046802"/>
       <w:r>
         <w:rPr>
           <w:rFonts w:ascii="新細明體" w:eastAsia="新細明體" w:hAnsi="新細明體"/>
         </w:rPr>
+        <w:lastRenderedPageBreak/>
         <w:t xml:space="preserve">8. </w:t>
       </w:r>
       <w:r>
@@ -11718,6 +11749,7 @@
               <w:rPr>
                 <w:sz w:val="20"/>
               </w:rPr>
+              <w:lastRenderedPageBreak/>
               <w:t>已扣堂數</w:t>
             </w:r>
           </w:p>
@@ -12349,6 +12381,7 @@
         <w:spacing w:after="160" w:line="324" w:lineRule="auto"/>
       </w:pPr>
       <w:r>
+        <w:lastRenderedPageBreak/>
         <w:t>「常規專科班的學費是按堂數計算。交學費會增加已繳堂數，上課扣堂會增加已扣堂數。若已扣堂數多過已繳堂數，即屬拖欠。由</w:t>
       </w:r>
       <w:r>
@@ -12441,11 +12474,12 @@
         </w:pBdr>
         <w:spacing w:line="288" w:lineRule="auto"/>
       </w:pPr>
-      <w:bookmarkStart w:id="8" w:name="_Toc239042793"/>
+      <w:bookmarkStart w:id="8" w:name="_Toc239046803"/>
       <w:r>
         <w:rPr>
           <w:rFonts w:ascii="新細明體" w:eastAsia="新細明體" w:hAnsi="新細明體"/>
         </w:rPr>
+        <w:lastRenderedPageBreak/>
         <w:t xml:space="preserve">9. </w:t>
       </w:r>
       <w:r>
@@ -12479,6 +12513,18 @@
       </w:r>
       <w:r>
         <w:t>學費以堂數為單位；點名狀態決定該堂是否計入「已扣堂數」</w:t>
+      </w:r>
+    </w:p>
+    <w:p>
+      <w:pPr>
+        <w:spacing w:before="20" w:after="80" w:line="324" w:lineRule="auto"/>
+        <w:ind w:left="425" w:hanging="227"/>
+      </w:pPr>
+      <w:r>
+        <w:t xml:space="preserve">• </w:t>
+      </w:r>
+      <w:r>
+        <w:t>點名紙不准手動加名。應到學生來自報讀、已確認收款的試堂、或請假調堂</w:t>
       </w:r>
     </w:p>
     <w:p>
@@ -13192,6 +13238,7 @@
         <w:rPr>
           <w:rFonts w:ascii="新細明體" w:eastAsia="新細明體" w:hAnsi="新細明體"/>
         </w:rPr>
+        <w:lastRenderedPageBreak/>
         <w:t xml:space="preserve">9.3 </w:t>
       </w:r>
       <w:r>
@@ -13526,11 +13573,12 @@
         </w:pBdr>
         <w:spacing w:line="288" w:lineRule="auto"/>
       </w:pPr>
-      <w:bookmarkStart w:id="9" w:name="_Toc239042794"/>
+      <w:bookmarkStart w:id="9" w:name="_Toc239046804"/>
       <w:r>
         <w:rPr>
           <w:rFonts w:ascii="新細明體" w:eastAsia="新細明體" w:hAnsi="新細明體"/>
         </w:rPr>
+        <w:lastRenderedPageBreak/>
         <w:t xml:space="preserve">10. </w:t>
       </w:r>
       <w:r>
@@ -13954,6 +14002,7 @@
         <w:ind w:left="425" w:hanging="227"/>
       </w:pPr>
       <w:r>
+        <w:lastRenderedPageBreak/>
         <w:t xml:space="preserve">4. </w:t>
       </w:r>
       <w:r>
@@ -14473,11 +14522,12 @@
         </w:pBdr>
         <w:spacing w:line="288" w:lineRule="auto"/>
       </w:pPr>
-      <w:bookmarkStart w:id="10" w:name="_Toc239042795"/>
+      <w:bookmarkStart w:id="10" w:name="_Toc239046805"/>
       <w:r>
         <w:rPr>
           <w:rFonts w:ascii="新細明體" w:eastAsia="新細明體" w:hAnsi="新細明體"/>
         </w:rPr>
+        <w:lastRenderedPageBreak/>
         <w:t xml:space="preserve">11. </w:t>
       </w:r>
       <w:r>
@@ -15270,6 +15320,7 @@
               <w:rPr>
                 <w:sz w:val="20"/>
               </w:rPr>
+              <w:lastRenderedPageBreak/>
               <w:t>其他</w:t>
             </w:r>
           </w:p>
@@ -15398,11 +15449,12 @@
         </w:pBdr>
         <w:spacing w:line="288" w:lineRule="auto"/>
       </w:pPr>
-      <w:bookmarkStart w:id="11" w:name="_Toc239042796"/>
+      <w:bookmarkStart w:id="11" w:name="_Toc239046806"/>
       <w:r>
         <w:rPr>
           <w:rFonts w:ascii="新細明體" w:eastAsia="新細明體" w:hAnsi="新細明體"/>
         </w:rPr>
+        <w:lastRenderedPageBreak/>
         <w:t xml:space="preserve">12. </w:t>
       </w:r>
       <w:r>
@@ -16157,6 +16209,7 @@
         <w:rPr>
           <w:rFonts w:ascii="新細明體" w:eastAsia="新細明體" w:hAnsi="新細明體"/>
         </w:rPr>
+        <w:lastRenderedPageBreak/>
         <w:t xml:space="preserve">12.3 </w:t>
       </w:r>
       <w:r>
@@ -16301,11 +16354,12 @@
         </w:pBdr>
         <w:spacing w:line="288" w:lineRule="auto"/>
       </w:pPr>
-      <w:bookmarkStart w:id="12" w:name="_Toc239042797"/>
+      <w:bookmarkStart w:id="12" w:name="_Toc239046807"/>
       <w:r>
         <w:rPr>
           <w:rFonts w:ascii="新細明體" w:eastAsia="新細明體" w:hAnsi="新細明體"/>
         </w:rPr>
+        <w:lastRenderedPageBreak/>
         <w:t>附件甲　專科班上課校曆（</w:t>
       </w:r>
       <w:r>
@@ -19465,6 +19519,7 @@
               <w:rPr>
                 <w:sz w:val="20"/>
               </w:rPr>
+              <w:lastRenderedPageBreak/>
               <w:t>8</w:t>
             </w:r>
           </w:p>
@@ -24429,6 +24484,7 @@
         <w:rPr>
           <w:rFonts w:ascii="新細明體" w:eastAsia="新細明體" w:hAnsi="新細明體"/>
         </w:rPr>
+        <w:lastRenderedPageBreak/>
         <w:t>第七期（</w:t>
       </w:r>
       <w:r>
@@ -29185,11 +29241,12 @@
         </w:pBdr>
         <w:spacing w:line="288" w:lineRule="auto"/>
       </w:pPr>
-      <w:bookmarkStart w:id="13" w:name="_Toc239042798"/>
+      <w:bookmarkStart w:id="13" w:name="_Toc239046808"/>
       <w:r>
         <w:rPr>
           <w:rFonts w:ascii="新細明體" w:eastAsia="新細明體" w:hAnsi="新細明體"/>
         </w:rPr>
+        <w:lastRenderedPageBreak/>
         <w:t>附件乙　功課輔導班校曆（</w:t>
       </w:r>
       <w:r>
@@ -31000,31 +31057,31 @@
       </w:rPr>
     </w:lvl>
   </w:abstractNum>
-  <w:num w:numId="1" w16cid:durableId="1257641305">
+  <w:num w:numId="1" w16cid:durableId="701707609">
     <w:abstractNumId w:val="8"/>
   </w:num>
-  <w:num w:numId="2" w16cid:durableId="1207795318">
+  <w:num w:numId="2" w16cid:durableId="974331676">
     <w:abstractNumId w:val="6"/>
   </w:num>
-  <w:num w:numId="3" w16cid:durableId="1521968376">
+  <w:num w:numId="3" w16cid:durableId="1885629242">
     <w:abstractNumId w:val="5"/>
   </w:num>
-  <w:num w:numId="4" w16cid:durableId="1557353555">
+  <w:num w:numId="4" w16cid:durableId="452600218">
     <w:abstractNumId w:val="4"/>
   </w:num>
-  <w:num w:numId="5" w16cid:durableId="1385058667">
+  <w:num w:numId="5" w16cid:durableId="783236414">
     <w:abstractNumId w:val="7"/>
   </w:num>
-  <w:num w:numId="6" w16cid:durableId="2023582274">
+  <w:num w:numId="6" w16cid:durableId="1554778922">
     <w:abstractNumId w:val="3"/>
   </w:num>
-  <w:num w:numId="7" w16cid:durableId="134109087">
+  <w:num w:numId="7" w16cid:durableId="762848084">
     <w:abstractNumId w:val="2"/>
   </w:num>
-  <w:num w:numId="8" w16cid:durableId="2096316668">
+  <w:num w:numId="8" w16cid:durableId="1278177988">
     <w:abstractNumId w:val="1"/>
   </w:num>
-  <w:num w:numId="9" w16cid:durableId="1083721871">
+  <w:num w:numId="9" w16cid:durableId="1038629530">
     <w:abstractNumId w:val="0"/>
   </w:num>
 </w:numbering>
@@ -42419,14 +42476,14 @@
     <w:autoRedefine/>
     <w:uiPriority w:val="39"/>
     <w:unhideWhenUsed/>
-    <w:rsid w:val="003604A8"/>
+    <w:rsid w:val="009E0909"/>
   </w:style>
   <w:style w:type="character" w:styleId="affa">
     <w:name w:val="Hyperlink"/>
     <w:basedOn w:val="a2"/>
     <w:uiPriority w:val="99"/>
     <w:unhideWhenUsed/>
-    <w:rsid w:val="003604A8"/>
+    <w:rsid w:val="009E0909"/>
     <w:rPr>
       <w:color w:val="0000FF" w:themeColor="hyperlink"/>
       <w:u w:val="single"/>

--- a/docs/generated/2627/2627_REGULAR_YEAR_OPS_GUIDE.docx
+++ b/docs/generated/2627/2627_REGULAR_YEAR_OPS_GUIDE.docx
@@ -271,7 +271,7 @@
               <w:rPr>
                 <w:sz w:val="20"/>
               </w:rPr>
-              <w:t>v1.16</w:t>
+              <w:t>v1.17</w:t>
             </w:r>
           </w:p>
         </w:tc>
@@ -462,28 +462,42 @@
       <w:pPr>
         <w:spacing w:before="320"/>
         <w:jc w:val="center"/>
+        <w:rPr>
+          <w:lang w:eastAsia="zh-TW"/>
+        </w:rPr>
       </w:pPr>
       <w:r>
         <w:rPr>
           <w:sz w:val="20"/>
+          <w:lang w:eastAsia="zh-TW"/>
         </w:rPr>
         <w:t>全公司員工守則｜列印／</w:t>
       </w:r>
       <w:r>
         <w:rPr>
           <w:sz w:val="20"/>
+          <w:lang w:eastAsia="zh-TW"/>
         </w:rPr>
         <w:t xml:space="preserve">WhatsApp </w:t>
       </w:r>
       <w:r>
         <w:rPr>
           <w:sz w:val="20"/>
+          <w:lang w:eastAsia="zh-TW"/>
         </w:rPr>
         <w:t>發佈用</w:t>
       </w:r>
     </w:p>
     <w:p>
-      <w:r>
+      <w:pPr>
+        <w:rPr>
+          <w:lang w:eastAsia="zh-TW"/>
+        </w:rPr>
+      </w:pPr>
+      <w:r>
+        <w:rPr>
+          <w:lang w:eastAsia="zh-TW"/>
+        </w:rPr>
         <w:br w:type="page"/>
       </w:r>
     </w:p>
@@ -523,7 +537,7 @@
       <w:r>
         <w:fldChar w:fldCharType="separate"/>
       </w:r>
-      <w:hyperlink w:anchor="_Toc239046795" w:history="1">
+      <w:hyperlink w:anchor="_Toc239105266" w:history="1">
         <w:r>
           <w:rPr>
             <w:rStyle w:val="affa"/>
@@ -550,7 +564,7 @@
             <w:noProof/>
             <w:webHidden/>
           </w:rPr>
-          <w:instrText xml:space="preserve"> PAGEREF _Toc239046795 \h </w:instrText>
+          <w:instrText xml:space="preserve"> PAGEREF _Toc239105266 \h </w:instrText>
         </w:r>
         <w:r>
           <w:rPr>
@@ -591,7 +605,7 @@
           <w:noProof/>
         </w:rPr>
       </w:pPr>
-      <w:hyperlink w:anchor="_Toc239046796" w:history="1">
+      <w:hyperlink w:anchor="_Toc239105267" w:history="1">
         <w:r>
           <w:rPr>
             <w:rStyle w:val="affa"/>
@@ -618,7 +632,7 @@
             <w:noProof/>
             <w:webHidden/>
           </w:rPr>
-          <w:instrText xml:space="preserve"> PAGEREF _Toc239046796 \h </w:instrText>
+          <w:instrText xml:space="preserve"> PAGEREF _Toc239105267 \h </w:instrText>
         </w:r>
         <w:r>
           <w:rPr>
@@ -659,7 +673,7 @@
           <w:noProof/>
         </w:rPr>
       </w:pPr>
-      <w:hyperlink w:anchor="_Toc239046797" w:history="1">
+      <w:hyperlink w:anchor="_Toc239105268" w:history="1">
         <w:r>
           <w:rPr>
             <w:rStyle w:val="affa"/>
@@ -686,7 +700,7 @@
             <w:noProof/>
             <w:webHidden/>
           </w:rPr>
-          <w:instrText xml:space="preserve"> PAGEREF _Toc239046797 \h </w:instrText>
+          <w:instrText xml:space="preserve"> PAGEREF _Toc239105268 \h </w:instrText>
         </w:r>
         <w:r>
           <w:rPr>
@@ -727,7 +741,7 @@
           <w:noProof/>
         </w:rPr>
       </w:pPr>
-      <w:hyperlink w:anchor="_Toc239046798" w:history="1">
+      <w:hyperlink w:anchor="_Toc239105269" w:history="1">
         <w:r>
           <w:rPr>
             <w:rStyle w:val="affa"/>
@@ -754,7 +768,7 @@
             <w:noProof/>
             <w:webHidden/>
           </w:rPr>
-          <w:instrText xml:space="preserve"> PAGEREF _Toc239046798 \h </w:instrText>
+          <w:instrText xml:space="preserve"> PAGEREF _Toc239105269 \h </w:instrText>
         </w:r>
         <w:r>
           <w:rPr>
@@ -795,7 +809,7 @@
           <w:noProof/>
         </w:rPr>
       </w:pPr>
-      <w:hyperlink w:anchor="_Toc239046799" w:history="1">
+      <w:hyperlink w:anchor="_Toc239105270" w:history="1">
         <w:r>
           <w:rPr>
             <w:rStyle w:val="affa"/>
@@ -822,7 +836,7 @@
             <w:noProof/>
             <w:webHidden/>
           </w:rPr>
-          <w:instrText xml:space="preserve"> PAGEREF _Toc239046799 \h </w:instrText>
+          <w:instrText xml:space="preserve"> PAGEREF _Toc239105270 \h </w:instrText>
         </w:r>
         <w:r>
           <w:rPr>
@@ -863,7 +877,7 @@
           <w:noProof/>
         </w:rPr>
       </w:pPr>
-      <w:hyperlink w:anchor="_Toc239046800" w:history="1">
+      <w:hyperlink w:anchor="_Toc239105271" w:history="1">
         <w:r>
           <w:rPr>
             <w:rStyle w:val="affa"/>
@@ -890,7 +904,7 @@
             <w:noProof/>
             <w:webHidden/>
           </w:rPr>
-          <w:instrText xml:space="preserve"> PAGEREF _Toc239046800 \h </w:instrText>
+          <w:instrText xml:space="preserve"> PAGEREF _Toc239105271 \h </w:instrText>
         </w:r>
         <w:r>
           <w:rPr>
@@ -931,7 +945,7 @@
           <w:noProof/>
         </w:rPr>
       </w:pPr>
-      <w:hyperlink w:anchor="_Toc239046801" w:history="1">
+      <w:hyperlink w:anchor="_Toc239105272" w:history="1">
         <w:r>
           <w:rPr>
             <w:rStyle w:val="affa"/>
@@ -958,7 +972,7 @@
             <w:noProof/>
             <w:webHidden/>
           </w:rPr>
-          <w:instrText xml:space="preserve"> PAGEREF _Toc239046801 \h </w:instrText>
+          <w:instrText xml:space="preserve"> PAGEREF _Toc239105272 \h </w:instrText>
         </w:r>
         <w:r>
           <w:rPr>
@@ -999,7 +1013,7 @@
           <w:noProof/>
         </w:rPr>
       </w:pPr>
-      <w:hyperlink w:anchor="_Toc239046802" w:history="1">
+      <w:hyperlink w:anchor="_Toc239105273" w:history="1">
         <w:r>
           <w:rPr>
             <w:rStyle w:val="affa"/>
@@ -1026,7 +1040,7 @@
             <w:noProof/>
             <w:webHidden/>
           </w:rPr>
-          <w:instrText xml:space="preserve"> PAGEREF _Toc239046802 \h </w:instrText>
+          <w:instrText xml:space="preserve"> PAGEREF _Toc239105273 \h </w:instrText>
         </w:r>
         <w:r>
           <w:rPr>
@@ -1067,7 +1081,7 @@
           <w:noProof/>
         </w:rPr>
       </w:pPr>
-      <w:hyperlink w:anchor="_Toc239046803" w:history="1">
+      <w:hyperlink w:anchor="_Toc239105274" w:history="1">
         <w:r>
           <w:rPr>
             <w:rStyle w:val="affa"/>
@@ -1094,7 +1108,7 @@
             <w:noProof/>
             <w:webHidden/>
           </w:rPr>
-          <w:instrText xml:space="preserve"> PAGEREF _Toc239046803 \h </w:instrText>
+          <w:instrText xml:space="preserve"> PAGEREF _Toc239105274 \h </w:instrText>
         </w:r>
         <w:r>
           <w:rPr>
@@ -1135,7 +1149,7 @@
           <w:noProof/>
         </w:rPr>
       </w:pPr>
-      <w:hyperlink w:anchor="_Toc239046804" w:history="1">
+      <w:hyperlink w:anchor="_Toc239105275" w:history="1">
         <w:r>
           <w:rPr>
             <w:rStyle w:val="affa"/>
@@ -1162,7 +1176,7 @@
             <w:noProof/>
             <w:webHidden/>
           </w:rPr>
-          <w:instrText xml:space="preserve"> PAGEREF _Toc239046804 \h </w:instrText>
+          <w:instrText xml:space="preserve"> PAGEREF _Toc239105275 \h </w:instrText>
         </w:r>
         <w:r>
           <w:rPr>
@@ -1203,7 +1217,7 @@
           <w:noProof/>
         </w:rPr>
       </w:pPr>
-      <w:hyperlink w:anchor="_Toc239046805" w:history="1">
+      <w:hyperlink w:anchor="_Toc239105276" w:history="1">
         <w:r>
           <w:rPr>
             <w:rStyle w:val="affa"/>
@@ -1230,7 +1244,7 @@
             <w:noProof/>
             <w:webHidden/>
           </w:rPr>
-          <w:instrText xml:space="preserve"> PAGEREF _Toc239046805 \h </w:instrText>
+          <w:instrText xml:space="preserve"> PAGEREF _Toc239105276 \h </w:instrText>
         </w:r>
         <w:r>
           <w:rPr>
@@ -1271,7 +1285,7 @@
           <w:noProof/>
         </w:rPr>
       </w:pPr>
-      <w:hyperlink w:anchor="_Toc239046806" w:history="1">
+      <w:hyperlink w:anchor="_Toc239105277" w:history="1">
         <w:r>
           <w:rPr>
             <w:rStyle w:val="affa"/>
@@ -1298,7 +1312,7 @@
             <w:noProof/>
             <w:webHidden/>
           </w:rPr>
-          <w:instrText xml:space="preserve"> PAGEREF _Toc239046806 \h </w:instrText>
+          <w:instrText xml:space="preserve"> PAGEREF _Toc239105277 \h </w:instrText>
         </w:r>
         <w:r>
           <w:rPr>
@@ -1339,7 +1353,7 @@
           <w:noProof/>
         </w:rPr>
       </w:pPr>
-      <w:hyperlink w:anchor="_Toc239046807" w:history="1">
+      <w:hyperlink w:anchor="_Toc239105278" w:history="1">
         <w:r>
           <w:rPr>
             <w:rStyle w:val="affa"/>
@@ -1366,7 +1380,7 @@
             <w:noProof/>
             <w:webHidden/>
           </w:rPr>
-          <w:instrText xml:space="preserve"> PAGEREF _Toc239046807 \h </w:instrText>
+          <w:instrText xml:space="preserve"> PAGEREF _Toc239105278 \h </w:instrText>
         </w:r>
         <w:r>
           <w:rPr>
@@ -1407,7 +1421,7 @@
           <w:noProof/>
         </w:rPr>
       </w:pPr>
-      <w:hyperlink w:anchor="_Toc239046808" w:history="1">
+      <w:hyperlink w:anchor="_Toc239105279" w:history="1">
         <w:r>
           <w:rPr>
             <w:rStyle w:val="affa"/>
@@ -1434,7 +1448,7 @@
             <w:noProof/>
             <w:webHidden/>
           </w:rPr>
-          <w:instrText xml:space="preserve"> PAGEREF _Toc239046808 \h </w:instrText>
+          <w:instrText xml:space="preserve"> PAGEREF _Toc239105279 \h </w:instrText>
         </w:r>
         <w:r>
           <w:rPr>
@@ -1486,7 +1500,7 @@
         </w:pBdr>
         <w:spacing w:line="288" w:lineRule="auto"/>
       </w:pPr>
-      <w:bookmarkStart w:id="0" w:name="_Toc239046795"/>
+      <w:bookmarkStart w:id="0" w:name="_Toc239105266"/>
       <w:r>
         <w:rPr>
           <w:rFonts w:ascii="新細明體" w:eastAsia="新細明體" w:hAnsi="新細明體"/>
@@ -2061,7 +2075,7 @@
         </w:pBdr>
         <w:spacing w:line="288" w:lineRule="auto"/>
       </w:pPr>
-      <w:bookmarkStart w:id="1" w:name="_Toc239046796"/>
+      <w:bookmarkStart w:id="1" w:name="_Toc239105267"/>
       <w:r>
         <w:rPr>
           <w:rFonts w:ascii="新細明體" w:eastAsia="新細明體" w:hAnsi="新細明體"/>
@@ -3370,7 +3384,7 @@
         </w:pBdr>
         <w:spacing w:line="288" w:lineRule="auto"/>
       </w:pPr>
-      <w:bookmarkStart w:id="2" w:name="_Toc239046797"/>
+      <w:bookmarkStart w:id="2" w:name="_Toc239105268"/>
       <w:r>
         <w:rPr>
           <w:rFonts w:ascii="新細明體" w:eastAsia="新細明體" w:hAnsi="新細明體"/>
@@ -5150,7 +5164,7 @@
         </w:pBdr>
         <w:spacing w:line="288" w:lineRule="auto"/>
       </w:pPr>
-      <w:bookmarkStart w:id="3" w:name="_Toc239046798"/>
+      <w:bookmarkStart w:id="3" w:name="_Toc239105269"/>
       <w:r>
         <w:rPr>
           <w:rFonts w:ascii="新細明體" w:eastAsia="新細明體" w:hAnsi="新細明體"/>
@@ -6288,7 +6302,7 @@
         </w:pBdr>
         <w:spacing w:line="288" w:lineRule="auto"/>
       </w:pPr>
-      <w:bookmarkStart w:id="4" w:name="_Toc239046799"/>
+      <w:bookmarkStart w:id="4" w:name="_Toc239105270"/>
       <w:r>
         <w:rPr>
           <w:rFonts w:ascii="新細明體" w:eastAsia="新細明體" w:hAnsi="新細明體"/>
@@ -7558,7 +7572,7 @@
         </w:pBdr>
         <w:spacing w:line="288" w:lineRule="auto"/>
       </w:pPr>
-      <w:bookmarkStart w:id="5" w:name="_Toc239046800"/>
+      <w:bookmarkStart w:id="5" w:name="_Toc239105271"/>
       <w:r>
         <w:rPr>
           <w:rFonts w:ascii="新細明體" w:eastAsia="新細明體" w:hAnsi="新細明體"/>
@@ -8345,7 +8359,7 @@
         </w:pBdr>
         <w:spacing w:line="288" w:lineRule="auto"/>
       </w:pPr>
-      <w:bookmarkStart w:id="6" w:name="_Toc239046801"/>
+      <w:bookmarkStart w:id="6" w:name="_Toc239105272"/>
       <w:r>
         <w:rPr>
           <w:rFonts w:ascii="新細明體" w:eastAsia="新細明體" w:hAnsi="新細明體"/>
@@ -10347,7 +10361,7 @@
               <w:rPr>
                 <w:sz w:val="20"/>
               </w:rPr>
-              <w:t>按報更編排課室與上／下節；預設</w:t>
+              <w:t>按報更編排當值（時段默認跟報更，可改）；一日可多人。預設</w:t>
             </w:r>
             <w:r>
               <w:rPr>
@@ -10371,7 +10385,7 @@
               <w:rPr>
                 <w:sz w:val="20"/>
               </w:rPr>
-              <w:t>，可按需要調動</w:t>
+              <w:t>，可按需要調動。唔使全日每個時段都有導師。</w:t>
             </w:r>
           </w:p>
         </w:tc>
@@ -10717,6 +10731,7 @@
         <w:ind w:left="425" w:hanging="227"/>
       </w:pPr>
       <w:r>
+        <w:lastRenderedPageBreak/>
         <w:t xml:space="preserve">• </w:t>
       </w:r>
       <w:r>
@@ -10757,6 +10772,18 @@
         <w:t xml:space="preserve">• </w:t>
       </w:r>
       <w:r>
+        <w:t>排更時段默認跟老師報更，行政可改；一日可排多於一位老師。唔使全日每個時段都有導師</w:t>
+      </w:r>
+    </w:p>
+    <w:p>
+      <w:pPr>
+        <w:spacing w:before="20" w:after="80" w:line="324" w:lineRule="auto"/>
+        <w:ind w:left="425" w:hanging="227"/>
+      </w:pPr>
+      <w:r>
+        <w:t xml:space="preserve">• </w:t>
+      </w:r>
+      <w:r>
         <w:t>功輔佔用至營運時段結束；</w:t>
       </w:r>
       <w:r>
@@ -10775,7 +10802,6 @@
         <w:spacing w:after="160" w:line="324" w:lineRule="auto"/>
       </w:pPr>
       <w:r>
-        <w:lastRenderedPageBreak/>
         <w:t xml:space="preserve">#### 7.4.4 </w:t>
       </w:r>
       <w:r>
@@ -10853,7 +10879,7 @@
         </w:pBdr>
         <w:spacing w:line="288" w:lineRule="auto"/>
       </w:pPr>
-      <w:bookmarkStart w:id="7" w:name="_Toc239046802"/>
+      <w:bookmarkStart w:id="7" w:name="_Toc239105273"/>
       <w:r>
         <w:rPr>
           <w:rFonts w:ascii="新細明體" w:eastAsia="新細明體" w:hAnsi="新細明體"/>
@@ -12474,7 +12500,7 @@
         </w:pBdr>
         <w:spacing w:line="288" w:lineRule="auto"/>
       </w:pPr>
-      <w:bookmarkStart w:id="8" w:name="_Toc239046803"/>
+      <w:bookmarkStart w:id="8" w:name="_Toc239105274"/>
       <w:r>
         <w:rPr>
           <w:rFonts w:ascii="新細明體" w:eastAsia="新細明體" w:hAnsi="新細明體"/>
@@ -13573,7 +13599,7 @@
         </w:pBdr>
         <w:spacing w:line="288" w:lineRule="auto"/>
       </w:pPr>
-      <w:bookmarkStart w:id="9" w:name="_Toc239046804"/>
+      <w:bookmarkStart w:id="9" w:name="_Toc239105275"/>
       <w:r>
         <w:rPr>
           <w:rFonts w:ascii="新細明體" w:eastAsia="新細明體" w:hAnsi="新細明體"/>
@@ -14522,7 +14548,7 @@
         </w:pBdr>
         <w:spacing w:line="288" w:lineRule="auto"/>
       </w:pPr>
-      <w:bookmarkStart w:id="10" w:name="_Toc239046805"/>
+      <w:bookmarkStart w:id="10" w:name="_Toc239105276"/>
       <w:r>
         <w:rPr>
           <w:rFonts w:ascii="新細明體" w:eastAsia="新細明體" w:hAnsi="新細明體"/>
@@ -15449,7 +15475,7 @@
         </w:pBdr>
         <w:spacing w:line="288" w:lineRule="auto"/>
       </w:pPr>
-      <w:bookmarkStart w:id="11" w:name="_Toc239046806"/>
+      <w:bookmarkStart w:id="11" w:name="_Toc239105277"/>
       <w:r>
         <w:rPr>
           <w:rFonts w:ascii="新細明體" w:eastAsia="新細明體" w:hAnsi="新細明體"/>
@@ -16354,7 +16380,7 @@
         </w:pBdr>
         <w:spacing w:line="288" w:lineRule="auto"/>
       </w:pPr>
-      <w:bookmarkStart w:id="12" w:name="_Toc239046807"/>
+      <w:bookmarkStart w:id="12" w:name="_Toc239105278"/>
       <w:r>
         <w:rPr>
           <w:rFonts w:ascii="新細明體" w:eastAsia="新細明體" w:hAnsi="新細明體"/>
@@ -29241,7 +29267,7 @@
         </w:pBdr>
         <w:spacing w:line="288" w:lineRule="auto"/>
       </w:pPr>
-      <w:bookmarkStart w:id="13" w:name="_Toc239046808"/>
+      <w:bookmarkStart w:id="13" w:name="_Toc239105279"/>
       <w:r>
         <w:rPr>
           <w:rFonts w:ascii="新細明體" w:eastAsia="新細明體" w:hAnsi="新細明體"/>
@@ -31057,31 +31083,31 @@
       </w:rPr>
     </w:lvl>
   </w:abstractNum>
-  <w:num w:numId="1" w16cid:durableId="701707609">
+  <w:num w:numId="1" w16cid:durableId="342364326">
     <w:abstractNumId w:val="8"/>
   </w:num>
-  <w:num w:numId="2" w16cid:durableId="974331676">
+  <w:num w:numId="2" w16cid:durableId="61177082">
     <w:abstractNumId w:val="6"/>
   </w:num>
-  <w:num w:numId="3" w16cid:durableId="1885629242">
+  <w:num w:numId="3" w16cid:durableId="1551958179">
     <w:abstractNumId w:val="5"/>
   </w:num>
-  <w:num w:numId="4" w16cid:durableId="452600218">
+  <w:num w:numId="4" w16cid:durableId="315425914">
     <w:abstractNumId w:val="4"/>
   </w:num>
-  <w:num w:numId="5" w16cid:durableId="783236414">
+  <w:num w:numId="5" w16cid:durableId="447704196">
     <w:abstractNumId w:val="7"/>
   </w:num>
-  <w:num w:numId="6" w16cid:durableId="1554778922">
+  <w:num w:numId="6" w16cid:durableId="375083873">
     <w:abstractNumId w:val="3"/>
   </w:num>
-  <w:num w:numId="7" w16cid:durableId="762848084">
+  <w:num w:numId="7" w16cid:durableId="2078362338">
     <w:abstractNumId w:val="2"/>
   </w:num>
-  <w:num w:numId="8" w16cid:durableId="1278177988">
+  <w:num w:numId="8" w16cid:durableId="1626353055">
     <w:abstractNumId w:val="1"/>
   </w:num>
-  <w:num w:numId="9" w16cid:durableId="1038629530">
+  <w:num w:numId="9" w16cid:durableId="448545366">
     <w:abstractNumId w:val="0"/>
   </w:num>
 </w:numbering>
@@ -42476,14 +42502,14 @@
     <w:autoRedefine/>
     <w:uiPriority w:val="39"/>
     <w:unhideWhenUsed/>
-    <w:rsid w:val="009E0909"/>
+    <w:rsid w:val="00595A1E"/>
   </w:style>
   <w:style w:type="character" w:styleId="affa">
     <w:name w:val="Hyperlink"/>
     <w:basedOn w:val="a2"/>
     <w:uiPriority w:val="99"/>
     <w:unhideWhenUsed/>
-    <w:rsid w:val="009E0909"/>
+    <w:rsid w:val="00595A1E"/>
     <w:rPr>
       <w:color w:val="0000FF" w:themeColor="hyperlink"/>
       <w:u w:val="single"/>

--- a/docs/generated/2627/2627_REGULAR_YEAR_OPS_GUIDE.docx
+++ b/docs/generated/2627/2627_REGULAR_YEAR_OPS_GUIDE.docx
@@ -6,16 +6,12 @@
       <w:pPr>
         <w:spacing w:before="960" w:after="160"/>
         <w:jc w:val="center"/>
-        <w:rPr>
-          <w:lang w:eastAsia="zh-TW"/>
-        </w:rPr>
       </w:pPr>
       <w:r>
         <w:rPr>
           <w:b/>
           <w:bCs/>
           <w:sz w:val="28"/>
-          <w:lang w:eastAsia="zh-TW"/>
         </w:rPr>
         <w:t>明學教育</w:t>
       </w:r>
@@ -27,16 +23,12 @@
         </w:pBdr>
         <w:spacing w:after="160"/>
         <w:jc w:val="center"/>
-        <w:rPr>
-          <w:lang w:eastAsia="zh-TW"/>
-        </w:rPr>
       </w:pPr>
       <w:r>
         <w:rPr>
           <w:b/>
           <w:bCs/>
           <w:sz w:val="36"/>
-          <w:lang w:eastAsia="zh-TW"/>
         </w:rPr>
         <w:t xml:space="preserve">2627 </w:t>
       </w:r>
@@ -45,7 +37,6 @@
           <w:b/>
           <w:bCs/>
           <w:sz w:val="36"/>
-          <w:lang w:eastAsia="zh-TW"/>
         </w:rPr>
         <w:t>常規學年營運指引</w:t>
       </w:r>
@@ -53,9 +44,6 @@
     <w:p>
       <w:pPr>
         <w:spacing w:before="240" w:after="0"/>
-        <w:rPr>
-          <w:lang w:eastAsia="zh-TW"/>
-        </w:rPr>
       </w:pPr>
     </w:p>
     <w:tbl>
@@ -271,7 +259,7 @@
               <w:rPr>
                 <w:sz w:val="20"/>
               </w:rPr>
-              <w:t>v1.17</w:t>
+              <w:t>v1.18</w:t>
             </w:r>
           </w:p>
         </w:tc>
@@ -462,42 +450,28 @@
       <w:pPr>
         <w:spacing w:before="320"/>
         <w:jc w:val="center"/>
-        <w:rPr>
-          <w:lang w:eastAsia="zh-TW"/>
-        </w:rPr>
       </w:pPr>
       <w:r>
         <w:rPr>
           <w:sz w:val="20"/>
-          <w:lang w:eastAsia="zh-TW"/>
         </w:rPr>
         <w:t>全公司員工守則｜列印／</w:t>
       </w:r>
       <w:r>
         <w:rPr>
           <w:sz w:val="20"/>
-          <w:lang w:eastAsia="zh-TW"/>
         </w:rPr>
         <w:t xml:space="preserve">WhatsApp </w:t>
       </w:r>
       <w:r>
         <w:rPr>
           <w:sz w:val="20"/>
-          <w:lang w:eastAsia="zh-TW"/>
         </w:rPr>
         <w:t>發佈用</w:t>
       </w:r>
     </w:p>
     <w:p>
-      <w:pPr>
-        <w:rPr>
-          <w:lang w:eastAsia="zh-TW"/>
-        </w:rPr>
-      </w:pPr>
-      <w:r>
-        <w:rPr>
-          <w:lang w:eastAsia="zh-TW"/>
-        </w:rPr>
+      <w:r>
         <w:br w:type="page"/>
       </w:r>
     </w:p>
@@ -537,7 +511,7 @@
       <w:r>
         <w:fldChar w:fldCharType="separate"/>
       </w:r>
-      <w:hyperlink w:anchor="_Toc239105266" w:history="1">
+      <w:hyperlink w:anchor="_Toc239108376" w:history="1">
         <w:r>
           <w:rPr>
             <w:rStyle w:val="affa"/>
@@ -564,7 +538,7 @@
             <w:noProof/>
             <w:webHidden/>
           </w:rPr>
-          <w:instrText xml:space="preserve"> PAGEREF _Toc239105266 \h </w:instrText>
+          <w:instrText xml:space="preserve"> PAGEREF _Toc239108376 \h </w:instrText>
         </w:r>
         <w:r>
           <w:rPr>
@@ -605,7 +579,7 @@
           <w:noProof/>
         </w:rPr>
       </w:pPr>
-      <w:hyperlink w:anchor="_Toc239105267" w:history="1">
+      <w:hyperlink w:anchor="_Toc239108377" w:history="1">
         <w:r>
           <w:rPr>
             <w:rStyle w:val="affa"/>
@@ -632,7 +606,7 @@
             <w:noProof/>
             <w:webHidden/>
           </w:rPr>
-          <w:instrText xml:space="preserve"> PAGEREF _Toc239105267 \h </w:instrText>
+          <w:instrText xml:space="preserve"> PAGEREF _Toc239108377 \h </w:instrText>
         </w:r>
         <w:r>
           <w:rPr>
@@ -673,7 +647,7 @@
           <w:noProof/>
         </w:rPr>
       </w:pPr>
-      <w:hyperlink w:anchor="_Toc239105268" w:history="1">
+      <w:hyperlink w:anchor="_Toc239108378" w:history="1">
         <w:r>
           <w:rPr>
             <w:rStyle w:val="affa"/>
@@ -700,7 +674,7 @@
             <w:noProof/>
             <w:webHidden/>
           </w:rPr>
-          <w:instrText xml:space="preserve"> PAGEREF _Toc239105268 \h </w:instrText>
+          <w:instrText xml:space="preserve"> PAGEREF _Toc239108378 \h </w:instrText>
         </w:r>
         <w:r>
           <w:rPr>
@@ -741,7 +715,7 @@
           <w:noProof/>
         </w:rPr>
       </w:pPr>
-      <w:hyperlink w:anchor="_Toc239105269" w:history="1">
+      <w:hyperlink w:anchor="_Toc239108379" w:history="1">
         <w:r>
           <w:rPr>
             <w:rStyle w:val="affa"/>
@@ -768,7 +742,7 @@
             <w:noProof/>
             <w:webHidden/>
           </w:rPr>
-          <w:instrText xml:space="preserve"> PAGEREF _Toc239105269 \h </w:instrText>
+          <w:instrText xml:space="preserve"> PAGEREF _Toc239108379 \h </w:instrText>
         </w:r>
         <w:r>
           <w:rPr>
@@ -809,7 +783,7 @@
           <w:noProof/>
         </w:rPr>
       </w:pPr>
-      <w:hyperlink w:anchor="_Toc239105270" w:history="1">
+      <w:hyperlink w:anchor="_Toc239108380" w:history="1">
         <w:r>
           <w:rPr>
             <w:rStyle w:val="affa"/>
@@ -836,7 +810,7 @@
             <w:noProof/>
             <w:webHidden/>
           </w:rPr>
-          <w:instrText xml:space="preserve"> PAGEREF _Toc239105270 \h </w:instrText>
+          <w:instrText xml:space="preserve"> PAGEREF _Toc239108380 \h </w:instrText>
         </w:r>
         <w:r>
           <w:rPr>
@@ -877,7 +851,7 @@
           <w:noProof/>
         </w:rPr>
       </w:pPr>
-      <w:hyperlink w:anchor="_Toc239105271" w:history="1">
+      <w:hyperlink w:anchor="_Toc239108381" w:history="1">
         <w:r>
           <w:rPr>
             <w:rStyle w:val="affa"/>
@@ -904,7 +878,7 @@
             <w:noProof/>
             <w:webHidden/>
           </w:rPr>
-          <w:instrText xml:space="preserve"> PAGEREF _Toc239105271 \h </w:instrText>
+          <w:instrText xml:space="preserve"> PAGEREF _Toc239108381 \h </w:instrText>
         </w:r>
         <w:r>
           <w:rPr>
@@ -945,7 +919,7 @@
           <w:noProof/>
         </w:rPr>
       </w:pPr>
-      <w:hyperlink w:anchor="_Toc239105272" w:history="1">
+      <w:hyperlink w:anchor="_Toc239108382" w:history="1">
         <w:r>
           <w:rPr>
             <w:rStyle w:val="affa"/>
@@ -972,7 +946,7 @@
             <w:noProof/>
             <w:webHidden/>
           </w:rPr>
-          <w:instrText xml:space="preserve"> PAGEREF _Toc239105272 \h </w:instrText>
+          <w:instrText xml:space="preserve"> PAGEREF _Toc239108382 \h </w:instrText>
         </w:r>
         <w:r>
           <w:rPr>
@@ -1013,7 +987,7 @@
           <w:noProof/>
         </w:rPr>
       </w:pPr>
-      <w:hyperlink w:anchor="_Toc239105273" w:history="1">
+      <w:hyperlink w:anchor="_Toc239108383" w:history="1">
         <w:r>
           <w:rPr>
             <w:rStyle w:val="affa"/>
@@ -1040,7 +1014,7 @@
             <w:noProof/>
             <w:webHidden/>
           </w:rPr>
-          <w:instrText xml:space="preserve"> PAGEREF _Toc239105273 \h </w:instrText>
+          <w:instrText xml:space="preserve"> PAGEREF _Toc239108383 \h </w:instrText>
         </w:r>
         <w:r>
           <w:rPr>
@@ -1081,7 +1055,7 @@
           <w:noProof/>
         </w:rPr>
       </w:pPr>
-      <w:hyperlink w:anchor="_Toc239105274" w:history="1">
+      <w:hyperlink w:anchor="_Toc239108384" w:history="1">
         <w:r>
           <w:rPr>
             <w:rStyle w:val="affa"/>
@@ -1108,7 +1082,7 @@
             <w:noProof/>
             <w:webHidden/>
           </w:rPr>
-          <w:instrText xml:space="preserve"> PAGEREF _Toc239105274 \h </w:instrText>
+          <w:instrText xml:space="preserve"> PAGEREF _Toc239108384 \h </w:instrText>
         </w:r>
         <w:r>
           <w:rPr>
@@ -1149,7 +1123,7 @@
           <w:noProof/>
         </w:rPr>
       </w:pPr>
-      <w:hyperlink w:anchor="_Toc239105275" w:history="1">
+      <w:hyperlink w:anchor="_Toc239108385" w:history="1">
         <w:r>
           <w:rPr>
             <w:rStyle w:val="affa"/>
@@ -1176,7 +1150,7 @@
             <w:noProof/>
             <w:webHidden/>
           </w:rPr>
-          <w:instrText xml:space="preserve"> PAGEREF _Toc239105275 \h </w:instrText>
+          <w:instrText xml:space="preserve"> PAGEREF _Toc239108385 \h </w:instrText>
         </w:r>
         <w:r>
           <w:rPr>
@@ -1217,7 +1191,7 @@
           <w:noProof/>
         </w:rPr>
       </w:pPr>
-      <w:hyperlink w:anchor="_Toc239105276" w:history="1">
+      <w:hyperlink w:anchor="_Toc239108386" w:history="1">
         <w:r>
           <w:rPr>
             <w:rStyle w:val="affa"/>
@@ -1244,7 +1218,7 @@
             <w:noProof/>
             <w:webHidden/>
           </w:rPr>
-          <w:instrText xml:space="preserve"> PAGEREF _Toc239105276 \h </w:instrText>
+          <w:instrText xml:space="preserve"> PAGEREF _Toc239108386 \h </w:instrText>
         </w:r>
         <w:r>
           <w:rPr>
@@ -1285,7 +1259,7 @@
           <w:noProof/>
         </w:rPr>
       </w:pPr>
-      <w:hyperlink w:anchor="_Toc239105277" w:history="1">
+      <w:hyperlink w:anchor="_Toc239108387" w:history="1">
         <w:r>
           <w:rPr>
             <w:rStyle w:val="affa"/>
@@ -1312,7 +1286,7 @@
             <w:noProof/>
             <w:webHidden/>
           </w:rPr>
-          <w:instrText xml:space="preserve"> PAGEREF _Toc239105277 \h </w:instrText>
+          <w:instrText xml:space="preserve"> PAGEREF _Toc239108387 \h </w:instrText>
         </w:r>
         <w:r>
           <w:rPr>
@@ -1353,7 +1327,7 @@
           <w:noProof/>
         </w:rPr>
       </w:pPr>
-      <w:hyperlink w:anchor="_Toc239105278" w:history="1">
+      <w:hyperlink w:anchor="_Toc239108388" w:history="1">
         <w:r>
           <w:rPr>
             <w:rStyle w:val="affa"/>
@@ -1380,7 +1354,7 @@
             <w:noProof/>
             <w:webHidden/>
           </w:rPr>
-          <w:instrText xml:space="preserve"> PAGEREF _Toc239105278 \h </w:instrText>
+          <w:instrText xml:space="preserve"> PAGEREF _Toc239108388 \h </w:instrText>
         </w:r>
         <w:r>
           <w:rPr>
@@ -1421,7 +1395,7 @@
           <w:noProof/>
         </w:rPr>
       </w:pPr>
-      <w:hyperlink w:anchor="_Toc239105279" w:history="1">
+      <w:hyperlink w:anchor="_Toc239108389" w:history="1">
         <w:r>
           <w:rPr>
             <w:rStyle w:val="affa"/>
@@ -1448,7 +1422,7 @@
             <w:noProof/>
             <w:webHidden/>
           </w:rPr>
-          <w:instrText xml:space="preserve"> PAGEREF _Toc239105279 \h </w:instrText>
+          <w:instrText xml:space="preserve"> PAGEREF _Toc239108389 \h </w:instrText>
         </w:r>
         <w:r>
           <w:rPr>
@@ -1500,7 +1474,7 @@
         </w:pBdr>
         <w:spacing w:line="288" w:lineRule="auto"/>
       </w:pPr>
-      <w:bookmarkStart w:id="0" w:name="_Toc239105266"/>
+      <w:bookmarkStart w:id="0" w:name="_Toc239108376"/>
       <w:r>
         <w:rPr>
           <w:rFonts w:ascii="新細明體" w:eastAsia="新細明體" w:hAnsi="新細明體"/>
@@ -2075,7 +2049,7 @@
         </w:pBdr>
         <w:spacing w:line="288" w:lineRule="auto"/>
       </w:pPr>
-      <w:bookmarkStart w:id="1" w:name="_Toc239105267"/>
+      <w:bookmarkStart w:id="1" w:name="_Toc239108377"/>
       <w:r>
         <w:rPr>
           <w:rFonts w:ascii="新細明體" w:eastAsia="新細明體" w:hAnsi="新細明體"/>
@@ -3384,7 +3358,7 @@
         </w:pBdr>
         <w:spacing w:line="288" w:lineRule="auto"/>
       </w:pPr>
-      <w:bookmarkStart w:id="2" w:name="_Toc239105268"/>
+      <w:bookmarkStart w:id="2" w:name="_Toc239108378"/>
       <w:r>
         <w:rPr>
           <w:rFonts w:ascii="新細明體" w:eastAsia="新細明體" w:hAnsi="新細明體"/>
@@ -5164,7 +5138,7 @@
         </w:pBdr>
         <w:spacing w:line="288" w:lineRule="auto"/>
       </w:pPr>
-      <w:bookmarkStart w:id="3" w:name="_Toc239105269"/>
+      <w:bookmarkStart w:id="3" w:name="_Toc239108379"/>
       <w:r>
         <w:rPr>
           <w:rFonts w:ascii="新細明體" w:eastAsia="新細明體" w:hAnsi="新細明體"/>
@@ -5250,19 +5224,37 @@
         <w:t xml:space="preserve">• </w:t>
       </w:r>
       <w:r>
-        <w:t>平日功課輔導班通常佔用其中兩室（預設</w:t>
-      </w:r>
-      <w:r>
-        <w:t xml:space="preserve"> 17D</w:t>
-      </w:r>
-      <w:r>
-        <w:t>、</w:t>
-      </w:r>
-      <w:r>
-        <w:t>17E</w:t>
-      </w:r>
-      <w:r>
-        <w:t>），該時段常規專科班最多約三室可用；週末無功輔佔室時，五室皆可排專科</w:t>
+        <w:t>平日功課輔導班</w:t>
+      </w:r>
+      <w:r>
+        <w:rPr>
+          <w:b/>
+          <w:bCs/>
+        </w:rPr>
+        <w:t>預設佔</w:t>
+      </w:r>
+      <w:r>
+        <w:rPr>
+          <w:b/>
+          <w:bCs/>
+        </w:rPr>
+        <w:t xml:space="preserve"> 17D </w:t>
+      </w:r>
+      <w:r>
+        <w:rPr>
+          <w:b/>
+          <w:bCs/>
+        </w:rPr>
+        <w:t>一室</w:t>
+      </w:r>
+      <w:r>
+        <w:t>；人數多或當日需要時，在當值編更加開第二室（通常</w:t>
+      </w:r>
+      <w:r>
+        <w:t xml:space="preserve"> 17E</w:t>
+      </w:r>
+      <w:r>
+        <w:t>）後先佔該室。未加開的房可排專科。週末無功輔佔室時，五室皆可排專科</w:t>
       </w:r>
     </w:p>
     <w:p>
@@ -5420,7 +5412,7 @@
               <w:rPr>
                 <w:sz w:val="20"/>
               </w:rPr>
-              <w:t>可用；平日功輔預設佔用之一</w:t>
+              <w:t>可用；平日功輔預設佔用</w:t>
             </w:r>
           </w:p>
         </w:tc>
@@ -5478,7 +5470,7 @@
               <w:rPr>
                 <w:sz w:val="20"/>
               </w:rPr>
-              <w:t>可用；平日功輔預設佔用之一</w:t>
+              <w:t>可用；功輔加開第二室時通常用此房；未加開可排專科</w:t>
             </w:r>
           </w:p>
         </w:tc>
@@ -6172,38 +6164,38 @@
               <w:rPr>
                 <w:sz w:val="20"/>
               </w:rPr>
-              <w:t>功課輔導班通常佔用其中兩室（預設</w:t>
-            </w:r>
-            <w:r>
-              <w:rPr>
-                <w:sz w:val="20"/>
-              </w:rPr>
-              <w:t xml:space="preserve"> 17D</w:t>
-            </w:r>
-            <w:r>
-              <w:rPr>
-                <w:sz w:val="20"/>
-              </w:rPr>
-              <w:t>、</w:t>
-            </w:r>
-            <w:r>
-              <w:rPr>
-                <w:sz w:val="20"/>
-              </w:rPr>
-              <w:t>17E</w:t>
-            </w:r>
-            <w:r>
-              <w:rPr>
-                <w:sz w:val="20"/>
-              </w:rPr>
-              <w:t>；具體房號按編排）。已編作功輔的課室與時段，不</w:t>
+              <w:t>功課輔導班預設佔</w:t>
+            </w:r>
+            <w:r>
+              <w:rPr>
+                <w:sz w:val="20"/>
+              </w:rPr>
+              <w:t xml:space="preserve"> 17D </w:t>
+            </w:r>
+            <w:r>
+              <w:rPr>
+                <w:sz w:val="20"/>
+              </w:rPr>
+              <w:t>一室。人數多或當日需要</w:t>
             </w:r>
             <w:r>
               <w:rPr>
                 <w:sz w:val="20"/>
               </w:rPr>
               <w:lastRenderedPageBreak/>
-              <w:t>可再排常規專科班。其餘時段常規專科班每時段最多約三室</w:t>
+              <w:t>時，在當值編更加開第二室（通常</w:t>
+            </w:r>
+            <w:r>
+              <w:rPr>
+                <w:sz w:val="20"/>
+              </w:rPr>
+              <w:t xml:space="preserve"> 17E</w:t>
+            </w:r>
+            <w:r>
+              <w:rPr>
+                <w:sz w:val="20"/>
+              </w:rPr>
+              <w:t>）後先佔該室。已編作功輔的課室與時段，不可再排常規專科班。未加開時其餘時段常規專科班每時段最多約四室；加開後約三室</w:t>
             </w:r>
           </w:p>
         </w:tc>
@@ -6286,7 +6278,7 @@
         <w:spacing w:after="160" w:line="324" w:lineRule="auto"/>
       </w:pPr>
       <w:r>
-        <w:t>功輔放假日見附件乙。功輔佔用該室至營運時段結束，不把末節讓予專科班。本章只要求同事在平日預留「功輔佔兩室」的空間，避免與專科班撞房。</w:t>
+        <w:t>功輔放假日見附件乙。功輔佔用該室至營運時段結束，不把末節讓予專科班。本章只要求同事在平日預留「功輔已開的房」，避免與專科班撞房；未加開的第二室可排專科。</w:t>
       </w:r>
     </w:p>
     <w:p>
@@ -6302,7 +6294,7 @@
         </w:pBdr>
         <w:spacing w:line="288" w:lineRule="auto"/>
       </w:pPr>
-      <w:bookmarkStart w:id="4" w:name="_Toc239105270"/>
+      <w:bookmarkStart w:id="4" w:name="_Toc239108380"/>
       <w:r>
         <w:rPr>
           <w:rFonts w:ascii="新細明體" w:eastAsia="新細明體" w:hAnsi="新細明體"/>
@@ -7572,7 +7564,7 @@
         </w:pBdr>
         <w:spacing w:line="288" w:lineRule="auto"/>
       </w:pPr>
-      <w:bookmarkStart w:id="5" w:name="_Toc239105271"/>
+      <w:bookmarkStart w:id="5" w:name="_Toc239108381"/>
       <w:r>
         <w:rPr>
           <w:rFonts w:ascii="新細明體" w:eastAsia="新細明體" w:hAnsi="新細明體"/>
@@ -8359,7 +8351,7 @@
         </w:pBdr>
         <w:spacing w:line="288" w:lineRule="auto"/>
       </w:pPr>
-      <w:bookmarkStart w:id="6" w:name="_Toc239105272"/>
+      <w:bookmarkStart w:id="6" w:name="_Toc239108382"/>
       <w:r>
         <w:rPr>
           <w:rFonts w:ascii="新細明體" w:eastAsia="新細明體" w:hAnsi="新細明體"/>
@@ -8479,37 +8471,37 @@
         <w:t xml:space="preserve">• </w:t>
       </w:r>
       <w:r>
-        <w:t>平日通常佔用</w:t>
-      </w:r>
-      <w:r>
-        <w:t xml:space="preserve"> </w:t>
+        <w:t>平日</w:t>
       </w:r>
       <w:r>
         <w:rPr>
           <w:b/>
           <w:bCs/>
         </w:rPr>
-        <w:t>17D</w:t>
+        <w:t>預設佔</w:t>
       </w:r>
       <w:r>
         <w:rPr>
           <w:b/>
           <w:bCs/>
         </w:rPr>
-        <w:t>、</w:t>
+        <w:t xml:space="preserve"> 17D </w:t>
       </w:r>
       <w:r>
         <w:rPr>
           <w:b/>
           <w:bCs/>
         </w:rPr>
-        <w:t>17E</w:t>
-      </w:r>
-      <w:r>
-        <w:t xml:space="preserve"> </w:t>
-      </w:r>
-      <w:r>
-        <w:t>兩室直至營運時段結束；已編作功輔的課室與時段不可再排常規專科班（見第</w:t>
+        <w:t>一室</w:t>
+      </w:r>
+      <w:r>
+        <w:t>直至營運時段結束；人數多或當日需要時，在當值編更加開第二室（通常</w:t>
+      </w:r>
+      <w:r>
+        <w:t xml:space="preserve"> 17E</w:t>
+      </w:r>
+      <w:r>
+        <w:t>）後先佔。已編作功輔的課室與時段不可再排常規專科班（見第</w:t>
       </w:r>
       <w:r>
         <w:t xml:space="preserve"> 4 </w:t>
@@ -8688,24 +8680,23 @@
           <w:b/>
           <w:bCs/>
         </w:rPr>
-        <w:t>17D</w:t>
+        <w:t xml:space="preserve">17D </w:t>
       </w:r>
       <w:r>
         <w:rPr>
           <w:b/>
           <w:bCs/>
         </w:rPr>
-        <w:t>、</w:t>
-      </w:r>
-      <w:r>
-        <w:rPr>
-          <w:b/>
-          <w:bCs/>
-        </w:rPr>
-        <w:t>17E</w:t>
-      </w:r>
-      <w:r>
-        <w:t>；行政可按日調動，但須維持與專科班不撞房</w:t>
+        <w:t>一室</w:t>
+      </w:r>
+      <w:r>
+        <w:t>；加開第二室（通常</w:t>
+      </w:r>
+      <w:r>
+        <w:t xml:space="preserve"> 17E</w:t>
+      </w:r>
+      <w:r>
+        <w:t>）先佔。行政可按日改已開的房，但須維持與專科班不撞房。排程管理可改佔室課室（寫返編更），唔好取消佔室（放假用功輔校曆）</w:t>
       </w:r>
     </w:p>
     <w:p>
@@ -9402,7 +9393,6 @@
         <w:spacing w:after="160" w:line="324" w:lineRule="auto"/>
       </w:pPr>
       <w:r>
-        <w:lastRenderedPageBreak/>
         <w:t>未另列優惠則按上表全額。收款與專科／私人課程同一入口（收款登記），但</w:t>
       </w:r>
       <w:r>
@@ -10690,6 +10680,7 @@
         <w:ind w:left="425" w:hanging="227"/>
       </w:pPr>
       <w:r>
+        <w:lastRenderedPageBreak/>
         <w:t xml:space="preserve">• </w:t>
       </w:r>
       <w:r>
@@ -10731,7 +10722,6 @@
         <w:ind w:left="425" w:hanging="227"/>
       </w:pPr>
       <w:r>
-        <w:lastRenderedPageBreak/>
         <w:t xml:space="preserve">• </w:t>
       </w:r>
       <w:r>
@@ -10879,7 +10869,7 @@
         </w:pBdr>
         <w:spacing w:line="288" w:lineRule="auto"/>
       </w:pPr>
-      <w:bookmarkStart w:id="7" w:name="_Toc239105273"/>
+      <w:bookmarkStart w:id="7" w:name="_Toc239108383"/>
       <w:r>
         <w:rPr>
           <w:rFonts w:ascii="新細明體" w:eastAsia="新細明體" w:hAnsi="新細明體"/>
@@ -12500,7 +12490,7 @@
         </w:pBdr>
         <w:spacing w:line="288" w:lineRule="auto"/>
       </w:pPr>
-      <w:bookmarkStart w:id="8" w:name="_Toc239105274"/>
+      <w:bookmarkStart w:id="8" w:name="_Toc239108384"/>
       <w:r>
         <w:rPr>
           <w:rFonts w:ascii="新細明體" w:eastAsia="新細明體" w:hAnsi="新細明體"/>
@@ -13599,7 +13589,7 @@
         </w:pBdr>
         <w:spacing w:line="288" w:lineRule="auto"/>
       </w:pPr>
-      <w:bookmarkStart w:id="9" w:name="_Toc239105275"/>
+      <w:bookmarkStart w:id="9" w:name="_Toc239108385"/>
       <w:r>
         <w:rPr>
           <w:rFonts w:ascii="新細明體" w:eastAsia="新細明體" w:hAnsi="新細明體"/>
@@ -14548,7 +14538,7 @@
         </w:pBdr>
         <w:spacing w:line="288" w:lineRule="auto"/>
       </w:pPr>
-      <w:bookmarkStart w:id="10" w:name="_Toc239105276"/>
+      <w:bookmarkStart w:id="10" w:name="_Toc239108386"/>
       <w:r>
         <w:rPr>
           <w:rFonts w:ascii="新細明體" w:eastAsia="新細明體" w:hAnsi="新細明體"/>
@@ -15475,7 +15465,7 @@
         </w:pBdr>
         <w:spacing w:line="288" w:lineRule="auto"/>
       </w:pPr>
-      <w:bookmarkStart w:id="11" w:name="_Toc239105277"/>
+      <w:bookmarkStart w:id="11" w:name="_Toc239108387"/>
       <w:r>
         <w:rPr>
           <w:rFonts w:ascii="新細明體" w:eastAsia="新細明體" w:hAnsi="新細明體"/>
@@ -16380,7 +16370,7 @@
         </w:pBdr>
         <w:spacing w:line="288" w:lineRule="auto"/>
       </w:pPr>
-      <w:bookmarkStart w:id="12" w:name="_Toc239105278"/>
+      <w:bookmarkStart w:id="12" w:name="_Toc239108388"/>
       <w:r>
         <w:rPr>
           <w:rFonts w:ascii="新細明體" w:eastAsia="新細明體" w:hAnsi="新細明體"/>
@@ -29267,7 +29257,7 @@
         </w:pBdr>
         <w:spacing w:line="288" w:lineRule="auto"/>
       </w:pPr>
-      <w:bookmarkStart w:id="13" w:name="_Toc239105279"/>
+      <w:bookmarkStart w:id="13" w:name="_Toc239108389"/>
       <w:r>
         <w:rPr>
           <w:rFonts w:ascii="新細明體" w:eastAsia="新細明體" w:hAnsi="新細明體"/>
@@ -31083,31 +31073,31 @@
       </w:rPr>
     </w:lvl>
   </w:abstractNum>
-  <w:num w:numId="1" w16cid:durableId="342364326">
+  <w:num w:numId="1" w16cid:durableId="1456095844">
     <w:abstractNumId w:val="8"/>
   </w:num>
-  <w:num w:numId="2" w16cid:durableId="61177082">
+  <w:num w:numId="2" w16cid:durableId="631790452">
     <w:abstractNumId w:val="6"/>
   </w:num>
-  <w:num w:numId="3" w16cid:durableId="1551958179">
+  <w:num w:numId="3" w16cid:durableId="1433434822">
     <w:abstractNumId w:val="5"/>
   </w:num>
-  <w:num w:numId="4" w16cid:durableId="315425914">
+  <w:num w:numId="4" w16cid:durableId="1573540223">
     <w:abstractNumId w:val="4"/>
   </w:num>
-  <w:num w:numId="5" w16cid:durableId="447704196">
+  <w:num w:numId="5" w16cid:durableId="831533261">
     <w:abstractNumId w:val="7"/>
   </w:num>
-  <w:num w:numId="6" w16cid:durableId="375083873">
+  <w:num w:numId="6" w16cid:durableId="1347753393">
     <w:abstractNumId w:val="3"/>
   </w:num>
-  <w:num w:numId="7" w16cid:durableId="2078362338">
+  <w:num w:numId="7" w16cid:durableId="1494642291">
     <w:abstractNumId w:val="2"/>
   </w:num>
-  <w:num w:numId="8" w16cid:durableId="1626353055">
+  <w:num w:numId="8" w16cid:durableId="91513912">
     <w:abstractNumId w:val="1"/>
   </w:num>
-  <w:num w:numId="9" w16cid:durableId="448545366">
+  <w:num w:numId="9" w16cid:durableId="776872089">
     <w:abstractNumId w:val="0"/>
   </w:num>
 </w:numbering>
@@ -42502,14 +42492,14 @@
     <w:autoRedefine/>
     <w:uiPriority w:val="39"/>
     <w:unhideWhenUsed/>
-    <w:rsid w:val="00595A1E"/>
+    <w:rsid w:val="00633697"/>
   </w:style>
   <w:style w:type="character" w:styleId="affa">
     <w:name w:val="Hyperlink"/>
     <w:basedOn w:val="a2"/>
     <w:uiPriority w:val="99"/>
     <w:unhideWhenUsed/>
-    <w:rsid w:val="00595A1E"/>
+    <w:rsid w:val="00633697"/>
     <w:rPr>
       <w:color w:val="0000FF" w:themeColor="hyperlink"/>
       <w:u w:val="single"/>

--- a/docs/generated/2627/2627_REGULAR_YEAR_OPS_GUIDE.docx
+++ b/docs/generated/2627/2627_REGULAR_YEAR_OPS_GUIDE.docx
@@ -6,16 +6,12 @@
       <w:pPr>
         <w:spacing w:before="960" w:after="160"/>
         <w:jc w:val="center"/>
-        <w:rPr>
-          <w:lang w:eastAsia="zh-TW"/>
-        </w:rPr>
       </w:pPr>
       <w:r>
         <w:rPr>
           <w:b/>
           <w:bCs/>
           <w:sz w:val="28"/>
-          <w:lang w:eastAsia="zh-TW"/>
         </w:rPr>
         <w:t>明學教育</w:t>
       </w:r>
@@ -27,16 +23,12 @@
         </w:pBdr>
         <w:spacing w:after="160"/>
         <w:jc w:val="center"/>
-        <w:rPr>
-          <w:lang w:eastAsia="zh-TW"/>
-        </w:rPr>
       </w:pPr>
       <w:r>
         <w:rPr>
           <w:b/>
           <w:bCs/>
           <w:sz w:val="36"/>
-          <w:lang w:eastAsia="zh-TW"/>
         </w:rPr>
         <w:t xml:space="preserve">2627 </w:t>
       </w:r>
@@ -45,7 +37,6 @@
           <w:b/>
           <w:bCs/>
           <w:sz w:val="36"/>
-          <w:lang w:eastAsia="zh-TW"/>
         </w:rPr>
         <w:t>常規學年營運指引</w:t>
       </w:r>
@@ -53,9 +44,6 @@
     <w:p>
       <w:pPr>
         <w:spacing w:before="240" w:after="0"/>
-        <w:rPr>
-          <w:lang w:eastAsia="zh-TW"/>
-        </w:rPr>
       </w:pPr>
     </w:p>
     <w:tbl>
@@ -271,7 +259,7 @@
               <w:rPr>
                 <w:sz w:val="20"/>
               </w:rPr>
-              <w:t>v1.17</w:t>
+              <w:t>v1.19</w:t>
             </w:r>
           </w:p>
         </w:tc>
@@ -462,42 +450,28 @@
       <w:pPr>
         <w:spacing w:before="320"/>
         <w:jc w:val="center"/>
-        <w:rPr>
-          <w:lang w:eastAsia="zh-TW"/>
-        </w:rPr>
       </w:pPr>
       <w:r>
         <w:rPr>
           <w:sz w:val="20"/>
-          <w:lang w:eastAsia="zh-TW"/>
         </w:rPr>
         <w:t>全公司員工守則｜列印／</w:t>
       </w:r>
       <w:r>
         <w:rPr>
           <w:sz w:val="20"/>
-          <w:lang w:eastAsia="zh-TW"/>
         </w:rPr>
         <w:t xml:space="preserve">WhatsApp </w:t>
       </w:r>
       <w:r>
         <w:rPr>
           <w:sz w:val="20"/>
-          <w:lang w:eastAsia="zh-TW"/>
         </w:rPr>
         <w:t>發佈用</w:t>
       </w:r>
     </w:p>
     <w:p>
-      <w:pPr>
-        <w:rPr>
-          <w:lang w:eastAsia="zh-TW"/>
-        </w:rPr>
-      </w:pPr>
-      <w:r>
-        <w:rPr>
-          <w:lang w:eastAsia="zh-TW"/>
-        </w:rPr>
+      <w:r>
         <w:br w:type="page"/>
       </w:r>
     </w:p>
@@ -537,7 +511,7 @@
       <w:r>
         <w:fldChar w:fldCharType="separate"/>
       </w:r>
-      <w:hyperlink w:anchor="_Toc239105266" w:history="1">
+      <w:hyperlink w:anchor="_Toc239109717" w:history="1">
         <w:r>
           <w:rPr>
             <w:rStyle w:val="affa"/>
@@ -564,7 +538,7 @@
             <w:noProof/>
             <w:webHidden/>
           </w:rPr>
-          <w:instrText xml:space="preserve"> PAGEREF _Toc239105266 \h </w:instrText>
+          <w:instrText xml:space="preserve"> PAGEREF _Toc239109717 \h </w:instrText>
         </w:r>
         <w:r>
           <w:rPr>
@@ -605,7 +579,7 @@
           <w:noProof/>
         </w:rPr>
       </w:pPr>
-      <w:hyperlink w:anchor="_Toc239105267" w:history="1">
+      <w:hyperlink w:anchor="_Toc239109718" w:history="1">
         <w:r>
           <w:rPr>
             <w:rStyle w:val="affa"/>
@@ -632,7 +606,7 @@
             <w:noProof/>
             <w:webHidden/>
           </w:rPr>
-          <w:instrText xml:space="preserve"> PAGEREF _Toc239105267 \h </w:instrText>
+          <w:instrText xml:space="preserve"> PAGEREF _Toc239109718 \h </w:instrText>
         </w:r>
         <w:r>
           <w:rPr>
@@ -673,7 +647,7 @@
           <w:noProof/>
         </w:rPr>
       </w:pPr>
-      <w:hyperlink w:anchor="_Toc239105268" w:history="1">
+      <w:hyperlink w:anchor="_Toc239109719" w:history="1">
         <w:r>
           <w:rPr>
             <w:rStyle w:val="affa"/>
@@ -700,7 +674,7 @@
             <w:noProof/>
             <w:webHidden/>
           </w:rPr>
-          <w:instrText xml:space="preserve"> PAGEREF _Toc239105268 \h </w:instrText>
+          <w:instrText xml:space="preserve"> PAGEREF _Toc239109719 \h </w:instrText>
         </w:r>
         <w:r>
           <w:rPr>
@@ -741,7 +715,7 @@
           <w:noProof/>
         </w:rPr>
       </w:pPr>
-      <w:hyperlink w:anchor="_Toc239105269" w:history="1">
+      <w:hyperlink w:anchor="_Toc239109720" w:history="1">
         <w:r>
           <w:rPr>
             <w:rStyle w:val="affa"/>
@@ -768,7 +742,7 @@
             <w:noProof/>
             <w:webHidden/>
           </w:rPr>
-          <w:instrText xml:space="preserve"> PAGEREF _Toc239105269 \h </w:instrText>
+          <w:instrText xml:space="preserve"> PAGEREF _Toc239109720 \h </w:instrText>
         </w:r>
         <w:r>
           <w:rPr>
@@ -809,7 +783,7 @@
           <w:noProof/>
         </w:rPr>
       </w:pPr>
-      <w:hyperlink w:anchor="_Toc239105270" w:history="1">
+      <w:hyperlink w:anchor="_Toc239109721" w:history="1">
         <w:r>
           <w:rPr>
             <w:rStyle w:val="affa"/>
@@ -836,7 +810,7 @@
             <w:noProof/>
             <w:webHidden/>
           </w:rPr>
-          <w:instrText xml:space="preserve"> PAGEREF _Toc239105270 \h </w:instrText>
+          <w:instrText xml:space="preserve"> PAGEREF _Toc239109721 \h </w:instrText>
         </w:r>
         <w:r>
           <w:rPr>
@@ -877,7 +851,7 @@
           <w:noProof/>
         </w:rPr>
       </w:pPr>
-      <w:hyperlink w:anchor="_Toc239105271" w:history="1">
+      <w:hyperlink w:anchor="_Toc239109722" w:history="1">
         <w:r>
           <w:rPr>
             <w:rStyle w:val="affa"/>
@@ -904,7 +878,7 @@
             <w:noProof/>
             <w:webHidden/>
           </w:rPr>
-          <w:instrText xml:space="preserve"> PAGEREF _Toc239105271 \h </w:instrText>
+          <w:instrText xml:space="preserve"> PAGEREF _Toc239109722 \h </w:instrText>
         </w:r>
         <w:r>
           <w:rPr>
@@ -945,7 +919,7 @@
           <w:noProof/>
         </w:rPr>
       </w:pPr>
-      <w:hyperlink w:anchor="_Toc239105272" w:history="1">
+      <w:hyperlink w:anchor="_Toc239109723" w:history="1">
         <w:r>
           <w:rPr>
             <w:rStyle w:val="affa"/>
@@ -972,7 +946,7 @@
             <w:noProof/>
             <w:webHidden/>
           </w:rPr>
-          <w:instrText xml:space="preserve"> PAGEREF _Toc239105272 \h </w:instrText>
+          <w:instrText xml:space="preserve"> PAGEREF _Toc239109723 \h </w:instrText>
         </w:r>
         <w:r>
           <w:rPr>
@@ -1013,7 +987,7 @@
           <w:noProof/>
         </w:rPr>
       </w:pPr>
-      <w:hyperlink w:anchor="_Toc239105273" w:history="1">
+      <w:hyperlink w:anchor="_Toc239109724" w:history="1">
         <w:r>
           <w:rPr>
             <w:rStyle w:val="affa"/>
@@ -1040,7 +1014,7 @@
             <w:noProof/>
             <w:webHidden/>
           </w:rPr>
-          <w:instrText xml:space="preserve"> PAGEREF _Toc239105273 \h </w:instrText>
+          <w:instrText xml:space="preserve"> PAGEREF _Toc239109724 \h </w:instrText>
         </w:r>
         <w:r>
           <w:rPr>
@@ -1081,7 +1055,7 @@
           <w:noProof/>
         </w:rPr>
       </w:pPr>
-      <w:hyperlink w:anchor="_Toc239105274" w:history="1">
+      <w:hyperlink w:anchor="_Toc239109725" w:history="1">
         <w:r>
           <w:rPr>
             <w:rStyle w:val="affa"/>
@@ -1108,7 +1082,7 @@
             <w:noProof/>
             <w:webHidden/>
           </w:rPr>
-          <w:instrText xml:space="preserve"> PAGEREF _Toc239105274 \h </w:instrText>
+          <w:instrText xml:space="preserve"> PAGEREF _Toc239109725 \h </w:instrText>
         </w:r>
         <w:r>
           <w:rPr>
@@ -1149,7 +1123,7 @@
           <w:noProof/>
         </w:rPr>
       </w:pPr>
-      <w:hyperlink w:anchor="_Toc239105275" w:history="1">
+      <w:hyperlink w:anchor="_Toc239109726" w:history="1">
         <w:r>
           <w:rPr>
             <w:rStyle w:val="affa"/>
@@ -1176,7 +1150,7 @@
             <w:noProof/>
             <w:webHidden/>
           </w:rPr>
-          <w:instrText xml:space="preserve"> PAGEREF _Toc239105275 \h </w:instrText>
+          <w:instrText xml:space="preserve"> PAGEREF _Toc239109726 \h </w:instrText>
         </w:r>
         <w:r>
           <w:rPr>
@@ -1217,7 +1191,7 @@
           <w:noProof/>
         </w:rPr>
       </w:pPr>
-      <w:hyperlink w:anchor="_Toc239105276" w:history="1">
+      <w:hyperlink w:anchor="_Toc239109727" w:history="1">
         <w:r>
           <w:rPr>
             <w:rStyle w:val="affa"/>
@@ -1244,7 +1218,7 @@
             <w:noProof/>
             <w:webHidden/>
           </w:rPr>
-          <w:instrText xml:space="preserve"> PAGEREF _Toc239105276 \h </w:instrText>
+          <w:instrText xml:space="preserve"> PAGEREF _Toc239109727 \h </w:instrText>
         </w:r>
         <w:r>
           <w:rPr>
@@ -1285,7 +1259,7 @@
           <w:noProof/>
         </w:rPr>
       </w:pPr>
-      <w:hyperlink w:anchor="_Toc239105277" w:history="1">
+      <w:hyperlink w:anchor="_Toc239109728" w:history="1">
         <w:r>
           <w:rPr>
             <w:rStyle w:val="affa"/>
@@ -1312,7 +1286,7 @@
             <w:noProof/>
             <w:webHidden/>
           </w:rPr>
-          <w:instrText xml:space="preserve"> PAGEREF _Toc239105277 \h </w:instrText>
+          <w:instrText xml:space="preserve"> PAGEREF _Toc239109728 \h </w:instrText>
         </w:r>
         <w:r>
           <w:rPr>
@@ -1353,7 +1327,7 @@
           <w:noProof/>
         </w:rPr>
       </w:pPr>
-      <w:hyperlink w:anchor="_Toc239105278" w:history="1">
+      <w:hyperlink w:anchor="_Toc239109729" w:history="1">
         <w:r>
           <w:rPr>
             <w:rStyle w:val="affa"/>
@@ -1380,7 +1354,7 @@
             <w:noProof/>
             <w:webHidden/>
           </w:rPr>
-          <w:instrText xml:space="preserve"> PAGEREF _Toc239105278 \h </w:instrText>
+          <w:instrText xml:space="preserve"> PAGEREF _Toc239109729 \h </w:instrText>
         </w:r>
         <w:r>
           <w:rPr>
@@ -1421,7 +1395,7 @@
           <w:noProof/>
         </w:rPr>
       </w:pPr>
-      <w:hyperlink w:anchor="_Toc239105279" w:history="1">
+      <w:hyperlink w:anchor="_Toc239109730" w:history="1">
         <w:r>
           <w:rPr>
             <w:rStyle w:val="affa"/>
@@ -1448,7 +1422,7 @@
             <w:noProof/>
             <w:webHidden/>
           </w:rPr>
-          <w:instrText xml:space="preserve"> PAGEREF _Toc239105279 \h </w:instrText>
+          <w:instrText xml:space="preserve"> PAGEREF _Toc239109730 \h </w:instrText>
         </w:r>
         <w:r>
           <w:rPr>
@@ -1500,7 +1474,7 @@
         </w:pBdr>
         <w:spacing w:line="288" w:lineRule="auto"/>
       </w:pPr>
-      <w:bookmarkStart w:id="0" w:name="_Toc239105266"/>
+      <w:bookmarkStart w:id="0" w:name="_Toc239109717"/>
       <w:r>
         <w:rPr>
           <w:rFonts w:ascii="新細明體" w:eastAsia="新細明體" w:hAnsi="新細明體"/>
@@ -2075,7 +2049,7 @@
         </w:pBdr>
         <w:spacing w:line="288" w:lineRule="auto"/>
       </w:pPr>
-      <w:bookmarkStart w:id="1" w:name="_Toc239105267"/>
+      <w:bookmarkStart w:id="1" w:name="_Toc239109718"/>
       <w:r>
         <w:rPr>
           <w:rFonts w:ascii="新細明體" w:eastAsia="新細明體" w:hAnsi="新細明體"/>
@@ -2187,7 +2161,13 @@
         <w:spacing w:after="160" w:line="324" w:lineRule="auto"/>
       </w:pPr>
       <w:r>
-        <w:t>常規學年與暑期學年分開管理。暑期才使用「第一期、第二期、兩期全報」等期數安排；本常規學年不採用該套期數。</w:t>
+        <w:t>常規學年與暑期學年分開管理。暑期才使用「第一期、第二期、兩期全報」等期數安排；本常規學年不採用該套期數。查閱</w:t>
+      </w:r>
+      <w:r>
+        <w:t xml:space="preserve"> 26SM </w:t>
+      </w:r>
+      <w:r>
+        <w:t>暑期點名或補堂時，仍按當時報讀期數，不與本學年已繳堂數混用。</w:t>
       </w:r>
     </w:p>
     <w:p>
@@ -3384,7 +3364,7 @@
         </w:pBdr>
         <w:spacing w:line="288" w:lineRule="auto"/>
       </w:pPr>
-      <w:bookmarkStart w:id="2" w:name="_Toc239105268"/>
+      <w:bookmarkStart w:id="2" w:name="_Toc239109719"/>
       <w:r>
         <w:rPr>
           <w:rFonts w:ascii="新細明體" w:eastAsia="新細明體" w:hAnsi="新細明體"/>
@@ -5164,7 +5144,7 @@
         </w:pBdr>
         <w:spacing w:line="288" w:lineRule="auto"/>
       </w:pPr>
-      <w:bookmarkStart w:id="3" w:name="_Toc239105269"/>
+      <w:bookmarkStart w:id="3" w:name="_Toc239109720"/>
       <w:r>
         <w:rPr>
           <w:rFonts w:ascii="新細明體" w:eastAsia="新細明體" w:hAnsi="新細明體"/>
@@ -5250,19 +5230,37 @@
         <w:t xml:space="preserve">• </w:t>
       </w:r>
       <w:r>
-        <w:t>平日功課輔導班通常佔用其中兩室（預設</w:t>
-      </w:r>
-      <w:r>
-        <w:t xml:space="preserve"> 17D</w:t>
-      </w:r>
-      <w:r>
-        <w:t>、</w:t>
-      </w:r>
-      <w:r>
-        <w:t>17E</w:t>
-      </w:r>
-      <w:r>
-        <w:t>），該時段常規專科班最多約三室可用；週末無功輔佔室時，五室皆可排專科</w:t>
+        <w:t>平日功課輔導班</w:t>
+      </w:r>
+      <w:r>
+        <w:rPr>
+          <w:b/>
+          <w:bCs/>
+        </w:rPr>
+        <w:t>預設佔</w:t>
+      </w:r>
+      <w:r>
+        <w:rPr>
+          <w:b/>
+          <w:bCs/>
+        </w:rPr>
+        <w:t xml:space="preserve"> 17D </w:t>
+      </w:r>
+      <w:r>
+        <w:rPr>
+          <w:b/>
+          <w:bCs/>
+        </w:rPr>
+        <w:t>一室</w:t>
+      </w:r>
+      <w:r>
+        <w:t>；人數多或當日需要時，在當值編更加開第二室（通常</w:t>
+      </w:r>
+      <w:r>
+        <w:t xml:space="preserve"> 17E</w:t>
+      </w:r>
+      <w:r>
+        <w:t>）後先佔該室。未加開的房可排專科。週末無功輔佔室時，五室皆可排專科</w:t>
       </w:r>
     </w:p>
     <w:p>
@@ -5420,7 +5418,7 @@
               <w:rPr>
                 <w:sz w:val="20"/>
               </w:rPr>
-              <w:t>可用；平日功輔預設佔用之一</w:t>
+              <w:t>可用；平日功輔預設佔用</w:t>
             </w:r>
           </w:p>
         </w:tc>
@@ -5478,7 +5476,7 @@
               <w:rPr>
                 <w:sz w:val="20"/>
               </w:rPr>
-              <w:t>可用；平日功輔預設佔用之一</w:t>
+              <w:t>可用；功輔加開第二室時通常用此房；未加開可排專科</w:t>
             </w:r>
           </w:p>
         </w:tc>
@@ -6172,38 +6170,38 @@
               <w:rPr>
                 <w:sz w:val="20"/>
               </w:rPr>
-              <w:t>功課輔導班通常佔用其中兩室（預設</w:t>
-            </w:r>
-            <w:r>
-              <w:rPr>
-                <w:sz w:val="20"/>
-              </w:rPr>
-              <w:t xml:space="preserve"> 17D</w:t>
-            </w:r>
-            <w:r>
-              <w:rPr>
-                <w:sz w:val="20"/>
-              </w:rPr>
-              <w:t>、</w:t>
-            </w:r>
-            <w:r>
-              <w:rPr>
-                <w:sz w:val="20"/>
-              </w:rPr>
-              <w:t>17E</w:t>
-            </w:r>
-            <w:r>
-              <w:rPr>
-                <w:sz w:val="20"/>
-              </w:rPr>
-              <w:t>；具體房號按編排）。已編作功輔的課室與時段，不</w:t>
+              <w:t>功課輔導班預設佔</w:t>
+            </w:r>
+            <w:r>
+              <w:rPr>
+                <w:sz w:val="20"/>
+              </w:rPr>
+              <w:t xml:space="preserve"> 17D </w:t>
+            </w:r>
+            <w:r>
+              <w:rPr>
+                <w:sz w:val="20"/>
+              </w:rPr>
+              <w:t>一室。人數多或當日需要</w:t>
             </w:r>
             <w:r>
               <w:rPr>
                 <w:sz w:val="20"/>
               </w:rPr>
               <w:lastRenderedPageBreak/>
-              <w:t>可再排常規專科班。其餘時段常規專科班每時段最多約三室</w:t>
+              <w:t>時，在當值編更加開第二室（通常</w:t>
+            </w:r>
+            <w:r>
+              <w:rPr>
+                <w:sz w:val="20"/>
+              </w:rPr>
+              <w:t xml:space="preserve"> 17E</w:t>
+            </w:r>
+            <w:r>
+              <w:rPr>
+                <w:sz w:val="20"/>
+              </w:rPr>
+              <w:t>）後先佔該室。已編作功輔的課室與時段，不可再排常規專科班。未加開時其餘時段常規專科班每時段最多約四室；加開後約三室</w:t>
             </w:r>
           </w:p>
         </w:tc>
@@ -6286,7 +6284,7 @@
         <w:spacing w:after="160" w:line="324" w:lineRule="auto"/>
       </w:pPr>
       <w:r>
-        <w:t>功輔放假日見附件乙。功輔佔用該室至營運時段結束，不把末節讓予專科班。本章只要求同事在平日預留「功輔佔兩室」的空間，避免與專科班撞房。</w:t>
+        <w:t>功輔放假日見附件乙。功輔佔用該室至營運時段結束，不把末節讓予專科班。本章只要求同事在平日預留「功輔已開的房」，避免與專科班撞房；未加開的第二室可排專科。</w:t>
       </w:r>
     </w:p>
     <w:p>
@@ -6302,7 +6300,7 @@
         </w:pBdr>
         <w:spacing w:line="288" w:lineRule="auto"/>
       </w:pPr>
-      <w:bookmarkStart w:id="4" w:name="_Toc239105270"/>
+      <w:bookmarkStart w:id="4" w:name="_Toc239109721"/>
       <w:r>
         <w:rPr>
           <w:rFonts w:ascii="新細明體" w:eastAsia="新細明體" w:hAnsi="新細明體"/>
@@ -7572,7 +7570,7 @@
         </w:pBdr>
         <w:spacing w:line="288" w:lineRule="auto"/>
       </w:pPr>
-      <w:bookmarkStart w:id="5" w:name="_Toc239105271"/>
+      <w:bookmarkStart w:id="5" w:name="_Toc239109722"/>
       <w:r>
         <w:rPr>
           <w:rFonts w:ascii="新細明體" w:eastAsia="新細明體" w:hAnsi="新細明體"/>
@@ -8359,7 +8357,7 @@
         </w:pBdr>
         <w:spacing w:line="288" w:lineRule="auto"/>
       </w:pPr>
-      <w:bookmarkStart w:id="6" w:name="_Toc239105272"/>
+      <w:bookmarkStart w:id="6" w:name="_Toc239109723"/>
       <w:r>
         <w:rPr>
           <w:rFonts w:ascii="新細明體" w:eastAsia="新細明體" w:hAnsi="新細明體"/>
@@ -8479,37 +8477,37 @@
         <w:t xml:space="preserve">• </w:t>
       </w:r>
       <w:r>
-        <w:t>平日通常佔用</w:t>
-      </w:r>
-      <w:r>
-        <w:t xml:space="preserve"> </w:t>
+        <w:t>平日</w:t>
       </w:r>
       <w:r>
         <w:rPr>
           <w:b/>
           <w:bCs/>
         </w:rPr>
-        <w:t>17D</w:t>
+        <w:t>預設佔</w:t>
       </w:r>
       <w:r>
         <w:rPr>
           <w:b/>
           <w:bCs/>
         </w:rPr>
-        <w:t>、</w:t>
+        <w:t xml:space="preserve"> 17D </w:t>
       </w:r>
       <w:r>
         <w:rPr>
           <w:b/>
           <w:bCs/>
         </w:rPr>
-        <w:t>17E</w:t>
-      </w:r>
-      <w:r>
-        <w:t xml:space="preserve"> </w:t>
-      </w:r>
-      <w:r>
-        <w:t>兩室直至營運時段結束；已編作功輔的課室與時段不可再排常規專科班（見第</w:t>
+        <w:t>一室</w:t>
+      </w:r>
+      <w:r>
+        <w:t>直至營運時段結束；人數多或當日需要時，在當值編更加開第二室（通常</w:t>
+      </w:r>
+      <w:r>
+        <w:t xml:space="preserve"> 17E</w:t>
+      </w:r>
+      <w:r>
+        <w:t>）後先佔。已編作功輔的課室與時段不可再排常規專科班（見第</w:t>
       </w:r>
       <w:r>
         <w:t xml:space="preserve"> 4 </w:t>
@@ -8688,24 +8686,23 @@
           <w:b/>
           <w:bCs/>
         </w:rPr>
-        <w:t>17D</w:t>
+        <w:t xml:space="preserve">17D </w:t>
       </w:r>
       <w:r>
         <w:rPr>
           <w:b/>
           <w:bCs/>
         </w:rPr>
-        <w:t>、</w:t>
-      </w:r>
-      <w:r>
-        <w:rPr>
-          <w:b/>
-          <w:bCs/>
-        </w:rPr>
-        <w:t>17E</w:t>
-      </w:r>
-      <w:r>
-        <w:t>；行政可按日調動，但須維持與專科班不撞房</w:t>
+        <w:t>一室</w:t>
+      </w:r>
+      <w:r>
+        <w:t>；加開第二室（通常</w:t>
+      </w:r>
+      <w:r>
+        <w:t xml:space="preserve"> 17E</w:t>
+      </w:r>
+      <w:r>
+        <w:t>）先佔。行政可按日改已開的房，但須維持與專科班不撞房。排程管理可改佔室課室（寫返編更），唔好取消佔室（放假用功輔校曆）</w:t>
       </w:r>
     </w:p>
     <w:p>
@@ -9402,7 +9399,6 @@
         <w:spacing w:after="160" w:line="324" w:lineRule="auto"/>
       </w:pPr>
       <w:r>
-        <w:lastRenderedPageBreak/>
         <w:t>未另列優惠則按上表全額。收款與專科／私人課程同一入口（收款登記），但</w:t>
       </w:r>
       <w:r>
@@ -10690,6 +10686,7 @@
         <w:ind w:left="425" w:hanging="227"/>
       </w:pPr>
       <w:r>
+        <w:lastRenderedPageBreak/>
         <w:t xml:space="preserve">• </w:t>
       </w:r>
       <w:r>
@@ -10731,7 +10728,6 @@
         <w:ind w:left="425" w:hanging="227"/>
       </w:pPr>
       <w:r>
-        <w:lastRenderedPageBreak/>
         <w:t xml:space="preserve">• </w:t>
       </w:r>
       <w:r>
@@ -10879,7 +10875,7 @@
         </w:pBdr>
         <w:spacing w:line="288" w:lineRule="auto"/>
       </w:pPr>
-      <w:bookmarkStart w:id="7" w:name="_Toc239105273"/>
+      <w:bookmarkStart w:id="7" w:name="_Toc239109724"/>
       <w:r>
         <w:rPr>
           <w:rFonts w:ascii="新細明體" w:eastAsia="新細明體" w:hAnsi="新細明體"/>
@@ -12500,7 +12496,7 @@
         </w:pBdr>
         <w:spacing w:line="288" w:lineRule="auto"/>
       </w:pPr>
-      <w:bookmarkStart w:id="8" w:name="_Toc239105274"/>
+      <w:bookmarkStart w:id="8" w:name="_Toc239109725"/>
       <w:r>
         <w:rPr>
           <w:rFonts w:ascii="新細明體" w:eastAsia="新細明體" w:hAnsi="新細明體"/>
@@ -13599,7 +13595,7 @@
         </w:pBdr>
         <w:spacing w:line="288" w:lineRule="auto"/>
       </w:pPr>
-      <w:bookmarkStart w:id="9" w:name="_Toc239105275"/>
+      <w:bookmarkStart w:id="9" w:name="_Toc239109726"/>
       <w:r>
         <w:rPr>
           <w:rFonts w:ascii="新細明體" w:eastAsia="新細明體" w:hAnsi="新細明體"/>
@@ -14028,7 +14024,6 @@
         <w:ind w:left="425" w:hanging="227"/>
       </w:pPr>
       <w:r>
-        <w:lastRenderedPageBreak/>
         <w:t xml:space="preserve">4. </w:t>
       </w:r>
       <w:r>
@@ -14548,12 +14543,11 @@
         </w:pBdr>
         <w:spacing w:line="288" w:lineRule="auto"/>
       </w:pPr>
-      <w:bookmarkStart w:id="10" w:name="_Toc239105276"/>
+      <w:bookmarkStart w:id="10" w:name="_Toc239109727"/>
       <w:r>
         <w:rPr>
           <w:rFonts w:ascii="新細明體" w:eastAsia="新細明體" w:hAnsi="新細明體"/>
         </w:rPr>
-        <w:lastRenderedPageBreak/>
         <w:t xml:space="preserve">11. </w:t>
       </w:r>
       <w:r>
@@ -15346,7 +15340,6 @@
               <w:rPr>
                 <w:sz w:val="20"/>
               </w:rPr>
-              <w:lastRenderedPageBreak/>
               <w:t>其他</w:t>
             </w:r>
           </w:p>
@@ -15475,12 +15468,11 @@
         </w:pBdr>
         <w:spacing w:line="288" w:lineRule="auto"/>
       </w:pPr>
-      <w:bookmarkStart w:id="11" w:name="_Toc239105277"/>
+      <w:bookmarkStart w:id="11" w:name="_Toc239109728"/>
       <w:r>
         <w:rPr>
           <w:rFonts w:ascii="新細明體" w:eastAsia="新細明體" w:hAnsi="新細明體"/>
         </w:rPr>
-        <w:lastRenderedPageBreak/>
         <w:t xml:space="preserve">12. </w:t>
       </w:r>
       <w:r>
@@ -16235,7 +16227,6 @@
         <w:rPr>
           <w:rFonts w:ascii="新細明體" w:eastAsia="新細明體" w:hAnsi="新細明體"/>
         </w:rPr>
-        <w:lastRenderedPageBreak/>
         <w:t xml:space="preserve">12.3 </w:t>
       </w:r>
       <w:r>
@@ -16380,12 +16371,11 @@
         </w:pBdr>
         <w:spacing w:line="288" w:lineRule="auto"/>
       </w:pPr>
-      <w:bookmarkStart w:id="12" w:name="_Toc239105278"/>
+      <w:bookmarkStart w:id="12" w:name="_Toc239109729"/>
       <w:r>
         <w:rPr>
           <w:rFonts w:ascii="新細明體" w:eastAsia="新細明體" w:hAnsi="新細明體"/>
         </w:rPr>
-        <w:lastRenderedPageBreak/>
         <w:t>附件甲　專科班上課校曆（</w:t>
       </w:r>
       <w:r>
@@ -19545,7 +19535,6 @@
               <w:rPr>
                 <w:sz w:val="20"/>
               </w:rPr>
-              <w:lastRenderedPageBreak/>
               <w:t>8</w:t>
             </w:r>
           </w:p>
@@ -24510,7 +24499,6 @@
         <w:rPr>
           <w:rFonts w:ascii="新細明體" w:eastAsia="新細明體" w:hAnsi="新細明體"/>
         </w:rPr>
-        <w:lastRenderedPageBreak/>
         <w:t>第七期（</w:t>
       </w:r>
       <w:r>
@@ -29267,12 +29255,11 @@
         </w:pBdr>
         <w:spacing w:line="288" w:lineRule="auto"/>
       </w:pPr>
-      <w:bookmarkStart w:id="13" w:name="_Toc239105279"/>
+      <w:bookmarkStart w:id="13" w:name="_Toc239109730"/>
       <w:r>
         <w:rPr>
           <w:rFonts w:ascii="新細明體" w:eastAsia="新細明體" w:hAnsi="新細明體"/>
         </w:rPr>
-        <w:lastRenderedPageBreak/>
         <w:t>附件乙　功課輔導班校曆（</w:t>
       </w:r>
       <w:r>
@@ -31083,31 +31070,31 @@
       </w:rPr>
     </w:lvl>
   </w:abstractNum>
-  <w:num w:numId="1" w16cid:durableId="342364326">
+  <w:num w:numId="1" w16cid:durableId="919021605">
     <w:abstractNumId w:val="8"/>
   </w:num>
-  <w:num w:numId="2" w16cid:durableId="61177082">
+  <w:num w:numId="2" w16cid:durableId="1615164596">
     <w:abstractNumId w:val="6"/>
   </w:num>
-  <w:num w:numId="3" w16cid:durableId="1551958179">
+  <w:num w:numId="3" w16cid:durableId="1609192937">
     <w:abstractNumId w:val="5"/>
   </w:num>
-  <w:num w:numId="4" w16cid:durableId="315425914">
+  <w:num w:numId="4" w16cid:durableId="516622987">
     <w:abstractNumId w:val="4"/>
   </w:num>
-  <w:num w:numId="5" w16cid:durableId="447704196">
+  <w:num w:numId="5" w16cid:durableId="20857648">
     <w:abstractNumId w:val="7"/>
   </w:num>
-  <w:num w:numId="6" w16cid:durableId="375083873">
+  <w:num w:numId="6" w16cid:durableId="1718235645">
     <w:abstractNumId w:val="3"/>
   </w:num>
-  <w:num w:numId="7" w16cid:durableId="2078362338">
+  <w:num w:numId="7" w16cid:durableId="1317496933">
     <w:abstractNumId w:val="2"/>
   </w:num>
-  <w:num w:numId="8" w16cid:durableId="1626353055">
+  <w:num w:numId="8" w16cid:durableId="921259921">
     <w:abstractNumId w:val="1"/>
   </w:num>
-  <w:num w:numId="9" w16cid:durableId="448545366">
+  <w:num w:numId="9" w16cid:durableId="668482762">
     <w:abstractNumId w:val="0"/>
   </w:num>
 </w:numbering>
@@ -42502,14 +42489,14 @@
     <w:autoRedefine/>
     <w:uiPriority w:val="39"/>
     <w:unhideWhenUsed/>
-    <w:rsid w:val="00595A1E"/>
+    <w:rsid w:val="00A7249D"/>
   </w:style>
   <w:style w:type="character" w:styleId="affa">
     <w:name w:val="Hyperlink"/>
     <w:basedOn w:val="a2"/>
     <w:uiPriority w:val="99"/>
     <w:unhideWhenUsed/>
-    <w:rsid w:val="00595A1E"/>
+    <w:rsid w:val="00A7249D"/>
     <w:rPr>
       <w:color w:val="0000FF" w:themeColor="hyperlink"/>
       <w:u w:val="single"/>

--- a/docs/generated/2627/2627_REGULAR_YEAR_OPS_GUIDE.docx
+++ b/docs/generated/2627/2627_REGULAR_YEAR_OPS_GUIDE.docx
@@ -259,7 +259,7 @@
               <w:rPr>
                 <w:sz w:val="20"/>
               </w:rPr>
-              <w:t>v1.19</w:t>
+              <w:t>v1.20</w:t>
             </w:r>
           </w:p>
         </w:tc>
@@ -317,7 +317,7 @@
               <w:rPr>
                 <w:sz w:val="20"/>
               </w:rPr>
-              <w:t>2026-08-31</w:t>
+              <w:t>2026-09-01</w:t>
             </w:r>
           </w:p>
         </w:tc>
@@ -499,14 +499,7 @@
           <w:tab w:val="right" w:leader="dot" w:pos="9062"/>
         </w:tabs>
         <w:rPr>
-          <w:rFonts w:asciiTheme="minorHAnsi" w:eastAsiaTheme="minorEastAsia" w:hAnsiTheme="minorHAnsi"/>
           <w:noProof/>
-          <w:color w:val="auto"/>
-          <w:kern w:val="2"/>
-          <w:sz w:val="24"/>
-          <w:szCs w:val="24"/>
-          <w:lang w:eastAsia="zh-TW"/>
-          <w14:ligatures w14:val="standardContextual"/>
         </w:rPr>
       </w:pPr>
       <w:r>
@@ -518,7 +511,7 @@
       <w:r>
         <w:fldChar w:fldCharType="separate"/>
       </w:r>
-      <w:hyperlink w:anchor="_Toc239111714" w:history="1">
+      <w:hyperlink w:anchor="_Toc239131509" w:history="1">
         <w:r>
           <w:rPr>
             <w:rStyle w:val="affa"/>
@@ -545,7 +538,7 @@
             <w:noProof/>
             <w:webHidden/>
           </w:rPr>
-          <w:instrText xml:space="preserve"> PAGEREF _Toc239111714 \h </w:instrText>
+          <w:instrText xml:space="preserve"> PAGEREF _Toc239131509 \h </w:instrText>
         </w:r>
         <w:r>
           <w:rPr>
@@ -583,17 +576,10 @@
           <w:tab w:val="right" w:leader="dot" w:pos="9062"/>
         </w:tabs>
         <w:rPr>
-          <w:rFonts w:asciiTheme="minorHAnsi" w:eastAsiaTheme="minorEastAsia" w:hAnsiTheme="minorHAnsi"/>
           <w:noProof/>
-          <w:color w:val="auto"/>
-          <w:kern w:val="2"/>
-          <w:sz w:val="24"/>
-          <w:szCs w:val="24"/>
-          <w:lang w:eastAsia="zh-TW"/>
-          <w14:ligatures w14:val="standardContextual"/>
         </w:rPr>
       </w:pPr>
-      <w:hyperlink w:anchor="_Toc239111715" w:history="1">
+      <w:hyperlink w:anchor="_Toc239131510" w:history="1">
         <w:r>
           <w:rPr>
             <w:rStyle w:val="affa"/>
@@ -620,7 +606,7 @@
             <w:noProof/>
             <w:webHidden/>
           </w:rPr>
-          <w:instrText xml:space="preserve"> PAGEREF _Toc239111715 \h </w:instrText>
+          <w:instrText xml:space="preserve"> PAGEREF _Toc239131510 \h </w:instrText>
         </w:r>
         <w:r>
           <w:rPr>
@@ -658,17 +644,10 @@
           <w:tab w:val="right" w:leader="dot" w:pos="9062"/>
         </w:tabs>
         <w:rPr>
-          <w:rFonts w:asciiTheme="minorHAnsi" w:eastAsiaTheme="minorEastAsia" w:hAnsiTheme="minorHAnsi"/>
           <w:noProof/>
-          <w:color w:val="auto"/>
-          <w:kern w:val="2"/>
-          <w:sz w:val="24"/>
-          <w:szCs w:val="24"/>
-          <w:lang w:eastAsia="zh-TW"/>
-          <w14:ligatures w14:val="standardContextual"/>
         </w:rPr>
       </w:pPr>
-      <w:hyperlink w:anchor="_Toc239111716" w:history="1">
+      <w:hyperlink w:anchor="_Toc239131511" w:history="1">
         <w:r>
           <w:rPr>
             <w:rStyle w:val="affa"/>
@@ -695,7 +674,7 @@
             <w:noProof/>
             <w:webHidden/>
           </w:rPr>
-          <w:instrText xml:space="preserve"> PAGEREF _Toc239111716 \h </w:instrText>
+          <w:instrText xml:space="preserve"> PAGEREF _Toc239131511 \h </w:instrText>
         </w:r>
         <w:r>
           <w:rPr>
@@ -733,17 +712,10 @@
           <w:tab w:val="right" w:leader="dot" w:pos="9062"/>
         </w:tabs>
         <w:rPr>
-          <w:rFonts w:asciiTheme="minorHAnsi" w:eastAsiaTheme="minorEastAsia" w:hAnsiTheme="minorHAnsi"/>
           <w:noProof/>
-          <w:color w:val="auto"/>
-          <w:kern w:val="2"/>
-          <w:sz w:val="24"/>
-          <w:szCs w:val="24"/>
-          <w:lang w:eastAsia="zh-TW"/>
-          <w14:ligatures w14:val="standardContextual"/>
         </w:rPr>
       </w:pPr>
-      <w:hyperlink w:anchor="_Toc239111717" w:history="1">
+      <w:hyperlink w:anchor="_Toc239131512" w:history="1">
         <w:r>
           <w:rPr>
             <w:rStyle w:val="affa"/>
@@ -770,7 +742,7 @@
             <w:noProof/>
             <w:webHidden/>
           </w:rPr>
-          <w:instrText xml:space="preserve"> PAGEREF _Toc239111717 \h </w:instrText>
+          <w:instrText xml:space="preserve"> PAGEREF _Toc239131512 \h </w:instrText>
         </w:r>
         <w:r>
           <w:rPr>
@@ -808,17 +780,10 @@
           <w:tab w:val="right" w:leader="dot" w:pos="9062"/>
         </w:tabs>
         <w:rPr>
-          <w:rFonts w:asciiTheme="minorHAnsi" w:eastAsiaTheme="minorEastAsia" w:hAnsiTheme="minorHAnsi"/>
           <w:noProof/>
-          <w:color w:val="auto"/>
-          <w:kern w:val="2"/>
-          <w:sz w:val="24"/>
-          <w:szCs w:val="24"/>
-          <w:lang w:eastAsia="zh-TW"/>
-          <w14:ligatures w14:val="standardContextual"/>
         </w:rPr>
       </w:pPr>
-      <w:hyperlink w:anchor="_Toc239111718" w:history="1">
+      <w:hyperlink w:anchor="_Toc239131513" w:history="1">
         <w:r>
           <w:rPr>
             <w:rStyle w:val="affa"/>
@@ -845,7 +810,7 @@
             <w:noProof/>
             <w:webHidden/>
           </w:rPr>
-          <w:instrText xml:space="preserve"> PAGEREF _Toc239111718 \h </w:instrText>
+          <w:instrText xml:space="preserve"> PAGEREF _Toc239131513 \h </w:instrText>
         </w:r>
         <w:r>
           <w:rPr>
@@ -883,17 +848,10 @@
           <w:tab w:val="right" w:leader="dot" w:pos="9062"/>
         </w:tabs>
         <w:rPr>
-          <w:rFonts w:asciiTheme="minorHAnsi" w:eastAsiaTheme="minorEastAsia" w:hAnsiTheme="minorHAnsi"/>
           <w:noProof/>
-          <w:color w:val="auto"/>
-          <w:kern w:val="2"/>
-          <w:sz w:val="24"/>
-          <w:szCs w:val="24"/>
-          <w:lang w:eastAsia="zh-TW"/>
-          <w14:ligatures w14:val="standardContextual"/>
         </w:rPr>
       </w:pPr>
-      <w:hyperlink w:anchor="_Toc239111719" w:history="1">
+      <w:hyperlink w:anchor="_Toc239131514" w:history="1">
         <w:r>
           <w:rPr>
             <w:rStyle w:val="affa"/>
@@ -920,7 +878,7 @@
             <w:noProof/>
             <w:webHidden/>
           </w:rPr>
-          <w:instrText xml:space="preserve"> PAGEREF _Toc239111719 \h </w:instrText>
+          <w:instrText xml:space="preserve"> PAGEREF _Toc239131514 \h </w:instrText>
         </w:r>
         <w:r>
           <w:rPr>
@@ -958,17 +916,10 @@
           <w:tab w:val="right" w:leader="dot" w:pos="9062"/>
         </w:tabs>
         <w:rPr>
-          <w:rFonts w:asciiTheme="minorHAnsi" w:eastAsiaTheme="minorEastAsia" w:hAnsiTheme="minorHAnsi"/>
           <w:noProof/>
-          <w:color w:val="auto"/>
-          <w:kern w:val="2"/>
-          <w:sz w:val="24"/>
-          <w:szCs w:val="24"/>
-          <w:lang w:eastAsia="zh-TW"/>
-          <w14:ligatures w14:val="standardContextual"/>
         </w:rPr>
       </w:pPr>
-      <w:hyperlink w:anchor="_Toc239111720" w:history="1">
+      <w:hyperlink w:anchor="_Toc239131515" w:history="1">
         <w:r>
           <w:rPr>
             <w:rStyle w:val="affa"/>
@@ -995,7 +946,7 @@
             <w:noProof/>
             <w:webHidden/>
           </w:rPr>
-          <w:instrText xml:space="preserve"> PAGEREF _Toc239111720 \h </w:instrText>
+          <w:instrText xml:space="preserve"> PAGEREF _Toc239131515 \h </w:instrText>
         </w:r>
         <w:r>
           <w:rPr>
@@ -1033,17 +984,10 @@
           <w:tab w:val="right" w:leader="dot" w:pos="9062"/>
         </w:tabs>
         <w:rPr>
-          <w:rFonts w:asciiTheme="minorHAnsi" w:eastAsiaTheme="minorEastAsia" w:hAnsiTheme="minorHAnsi"/>
           <w:noProof/>
-          <w:color w:val="auto"/>
-          <w:kern w:val="2"/>
-          <w:sz w:val="24"/>
-          <w:szCs w:val="24"/>
-          <w:lang w:eastAsia="zh-TW"/>
-          <w14:ligatures w14:val="standardContextual"/>
         </w:rPr>
       </w:pPr>
-      <w:hyperlink w:anchor="_Toc239111721" w:history="1">
+      <w:hyperlink w:anchor="_Toc239131516" w:history="1">
         <w:r>
           <w:rPr>
             <w:rStyle w:val="affa"/>
@@ -1070,7 +1014,7 @@
             <w:noProof/>
             <w:webHidden/>
           </w:rPr>
-          <w:instrText xml:space="preserve"> PAGEREF _Toc239111721 \h </w:instrText>
+          <w:instrText xml:space="preserve"> PAGEREF _Toc239131516 \h </w:instrText>
         </w:r>
         <w:r>
           <w:rPr>
@@ -1108,17 +1052,10 @@
           <w:tab w:val="right" w:leader="dot" w:pos="9062"/>
         </w:tabs>
         <w:rPr>
-          <w:rFonts w:asciiTheme="minorHAnsi" w:eastAsiaTheme="minorEastAsia" w:hAnsiTheme="minorHAnsi"/>
           <w:noProof/>
-          <w:color w:val="auto"/>
-          <w:kern w:val="2"/>
-          <w:sz w:val="24"/>
-          <w:szCs w:val="24"/>
-          <w:lang w:eastAsia="zh-TW"/>
-          <w14:ligatures w14:val="standardContextual"/>
         </w:rPr>
       </w:pPr>
-      <w:hyperlink w:anchor="_Toc239111722" w:history="1">
+      <w:hyperlink w:anchor="_Toc239131517" w:history="1">
         <w:r>
           <w:rPr>
             <w:rStyle w:val="affa"/>
@@ -1145,7 +1082,7 @@
             <w:noProof/>
             <w:webHidden/>
           </w:rPr>
-          <w:instrText xml:space="preserve"> PAGEREF _Toc239111722 \h </w:instrText>
+          <w:instrText xml:space="preserve"> PAGEREF _Toc239131517 \h </w:instrText>
         </w:r>
         <w:r>
           <w:rPr>
@@ -1183,17 +1120,10 @@
           <w:tab w:val="right" w:leader="dot" w:pos="9062"/>
         </w:tabs>
         <w:rPr>
-          <w:rFonts w:asciiTheme="minorHAnsi" w:eastAsiaTheme="minorEastAsia" w:hAnsiTheme="minorHAnsi"/>
           <w:noProof/>
-          <w:color w:val="auto"/>
-          <w:kern w:val="2"/>
-          <w:sz w:val="24"/>
-          <w:szCs w:val="24"/>
-          <w:lang w:eastAsia="zh-TW"/>
-          <w14:ligatures w14:val="standardContextual"/>
         </w:rPr>
       </w:pPr>
-      <w:hyperlink w:anchor="_Toc239111723" w:history="1">
+      <w:hyperlink w:anchor="_Toc239131518" w:history="1">
         <w:r>
           <w:rPr>
             <w:rStyle w:val="affa"/>
@@ -1220,7 +1150,7 @@
             <w:noProof/>
             <w:webHidden/>
           </w:rPr>
-          <w:instrText xml:space="preserve"> PAGEREF _Toc239111723 \h </w:instrText>
+          <w:instrText xml:space="preserve"> PAGEREF _Toc239131518 \h </w:instrText>
         </w:r>
         <w:r>
           <w:rPr>
@@ -1258,17 +1188,10 @@
           <w:tab w:val="right" w:leader="dot" w:pos="9062"/>
         </w:tabs>
         <w:rPr>
-          <w:rFonts w:asciiTheme="minorHAnsi" w:eastAsiaTheme="minorEastAsia" w:hAnsiTheme="minorHAnsi"/>
           <w:noProof/>
-          <w:color w:val="auto"/>
-          <w:kern w:val="2"/>
-          <w:sz w:val="24"/>
-          <w:szCs w:val="24"/>
-          <w:lang w:eastAsia="zh-TW"/>
-          <w14:ligatures w14:val="standardContextual"/>
         </w:rPr>
       </w:pPr>
-      <w:hyperlink w:anchor="_Toc239111724" w:history="1">
+      <w:hyperlink w:anchor="_Toc239131519" w:history="1">
         <w:r>
           <w:rPr>
             <w:rStyle w:val="affa"/>
@@ -1295,7 +1218,7 @@
             <w:noProof/>
             <w:webHidden/>
           </w:rPr>
-          <w:instrText xml:space="preserve"> PAGEREF _Toc239111724 \h </w:instrText>
+          <w:instrText xml:space="preserve"> PAGEREF _Toc239131519 \h </w:instrText>
         </w:r>
         <w:r>
           <w:rPr>
@@ -1333,17 +1256,10 @@
           <w:tab w:val="right" w:leader="dot" w:pos="9062"/>
         </w:tabs>
         <w:rPr>
-          <w:rFonts w:asciiTheme="minorHAnsi" w:eastAsiaTheme="minorEastAsia" w:hAnsiTheme="minorHAnsi"/>
           <w:noProof/>
-          <w:color w:val="auto"/>
-          <w:kern w:val="2"/>
-          <w:sz w:val="24"/>
-          <w:szCs w:val="24"/>
-          <w:lang w:eastAsia="zh-TW"/>
-          <w14:ligatures w14:val="standardContextual"/>
         </w:rPr>
       </w:pPr>
-      <w:hyperlink w:anchor="_Toc239111725" w:history="1">
+      <w:hyperlink w:anchor="_Toc239131520" w:history="1">
         <w:r>
           <w:rPr>
             <w:rStyle w:val="affa"/>
@@ -1370,7 +1286,7 @@
             <w:noProof/>
             <w:webHidden/>
           </w:rPr>
-          <w:instrText xml:space="preserve"> PAGEREF _Toc239111725 \h </w:instrText>
+          <w:instrText xml:space="preserve"> PAGEREF _Toc239131520 \h </w:instrText>
         </w:r>
         <w:r>
           <w:rPr>
@@ -1408,17 +1324,10 @@
           <w:tab w:val="right" w:leader="dot" w:pos="9062"/>
         </w:tabs>
         <w:rPr>
-          <w:rFonts w:asciiTheme="minorHAnsi" w:eastAsiaTheme="minorEastAsia" w:hAnsiTheme="minorHAnsi"/>
           <w:noProof/>
-          <w:color w:val="auto"/>
-          <w:kern w:val="2"/>
-          <w:sz w:val="24"/>
-          <w:szCs w:val="24"/>
-          <w:lang w:eastAsia="zh-TW"/>
-          <w14:ligatures w14:val="standardContextual"/>
         </w:rPr>
       </w:pPr>
-      <w:hyperlink w:anchor="_Toc239111726" w:history="1">
+      <w:hyperlink w:anchor="_Toc239131521" w:history="1">
         <w:r>
           <w:rPr>
             <w:rStyle w:val="affa"/>
@@ -1445,7 +1354,7 @@
             <w:noProof/>
             <w:webHidden/>
           </w:rPr>
-          <w:instrText xml:space="preserve"> PAGEREF _Toc239111726 \h </w:instrText>
+          <w:instrText xml:space="preserve"> PAGEREF _Toc239131521 \h </w:instrText>
         </w:r>
         <w:r>
           <w:rPr>
@@ -1483,17 +1392,10 @@
           <w:tab w:val="right" w:leader="dot" w:pos="9062"/>
         </w:tabs>
         <w:rPr>
-          <w:rFonts w:asciiTheme="minorHAnsi" w:eastAsiaTheme="minorEastAsia" w:hAnsiTheme="minorHAnsi"/>
           <w:noProof/>
-          <w:color w:val="auto"/>
-          <w:kern w:val="2"/>
-          <w:sz w:val="24"/>
-          <w:szCs w:val="24"/>
-          <w:lang w:eastAsia="zh-TW"/>
-          <w14:ligatures w14:val="standardContextual"/>
         </w:rPr>
       </w:pPr>
-      <w:hyperlink w:anchor="_Toc239111727" w:history="1">
+      <w:hyperlink w:anchor="_Toc239131522" w:history="1">
         <w:r>
           <w:rPr>
             <w:rStyle w:val="affa"/>
@@ -1520,7 +1422,7 @@
             <w:noProof/>
             <w:webHidden/>
           </w:rPr>
-          <w:instrText xml:space="preserve"> PAGEREF _Toc239111727 \h </w:instrText>
+          <w:instrText xml:space="preserve"> PAGEREF _Toc239131522 \h </w:instrText>
         </w:r>
         <w:r>
           <w:rPr>
@@ -1572,7 +1474,7 @@
         </w:pBdr>
         <w:spacing w:line="288" w:lineRule="auto"/>
       </w:pPr>
-      <w:bookmarkStart w:id="0" w:name="_Toc239111714"/>
+      <w:bookmarkStart w:id="0" w:name="_Toc239131509"/>
       <w:r>
         <w:rPr>
           <w:rFonts w:ascii="新細明體" w:eastAsia="新細明體" w:hAnsi="新細明體"/>
@@ -2147,7 +2049,7 @@
         </w:pBdr>
         <w:spacing w:line="288" w:lineRule="auto"/>
       </w:pPr>
-      <w:bookmarkStart w:id="1" w:name="_Toc239111715"/>
+      <w:bookmarkStart w:id="1" w:name="_Toc239131510"/>
       <w:r>
         <w:rPr>
           <w:rFonts w:ascii="新細明體" w:eastAsia="新細明體" w:hAnsi="新細明體"/>
@@ -2545,7 +2447,25 @@
         <w:t xml:space="preserve">• </w:t>
       </w:r>
       <w:r>
-        <w:t>新增報讀：學生正式加入該班的就讀安排；之後才會按規則出現在點名等流程</w:t>
+        <w:t>新增報讀：學生正式加入該班的就讀安排；之後才會按規則出現在點名等流程。學生詳細頁與前台精靈新增報讀時，班別名單只顯示本學年（</w:t>
+      </w:r>
+      <w:r>
+        <w:t>2627</w:t>
+      </w:r>
+      <w:r>
+        <w:t>）；已結束的</w:t>
+      </w:r>
+      <w:r>
+        <w:t xml:space="preserve"> 26SM </w:t>
+      </w:r>
+      <w:r>
+        <w:t>暑期班不會出現。已有的</w:t>
+      </w:r>
+      <w:r>
+        <w:t xml:space="preserve"> 26SM </w:t>
+      </w:r>
+      <w:r>
+        <w:t>報讀紀錄仍可在學生詳情查閱</w:t>
       </w:r>
     </w:p>
     <w:p>
@@ -2583,6 +2503,7 @@
         <w:spacing w:after="160" w:line="324" w:lineRule="auto"/>
       </w:pPr>
       <w:r>
+        <w:lastRenderedPageBreak/>
         <w:t>安排轉班、停學或家長要求「退出該班」時，應走結束報讀／退讀流程，並核對收費與未來堂次，避免只改口頭說法而系統仍顯示就讀中。</w:t>
       </w:r>
     </w:p>
@@ -2595,7 +2516,6 @@
         <w:rPr>
           <w:rFonts w:ascii="新細明體" w:eastAsia="新細明體" w:hAnsi="新細明體"/>
         </w:rPr>
-        <w:lastRenderedPageBreak/>
         <w:t xml:space="preserve">2.4 </w:t>
       </w:r>
       <w:r>
@@ -3429,6 +3349,7 @@
         <w:spacing w:after="160" w:line="324" w:lineRule="auto"/>
       </w:pPr>
       <w:r>
+        <w:lastRenderedPageBreak/>
         <w:t>暫時停讀、或中一停讀後於中五再報讀且未標為已畢業的學生，仍屬名冊範圍，不得因其停讀一段而隱藏。在讀期間一律視為活躍，不會因「最後一次報讀已超過三個月」而跌出活躍頁。</w:t>
       </w:r>
     </w:p>
@@ -3437,7 +3358,6 @@
         <w:spacing w:after="160" w:line="324" w:lineRule="auto"/>
       </w:pPr>
       <w:r>
-        <w:lastRenderedPageBreak/>
         <w:t>班別管理預設只載入日常營運窗內的學年（約兩個常規學年，連帶其間暑期）；更舊班別可按「顯示」或改選學年查看。這不是刪除：班別詳細頁以連結開啟者仍可讀。排程日曆跟所選日期範圍，舊日點名連結仍可開啟。</w:t>
       </w:r>
     </w:p>
@@ -3462,7 +3382,7 @@
         </w:pBdr>
         <w:spacing w:line="288" w:lineRule="auto"/>
       </w:pPr>
-      <w:bookmarkStart w:id="2" w:name="_Toc239111716"/>
+      <w:bookmarkStart w:id="2" w:name="_Toc239131511"/>
       <w:r>
         <w:rPr>
           <w:rFonts w:ascii="新細明體" w:eastAsia="新細明體" w:hAnsi="新細明體"/>
@@ -5242,7 +5162,7 @@
         </w:pBdr>
         <w:spacing w:line="288" w:lineRule="auto"/>
       </w:pPr>
-      <w:bookmarkStart w:id="3" w:name="_Toc239111717"/>
+      <w:bookmarkStart w:id="3" w:name="_Toc239131512"/>
       <w:r>
         <w:rPr>
           <w:rFonts w:ascii="新細明體" w:eastAsia="新細明體" w:hAnsi="新細明體"/>
@@ -6398,7 +6318,7 @@
         </w:pBdr>
         <w:spacing w:line="288" w:lineRule="auto"/>
       </w:pPr>
-      <w:bookmarkStart w:id="4" w:name="_Toc239111718"/>
+      <w:bookmarkStart w:id="4" w:name="_Toc239131513"/>
       <w:r>
         <w:rPr>
           <w:rFonts w:ascii="新細明體" w:eastAsia="新細明體" w:hAnsi="新細明體"/>
@@ -7668,7 +7588,7 @@
         </w:pBdr>
         <w:spacing w:line="288" w:lineRule="auto"/>
       </w:pPr>
-      <w:bookmarkStart w:id="5" w:name="_Toc239111719"/>
+      <w:bookmarkStart w:id="5" w:name="_Toc239131514"/>
       <w:r>
         <w:rPr>
           <w:rFonts w:ascii="新細明體" w:eastAsia="新細明體" w:hAnsi="新細明體"/>
@@ -8455,7 +8375,7 @@
         </w:pBdr>
         <w:spacing w:line="288" w:lineRule="auto"/>
       </w:pPr>
-      <w:bookmarkStart w:id="6" w:name="_Toc239111720"/>
+      <w:bookmarkStart w:id="6" w:name="_Toc239131515"/>
       <w:r>
         <w:rPr>
           <w:rFonts w:ascii="新細明體" w:eastAsia="新細明體" w:hAnsi="新細明體"/>
@@ -10973,7 +10893,7 @@
         </w:pBdr>
         <w:spacing w:line="288" w:lineRule="auto"/>
       </w:pPr>
-      <w:bookmarkStart w:id="7" w:name="_Toc239111721"/>
+      <w:bookmarkStart w:id="7" w:name="_Toc239131516"/>
       <w:r>
         <w:rPr>
           <w:rFonts w:ascii="新細明體" w:eastAsia="新細明體" w:hAnsi="新細明體"/>
@@ -12594,7 +12514,7 @@
         </w:pBdr>
         <w:spacing w:line="288" w:lineRule="auto"/>
       </w:pPr>
-      <w:bookmarkStart w:id="8" w:name="_Toc239111722"/>
+      <w:bookmarkStart w:id="8" w:name="_Toc239131517"/>
       <w:r>
         <w:rPr>
           <w:rFonts w:ascii="新細明體" w:eastAsia="新細明體" w:hAnsi="新細明體"/>
@@ -13693,7 +13613,7 @@
         </w:pBdr>
         <w:spacing w:line="288" w:lineRule="auto"/>
       </w:pPr>
-      <w:bookmarkStart w:id="9" w:name="_Toc239111723"/>
+      <w:bookmarkStart w:id="9" w:name="_Toc239131518"/>
       <w:r>
         <w:rPr>
           <w:rFonts w:ascii="新細明體" w:eastAsia="新細明體" w:hAnsi="新細明體"/>
@@ -14122,6 +14042,7 @@
         <w:ind w:left="425" w:hanging="227"/>
       </w:pPr>
       <w:r>
+        <w:lastRenderedPageBreak/>
         <w:t xml:space="preserve">4. </w:t>
       </w:r>
       <w:r>
@@ -14641,11 +14562,12 @@
         </w:pBdr>
         <w:spacing w:line="288" w:lineRule="auto"/>
       </w:pPr>
-      <w:bookmarkStart w:id="10" w:name="_Toc239111724"/>
+      <w:bookmarkStart w:id="10" w:name="_Toc239131519"/>
       <w:r>
         <w:rPr>
           <w:rFonts w:ascii="新細明體" w:eastAsia="新細明體" w:hAnsi="新細明體"/>
         </w:rPr>
+        <w:lastRenderedPageBreak/>
         <w:t xml:space="preserve">11. </w:t>
       </w:r>
       <w:r>
@@ -15438,6 +15360,7 @@
               <w:rPr>
                 <w:sz w:val="20"/>
               </w:rPr>
+              <w:lastRenderedPageBreak/>
               <w:t>其他</w:t>
             </w:r>
           </w:p>
@@ -15566,7 +15489,7 @@
         </w:pBdr>
         <w:spacing w:line="288" w:lineRule="auto"/>
       </w:pPr>
-      <w:bookmarkStart w:id="11" w:name="_Toc239111725"/>
+      <w:bookmarkStart w:id="11" w:name="_Toc239131520"/>
       <w:r>
         <w:rPr>
           <w:rFonts w:ascii="新細明體" w:eastAsia="新細明體" w:hAnsi="新細明體"/>
@@ -16469,7 +16392,7 @@
         </w:pBdr>
         <w:spacing w:line="288" w:lineRule="auto"/>
       </w:pPr>
-      <w:bookmarkStart w:id="12" w:name="_Toc239111726"/>
+      <w:bookmarkStart w:id="12" w:name="_Toc239131521"/>
       <w:r>
         <w:rPr>
           <w:rFonts w:ascii="新細明體" w:eastAsia="新細明體" w:hAnsi="新細明體"/>
@@ -29353,7 +29276,7 @@
         </w:pBdr>
         <w:spacing w:line="288" w:lineRule="auto"/>
       </w:pPr>
-      <w:bookmarkStart w:id="13" w:name="_Toc239111727"/>
+      <w:bookmarkStart w:id="13" w:name="_Toc239131522"/>
       <w:r>
         <w:rPr>
           <w:rFonts w:ascii="新細明體" w:eastAsia="新細明體" w:hAnsi="新細明體"/>
@@ -31168,31 +31091,31 @@
       </w:rPr>
     </w:lvl>
   </w:abstractNum>
-  <w:num w:numId="1" w16cid:durableId="919021605">
+  <w:num w:numId="1" w16cid:durableId="1294095411">
     <w:abstractNumId w:val="8"/>
   </w:num>
-  <w:num w:numId="2" w16cid:durableId="1615164596">
+  <w:num w:numId="2" w16cid:durableId="944582490">
     <w:abstractNumId w:val="6"/>
   </w:num>
-  <w:num w:numId="3" w16cid:durableId="1609192937">
+  <w:num w:numId="3" w16cid:durableId="1175651681">
     <w:abstractNumId w:val="5"/>
   </w:num>
-  <w:num w:numId="4" w16cid:durableId="516622987">
+  <w:num w:numId="4" w16cid:durableId="376662762">
     <w:abstractNumId w:val="4"/>
   </w:num>
-  <w:num w:numId="5" w16cid:durableId="20857648">
+  <w:num w:numId="5" w16cid:durableId="2044012566">
     <w:abstractNumId w:val="7"/>
   </w:num>
-  <w:num w:numId="6" w16cid:durableId="1718235645">
+  <w:num w:numId="6" w16cid:durableId="1103457055">
     <w:abstractNumId w:val="3"/>
   </w:num>
-  <w:num w:numId="7" w16cid:durableId="1317496933">
+  <w:num w:numId="7" w16cid:durableId="1096174034">
     <w:abstractNumId w:val="2"/>
   </w:num>
-  <w:num w:numId="8" w16cid:durableId="921259921">
+  <w:num w:numId="8" w16cid:durableId="1884975215">
     <w:abstractNumId w:val="1"/>
   </w:num>
-  <w:num w:numId="9" w16cid:durableId="668482762">
+  <w:num w:numId="9" w16cid:durableId="2116703528">
     <w:abstractNumId w:val="0"/>
   </w:num>
 </w:numbering>
@@ -42587,14 +42510,14 @@
     <w:autoRedefine/>
     <w:uiPriority w:val="39"/>
     <w:unhideWhenUsed/>
-    <w:rsid w:val="00A7249D"/>
+    <w:rsid w:val="00D96CC1"/>
   </w:style>
   <w:style w:type="character" w:styleId="affa">
     <w:name w:val="Hyperlink"/>
     <w:basedOn w:val="a2"/>
     <w:uiPriority w:val="99"/>
     <w:unhideWhenUsed/>
-    <w:rsid w:val="00A7249D"/>
+    <w:rsid w:val="00D96CC1"/>
     <w:rPr>
       <w:color w:val="0000FF" w:themeColor="hyperlink"/>
       <w:u w:val="single"/>
